--- a/Tuto4 - D3js in React.docx
+++ b/Tuto4 - D3js in React.docx
@@ -4,7 +4,7 @@
   <w:body>
     <w:p>
       <w:pPr>
-        <w:pStyle w:val="Titre"/>
+        <w:pStyle w:val="Title"/>
         <w:rPr>
           <w:szCs w:val="48"/>
         </w:rPr>
@@ -36,7 +36,7 @@
     </w:p>
     <w:p>
       <w:pPr>
-        <w:pStyle w:val="Titre1"/>
+        <w:pStyle w:val="Heading1"/>
       </w:pPr>
       <w:r>
         <w:t>Introduction</w:t>
@@ -44,7 +44,7 @@
     </w:p>
     <w:p>
       <w:pPr>
-        <w:pStyle w:val="Titre2"/>
+        <w:pStyle w:val="Heading2"/>
       </w:pPr>
       <w:r>
         <w:t>Getting the tutorial</w:t>
@@ -57,7 +57,7 @@
       <w:hyperlink r:id="rId5" w:history="1">
         <w:r>
           <w:rPr>
-            <w:rStyle w:val="Lienhypertexte"/>
+            <w:rStyle w:val="Hyperlink"/>
           </w:rPr>
           <w:t>https://github.com/nicolasmedoc/Tuto4-D3js-React</w:t>
         </w:r>
@@ -70,7 +70,7 @@
     </w:p>
     <w:p>
       <w:pPr>
-        <w:pStyle w:val="Titre2"/>
+        <w:pStyle w:val="Heading2"/>
       </w:pPr>
       <w:r>
         <w:t>Purpose</w:t>
@@ -78,7 +78,7 @@
     </w:p>
     <w:p>
       <w:pPr>
-        <w:pStyle w:val="Paragraphedeliste"/>
+        <w:pStyle w:val="ListParagraph"/>
         <w:numPr>
           <w:ilvl w:val="0"/>
           <w:numId w:val="11"/>
@@ -99,7 +99,7 @@
     </w:p>
     <w:p>
       <w:pPr>
-        <w:pStyle w:val="Paragraphedeliste"/>
+        <w:pStyle w:val="ListParagraph"/>
         <w:numPr>
           <w:ilvl w:val="0"/>
           <w:numId w:val="11"/>
@@ -129,7 +129,7 @@
     </w:p>
     <w:p>
       <w:pPr>
-        <w:pStyle w:val="Paragraphedeliste"/>
+        <w:pStyle w:val="ListParagraph"/>
         <w:numPr>
           <w:ilvl w:val="0"/>
           <w:numId w:val="11"/>
@@ -159,7 +159,7 @@
     </w:p>
     <w:p>
       <w:pPr>
-        <w:pStyle w:val="Titre2"/>
+        <w:pStyle w:val="Heading2"/>
       </w:pPr>
       <w:r>
         <w:t>Look</w:t>
@@ -218,44 +218,95 @@
         <w:pStyle w:val="Code"/>
       </w:pPr>
       <w:r>
-        <w:t>.row:after {</w:t>
-      </w:r>
-      <w:r>
-        <w:br/>
-        <w:t xml:space="preserve">    content: "";</w:t>
-      </w:r>
-      <w:r>
-        <w:br/>
-        <w:t xml:space="preserve">    display: table;</w:t>
-      </w:r>
-      <w:r>
-        <w:br/>
-        <w:t xml:space="preserve">    clear: both;</w:t>
-      </w:r>
-      <w:r>
-        <w:br/>
+        <w:t>.row {</w:t>
+      </w:r>
+    </w:p>
+    <w:p>
+      <w:pPr>
+        <w:pStyle w:val="Code"/>
+      </w:pPr>
+      <w:r>
+        <w:t xml:space="preserve">    display: flex;</w:t>
+      </w:r>
+    </w:p>
+    <w:p>
+      <w:pPr>
+        <w:pStyle w:val="Code"/>
+      </w:pPr>
+      <w:r>
+        <w:t xml:space="preserve">    flex-direction: row;</w:t>
+      </w:r>
+    </w:p>
+    <w:p>
+      <w:pPr>
+        <w:pStyle w:val="Code"/>
+      </w:pPr>
+      <w:r>
+        <w:t xml:space="preserve">    flex-wrap: nowrap;</w:t>
+      </w:r>
+    </w:p>
+    <w:p>
+      <w:pPr>
+        <w:pStyle w:val="Code"/>
+      </w:pPr>
+      <w:r>
+        <w:t xml:space="preserve">    justify-content: flex-start;</w:t>
+      </w:r>
+    </w:p>
+    <w:p>
+      <w:pPr>
+        <w:pStyle w:val="Code"/>
+      </w:pPr>
+      <w:r>
+        <w:t xml:space="preserve">    gap: 10px;</w:t>
+      </w:r>
+    </w:p>
+    <w:p>
+      <w:pPr>
+        <w:pStyle w:val="Code"/>
+      </w:pPr>
+      <w:r>
         <w:t>}</w:t>
       </w:r>
-      <w:r>
-        <w:br/>
-        <w:t>.col2{</w:t>
-      </w:r>
-      <w:r>
-        <w:br/>
-        <w:t xml:space="preserve">    float: left;</w:t>
-      </w:r>
-      <w:r>
-        <w:br/>
-        <w:t xml:space="preserve">    width: 50%;</w:t>
-      </w:r>
-      <w:r>
-        <w:br/>
+    </w:p>
+    <w:p>
+      <w:pPr>
+        <w:pStyle w:val="Code"/>
+      </w:pPr>
+      <w:r>
+        <w:t>.col{</w:t>
+      </w:r>
+    </w:p>
+    <w:p>
+      <w:pPr>
+        <w:pStyle w:val="Code"/>
+      </w:pPr>
+      <w:r>
+        <w:t xml:space="preserve">    flex-grow: 1;</w:t>
+      </w:r>
+    </w:p>
+    <w:p>
+      <w:pPr>
+        <w:pStyle w:val="Code"/>
+      </w:pPr>
+      <w:r>
+        <w:t xml:space="preserve">    flex-basis: 0;</w:t>
+      </w:r>
+    </w:p>
+    <w:p>
+      <w:pPr>
+        <w:pStyle w:val="Code"/>
+        <w:rPr>
+          <w:lang w:val="en-150"/>
+        </w:rPr>
+      </w:pPr>
+      <w:r>
         <w:t>}</w:t>
       </w:r>
     </w:p>
     <w:p>
       <w:pPr>
-        <w:pStyle w:val="Paragraphedeliste"/>
+        <w:pStyle w:val="ListParagraph"/>
         <w:numPr>
           <w:ilvl w:val="0"/>
           <w:numId w:val="8"/>
@@ -298,7 +349,19 @@
         <w:rPr>
           <w:lang w:val="en-GB"/>
         </w:rPr>
-        <w:t xml:space="preserve">class is used to declare that the &lt;div&gt; behaves as a row </w:t>
+        <w:t>class is used to declare that the &lt;div&gt; behaves as a row</w:t>
+      </w:r>
+      <w:r>
+        <w:rPr>
+          <w:lang w:val="en-GB"/>
+        </w:rPr>
+        <w:t xml:space="preserve"> and define the layout of child elements</w:t>
+      </w:r>
+      <w:r>
+        <w:rPr>
+          <w:lang w:val="en-GB"/>
+        </w:rPr>
+        <w:t xml:space="preserve"> </w:t>
       </w:r>
       <w:r>
         <w:rPr>
@@ -339,7 +402,7 @@
     </w:p>
     <w:p>
       <w:pPr>
-        <w:pStyle w:val="Paragraphedeliste"/>
+        <w:pStyle w:val="ListParagraph"/>
         <w:numPr>
           <w:ilvl w:val="0"/>
           <w:numId w:val="8"/>
@@ -364,7 +427,7 @@
         <w:rPr>
           <w:lang w:val="en-GB"/>
         </w:rPr>
-        <w:t>col2</w:t>
+        <w:t>col</w:t>
       </w:r>
       <w:r>
         <w:rPr>
@@ -454,7 +517,19 @@
         <w:rPr>
           <w:lang w:val="en-GB"/>
         </w:rPr>
-        <w:t>partitioned in 2 left</w:t>
+        <w:t xml:space="preserve">partitioned in </w:t>
+      </w:r>
+      <w:r>
+        <w:rPr>
+          <w:lang w:val="en-GB"/>
+        </w:rPr>
+        <w:t xml:space="preserve">multiple </w:t>
+      </w:r>
+      <w:r>
+        <w:rPr>
+          <w:lang w:val="en-GB"/>
+        </w:rPr>
+        <w:t>left</w:t>
       </w:r>
       <w:r>
         <w:rPr>
@@ -467,6 +542,12 @@
           <w:lang w:val="en-GB"/>
         </w:rPr>
         <w:t>aligned columns</w:t>
+      </w:r>
+      <w:r>
+        <w:rPr>
+          <w:lang w:val="en-GB"/>
+        </w:rPr>
+        <w:t xml:space="preserve"> with the same size</w:t>
       </w:r>
       <w:r>
         <w:rPr>
@@ -539,6 +620,15 @@
           <w:u w:val="single"/>
           <w:lang w:val="en-GB"/>
         </w:rPr>
+        <w:t>x</w:t>
+      </w:r>
+      <w:r>
+        <w:rPr>
+          <w:b/>
+          <w:bCs/>
+          <w:u w:val="single"/>
+          <w:lang w:val="en-GB"/>
+        </w:rPr>
         <w:t>:</w:t>
       </w:r>
       <w:r>
@@ -562,7 +652,7 @@
     </w:p>
     <w:p>
       <w:pPr>
-        <w:pStyle w:val="Paragraphedeliste"/>
+        <w:pStyle w:val="ListParagraph"/>
         <w:numPr>
           <w:ilvl w:val="0"/>
           <w:numId w:val="9"/>
@@ -598,7 +688,7 @@
     </w:p>
     <w:p>
       <w:pPr>
-        <w:pStyle w:val="Paragraphedeliste"/>
+        <w:pStyle w:val="ListParagraph"/>
         <w:numPr>
           <w:ilvl w:val="0"/>
           <w:numId w:val="9"/>
@@ -640,7 +730,7 @@
     </w:p>
     <w:p>
       <w:pPr>
-        <w:pStyle w:val="Paragraphedeliste"/>
+        <w:pStyle w:val="ListParagraph"/>
         <w:numPr>
           <w:ilvl w:val="0"/>
           <w:numId w:val="9"/>
@@ -685,6 +775,7 @@
         <w:rPr>
           <w:lang w:val="en-GB"/>
         </w:rPr>
+        <w:lastRenderedPageBreak/>
         <w:t xml:space="preserve">In </w:t>
       </w:r>
       <w:r>
@@ -697,7 +788,19 @@
         <w:rPr>
           <w:lang w:val="en-GB"/>
         </w:rPr>
-        <w:t>MVC paradigm, it represents the controller and the model of the application.</w:t>
+        <w:t xml:space="preserve">MVC paradigm, </w:t>
+      </w:r>
+      <w:r>
+        <w:rPr>
+          <w:lang w:val="en-GB"/>
+        </w:rPr>
+        <w:t>App.jsx</w:t>
+      </w:r>
+      <w:r>
+        <w:rPr>
+          <w:lang w:val="en-GB"/>
+        </w:rPr>
+        <w:t xml:space="preserve"> represents the controller and the model of the application.</w:t>
       </w:r>
     </w:p>
     <w:p>
@@ -713,7 +816,25 @@
           <w:u w:val="single"/>
           <w:lang w:val="en-GB"/>
         </w:rPr>
-        <w:t>Matrix.js:</w:t>
+        <w:t>Matrix.js</w:t>
+      </w:r>
+      <w:r>
+        <w:rPr>
+          <w:b/>
+          <w:bCs/>
+          <w:u w:val="single"/>
+          <w:lang w:val="en-GB"/>
+        </w:rPr>
+        <w:t>x</w:t>
+      </w:r>
+      <w:r>
+        <w:rPr>
+          <w:b/>
+          <w:bCs/>
+          <w:u w:val="single"/>
+          <w:lang w:val="en-GB"/>
+        </w:rPr>
+        <w:t>:</w:t>
       </w:r>
       <w:r>
         <w:rPr>
@@ -864,26 +985,26 @@
       <w:pPr>
         <w:pStyle w:val="Code"/>
         <w:rPr>
-          <w:lang w:val="en-US"/>
-        </w:rPr>
-      </w:pPr>
-      <w:r>
-        <w:rPr>
-          <w:lang w:val="en-US"/>
-        </w:rPr>
-        <w:t>function Matrix({matrixData, genConfig}){</w:t>
-      </w:r>
-    </w:p>
-    <w:p>
-      <w:pPr>
-        <w:pStyle w:val="Code"/>
-        <w:rPr>
-          <w:lang w:val="en-US"/>
-        </w:rPr>
-      </w:pPr>
-      <w:r>
-        <w:rPr>
-          <w:lang w:val="en-US"/>
+          <w:lang w:val="fr-FR"/>
+        </w:rPr>
+      </w:pPr>
+      <w:r>
+        <w:rPr>
+          <w:lang w:val="fr-FR"/>
+        </w:rPr>
+        <w:t>function Matrix({matrixData}){</w:t>
+      </w:r>
+    </w:p>
+    <w:p>
+      <w:pPr>
+        <w:pStyle w:val="Code"/>
+        <w:rPr>
+          <w:lang w:val="fr-FR"/>
+        </w:rPr>
+      </w:pPr>
+      <w:r>
+        <w:rPr>
+          <w:lang w:val="fr-FR"/>
         </w:rPr>
         <w:t xml:space="preserve">    console.log("Matrix component function call")</w:t>
       </w:r>
@@ -894,7 +1015,7 @@
       </w:pPr>
       <w:r>
         <w:rPr>
-          <w:lang w:val="en-US"/>
+          <w:lang w:val="fr-FR"/>
         </w:rPr>
         <w:t xml:space="preserve">    </w:t>
       </w:r>
@@ -907,7 +1028,7 @@
         <w:pStyle w:val="Code"/>
       </w:pPr>
       <w:r>
-        <w:t xml:space="preserve">        &lt;div className="matrixDivContainer col2"&gt;</w:t>
+        <w:t xml:space="preserve">        &lt;div className="matrixDivContainer col"&gt;</w:t>
       </w:r>
     </w:p>
     <w:p>
@@ -954,7 +1075,7 @@
     </w:p>
     <w:p>
       <w:pPr>
-        <w:pStyle w:val="Titre1"/>
+        <w:pStyle w:val="Heading1"/>
       </w:pPr>
       <w:r>
         <w:t xml:space="preserve">Persisted values/object </w:t>
@@ -1004,7 +1125,6 @@
         <w:rPr>
           <w:lang w:val="en-GB"/>
         </w:rPr>
-        <w:lastRenderedPageBreak/>
         <w:t>Initialization =&gt; first render =&gt; state update =&gt; render =&gt; …</w:t>
       </w:r>
     </w:p>
@@ -1217,7 +1337,7 @@
     </w:p>
     <w:p>
       <w:pPr>
-        <w:pStyle w:val="Paragraphedeliste"/>
+        <w:pStyle w:val="ListParagraph"/>
         <w:numPr>
           <w:ilvl w:val="0"/>
           <w:numId w:val="10"/>
@@ -1241,7 +1361,7 @@
     </w:p>
     <w:p>
       <w:pPr>
-        <w:pStyle w:val="Paragraphedeliste"/>
+        <w:pStyle w:val="ListParagraph"/>
         <w:numPr>
           <w:ilvl w:val="0"/>
           <w:numId w:val="10"/>
@@ -1289,7 +1409,13 @@
         <w:t>ed</w:t>
       </w:r>
       <w:r>
-        <w:t xml:space="preserve"> over React cycles. We can use it </w:t>
+        <w:t xml:space="preserve"> over React cycles. We can use it</w:t>
+      </w:r>
+      <w:r>
+        <w:t xml:space="preserve"> in App.jsx</w:t>
+      </w:r>
+      <w:r>
+        <w:t xml:space="preserve"> </w:t>
       </w:r>
       <w:r>
         <w:t>to compute the initial data once and store it in the ref object</w:t>
@@ -1337,6 +1463,62 @@
         <w:rPr>
           <w:lang w:val="en-GB"/>
         </w:rPr>
+        <w:t>import {useRef} from "react";</w:t>
+      </w:r>
+    </w:p>
+    <w:p>
+      <w:pPr>
+        <w:pStyle w:val="Code"/>
+        <w:rPr>
+          <w:lang w:val="en-GB"/>
+        </w:rPr>
+      </w:pPr>
+      <w:r>
+        <w:rPr>
+          <w:lang w:val="en-GB"/>
+        </w:rPr>
+        <w:t>...</w:t>
+      </w:r>
+    </w:p>
+    <w:p>
+      <w:pPr>
+        <w:pStyle w:val="Code"/>
+        <w:rPr>
+          <w:lang w:val="en-GB"/>
+        </w:rPr>
+      </w:pPr>
+      <w:r>
+        <w:rPr>
+          <w:lang w:val="en-GB"/>
+        </w:rPr>
+        <w:t>function App() {</w:t>
+      </w:r>
+    </w:p>
+    <w:p>
+      <w:pPr>
+        <w:pStyle w:val="Code"/>
+        <w:rPr>
+          <w:lang w:val="en-GB"/>
+        </w:rPr>
+      </w:pPr>
+      <w:r>
+        <w:rPr>
+          <w:lang w:val="en-GB"/>
+        </w:rPr>
+        <w:t xml:space="preserve">    ...</w:t>
+      </w:r>
+    </w:p>
+    <w:p>
+      <w:pPr>
+        <w:pStyle w:val="Code"/>
+        <w:rPr>
+          <w:lang w:val="en-GB"/>
+        </w:rPr>
+      </w:pPr>
+      <w:r>
+        <w:rPr>
+          <w:lang w:val="en-GB"/>
+        </w:rPr>
         <w:t xml:space="preserve">    const initGenDataRef = useRef(null)</w:t>
       </w:r>
     </w:p>
@@ -1472,6 +1654,26 @@
         <w:rPr>
           <w:lang w:val="en-GB"/>
         </w:rPr>
+        <w:t>This allows to update the element with third-party libraries such as D3.js.</w:t>
+      </w:r>
+      <w:r>
+        <w:rPr>
+          <w:lang w:val="en-GB"/>
+        </w:rPr>
+        <w:t xml:space="preserve"> </w:t>
+      </w:r>
+    </w:p>
+    <w:p>
+      <w:pPr>
+        <w:rPr>
+          <w:lang w:val="en-GB"/>
+        </w:rPr>
+      </w:pPr>
+      <w:r>
+        <w:rPr>
+          <w:lang w:val="en-GB"/>
+        </w:rPr>
+        <w:lastRenderedPageBreak/>
         <w:t>I</w:t>
       </w:r>
       <w:r>
@@ -1484,6 +1686,12 @@
         <w:rPr>
           <w:lang w:val="en-GB"/>
         </w:rPr>
+        <w:t>x</w:t>
+      </w:r>
+      <w:r>
+        <w:rPr>
+          <w:lang w:val="en-GB"/>
+        </w:rPr>
         <w:t>, we use this mechanism</w:t>
       </w:r>
       <w:r>
@@ -1496,7 +1704,63 @@
         <w:rPr>
           <w:lang w:val="en-GB"/>
         </w:rPr>
-        <w:t>:</w:t>
+        <w:t>.</w:t>
+      </w:r>
+    </w:p>
+    <w:p>
+      <w:pPr>
+        <w:pStyle w:val="Code"/>
+        <w:rPr>
+          <w:lang w:val="en-GB"/>
+        </w:rPr>
+      </w:pPr>
+      <w:r>
+        <w:rPr>
+          <w:lang w:val="en-GB"/>
+        </w:rPr>
+        <w:t>import {useRef} from "react";</w:t>
+      </w:r>
+    </w:p>
+    <w:p>
+      <w:pPr>
+        <w:pStyle w:val="Code"/>
+        <w:rPr>
+          <w:lang w:val="en-GB"/>
+        </w:rPr>
+      </w:pPr>
+      <w:r>
+        <w:rPr>
+          <w:lang w:val="en-GB"/>
+        </w:rPr>
+        <w:t>...</w:t>
+      </w:r>
+    </w:p>
+    <w:p>
+      <w:pPr>
+        <w:pStyle w:val="Code"/>
+        <w:rPr>
+          <w:lang w:val="en-GB"/>
+        </w:rPr>
+      </w:pPr>
+      <w:r>
+        <w:rPr>
+          <w:lang w:val="en-GB"/>
+        </w:rPr>
+        <w:t>function Matrix({matrixData}){</w:t>
+      </w:r>
+    </w:p>
+    <w:p>
+      <w:pPr>
+        <w:pStyle w:val="Code"/>
+        <w:rPr>
+          <w:lang w:val="en-GB"/>
+        </w:rPr>
+      </w:pPr>
+      <w:r>
+        <w:rPr>
+          <w:lang w:val="en-GB"/>
+        </w:rPr>
+        <w:t>...</w:t>
       </w:r>
     </w:p>
     <w:p>
@@ -1536,7 +1800,7 @@
       </w:pPr>
       <w:r>
         <w:rPr>
-          <w:lang w:val="en-GB"/>
+          <w:lang w:val="fr-FR"/>
         </w:rPr>
         <w:t xml:space="preserve">        </w:t>
       </w:r>
@@ -1544,7 +1808,7 @@
         <w:rPr>
           <w:lang w:val="fr-FR"/>
         </w:rPr>
-        <w:t>&lt;div ref={divContainerRef} className="matrixDivContainer col2"&gt;</w:t>
+        <w:t>&lt;div ref={divContainerRef} className="matrixDivContainer col"&gt;</w:t>
       </w:r>
     </w:p>
     <w:p>
@@ -1650,7 +1914,7 @@
     </w:p>
     <w:p>
       <w:pPr>
-        <w:pStyle w:val="Titre1"/>
+        <w:pStyle w:val="Heading1"/>
       </w:pPr>
       <w:r>
         <w:t>Integrating D3JS in React component</w:t>
@@ -1686,7 +1950,7 @@
       <w:hyperlink r:id="rId6" w:history="1">
         <w:r>
           <w:rPr>
-            <w:rStyle w:val="Lienhypertexte"/>
+            <w:rStyle w:val="Hyperlink"/>
           </w:rPr>
           <w:t>https://github.com/nicolasmedoc/Tuto2-D3js/tree/labels</w:t>
         </w:r>
@@ -1709,7 +1973,7 @@
     </w:p>
     <w:p>
       <w:pPr>
-        <w:pStyle w:val="Paragraphedeliste"/>
+        <w:pStyle w:val="ListParagraph"/>
         <w:numPr>
           <w:ilvl w:val="0"/>
           <w:numId w:val="9"/>
@@ -1727,7 +1991,7 @@
     </w:p>
     <w:p>
       <w:pPr>
-        <w:pStyle w:val="Paragraphedeliste"/>
+        <w:pStyle w:val="ListParagraph"/>
         <w:numPr>
           <w:ilvl w:val="0"/>
           <w:numId w:val="9"/>
@@ -1745,7 +2009,7 @@
     </w:p>
     <w:p>
       <w:pPr>
-        <w:pStyle w:val="Paragraphedeliste"/>
+        <w:pStyle w:val="ListParagraph"/>
         <w:numPr>
           <w:ilvl w:val="0"/>
           <w:numId w:val="9"/>
@@ -1763,7 +2027,7 @@
     </w:p>
     <w:p>
       <w:pPr>
-        <w:pStyle w:val="Titre2"/>
+        <w:pStyle w:val="Heading2"/>
       </w:pPr>
       <w:r>
         <w:t>D3Js integrated as external “side effect” of a React component: useEffect() hook function</w:t>
@@ -1854,7 +2118,7 @@
     </w:p>
     <w:p>
       <w:pPr>
-        <w:pStyle w:val="Paragraphedeliste"/>
+        <w:pStyle w:val="ListParagraph"/>
         <w:numPr>
           <w:ilvl w:val="0"/>
           <w:numId w:val="9"/>
@@ -2102,7 +2366,7 @@
     </w:p>
     <w:p>
       <w:pPr>
-        <w:pStyle w:val="Paragraphedeliste"/>
+        <w:pStyle w:val="ListParagraph"/>
         <w:numPr>
           <w:ilvl w:val="0"/>
           <w:numId w:val="9"/>
@@ -2191,725 +2455,2907 @@
         <w:rPr>
           <w:lang w:val="en-GB"/>
         </w:rPr>
-        <w:t>each time one of their values change</w:t>
-      </w:r>
-      <w:r>
-        <w:rPr>
-          <w:lang w:val="en-GB"/>
-        </w:rPr>
+        <w:t>each time one of their values changes</w:t>
+      </w:r>
+    </w:p>
+    <w:p>
+      <w:pPr>
+        <w:pStyle w:val="Code"/>
+        <w:rPr>
+          <w:lang w:val="en-GB"/>
+        </w:rPr>
+      </w:pPr>
+      <w:r>
+        <w:rPr>
+          <w:lang w:val="en-GB"/>
+        </w:rPr>
+        <w:t xml:space="preserve">    useEffect(()=&gt;{</w:t>
+      </w:r>
+    </w:p>
+    <w:p>
+      <w:pPr>
+        <w:pStyle w:val="Code"/>
+        <w:rPr>
+          <w:lang w:val="en-GB"/>
+        </w:rPr>
+      </w:pPr>
+    </w:p>
+    <w:p>
+      <w:pPr>
+        <w:pStyle w:val="Code"/>
+        <w:rPr>
+          <w:lang w:val="en-GB"/>
+        </w:rPr>
+      </w:pPr>
+      <w:r>
+        <w:rPr>
+          <w:lang w:val="en-GB"/>
+        </w:rPr>
+        <w:t xml:space="preserve">        // do something with property1 and/or property2 when they change</w:t>
+      </w:r>
+    </w:p>
+    <w:p>
+      <w:pPr>
+        <w:pStyle w:val="Code"/>
+        <w:rPr>
+          <w:lang w:val="en-GB"/>
+        </w:rPr>
+      </w:pPr>
+    </w:p>
+    <w:p>
+      <w:pPr>
+        <w:pStyle w:val="Code"/>
+      </w:pPr>
+      <w:r>
+        <w:rPr>
+          <w:lang w:val="en-GB"/>
+        </w:rPr>
+        <w:t xml:space="preserve">    },[</w:t>
+      </w:r>
+      <w:r>
+        <w:rPr>
+          <w:lang w:val="en-GB"/>
+        </w:rPr>
+        <w:t>property1, property2</w:t>
+      </w:r>
+      <w:r>
+        <w:rPr>
+          <w:lang w:val="en-GB"/>
+        </w:rPr>
+        <w:t xml:space="preserve">]);// </w:t>
+      </w:r>
+      <w:r>
+        <w:t>// if dependencies</w:t>
+      </w:r>
+      <w:r>
+        <w:t xml:space="preserve"> exists</w:t>
+      </w:r>
+      <w:r>
+        <w:t xml:space="preserve">, useEffect is called after </w:t>
+      </w:r>
+      <w:r>
+        <w:t>any of them</w:t>
+      </w:r>
+      <w:r>
+        <w:t xml:space="preserve"> update</w:t>
+      </w:r>
+      <w:r>
         <w:t>s</w:t>
       </w:r>
     </w:p>
     <w:p>
       <w:pPr>
-        <w:pStyle w:val="Code"/>
-        <w:rPr>
-          <w:lang w:val="en-GB"/>
-        </w:rPr>
-      </w:pPr>
-      <w:r>
-        <w:rPr>
-          <w:lang w:val="en-GB"/>
+        <w:rPr>
+          <w:lang w:val="en-GB"/>
+        </w:rPr>
+      </w:pPr>
+      <w:r>
+        <w:rPr>
+          <w:lang w:val="en-GB"/>
+        </w:rPr>
+        <w:t xml:space="preserve">To integrate </w:t>
+      </w:r>
+      <w:r>
+        <w:rPr>
+          <w:lang w:val="en-GB"/>
+        </w:rPr>
+        <w:t xml:space="preserve">the </w:t>
+      </w:r>
+      <w:r>
+        <w:rPr>
+          <w:lang w:val="en-GB"/>
+        </w:rPr>
+        <w:t>D3.js class i</w:t>
+      </w:r>
+      <w:r>
+        <w:rPr>
+          <w:lang w:val="en-GB"/>
+        </w:rPr>
+        <w:t>n Matrix.js</w:t>
+      </w:r>
+      <w:r>
+        <w:rPr>
+          <w:lang w:val="en-GB"/>
+        </w:rPr>
+        <w:t>x</w:t>
+      </w:r>
+      <w:r>
+        <w:rPr>
+          <w:lang w:val="en-GB"/>
+        </w:rPr>
+        <w:t>,</w:t>
+      </w:r>
+      <w:r>
+        <w:rPr>
+          <w:lang w:val="en-GB"/>
+        </w:rPr>
+        <w:t xml:space="preserve"> we need</w:t>
+      </w:r>
+      <w:r>
+        <w:rPr>
+          <w:lang w:val="en-GB"/>
+        </w:rPr>
+        <w:t xml:space="preserve"> to use </w:t>
+      </w:r>
+      <w:r>
+        <w:rPr>
+          <w:lang w:val="en-GB"/>
+        </w:rPr>
+        <w:t xml:space="preserve">useEffect() </w:t>
+      </w:r>
+      <w:r>
+        <w:rPr>
+          <w:lang w:val="en-GB"/>
+        </w:rPr>
+        <w:t xml:space="preserve">functions to control the rendering when the state updates </w:t>
+      </w:r>
+      <w:r>
+        <w:rPr>
+          <w:lang w:val="en-GB"/>
+        </w:rPr>
+        <w:t xml:space="preserve">and useRef() </w:t>
+      </w:r>
+      <w:r>
+        <w:rPr>
+          <w:lang w:val="en-GB"/>
+        </w:rPr>
+        <w:t xml:space="preserve">functions </w:t>
+      </w:r>
+      <w:r>
+        <w:rPr>
+          <w:lang w:val="en-GB"/>
+        </w:rPr>
+        <w:t xml:space="preserve">to persist </w:t>
+      </w:r>
+      <w:r>
+        <w:rPr>
+          <w:lang w:val="en-GB"/>
+        </w:rPr>
+        <w:t xml:space="preserve">the </w:t>
+      </w:r>
+      <w:r>
+        <w:rPr>
+          <w:lang w:val="en-GB"/>
+        </w:rPr>
+        <w:t>class instance over React cycles:</w:t>
+      </w:r>
+    </w:p>
+    <w:p>
+      <w:pPr>
+        <w:pStyle w:val="Code"/>
+        <w:rPr>
+          <w:lang w:val="en-GB"/>
+        </w:rPr>
+      </w:pPr>
+      <w:r>
+        <w:rPr>
+          <w:lang w:val="en-GB"/>
+        </w:rPr>
+        <w:t>const matrixD3Ref = useRef(null);</w:t>
+      </w:r>
+    </w:p>
+    <w:p>
+      <w:pPr>
+        <w:rPr>
+          <w:lang w:val="en-GB"/>
+        </w:rPr>
+      </w:pPr>
+      <w:r>
+        <w:rPr>
+          <w:lang w:val="en-GB"/>
+        </w:rPr>
+        <w:t>To be responsive, w</w:t>
+      </w:r>
+      <w:r>
+        <w:rPr>
+          <w:lang w:val="en-GB"/>
+        </w:rPr>
+        <w:t>e can initialize the size of the chart based on the size of the container:</w:t>
+      </w:r>
+    </w:p>
+    <w:p>
+      <w:pPr>
+        <w:pStyle w:val="Code"/>
+        <w:rPr>
+          <w:lang w:val="en-GB"/>
+        </w:rPr>
+      </w:pPr>
+      <w:r>
+        <w:rPr>
+          <w:lang w:val="en-GB"/>
+        </w:rPr>
+        <w:t>const getChar</w:t>
+      </w:r>
+      <w:r>
+        <w:rPr>
+          <w:lang w:val="en-GB"/>
+        </w:rPr>
+        <w:t>t</w:t>
+      </w:r>
+      <w:r>
+        <w:rPr>
+          <w:lang w:val="en-GB"/>
+        </w:rPr>
+        <w:t>Size = function(){</w:t>
+      </w:r>
+    </w:p>
+    <w:p>
+      <w:pPr>
+        <w:pStyle w:val="Code"/>
+        <w:rPr>
+          <w:lang w:val="en-GB"/>
+        </w:rPr>
+      </w:pPr>
+      <w:r>
+        <w:rPr>
+          <w:lang w:val="en-GB"/>
+        </w:rPr>
+        <w:t xml:space="preserve">    // getting size from parent item</w:t>
+      </w:r>
+    </w:p>
+    <w:p>
+      <w:pPr>
+        <w:pStyle w:val="Code"/>
+        <w:rPr>
+          <w:lang w:val="en-GB"/>
+        </w:rPr>
+      </w:pPr>
+      <w:r>
+        <w:rPr>
+          <w:lang w:val="en-GB"/>
+        </w:rPr>
+        <w:t xml:space="preserve">    let width; </w:t>
+      </w:r>
+    </w:p>
+    <w:p>
+      <w:pPr>
+        <w:pStyle w:val="Code"/>
+        <w:rPr>
+          <w:lang w:val="en-GB"/>
+        </w:rPr>
+      </w:pPr>
+      <w:r>
+        <w:rPr>
+          <w:lang w:val="en-GB"/>
+        </w:rPr>
+        <w:t xml:space="preserve">    let height; </w:t>
+      </w:r>
+    </w:p>
+    <w:p>
+      <w:pPr>
+        <w:pStyle w:val="Code"/>
+        <w:rPr>
+          <w:lang w:val="en-GB"/>
+        </w:rPr>
+      </w:pPr>
+      <w:r>
+        <w:rPr>
+          <w:lang w:val="en-GB"/>
+        </w:rPr>
+        <w:t xml:space="preserve">    if(divContainerRef.current!==undefined){</w:t>
+      </w:r>
+    </w:p>
+    <w:p>
+      <w:pPr>
+        <w:pStyle w:val="Code"/>
+        <w:rPr>
+          <w:lang w:val="en-GB"/>
+        </w:rPr>
+      </w:pPr>
+      <w:r>
+        <w:rPr>
+          <w:lang w:val="en-GB"/>
+        </w:rPr>
+        <w:t xml:space="preserve">        width=divContainerRef.current.offsetWidth;</w:t>
+      </w:r>
+    </w:p>
+    <w:p>
+      <w:pPr>
+        <w:pStyle w:val="Code"/>
+        <w:rPr>
+          <w:lang w:val="en-GB"/>
+        </w:rPr>
+      </w:pPr>
+      <w:r>
+        <w:rPr>
+          <w:lang w:val="en-GB"/>
+        </w:rPr>
+        <w:t xml:space="preserve">        height=divContainerRef.current.offsetHeight;</w:t>
+      </w:r>
+    </w:p>
+    <w:p>
+      <w:pPr>
+        <w:pStyle w:val="Code"/>
+        <w:rPr>
+          <w:lang w:val="en-GB"/>
+        </w:rPr>
+      </w:pPr>
+      <w:r>
+        <w:rPr>
+          <w:lang w:val="en-GB"/>
+        </w:rPr>
+        <w:t xml:space="preserve">    }</w:t>
+      </w:r>
+    </w:p>
+    <w:p>
+      <w:pPr>
+        <w:pStyle w:val="Code"/>
+        <w:rPr>
+          <w:lang w:val="en-GB"/>
+        </w:rPr>
+      </w:pPr>
+      <w:r>
+        <w:rPr>
+          <w:lang w:val="en-GB"/>
+        </w:rPr>
+        <w:t xml:space="preserve">    return {width:width,height:height};</w:t>
+      </w:r>
+    </w:p>
+    <w:p>
+      <w:pPr>
+        <w:pStyle w:val="Code"/>
+        <w:rPr>
+          <w:lang w:val="en-GB"/>
+        </w:rPr>
+      </w:pPr>
+      <w:r>
+        <w:rPr>
+          <w:lang w:val="en-GB"/>
+        </w:rPr>
+        <w:t>}</w:t>
+      </w:r>
+    </w:p>
+    <w:p>
+      <w:r>
+        <w:t>Declare the use</w:t>
+      </w:r>
+      <w:r>
+        <w:t>E</w:t>
+      </w:r>
+      <w:r>
+        <w:t>ffect</w:t>
+      </w:r>
+      <w:r>
+        <w:t xml:space="preserve"> function</w:t>
+      </w:r>
+      <w:r>
+        <w:t xml:space="preserve"> for mount/unmount</w:t>
+      </w:r>
+      <w:r>
+        <w:t xml:space="preserve"> steps</w:t>
+      </w:r>
+      <w:r>
+        <w:t>:</w:t>
+      </w:r>
+    </w:p>
+    <w:p>
+      <w:pPr>
+        <w:pStyle w:val="Code"/>
+        <w:rPr>
+          <w:lang w:val="en-GB"/>
+        </w:rPr>
+      </w:pPr>
+      <w:r>
+        <w:rPr>
+          <w:lang w:val="en-GB"/>
+        </w:rPr>
+        <w:lastRenderedPageBreak/>
+        <w:t xml:space="preserve">    useEffect(() =&gt; {</w:t>
+      </w:r>
+    </w:p>
+    <w:p>
+      <w:pPr>
+        <w:pStyle w:val="Code"/>
+        <w:rPr>
+          <w:lang w:val="en-GB"/>
+        </w:rPr>
+      </w:pPr>
+      <w:r>
+        <w:rPr>
+          <w:lang w:val="en-GB"/>
+        </w:rPr>
+        <w:t xml:space="preserve">        // do something when the component did mount</w:t>
+      </w:r>
+    </w:p>
+    <w:p>
+      <w:pPr>
+        <w:pStyle w:val="Code"/>
+        <w:rPr>
+          <w:lang w:val="en-GB"/>
+        </w:rPr>
+      </w:pPr>
+      <w:r>
+        <w:rPr>
+          <w:lang w:val="en-GB"/>
+        </w:rPr>
+        <w:t xml:space="preserve">        console.log("Matrix useEffect with dependency [], called each time the component did mount...");</w:t>
+      </w:r>
+    </w:p>
+    <w:p>
+      <w:pPr>
+        <w:pStyle w:val="Code"/>
+        <w:rPr>
+          <w:lang w:val="fr-FR"/>
+        </w:rPr>
+      </w:pPr>
+      <w:r>
+        <w:rPr>
+          <w:lang w:val="en-GB"/>
+        </w:rPr>
+        <w:t xml:space="preserve">        </w:t>
+      </w:r>
+      <w:r>
+        <w:rPr>
+          <w:lang w:val="fr-FR"/>
+        </w:rPr>
+        <w:t xml:space="preserve">const matrixD3Vis = </w:t>
+      </w:r>
+      <w:r>
+        <w:rPr>
+          <w:lang w:val="fr-FR"/>
+        </w:rPr>
+        <w:t xml:space="preserve">new </w:t>
+      </w:r>
+      <w:r>
+        <w:rPr>
+          <w:lang w:val="fr-FR"/>
+        </w:rPr>
+        <w:t>MatrixD3(divContainerRef.current);</w:t>
+      </w:r>
+    </w:p>
+    <w:p>
+      <w:pPr>
+        <w:pStyle w:val="Code"/>
+        <w:rPr>
+          <w:lang w:val="en-GB"/>
+        </w:rPr>
+      </w:pPr>
+      <w:r>
+        <w:rPr>
+          <w:lang w:val="fr-FR"/>
+        </w:rPr>
+        <w:t xml:space="preserve">        </w:t>
+      </w:r>
+      <w:r>
+        <w:rPr>
+          <w:lang w:val="en-GB"/>
+        </w:rPr>
+        <w:t>matrixD3Vis.create({size:getChar</w:t>
+      </w:r>
+      <w:r>
+        <w:rPr>
+          <w:lang w:val="en-GB"/>
+        </w:rPr>
+        <w:t>t</w:t>
+      </w:r>
+      <w:r>
+        <w:rPr>
+          <w:lang w:val="en-GB"/>
+        </w:rPr>
+        <w:t>Size()});</w:t>
+      </w:r>
+    </w:p>
+    <w:p>
+      <w:pPr>
+        <w:pStyle w:val="Code"/>
+        <w:rPr>
+          <w:lang w:val="en-GB"/>
+        </w:rPr>
+      </w:pPr>
+      <w:r>
+        <w:rPr>
+          <w:lang w:val="en-GB"/>
+        </w:rPr>
+        <w:t xml:space="preserve">        matrixD3Ref.current = matrixD3Vis;</w:t>
+      </w:r>
+    </w:p>
+    <w:p>
+      <w:pPr>
+        <w:pStyle w:val="Code"/>
+        <w:rPr>
+          <w:lang w:val="en-GB"/>
+        </w:rPr>
+      </w:pPr>
+      <w:r>
+        <w:rPr>
+          <w:lang w:val="en-GB"/>
+        </w:rPr>
+        <w:t xml:space="preserve">        return ()=&gt;{</w:t>
+      </w:r>
+    </w:p>
+    <w:p>
+      <w:pPr>
+        <w:pStyle w:val="Code"/>
+        <w:rPr>
+          <w:lang w:val="en-GB"/>
+        </w:rPr>
+      </w:pPr>
+      <w:r>
+        <w:rPr>
+          <w:lang w:val="en-GB"/>
+        </w:rPr>
+        <w:t xml:space="preserve">            // do something when the component did unmou</w:t>
+      </w:r>
+      <w:r>
+        <w:rPr>
+          <w:lang w:val="en-GB"/>
+        </w:rPr>
+        <w:t>n</w:t>
+      </w:r>
+      <w:r>
+        <w:rPr>
+          <w:lang w:val="en-GB"/>
+        </w:rPr>
+        <w:t xml:space="preserve">t (removed </w:t>
+      </w:r>
+      <w:r>
+        <w:rPr>
+          <w:lang w:val="en-GB"/>
+        </w:rPr>
+        <w:t>from</w:t>
+      </w:r>
+      <w:r>
+        <w:rPr>
+          <w:lang w:val="en-GB"/>
+        </w:rPr>
+        <w:t xml:space="preserve"> the screen)</w:t>
+      </w:r>
+    </w:p>
+    <w:p>
+      <w:pPr>
+        <w:pStyle w:val="Code"/>
+        <w:rPr>
+          <w:lang w:val="en-GB"/>
+        </w:rPr>
+      </w:pPr>
+      <w:r>
+        <w:rPr>
+          <w:lang w:val="en-GB"/>
+        </w:rPr>
+        <w:t xml:space="preserve">            console.log("Matrix useEffect </w:t>
+      </w:r>
+      <w:r>
+        <w:rPr>
+          <w:lang w:val="en-GB"/>
+        </w:rPr>
+        <w:t>return function</w:t>
+      </w:r>
+      <w:r>
+        <w:rPr>
+          <w:lang w:val="en-GB"/>
+        </w:rPr>
+        <w:t>, called each time the component did unmount...");</w:t>
+      </w:r>
+    </w:p>
+    <w:p>
+      <w:pPr>
+        <w:pStyle w:val="Code"/>
+        <w:rPr>
+          <w:lang w:val="fr-FR"/>
+        </w:rPr>
+      </w:pPr>
+      <w:r>
+        <w:rPr>
+          <w:lang w:val="en-GB"/>
+        </w:rPr>
+        <w:t xml:space="preserve">            </w:t>
+      </w:r>
+      <w:r>
+        <w:rPr>
+          <w:lang w:val="fr-FR"/>
+        </w:rPr>
+        <w:t>const matrixD3Vis = matrixD3Ref.current;</w:t>
+      </w:r>
+    </w:p>
+    <w:p>
+      <w:pPr>
+        <w:pStyle w:val="Code"/>
+        <w:rPr>
+          <w:lang w:val="fr-FR"/>
+        </w:rPr>
+      </w:pPr>
+      <w:r>
+        <w:rPr>
+          <w:lang w:val="fr-FR"/>
+        </w:rPr>
+        <w:t xml:space="preserve">            matrixD3Vis.clear();</w:t>
+      </w:r>
+    </w:p>
+    <w:p>
+      <w:pPr>
+        <w:pStyle w:val="Code"/>
+        <w:rPr>
+          <w:lang w:val="en-GB"/>
+        </w:rPr>
+      </w:pPr>
+      <w:r>
+        <w:rPr>
+          <w:lang w:val="fr-FR"/>
+        </w:rPr>
+        <w:t xml:space="preserve">        </w:t>
+      </w:r>
+      <w:r>
+        <w:rPr>
+          <w:lang w:val="en-GB"/>
+        </w:rPr>
+        <w:t>};</w:t>
+      </w:r>
+    </w:p>
+    <w:p>
+      <w:pPr>
+        <w:pStyle w:val="Code"/>
+        <w:rPr>
+          <w:lang w:val="en-GB"/>
+        </w:rPr>
+      </w:pPr>
+      <w:r>
+        <w:rPr>
+          <w:lang w:val="en-GB"/>
+        </w:rPr>
+        <w:t xml:space="preserve">    }, []);</w:t>
+      </w:r>
+    </w:p>
+    <w:p>
+      <w:r>
+        <w:t>Declare the useEffect</w:t>
+      </w:r>
+      <w:r>
+        <w:t xml:space="preserve"> function</w:t>
+      </w:r>
+      <w:r>
+        <w:t xml:space="preserve"> when </w:t>
+      </w:r>
+      <w:r>
+        <w:t xml:space="preserve">the </w:t>
+      </w:r>
+      <w:r>
+        <w:t>matrixData changes:</w:t>
+      </w:r>
+    </w:p>
+    <w:p>
+      <w:pPr>
+        <w:pStyle w:val="Code"/>
+        <w:rPr>
+          <w:lang w:val="en-GB"/>
+        </w:rPr>
+      </w:pPr>
+      <w:r>
+        <w:rPr>
+          <w:lang w:val="en-GB"/>
+        </w:rPr>
+        <w:t xml:space="preserve">    useEffect(()=&gt;{</w:t>
+      </w:r>
+    </w:p>
+    <w:p>
+      <w:pPr>
+        <w:pStyle w:val="Code"/>
+        <w:rPr>
+          <w:lang w:val="en-GB"/>
+        </w:rPr>
+      </w:pPr>
+      <w:r>
+        <w:rPr>
+          <w:lang w:val="en-GB"/>
+        </w:rPr>
+        <w:t xml:space="preserve">        console.log("Matrix useEffect with dependency [matrixData], called each time matrixData changes...");</w:t>
+      </w:r>
+    </w:p>
+    <w:p>
+      <w:pPr>
+        <w:pStyle w:val="Code"/>
+        <w:rPr>
+          <w:lang w:val="fr-FR"/>
+        </w:rPr>
+      </w:pPr>
+      <w:r>
+        <w:rPr>
+          <w:lang w:val="en-GB"/>
+        </w:rPr>
+        <w:t xml:space="preserve">        </w:t>
+      </w:r>
+      <w:r>
+        <w:rPr>
+          <w:lang w:val="fr-FR"/>
+        </w:rPr>
+        <w:t>const matrixD3Vis = matrixD3Ref.current;</w:t>
+      </w:r>
+    </w:p>
+    <w:p>
+      <w:pPr>
+        <w:pStyle w:val="Code"/>
+        <w:rPr>
+          <w:lang w:val="fr-FR"/>
+        </w:rPr>
+      </w:pPr>
+    </w:p>
+    <w:p>
+      <w:pPr>
+        <w:pStyle w:val="Code"/>
+        <w:rPr>
+          <w:lang w:val="fr-FR"/>
+        </w:rPr>
+      </w:pPr>
+      <w:r>
+        <w:rPr>
+          <w:lang w:val="fr-FR"/>
+        </w:rPr>
+        <w:t xml:space="preserve">        matrixD3Vis.render</w:t>
+      </w:r>
+      <w:r>
+        <w:rPr>
+          <w:lang w:val="fr-FR"/>
+        </w:rPr>
+        <w:t>Matrix</w:t>
+      </w:r>
+      <w:r>
+        <w:rPr>
+          <w:lang w:val="fr-FR"/>
+        </w:rPr>
+        <w:t>(matrixData);</w:t>
+      </w:r>
+    </w:p>
+    <w:p>
+      <w:pPr>
+        <w:pStyle w:val="Code"/>
+        <w:rPr>
+          <w:lang w:val="en-GB"/>
+        </w:rPr>
+      </w:pPr>
+      <w:r>
+        <w:rPr>
+          <w:lang w:val="fr-FR"/>
         </w:rPr>
         <w:t xml:space="preserve">    </w:t>
       </w:r>
-      <w:proofErr w:type="gramStart"/>
-      <w:r>
-        <w:rPr>
-          <w:lang w:val="en-GB"/>
-        </w:rPr>
-        <w:t>useEffect(()=&gt;{</w:t>
-      </w:r>
-      <w:proofErr w:type="gramEnd"/>
-    </w:p>
-    <w:p>
-      <w:pPr>
-        <w:pStyle w:val="Code"/>
-        <w:rPr>
-          <w:lang w:val="en-GB"/>
-        </w:rPr>
-      </w:pPr>
-    </w:p>
-    <w:p>
-      <w:pPr>
-        <w:pStyle w:val="Code"/>
-        <w:rPr>
-          <w:lang w:val="en-GB"/>
-        </w:rPr>
-      </w:pPr>
-      <w:r>
-        <w:rPr>
-          <w:lang w:val="en-GB"/>
-        </w:rPr>
-        <w:t xml:space="preserve">        // do something with property1 and/or property2 when they change</w:t>
-      </w:r>
-    </w:p>
-    <w:p>
-      <w:pPr>
-        <w:pStyle w:val="Code"/>
-        <w:rPr>
-          <w:lang w:val="en-GB"/>
-        </w:rPr>
-      </w:pPr>
-    </w:p>
-    <w:p>
-      <w:pPr>
-        <w:pStyle w:val="Code"/>
-      </w:pPr>
-      <w:r>
-        <w:rPr>
-          <w:lang w:val="en-GB"/>
-        </w:rPr>
-        <w:t xml:space="preserve">    },[</w:t>
-      </w:r>
-      <w:r>
-        <w:rPr>
-          <w:lang w:val="en-GB"/>
-        </w:rPr>
-        <w:t>property1, property2</w:t>
-      </w:r>
-      <w:r>
-        <w:rPr>
-          <w:lang w:val="en-GB"/>
-        </w:rPr>
-        <w:t xml:space="preserve">]);// </w:t>
-      </w:r>
-      <w:r>
-        <w:t>// if dependencies</w:t>
-      </w:r>
-      <w:r>
-        <w:t xml:space="preserve"> exists</w:t>
-      </w:r>
-      <w:r>
-        <w:t xml:space="preserve">, useEffect is called after </w:t>
-      </w:r>
-      <w:r>
-        <w:t>any of them</w:t>
-      </w:r>
-      <w:r>
-        <w:t xml:space="preserve"> update</w:t>
-      </w:r>
-      <w:r>
+      <w:r>
+        <w:rPr>
+          <w:lang w:val="en-GB"/>
+        </w:rPr>
+        <w:t>},[matrixData]);// if dependencies, useEffect is called after each data update, in our case only matrixData changes.</w:t>
+      </w:r>
+    </w:p>
+    <w:p>
+      <w:pPr>
+        <w:pStyle w:val="Heading1"/>
+        <w:rPr>
+          <w:lang w:val="en-GB"/>
+        </w:rPr>
+      </w:pPr>
+      <w:r>
+        <w:rPr>
+          <w:lang w:val="en-GB"/>
+        </w:rPr>
+        <w:t>Towards the MVC Design Pattern with Redux</w:t>
+      </w:r>
+    </w:p>
+    <w:p>
+      <w:pPr>
+        <w:pStyle w:val="Heading2"/>
+        <w:rPr>
+          <w:lang w:val="fr-FR"/>
+        </w:rPr>
+      </w:pPr>
+      <w:r>
+        <w:rPr>
+          <w:lang w:val="fr-FR"/>
+        </w:rPr>
+        <w:t>Installing the Redux library</w:t>
+      </w:r>
+    </w:p>
+    <w:p>
+      <w:pPr>
+        <w:pStyle w:val="Code"/>
+        <w:rPr>
+          <w:lang w:val="fr-FR"/>
+        </w:rPr>
+      </w:pPr>
+      <w:r>
+        <w:rPr>
+          <w:lang w:val="fr-FR"/>
+        </w:rPr>
+        <w:t>npm install @reduxjs/toolkit react-redux</w:t>
+      </w:r>
+    </w:p>
+    <w:p>
+      <w:pPr>
+        <w:pStyle w:val="Heading2"/>
+        <w:rPr>
+          <w:lang w:val="en-GB"/>
+        </w:rPr>
+      </w:pPr>
+      <w:r>
+        <w:rPr>
+          <w:lang w:val="en-GB"/>
+        </w:rPr>
+        <w:t>Declaring a Store and Its Reducers (Controllers in the MVC Paradigm)</w:t>
+      </w:r>
+    </w:p>
+    <w:p>
+      <w:pPr>
+        <w:rPr>
+          <w:lang w:val="fr-FR"/>
+        </w:rPr>
+      </w:pPr>
+      <w:r>
+        <w:rPr>
+          <w:lang w:val="en-GB"/>
+        </w:rPr>
+        <w:t>In the Redux framework, a reducer defines both a model and a controller (MVC paradigm). The reducer is therefore responsible for managing part of the data, storing it in the model, and transforming it according to user actions.</w:t>
+      </w:r>
+      <w:r>
+        <w:rPr>
+          <w:lang w:val="en-GB"/>
+        </w:rPr>
+        <w:t xml:space="preserve"> </w:t>
+      </w:r>
+    </w:p>
+    <w:p>
+      <w:pPr>
+        <w:rPr>
+          <w:lang w:val="en-GB"/>
+        </w:rPr>
+      </w:pPr>
+      <w:r>
+        <w:t>Let’s start by creating the file</w:t>
+      </w:r>
+      <w:r>
+        <w:t xml:space="preserve"> </w:t>
+      </w:r>
+      <w:r>
+        <w:rPr>
+          <w:lang w:val="en-GB"/>
+        </w:rPr>
+        <w:t>src/store.js :</w:t>
+      </w:r>
+    </w:p>
+    <w:p>
+      <w:pPr>
+        <w:pStyle w:val="Code"/>
+        <w:rPr>
+          <w:lang w:val="en-US"/>
+        </w:rPr>
+      </w:pPr>
+      <w:r>
+        <w:rPr>
+          <w:lang w:val="en-US"/>
+        </w:rPr>
+        <w:t>import { configureStore } from '@reduxjs/toolkit'</w:t>
+      </w:r>
+    </w:p>
+    <w:p>
+      <w:pPr>
+        <w:pStyle w:val="Code"/>
+        <w:rPr>
+          <w:lang w:val="en-US"/>
+        </w:rPr>
+      </w:pPr>
+    </w:p>
+    <w:p>
+      <w:pPr>
+        <w:pStyle w:val="Code"/>
+        <w:rPr>
+          <w:lang w:val="fr-FR"/>
+        </w:rPr>
+      </w:pPr>
+      <w:r>
+        <w:rPr>
+          <w:lang w:val="fr-FR"/>
+        </w:rPr>
+        <w:t>export default configureStore({</w:t>
+      </w:r>
+    </w:p>
+    <w:p>
+      <w:pPr>
+        <w:pStyle w:val="Code"/>
+        <w:rPr>
+          <w:lang w:val="fr-FR"/>
+        </w:rPr>
+      </w:pPr>
+      <w:r>
+        <w:rPr>
+          <w:lang w:val="fr-FR"/>
+        </w:rPr>
+        <w:t xml:space="preserve">    reducer: {</w:t>
+      </w:r>
+    </w:p>
+    <w:p>
+      <w:pPr>
+        <w:pStyle w:val="Code"/>
+        <w:rPr>
+          <w:lang w:val="fr-FR"/>
+        </w:rPr>
+      </w:pPr>
+      <w:r>
+        <w:rPr>
+          <w:lang w:val="fr-FR"/>
+        </w:rPr>
+        <w:t xml:space="preserve">    </w:t>
+      </w:r>
+      <w:r>
+        <w:rPr>
+          <w:lang w:val="fr-FR"/>
+        </w:rPr>
+        <w:t>}</w:t>
+      </w:r>
+    </w:p>
+    <w:p>
+      <w:pPr>
+        <w:pStyle w:val="Code"/>
+        <w:keepNext w:val="0"/>
+        <w:rPr>
+          <w:lang w:val="fr-FR"/>
+        </w:rPr>
+      </w:pPr>
+      <w:r>
+        <w:rPr>
+          <w:lang w:val="fr-FR"/>
+        </w:rPr>
+        <w:t>})</w:t>
+      </w:r>
+    </w:p>
+    <w:p>
+      <w:pPr>
+        <w:keepNext/>
+        <w:rPr>
+          <w:lang w:val="fr-FR"/>
+        </w:rPr>
+      </w:pPr>
+      <w:r>
+        <w:rPr>
+          <w:lang w:val="fr-FR"/>
+        </w:rPr>
+        <w:lastRenderedPageBreak/>
+        <w:t>On déclare le store dans index.js</w:t>
+      </w:r>
+      <w:r>
+        <w:rPr>
+          <w:lang w:val="fr-FR"/>
+        </w:rPr>
+        <w:t>x</w:t>
+      </w:r>
+      <w:r>
+        <w:rPr>
+          <w:lang w:val="fr-FR"/>
+        </w:rPr>
+        <w:t xml:space="preserve"> en </w:t>
+      </w:r>
+      <w:r>
+        <w:rPr>
+          <w:lang w:val="fr-FR"/>
+        </w:rPr>
+        <w:t xml:space="preserve">paramètre du composant </w:t>
+      </w:r>
+      <w:r>
+        <w:rPr>
+          <w:lang w:val="fr-FR"/>
+        </w:rPr>
+        <w:t xml:space="preserve">&lt;Provider&gt; </w:t>
+      </w:r>
+      <w:r>
+        <w:rPr>
+          <w:lang w:val="fr-FR"/>
+        </w:rPr>
+        <w:t xml:space="preserve">(fournit par React) qui enveloppe le composant </w:t>
+      </w:r>
+      <w:r>
+        <w:rPr>
+          <w:lang w:val="fr-FR"/>
+        </w:rPr>
+        <w:t>&lt;App/&gt; (</w:t>
+      </w:r>
+      <w:r>
+        <w:rPr>
+          <w:lang w:val="fr-FR"/>
+        </w:rPr>
+        <w:t>comme dans le code ci-dessous</w:t>
+      </w:r>
+      <w:r>
+        <w:rPr>
+          <w:lang w:val="fr-FR"/>
+        </w:rPr>
+        <w:t>)</w:t>
+      </w:r>
+      <w:r>
+        <w:rPr>
+          <w:lang w:val="fr-FR"/>
+        </w:rPr>
+        <w:t xml:space="preserve"> </w:t>
+      </w:r>
+      <w:r>
+        <w:rPr>
+          <w:lang w:val="fr-FR"/>
+        </w:rPr>
+        <w:t>:</w:t>
+      </w:r>
+    </w:p>
+    <w:p>
+      <w:pPr>
+        <w:pStyle w:val="Code"/>
+        <w:rPr>
+          <w:lang w:val="en-US"/>
+        </w:rPr>
+      </w:pPr>
+      <w:r>
+        <w:rPr>
+          <w:lang w:val="en-US"/>
+        </w:rPr>
+        <w:t>import store from './store'</w:t>
+      </w:r>
+    </w:p>
+    <w:p>
+      <w:pPr>
+        <w:pStyle w:val="Code"/>
+        <w:rPr>
+          <w:lang w:val="en-US"/>
+        </w:rPr>
+      </w:pPr>
+      <w:r>
+        <w:rPr>
+          <w:lang w:val="en-US"/>
+        </w:rPr>
+        <w:t>import { Provider } from 'react-redux'</w:t>
+      </w:r>
+    </w:p>
+    <w:p>
+      <w:pPr>
+        <w:pStyle w:val="Code"/>
+        <w:rPr>
+          <w:lang w:val="en-US"/>
+        </w:rPr>
+      </w:pPr>
+      <w:r>
+        <w:rPr>
+          <w:lang w:val="en-US"/>
+        </w:rPr>
+        <w:t>const root = ReactDOM.createRoot(document.getElementById('root'));</w:t>
+      </w:r>
+    </w:p>
+    <w:p>
+      <w:pPr>
+        <w:pStyle w:val="Code"/>
+        <w:rPr>
+          <w:lang w:val="en-US"/>
+        </w:rPr>
+      </w:pPr>
+      <w:r>
+        <w:rPr>
+          <w:lang w:val="en-US"/>
+        </w:rPr>
+        <w:t>root.render(</w:t>
+      </w:r>
+    </w:p>
+    <w:p>
+      <w:pPr>
+        <w:pStyle w:val="Code"/>
+        <w:rPr>
+          <w:lang w:val="en-US"/>
+        </w:rPr>
+      </w:pPr>
+      <w:r>
+        <w:rPr>
+          <w:lang w:val="en-US"/>
+        </w:rPr>
+        <w:t>...</w:t>
+      </w:r>
+    </w:p>
+    <w:p>
+      <w:pPr>
+        <w:pStyle w:val="Code"/>
+        <w:rPr>
+          <w:lang w:val="en-US"/>
+        </w:rPr>
+      </w:pPr>
+      <w:r>
+        <w:rPr>
+          <w:lang w:val="en-US"/>
+        </w:rPr>
+        <w:t xml:space="preserve">    </w:t>
+      </w:r>
+      <w:r>
+        <w:rPr>
+          <w:lang w:val="en-US"/>
+        </w:rPr>
+        <w:t>&lt;Provider store={store}&gt;</w:t>
+      </w:r>
+    </w:p>
+    <w:p>
+      <w:pPr>
+        <w:pStyle w:val="Code"/>
+        <w:rPr>
+          <w:lang w:val="fr-FR"/>
+        </w:rPr>
+      </w:pPr>
+      <w:r>
+        <w:rPr>
+          <w:lang w:val="en-US"/>
+        </w:rPr>
+        <w:t xml:space="preserve">        </w:t>
+      </w:r>
+      <w:r>
+        <w:rPr>
+          <w:lang w:val="fr-FR"/>
+        </w:rPr>
+        <w:t>&lt;App /&gt;</w:t>
+      </w:r>
+    </w:p>
+    <w:p>
+      <w:pPr>
+        <w:pStyle w:val="Code"/>
+        <w:rPr>
+          <w:lang w:val="fr-FR"/>
+        </w:rPr>
+      </w:pPr>
+      <w:r>
+        <w:rPr>
+          <w:lang w:val="fr-FR"/>
+        </w:rPr>
+        <w:t xml:space="preserve">    &lt;/Provider&gt;</w:t>
+      </w:r>
+    </w:p>
+    <w:p>
+      <w:pPr>
+        <w:pStyle w:val="Code"/>
+        <w:rPr>
+          <w:lang w:val="fr-FR"/>
+        </w:rPr>
+      </w:pPr>
+      <w:r>
+        <w:rPr>
+          <w:lang w:val="fr-FR"/>
+        </w:rPr>
+        <w:t>)</w:t>
+      </w:r>
+    </w:p>
+    <w:p>
+      <w:pPr>
+        <w:rPr>
+          <w:lang w:val="fr-FR"/>
+        </w:rPr>
+      </w:pPr>
+      <w:r>
+        <w:rPr>
+          <w:lang w:val="fr-FR"/>
+        </w:rPr>
+        <w:t>Nous allons ensuite créer un r</w:t>
+      </w:r>
+      <w:r>
+        <w:rPr>
+          <w:lang w:val="fr-FR"/>
+        </w:rPr>
+        <w:t>educer pour définir le modèle de la barre de contrôle et les actions associées (Model et Controller du paradigme MVC).</w:t>
+      </w:r>
+    </w:p>
+    <w:p>
+      <w:pPr>
+        <w:rPr>
+          <w:lang w:val="fr-FR"/>
+        </w:rPr>
+      </w:pPr>
+      <w:r>
+        <w:rPr>
+          <w:lang w:val="fr-FR"/>
+        </w:rPr>
+        <w:t>Créer le ficher src/redux/ConfigSlice.js et ajouter le code :</w:t>
+      </w:r>
+    </w:p>
+    <w:p>
+      <w:pPr>
+        <w:pStyle w:val="Code"/>
+        <w:rPr>
+          <w:lang w:val="en-US"/>
+        </w:rPr>
+      </w:pPr>
+      <w:r>
+        <w:rPr>
+          <w:lang w:val="en-US"/>
+        </w:rPr>
+        <w:t>import { createSlice } from '@reduxjs/toolkit'</w:t>
+      </w:r>
+    </w:p>
+    <w:p>
+      <w:pPr>
+        <w:pStyle w:val="Code"/>
+        <w:rPr>
+          <w:lang w:val="en-US"/>
+        </w:rPr>
+      </w:pPr>
+    </w:p>
+    <w:p>
+      <w:pPr>
+        <w:pStyle w:val="Code"/>
+        <w:rPr>
+          <w:lang w:val="en-US"/>
+        </w:rPr>
+      </w:pPr>
+      <w:r>
+        <w:rPr>
+          <w:lang w:val="en-US"/>
+        </w:rPr>
+        <w:t>// createSlice declares the init state and reducer actions for a data slice</w:t>
+      </w:r>
+    </w:p>
+    <w:p>
+      <w:pPr>
+        <w:pStyle w:val="Code"/>
+        <w:rPr>
+          <w:lang w:val="en-US"/>
+        </w:rPr>
+      </w:pPr>
+      <w:r>
+        <w:rPr>
+          <w:lang w:val="en-US"/>
+        </w:rPr>
+        <w:t>export const configSlice = createSlice({</w:t>
+      </w:r>
+    </w:p>
+    <w:p>
+      <w:pPr>
+        <w:pStyle w:val="Code"/>
+        <w:rPr>
+          <w:lang w:val="en-US"/>
+        </w:rPr>
+      </w:pPr>
+      <w:r>
+        <w:rPr>
+          <w:lang w:val="en-US"/>
+        </w:rPr>
+        <w:t xml:space="preserve">    name: 'config',</w:t>
+      </w:r>
+    </w:p>
+    <w:p>
+      <w:pPr>
+        <w:pStyle w:val="Code"/>
+        <w:rPr>
+          <w:lang w:val="en-US"/>
+        </w:rPr>
+      </w:pPr>
+      <w:r>
+        <w:rPr>
+          <w:lang w:val="en-US"/>
+        </w:rPr>
+        <w:t xml:space="preserve">    initialState: {nbRows: 4, nbCols: 4, hoveredCell:{}},</w:t>
+      </w:r>
+    </w:p>
+    <w:p>
+      <w:pPr>
+        <w:pStyle w:val="Code"/>
+        <w:rPr>
+          <w:lang w:val="en-US"/>
+        </w:rPr>
+      </w:pPr>
+      <w:r>
+        <w:rPr>
+          <w:lang w:val="en-US"/>
+        </w:rPr>
+        <w:t xml:space="preserve">    reducers: {</w:t>
+      </w:r>
+    </w:p>
+    <w:p>
+      <w:pPr>
+        <w:pStyle w:val="Code"/>
+        <w:rPr>
+          <w:lang w:val="en-US"/>
+        </w:rPr>
+      </w:pPr>
+      <w:r>
+        <w:rPr>
+          <w:lang w:val="en-US"/>
+        </w:rPr>
+        <w:t xml:space="preserve">        updateNbRowsAndCols: (state, action) =&gt; {</w:t>
+      </w:r>
+    </w:p>
+    <w:p>
+      <w:pPr>
+        <w:pStyle w:val="Code"/>
+        <w:rPr>
+          <w:lang w:val="en-US"/>
+        </w:rPr>
+      </w:pPr>
+      <w:r>
+        <w:rPr>
+          <w:lang w:val="en-US"/>
+        </w:rPr>
+        <w:t xml:space="preserve">            return {...state, nbRows:action.payload.nbRows, nbCols:action.payload.nbCols};</w:t>
+      </w:r>
+    </w:p>
+    <w:p>
+      <w:pPr>
+        <w:pStyle w:val="Code"/>
+        <w:rPr>
+          <w:lang w:val="en-US"/>
+        </w:rPr>
+      </w:pPr>
+      <w:r>
+        <w:rPr>
+          <w:lang w:val="en-US"/>
+        </w:rPr>
+        <w:t xml:space="preserve">        },</w:t>
+      </w:r>
+    </w:p>
+    <w:p>
+      <w:pPr>
+        <w:pStyle w:val="Code"/>
+        <w:rPr>
+          <w:lang w:val="en-US"/>
+        </w:rPr>
+      </w:pPr>
+      <w:r>
+        <w:rPr>
+          <w:lang w:val="en-US"/>
+        </w:rPr>
+        <w:t xml:space="preserve">        updateHoveredCell: (state, action) =&gt; {</w:t>
+      </w:r>
+    </w:p>
+    <w:p>
+      <w:pPr>
+        <w:pStyle w:val="Code"/>
+        <w:rPr>
+          <w:lang w:val="en-US"/>
+        </w:rPr>
+      </w:pPr>
+      <w:r>
+        <w:rPr>
+          <w:lang w:val="en-US"/>
+        </w:rPr>
+        <w:t xml:space="preserve">            return {...state, hoveredCell:action.payload};</w:t>
+      </w:r>
+    </w:p>
+    <w:p>
+      <w:pPr>
+        <w:pStyle w:val="Code"/>
+        <w:rPr>
+          <w:lang w:val="en-US"/>
+        </w:rPr>
+      </w:pPr>
+      <w:r>
+        <w:rPr>
+          <w:lang w:val="en-US"/>
+        </w:rPr>
+        <w:t xml:space="preserve">        },</w:t>
+      </w:r>
+    </w:p>
+    <w:p>
+      <w:pPr>
+        <w:pStyle w:val="Code"/>
+        <w:rPr>
+          <w:lang w:val="en-US"/>
+        </w:rPr>
+      </w:pPr>
+      <w:r>
+        <w:rPr>
+          <w:lang w:val="en-US"/>
+        </w:rPr>
+        <w:t xml:space="preserve">    }</w:t>
+      </w:r>
+    </w:p>
+    <w:p>
+      <w:pPr>
+        <w:pStyle w:val="Code"/>
+        <w:rPr>
+          <w:lang w:val="en-US"/>
+        </w:rPr>
+      </w:pPr>
+      <w:r>
+        <w:rPr>
+          <w:lang w:val="en-US"/>
+        </w:rPr>
+        <w:t>})</w:t>
+      </w:r>
+    </w:p>
+    <w:p>
+      <w:pPr>
+        <w:pStyle w:val="Code"/>
+        <w:rPr>
+          <w:lang w:val="en-US"/>
+        </w:rPr>
+      </w:pPr>
+    </w:p>
+    <w:p>
+      <w:pPr>
+        <w:pStyle w:val="Code"/>
+        <w:rPr>
+          <w:lang w:val="en-US"/>
+        </w:rPr>
+      </w:pPr>
+      <w:r>
+        <w:rPr>
+          <w:lang w:val="en-US"/>
+        </w:rPr>
+        <w:t>// Action creators are generated for each case reducer function</w:t>
+      </w:r>
+    </w:p>
+    <w:p>
+      <w:pPr>
+        <w:pStyle w:val="Code"/>
+        <w:rPr>
+          <w:lang w:val="en-US"/>
+        </w:rPr>
+      </w:pPr>
+      <w:r>
+        <w:rPr>
+          <w:lang w:val="en-US"/>
+        </w:rPr>
+        <w:t>export const { updateNbRowsAndCols, updateHoveredCell } = configSlice.actions</w:t>
+      </w:r>
+    </w:p>
+    <w:p>
+      <w:pPr>
+        <w:pStyle w:val="Code"/>
+        <w:rPr>
+          <w:lang w:val="en-US"/>
+        </w:rPr>
+      </w:pPr>
+    </w:p>
+    <w:p>
+      <w:pPr>
+        <w:pStyle w:val="Code"/>
+        <w:rPr>
+          <w:lang w:val="en-US"/>
+        </w:rPr>
+      </w:pPr>
+      <w:r>
+        <w:rPr>
+          <w:lang w:val="en-US"/>
+        </w:rPr>
+        <w:t>// return the reducer by default</w:t>
+      </w:r>
+    </w:p>
+    <w:p>
+      <w:pPr>
+        <w:pStyle w:val="Code"/>
+        <w:rPr>
+          <w:lang w:val="en-US"/>
+        </w:rPr>
+      </w:pPr>
+      <w:r>
+        <w:rPr>
+          <w:lang w:val="en-US"/>
+        </w:rPr>
+        <w:t>export default configSlice.reducer</w:t>
+      </w:r>
+    </w:p>
+    <w:p>
+      <w:pPr>
+        <w:rPr>
+          <w:lang w:val="fr-FR"/>
+        </w:rPr>
+      </w:pPr>
+      <w:r>
+        <w:rPr>
+          <w:lang w:val="fr-FR"/>
+        </w:rPr>
+        <w:t>On peut maintenant declarer le r</w:t>
+      </w:r>
+      <w:r>
+        <w:rPr>
+          <w:lang w:val="fr-FR"/>
+        </w:rPr>
+        <w:t>educer dans store.js :</w:t>
+      </w:r>
+    </w:p>
+    <w:p>
+      <w:pPr>
+        <w:pStyle w:val="Code"/>
+        <w:rPr>
+          <w:lang w:val="en-US"/>
+        </w:rPr>
+      </w:pPr>
+      <w:r>
+        <w:rPr>
+          <w:lang w:val="en-US"/>
+        </w:rPr>
+        <w:t>import { configureStore } from '@reduxjs/toolkit'</w:t>
+      </w:r>
+    </w:p>
+    <w:p>
+      <w:pPr>
+        <w:pStyle w:val="Code"/>
+        <w:rPr>
+          <w:lang w:val="en-US"/>
+        </w:rPr>
+      </w:pPr>
+      <w:r>
+        <w:rPr>
+          <w:lang w:val="en-US"/>
+        </w:rPr>
+        <w:t>import configReducer from './redux/ConfigSlice'</w:t>
+      </w:r>
+    </w:p>
+    <w:p>
+      <w:pPr>
+        <w:pStyle w:val="Code"/>
+        <w:rPr>
+          <w:lang w:val="en-US"/>
+        </w:rPr>
+      </w:pPr>
+    </w:p>
+    <w:p>
+      <w:pPr>
+        <w:pStyle w:val="Code"/>
+        <w:rPr>
+          <w:lang w:val="en-US"/>
+        </w:rPr>
+      </w:pPr>
+      <w:r>
+        <w:rPr>
+          <w:lang w:val="en-US"/>
+        </w:rPr>
+        <w:t>export default configureStore({</w:t>
+      </w:r>
+    </w:p>
+    <w:p>
+      <w:pPr>
+        <w:pStyle w:val="Code"/>
+        <w:rPr>
+          <w:lang w:val="en-US"/>
+        </w:rPr>
+      </w:pPr>
+      <w:r>
+        <w:rPr>
+          <w:lang w:val="en-US"/>
+        </w:rPr>
+        <w:t xml:space="preserve">    reducer: {</w:t>
+      </w:r>
+    </w:p>
+    <w:p>
+      <w:pPr>
+        <w:pStyle w:val="Code"/>
+        <w:rPr>
+          <w:lang w:val="en-US"/>
+        </w:rPr>
+      </w:pPr>
+      <w:r>
+        <w:rPr>
+          <w:lang w:val="en-US"/>
+        </w:rPr>
+        <w:t xml:space="preserve">        config: configReducer,</w:t>
+      </w:r>
+    </w:p>
+    <w:p>
+      <w:pPr>
+        <w:pStyle w:val="Code"/>
+        <w:rPr>
+          <w:lang w:val="fr-FR"/>
+        </w:rPr>
+      </w:pPr>
+      <w:r>
+        <w:rPr>
+          <w:lang w:val="en-US"/>
+        </w:rPr>
+        <w:t xml:space="preserve">    </w:t>
+      </w:r>
+      <w:r>
+        <w:rPr>
+          <w:lang w:val="fr-FR"/>
+        </w:rPr>
+        <w:t>}</w:t>
+      </w:r>
+    </w:p>
+    <w:p>
+      <w:pPr>
+        <w:pStyle w:val="Code"/>
+        <w:keepNext w:val="0"/>
+        <w:rPr>
+          <w:lang w:val="fr-FR"/>
+        </w:rPr>
+      </w:pPr>
+      <w:r>
+        <w:rPr>
+          <w:lang w:val="fr-FR"/>
+        </w:rPr>
+        <w:t>})</w:t>
+      </w:r>
+    </w:p>
+    <w:p>
+      <w:pPr>
+        <w:keepNext/>
+        <w:rPr>
+          <w:lang w:val="en-GB"/>
+        </w:rPr>
+      </w:pPr>
+      <w:r>
+        <w:rPr>
+          <w:lang w:val="en-GB"/>
+        </w:rPr>
+        <w:lastRenderedPageBreak/>
+        <w:t>We can retrieve the model inside our React components, for example in ControlBar.jsx, by using Redux’s useSelector Hook function:</w:t>
+      </w:r>
+    </w:p>
+    <w:p>
+      <w:pPr>
+        <w:pStyle w:val="Code"/>
+        <w:rPr>
+          <w:lang w:val="en-US"/>
+        </w:rPr>
+      </w:pPr>
+      <w:r>
+        <w:rPr>
+          <w:lang w:val="en-US"/>
+        </w:rPr>
+        <w:t>import { useSelector</w:t>
+      </w:r>
+      <w:r>
+        <w:rPr>
+          <w:lang w:val="en-US"/>
+        </w:rPr>
+        <w:t xml:space="preserve"> </w:t>
+      </w:r>
+      <w:r>
+        <w:rPr>
+          <w:lang w:val="en-US"/>
+        </w:rPr>
+        <w:t>} from "react-redux";</w:t>
+      </w:r>
+    </w:p>
+    <w:p>
+      <w:pPr>
+        <w:pStyle w:val="Code"/>
+        <w:rPr>
+          <w:lang w:val="en-US"/>
+        </w:rPr>
+      </w:pPr>
+      <w:r>
+        <w:rPr>
+          <w:lang w:val="en-US"/>
+        </w:rPr>
+        <w:t>...</w:t>
+      </w:r>
+    </w:p>
+    <w:p>
+      <w:pPr>
+        <w:pStyle w:val="Code"/>
+        <w:rPr>
+          <w:lang w:val="en-GB"/>
+        </w:rPr>
+      </w:pPr>
+      <w:r>
+        <w:rPr>
+          <w:lang w:val="en-US"/>
+        </w:rPr>
+        <w:t>function ControlBar(</w:t>
+      </w:r>
+      <w:r>
+        <w:rPr>
+          <w:lang w:val="en-GB"/>
+        </w:rPr>
+        <w:t>{onSubmitGenAction}</w:t>
+      </w:r>
+      <w:r>
+        <w:rPr>
+          <w:lang w:val="en-US"/>
+        </w:rPr>
+        <w:t>){</w:t>
+      </w:r>
+    </w:p>
+    <w:p>
+      <w:pPr>
+        <w:pStyle w:val="Code"/>
+        <w:rPr>
+          <w:lang w:val="en-US"/>
+        </w:rPr>
+      </w:pPr>
+      <w:r>
+        <w:rPr>
+          <w:lang w:val="en-US"/>
+        </w:rPr>
+        <w:t xml:space="preserve">    </w:t>
+      </w:r>
+      <w:r>
+        <w:rPr>
+          <w:lang w:val="en-US"/>
+        </w:rPr>
+        <w:t>// config being the name used in store.js</w:t>
+      </w:r>
+    </w:p>
+    <w:p>
+      <w:pPr>
+        <w:pStyle w:val="Code"/>
+        <w:rPr>
+          <w:lang w:val="en-US"/>
+        </w:rPr>
+      </w:pPr>
+      <w:r>
+        <w:rPr>
+          <w:lang w:val="en-US"/>
+        </w:rPr>
+        <w:t xml:space="preserve">    </w:t>
+      </w:r>
+      <w:r>
+        <w:rPr>
+          <w:lang w:val="en-US"/>
+        </w:rPr>
+        <w:t>const genConfig</w:t>
+      </w:r>
+      <w:r>
+        <w:rPr>
+          <w:lang w:val="en-US"/>
+        </w:rPr>
+        <w:t>Data</w:t>
+      </w:r>
+      <w:r>
+        <w:rPr>
+          <w:lang w:val="en-US"/>
+        </w:rPr>
+        <w:t xml:space="preserve"> = useSelector(state=&gt;state.config);</w:t>
+      </w:r>
+    </w:p>
+    <w:p>
+      <w:pPr>
+        <w:pStyle w:val="Code"/>
+        <w:rPr>
+          <w:lang w:val="fr-FR"/>
+        </w:rPr>
+      </w:pPr>
+      <w:r>
+        <w:rPr>
+          <w:lang w:val="fr-FR"/>
+        </w:rPr>
+        <w:t>...</w:t>
+      </w:r>
+    </w:p>
+    <w:p>
+      <w:pPr>
+        <w:rPr>
+          <w:lang w:val="en-GB"/>
+        </w:rPr>
+      </w:pPr>
+      <w:r>
+        <w:t>We can therefore remove the property passed as a parameter to ControlBar.</w:t>
+      </w:r>
+      <w:r>
+        <w:rPr>
+          <w:lang w:val="en-GB"/>
+        </w:rPr>
+        <w:t xml:space="preserve"> </w:t>
+      </w:r>
+    </w:p>
+    <w:p>
+      <w:pPr>
+        <w:rPr>
+          <w:lang w:val="en-GB"/>
+        </w:rPr>
+      </w:pPr>
+      <w:r>
+        <w:rPr>
+          <w:lang w:val="en-GB"/>
+        </w:rPr>
+        <w:t>We now need to use the reducer’s updateNbRowsAndCols action by means of the useDispatch Hook:</w:t>
+      </w:r>
+    </w:p>
+    <w:p>
+      <w:pPr>
+        <w:pStyle w:val="Code"/>
+        <w:rPr>
+          <w:lang w:val="en-US"/>
+        </w:rPr>
+      </w:pPr>
+      <w:r>
+        <w:rPr>
+          <w:lang w:val="en-US"/>
+        </w:rPr>
+        <w:t>import { useSelector, useDispatch } from "react-redux";</w:t>
+      </w:r>
+    </w:p>
+    <w:p>
+      <w:pPr>
+        <w:pStyle w:val="Code"/>
+        <w:rPr>
+          <w:lang w:val="en-US"/>
+        </w:rPr>
+      </w:pPr>
+      <w:r>
+        <w:rPr>
+          <w:lang w:val="en-US"/>
+        </w:rPr>
+        <w:t>import { updateNbRowsAndCols } from "../../redux/ConfigSlice";</w:t>
+      </w:r>
+    </w:p>
+    <w:p>
+      <w:pPr>
+        <w:pStyle w:val="Code"/>
+        <w:rPr>
+          <w:lang w:val="en-US"/>
+        </w:rPr>
+      </w:pPr>
+    </w:p>
+    <w:p>
+      <w:pPr>
+        <w:pStyle w:val="Code"/>
+        <w:rPr>
+          <w:lang w:val="en-US"/>
+        </w:rPr>
+      </w:pPr>
+      <w:r>
+        <w:rPr>
+          <w:lang w:val="en-US"/>
+        </w:rPr>
+        <w:t>function ControlBar(){</w:t>
+      </w:r>
+    </w:p>
+    <w:p>
+      <w:pPr>
+        <w:pStyle w:val="Code"/>
+        <w:rPr>
+          <w:lang w:val="en-US"/>
+        </w:rPr>
+      </w:pPr>
+      <w:r>
+        <w:rPr>
+          <w:lang w:val="en-US"/>
+        </w:rPr>
+        <w:t xml:space="preserve">    // config in state.config being the name used for the reducer in store.js</w:t>
+      </w:r>
+    </w:p>
+    <w:p>
+      <w:pPr>
+        <w:pStyle w:val="Code"/>
+        <w:rPr>
+          <w:lang w:val="en-US"/>
+        </w:rPr>
+      </w:pPr>
+      <w:r>
+        <w:rPr>
+          <w:lang w:val="en-US"/>
+        </w:rPr>
+        <w:t xml:space="preserve">    const genConfigData = useSelector(state=&gt;state.config);</w:t>
+      </w:r>
+    </w:p>
+    <w:p>
+      <w:pPr>
+        <w:pStyle w:val="Code"/>
+        <w:rPr>
+          <w:lang w:val="en-US"/>
+        </w:rPr>
+      </w:pPr>
+      <w:r>
+        <w:rPr>
+          <w:lang w:val="en-US"/>
+        </w:rPr>
+        <w:t xml:space="preserve">    const dispatch = useDispatch();</w:t>
+      </w:r>
+    </w:p>
+    <w:p>
+      <w:pPr>
+        <w:pStyle w:val="Code"/>
+        <w:rPr>
+          <w:lang w:val="en-US"/>
+        </w:rPr>
+      </w:pPr>
+    </w:p>
+    <w:p>
+      <w:pPr>
+        <w:pStyle w:val="Code"/>
+        <w:rPr>
+          <w:lang w:val="en-US"/>
+        </w:rPr>
+      </w:pPr>
+      <w:r>
+        <w:rPr>
+          <w:lang w:val="en-US"/>
+        </w:rPr>
+        <w:t xml:space="preserve">    const handleOnSubmit = function(event){</w:t>
+      </w:r>
+    </w:p>
+    <w:p>
+      <w:pPr>
+        <w:pStyle w:val="Code"/>
+        <w:rPr>
+          <w:lang w:val="en-US"/>
+        </w:rPr>
+      </w:pPr>
+      <w:r>
+        <w:rPr>
+          <w:lang w:val="en-US"/>
+        </w:rPr>
+        <w:t>…</w:t>
+      </w:r>
+    </w:p>
+    <w:p>
+      <w:pPr>
+        <w:pStyle w:val="Code"/>
+        <w:rPr>
+          <w:lang w:val="en-US"/>
+        </w:rPr>
+      </w:pPr>
+      <w:r>
+        <w:rPr>
+          <w:lang w:val="en-US"/>
+        </w:rPr>
+        <w:t xml:space="preserve">        const formJSON = Object.fromEntries(formData.entries());</w:t>
+      </w:r>
+    </w:p>
+    <w:p>
+      <w:pPr>
+        <w:pStyle w:val="Code"/>
+        <w:rPr>
+          <w:lang w:val="en-US"/>
+        </w:rPr>
+      </w:pPr>
+      <w:r>
+        <w:rPr>
+          <w:lang w:val="en-US"/>
+        </w:rPr>
+        <w:t xml:space="preserve">        // onSubmitGenAction(formJSON)</w:t>
+      </w:r>
+    </w:p>
+    <w:p>
+      <w:pPr>
+        <w:pStyle w:val="Code"/>
+        <w:rPr>
+          <w:lang w:val="en-US"/>
+        </w:rPr>
+      </w:pPr>
+      <w:r>
+        <w:rPr>
+          <w:lang w:val="en-US"/>
+        </w:rPr>
+        <w:t xml:space="preserve">        const genConfig = {</w:t>
+      </w:r>
+    </w:p>
+    <w:p>
+      <w:pPr>
+        <w:pStyle w:val="Code"/>
+        <w:rPr>
+          <w:lang w:val="en-US"/>
+        </w:rPr>
+      </w:pPr>
+      <w:r>
+        <w:rPr>
+          <w:lang w:val="en-US"/>
+        </w:rPr>
+        <w:t xml:space="preserve">            </w:t>
+      </w:r>
+      <w:r>
+        <w:rPr>
+          <w:lang w:val="en-US"/>
+        </w:rPr>
+        <w:t>nbRows: parseInt(formJSON.nbRows),</w:t>
+      </w:r>
+    </w:p>
+    <w:p>
+      <w:pPr>
+        <w:pStyle w:val="Code"/>
+        <w:rPr>
+          <w:lang w:val="en-US"/>
+        </w:rPr>
+      </w:pPr>
+      <w:r>
+        <w:rPr>
+          <w:lang w:val="en-US"/>
+        </w:rPr>
+        <w:t xml:space="preserve">           </w:t>
+      </w:r>
+      <w:r>
+        <w:rPr>
+          <w:lang w:val="en-US"/>
+        </w:rPr>
+        <w:t xml:space="preserve"> nbCols: parseInt(formJSON.nb</w:t>
+      </w:r>
+      <w:r>
+        <w:rPr>
+          <w:lang w:val="en-US"/>
+        </w:rPr>
+        <w:t>Col</w:t>
+      </w:r>
+      <w:r>
+        <w:rPr>
+          <w:lang w:val="en-US"/>
+        </w:rPr>
+        <w:t>s)</w:t>
+      </w:r>
+    </w:p>
+    <w:p>
+      <w:pPr>
+        <w:pStyle w:val="Code"/>
+        <w:rPr>
+          <w:lang w:val="fr-FR"/>
+        </w:rPr>
+      </w:pPr>
+      <w:r>
+        <w:rPr>
+          <w:lang w:val="en-US"/>
+        </w:rPr>
+        <w:t xml:space="preserve">        </w:t>
+      </w:r>
+      <w:r>
+        <w:rPr>
+          <w:lang w:val="fr-FR"/>
+        </w:rPr>
+        <w:t>}</w:t>
+      </w:r>
+    </w:p>
+    <w:p>
+      <w:pPr>
+        <w:pStyle w:val="Code"/>
+        <w:rPr>
+          <w:lang w:val="fr-FR"/>
+        </w:rPr>
+      </w:pPr>
+      <w:r>
+        <w:rPr>
+          <w:lang w:val="fr-FR"/>
+        </w:rPr>
+        <w:t xml:space="preserve">        dispatch(updateNbRowsAndCols(genConfig));</w:t>
+      </w:r>
+    </w:p>
+    <w:p>
+      <w:pPr>
+        <w:pStyle w:val="Code"/>
+        <w:rPr>
+          <w:lang w:val="fr-FR"/>
+        </w:rPr>
+      </w:pPr>
+      <w:r>
+        <w:rPr>
+          <w:lang w:val="fr-FR"/>
+        </w:rPr>
+        <w:t xml:space="preserve">    }</w:t>
+      </w:r>
+    </w:p>
+    <w:p>
+      <w:pPr>
+        <w:pStyle w:val="Code"/>
+        <w:rPr>
+          <w:lang w:val="fr-FR"/>
+        </w:rPr>
+      </w:pPr>
+      <w:r>
+        <w:rPr>
+          <w:lang w:val="fr-FR"/>
+        </w:rPr>
+        <w:t>…</w:t>
+      </w:r>
+    </w:p>
+    <w:p>
+      <w:pPr>
+        <w:rPr>
+          <w:lang w:val="en-GB"/>
+        </w:rPr>
+      </w:pPr>
+      <w:r>
+        <w:t>We no longer need the onSubmitGenAction function that was</w:t>
+      </w:r>
+      <w:r>
+        <w:t xml:space="preserve"> initially</w:t>
+      </w:r>
+      <w:r>
+        <w:t xml:space="preserve"> passed as a prop to the ControlBar component.</w:t>
+      </w:r>
+    </w:p>
+    <w:p>
+      <w:pPr>
+        <w:rPr>
+          <w:lang w:val="en-GB"/>
+        </w:rPr>
+      </w:pPr>
+      <w:r>
+        <w:t>In App.jsx, we can now simplify the ControlBar component call:</w:t>
+      </w:r>
+    </w:p>
+    <w:p>
+      <w:pPr>
+        <w:pStyle w:val="Code"/>
+        <w:rPr>
+          <w:lang w:val="en-US"/>
+        </w:rPr>
+      </w:pPr>
+      <w:r>
+        <w:rPr>
+          <w:lang w:val="en-US"/>
+        </w:rPr>
+        <w:t>...</w:t>
+      </w:r>
+    </w:p>
+    <w:p>
+      <w:pPr>
+        <w:pStyle w:val="Code"/>
+        <w:rPr>
+          <w:lang w:val="en-US"/>
+        </w:rPr>
+      </w:pPr>
+      <w:r>
+        <w:rPr>
+          <w:lang w:val="en-US"/>
+        </w:rPr>
+        <w:t xml:space="preserve">        &lt;div id="control-bar-container"&gt;</w:t>
+      </w:r>
+    </w:p>
+    <w:p>
+      <w:pPr>
+        <w:pStyle w:val="Code"/>
+        <w:rPr>
+          <w:lang w:val="fr-FR"/>
+        </w:rPr>
+      </w:pPr>
+      <w:r>
+        <w:rPr>
+          <w:lang w:val="en-GB"/>
+        </w:rPr>
+        <w:t xml:space="preserve">            </w:t>
+      </w:r>
+      <w:r>
+        <w:rPr>
+          <w:lang w:val="fr-FR"/>
+        </w:rPr>
+        <w:t>&lt;ControlBar/&gt;</w:t>
+      </w:r>
+    </w:p>
+    <w:p>
+      <w:pPr>
+        <w:pStyle w:val="Code"/>
+        <w:rPr>
+          <w:lang w:val="fr-FR"/>
+        </w:rPr>
+      </w:pPr>
+      <w:r>
+        <w:rPr>
+          <w:lang w:val="fr-FR"/>
+        </w:rPr>
+        <w:t xml:space="preserve">        &lt;/div&gt;</w:t>
+      </w:r>
+    </w:p>
+    <w:p>
+      <w:pPr>
+        <w:pStyle w:val="Code"/>
+        <w:rPr>
+          <w:lang w:val="fr-FR"/>
+        </w:rPr>
+      </w:pPr>
+      <w:r>
+        <w:rPr>
+          <w:lang w:val="fr-FR"/>
+        </w:rPr>
+        <w:t>...</w:t>
+      </w:r>
+    </w:p>
+    <w:p>
+      <w:pPr>
+        <w:rPr>
+          <w:lang w:val="en-GB"/>
+        </w:rPr>
+      </w:pPr>
+      <w:r>
+        <w:rPr>
+          <w:lang w:val="en-GB"/>
+        </w:rPr>
+        <w:t xml:space="preserve">In the interface, if we change the number of rows and columns — for example, 8 rows and 10 columns — only the label « NbRows: 8 NbCols: 10 » </w:t>
+      </w:r>
+      <w:r>
+        <w:t>is updated.</w:t>
+      </w:r>
+    </w:p>
+    <w:p>
+      <w:pPr>
+        <w:rPr>
+          <w:lang w:val="en-GB"/>
+        </w:rPr>
+      </w:pPr>
+      <w:r>
+        <w:rPr>
+          <w:lang w:val="en-GB"/>
+        </w:rPr>
+        <w:t>We now need to create a reducer to manage the new matrix data and connect the model to the Matrix component.</w:t>
+      </w:r>
+    </w:p>
+    <w:p>
+      <w:pPr>
+        <w:keepNext/>
+        <w:rPr>
+          <w:lang w:val="en-GB"/>
+        </w:rPr>
+      </w:pPr>
+      <w:r>
+        <w:rPr>
+          <w:lang w:val="en-GB"/>
+        </w:rPr>
+        <w:lastRenderedPageBreak/>
+        <w:t>Creating the reducer</w:t>
+      </w:r>
+      <w:r>
+        <w:rPr>
+          <w:lang w:val="en-GB"/>
+        </w:rPr>
+        <w:t xml:space="preserve"> </w:t>
+      </w:r>
+      <w:r>
+        <w:rPr>
+          <w:lang w:val="en-GB"/>
+        </w:rPr>
+        <w:t>src/redux/MatrixSlice.js :</w:t>
+      </w:r>
+    </w:p>
+    <w:p>
+      <w:pPr>
+        <w:pStyle w:val="Code"/>
+        <w:rPr>
+          <w:lang w:val="en-US"/>
+        </w:rPr>
+      </w:pPr>
+      <w:r>
+        <w:rPr>
+          <w:lang w:val="en-US"/>
+        </w:rPr>
+        <w:t>import { createSlice } from '@reduxjs/toolkit'</w:t>
+      </w:r>
+    </w:p>
+    <w:p>
+      <w:pPr>
+        <w:pStyle w:val="Code"/>
+        <w:rPr>
+          <w:lang w:val="en-US"/>
+        </w:rPr>
+      </w:pPr>
+      <w:r>
+        <w:rPr>
+          <w:lang w:val="en-US"/>
+        </w:rPr>
+        <w:t>import { genGridData } from "../utils/helper";</w:t>
+      </w:r>
+    </w:p>
+    <w:p>
+      <w:pPr>
+        <w:pStyle w:val="Code"/>
+        <w:rPr>
+          <w:lang w:val="en-US"/>
+        </w:rPr>
+      </w:pPr>
+    </w:p>
+    <w:p>
+      <w:pPr>
+        <w:pStyle w:val="Code"/>
+        <w:rPr>
+          <w:lang w:val="en-US"/>
+        </w:rPr>
+      </w:pPr>
+      <w:r>
+        <w:rPr>
+          <w:lang w:val="en-US"/>
+        </w:rPr>
+        <w:t>export const matrixSlice = createSlice({</w:t>
+      </w:r>
+    </w:p>
+    <w:p>
+      <w:pPr>
+        <w:pStyle w:val="Code"/>
+        <w:rPr>
+          <w:lang w:val="en-US"/>
+        </w:rPr>
+      </w:pPr>
+      <w:r>
+        <w:rPr>
+          <w:lang w:val="en-US"/>
+        </w:rPr>
+        <w:t xml:space="preserve">  name: 'matrix',</w:t>
+      </w:r>
+    </w:p>
+    <w:p>
+      <w:pPr>
+        <w:pStyle w:val="Code"/>
+        <w:rPr>
+          <w:lang w:val="en-US"/>
+        </w:rPr>
+      </w:pPr>
+      <w:r>
+        <w:rPr>
+          <w:lang w:val="en-US"/>
+        </w:rPr>
+        <w:t xml:space="preserve">  initialState:  genGridData(4,4),</w:t>
+      </w:r>
+    </w:p>
+    <w:p>
+      <w:pPr>
+        <w:pStyle w:val="Code"/>
+        <w:rPr>
+          <w:lang w:val="en-US"/>
+        </w:rPr>
+      </w:pPr>
+      <w:r>
+        <w:rPr>
+          <w:lang w:val="en-US"/>
+        </w:rPr>
+        <w:t xml:space="preserve">  reducers: {</w:t>
+      </w:r>
+    </w:p>
+    <w:p>
+      <w:pPr>
+        <w:pStyle w:val="Code"/>
+        <w:rPr>
+          <w:lang w:val="en-US"/>
+        </w:rPr>
+      </w:pPr>
+      <w:r>
+        <w:rPr>
+          <w:lang w:val="en-US"/>
+        </w:rPr>
+        <w:t xml:space="preserve">    generateByGenConfig: (state, action) =&gt;{</w:t>
+      </w:r>
+    </w:p>
+    <w:p>
+      <w:pPr>
+        <w:pStyle w:val="Code"/>
+        <w:rPr>
+          <w:lang w:val="en-US"/>
+        </w:rPr>
+      </w:pPr>
+      <w:r>
+        <w:rPr>
+          <w:lang w:val="en-US"/>
+        </w:rPr>
+        <w:t xml:space="preserve">        return genGridData(action.payload.nbRows, action.payload.nbCols)</w:t>
+      </w:r>
+    </w:p>
+    <w:p>
+      <w:pPr>
+        <w:pStyle w:val="Code"/>
+        <w:rPr>
+          <w:lang w:val="en-US"/>
+        </w:rPr>
+      </w:pPr>
+      <w:r>
+        <w:rPr>
+          <w:lang w:val="en-US"/>
+        </w:rPr>
+        <w:t xml:space="preserve">    },</w:t>
+      </w:r>
+    </w:p>
+    <w:p>
+      <w:pPr>
+        <w:pStyle w:val="Code"/>
+        <w:rPr>
+          <w:lang w:val="en-US"/>
+        </w:rPr>
+      </w:pPr>
+      <w:r>
+        <w:rPr>
+          <w:lang w:val="en-US"/>
+        </w:rPr>
+        <w:t xml:space="preserve">    updateSelectedItem: (state, action) =&gt; {</w:t>
+      </w:r>
+    </w:p>
+    <w:p>
+      <w:pPr>
+        <w:pStyle w:val="Code"/>
+        <w:rPr>
+          <w:lang w:val="en-US"/>
+        </w:rPr>
+      </w:pPr>
+      <w:r>
+        <w:rPr>
+          <w:lang w:val="en-US"/>
+        </w:rPr>
+        <w:t xml:space="preserve">        </w:t>
+      </w:r>
+      <w:r>
+        <w:rPr>
+          <w:lang w:val="en-US"/>
+        </w:rPr>
+        <w:t>return</w:t>
+      </w:r>
+      <w:r>
+        <w:rPr>
+          <w:lang w:val="en-US"/>
+        </w:rPr>
+        <w:t xml:space="preserve"> state.</w:t>
+      </w:r>
+      <w:r>
+        <w:rPr>
+          <w:lang w:val="en-US"/>
+        </w:rPr>
+        <w:t xml:space="preserve"> </w:t>
+      </w:r>
+      <w:r>
+        <w:rPr>
+          <w:lang w:val="en-US"/>
+        </w:rPr>
+        <w:t>map(cellData =&gt; {</w:t>
+      </w:r>
+    </w:p>
+    <w:p>
+      <w:pPr>
+        <w:pStyle w:val="Code"/>
+        <w:rPr>
+          <w:lang w:val="en-US"/>
+        </w:rPr>
+      </w:pPr>
+      <w:r>
+        <w:rPr>
+          <w:lang w:val="en-US"/>
+        </w:rPr>
+        <w:t xml:space="preserve">            if (cellData.index === action.payload.index) {</w:t>
+      </w:r>
+    </w:p>
+    <w:p>
+      <w:pPr>
+        <w:pStyle w:val="Code"/>
+        <w:rPr>
+          <w:lang w:val="en-US"/>
+        </w:rPr>
+      </w:pPr>
+      <w:r>
+        <w:rPr>
+          <w:lang w:val="en-US"/>
+        </w:rPr>
+        <w:t xml:space="preserve">            return {...cellData,selected:!cellData.selected};</w:t>
+      </w:r>
+    </w:p>
+    <w:p>
+      <w:pPr>
+        <w:pStyle w:val="Code"/>
+        <w:rPr>
+          <w:lang w:val="en-US"/>
+        </w:rPr>
+      </w:pPr>
+      <w:r>
+        <w:rPr>
+          <w:lang w:val="en-US"/>
+        </w:rPr>
+        <w:t xml:space="preserve">            } else {</w:t>
+      </w:r>
+    </w:p>
+    <w:p>
+      <w:pPr>
+        <w:pStyle w:val="Code"/>
+        <w:rPr>
+          <w:lang w:val="en-US"/>
+        </w:rPr>
+      </w:pPr>
+      <w:r>
+        <w:rPr>
+          <w:lang w:val="en-US"/>
+        </w:rPr>
+        <w:t xml:space="preserve">            return cellData;</w:t>
+      </w:r>
+    </w:p>
+    <w:p>
+      <w:pPr>
+        <w:pStyle w:val="Code"/>
+        <w:rPr>
+          <w:lang w:val="en-US"/>
+        </w:rPr>
+      </w:pPr>
+      <w:r>
+        <w:rPr>
+          <w:lang w:val="en-US"/>
+        </w:rPr>
+        <w:t xml:space="preserve">            }</w:t>
+      </w:r>
+    </w:p>
+    <w:p>
+      <w:pPr>
+        <w:pStyle w:val="Code"/>
+        <w:rPr>
+          <w:lang w:val="en-US"/>
+        </w:rPr>
+      </w:pPr>
+      <w:r>
+        <w:rPr>
+          <w:lang w:val="en-US"/>
+        </w:rPr>
+        <w:t xml:space="preserve">        })</w:t>
+      </w:r>
+    </w:p>
+    <w:p>
+      <w:pPr>
+        <w:pStyle w:val="Code"/>
+        <w:rPr>
+          <w:lang w:val="en-US"/>
+        </w:rPr>
+      </w:pPr>
+      <w:r>
+        <w:rPr>
+          <w:lang w:val="en-US"/>
+        </w:rPr>
+        <w:t xml:space="preserve">    },</w:t>
+      </w:r>
+    </w:p>
+    <w:p>
+      <w:pPr>
+        <w:pStyle w:val="Code"/>
+        <w:rPr>
+          <w:lang w:val="en-US"/>
+        </w:rPr>
+      </w:pPr>
+      <w:r>
+        <w:rPr>
+          <w:lang w:val="en-US"/>
+        </w:rPr>
+        <w:t xml:space="preserve">  }</w:t>
+      </w:r>
+    </w:p>
+    <w:p>
+      <w:pPr>
+        <w:pStyle w:val="Code"/>
+        <w:rPr>
+          <w:lang w:val="en-US"/>
+        </w:rPr>
+      </w:pPr>
+      <w:r>
+        <w:rPr>
+          <w:lang w:val="en-US"/>
+        </w:rPr>
+        <w:t>})</w:t>
+      </w:r>
+    </w:p>
+    <w:p>
+      <w:pPr>
+        <w:pStyle w:val="Code"/>
+        <w:rPr>
+          <w:lang w:val="en-US"/>
+        </w:rPr>
+      </w:pPr>
+    </w:p>
+    <w:p>
+      <w:pPr>
+        <w:pStyle w:val="Code"/>
+        <w:rPr>
+          <w:lang w:val="en-US"/>
+        </w:rPr>
+      </w:pPr>
+      <w:r>
+        <w:rPr>
+          <w:lang w:val="en-US"/>
+        </w:rPr>
+        <w:t>// Action creators are generated for each case reducer function</w:t>
+      </w:r>
+    </w:p>
+    <w:p>
+      <w:pPr>
+        <w:pStyle w:val="Code"/>
+        <w:rPr>
+          <w:lang w:val="en-US"/>
+        </w:rPr>
+      </w:pPr>
+      <w:r>
+        <w:rPr>
+          <w:lang w:val="en-US"/>
+        </w:rPr>
+        <w:t>export const { generateByGenConfig, updateSelectedItem } = matrixSlice.actions</w:t>
+      </w:r>
+    </w:p>
+    <w:p>
+      <w:pPr>
+        <w:pStyle w:val="Code"/>
+        <w:rPr>
+          <w:lang w:val="en-US"/>
+        </w:rPr>
+      </w:pPr>
+    </w:p>
+    <w:p>
+      <w:pPr>
+        <w:pStyle w:val="Code"/>
+        <w:rPr>
+          <w:lang w:val="fr-FR"/>
+        </w:rPr>
+      </w:pPr>
+      <w:r>
+        <w:rPr>
+          <w:lang w:val="fr-FR"/>
+        </w:rPr>
+        <w:t>export default matrixSlice.reducer</w:t>
+      </w:r>
+    </w:p>
+    <w:p>
+      <w:pPr>
+        <w:jc w:val="both"/>
+        <w:rPr>
+          <w:b/>
+          <w:bCs/>
+          <w:u w:val="single"/>
+          <w:lang w:val="en-GB"/>
+        </w:rPr>
+      </w:pPr>
+      <w:r>
+        <w:rPr>
+          <w:b/>
+          <w:bCs/>
+          <w:u w:val="single"/>
+          <w:lang w:val="en-GB"/>
+        </w:rPr>
+        <w:t>Don’t forget to declare it in</w:t>
+      </w:r>
+      <w:r>
+        <w:rPr>
+          <w:b/>
+          <w:bCs/>
+          <w:u w:val="single"/>
+          <w:lang w:val="en-GB"/>
+        </w:rPr>
+        <w:t xml:space="preserve"> </w:t>
+      </w:r>
+      <w:r>
+        <w:rPr>
+          <w:b/>
+          <w:bCs/>
+          <w:u w:val="single"/>
+          <w:lang w:val="en-GB"/>
+        </w:rPr>
+        <w:t>src/store.js:</w:t>
+      </w:r>
+    </w:p>
+    <w:p>
+      <w:pPr>
+        <w:pStyle w:val="Code"/>
+        <w:rPr>
+          <w:lang w:val="en-US"/>
+        </w:rPr>
+      </w:pPr>
+      <w:r>
+        <w:rPr>
+          <w:lang w:val="en-US"/>
+        </w:rPr>
+        <w:t>import { configureStore } from '@reduxjs/toolkit'</w:t>
+      </w:r>
+    </w:p>
+    <w:p>
+      <w:pPr>
+        <w:pStyle w:val="Code"/>
+        <w:rPr>
+          <w:lang w:val="en-US"/>
+        </w:rPr>
+      </w:pPr>
+      <w:r>
+        <w:rPr>
+          <w:lang w:val="en-US"/>
+        </w:rPr>
+        <w:t>import configReducer from './redux/ConfigSlice'</w:t>
+      </w:r>
+    </w:p>
+    <w:p>
+      <w:pPr>
+        <w:pStyle w:val="Code"/>
+        <w:rPr>
+          <w:lang w:val="en-US"/>
+        </w:rPr>
+      </w:pPr>
+      <w:r>
+        <w:rPr>
+          <w:lang w:val="en-US"/>
+        </w:rPr>
+        <w:t>import matrixReducer from './redux/MatrixSlice'</w:t>
+      </w:r>
+    </w:p>
+    <w:p>
+      <w:pPr>
+        <w:pStyle w:val="Code"/>
+        <w:rPr>
+          <w:lang w:val="en-US"/>
+        </w:rPr>
+      </w:pPr>
+      <w:r>
+        <w:rPr>
+          <w:lang w:val="en-US"/>
+        </w:rPr>
+        <w:t>export default configureStore({</w:t>
+      </w:r>
+    </w:p>
+    <w:p>
+      <w:pPr>
+        <w:pStyle w:val="Code"/>
+        <w:rPr>
+          <w:lang w:val="en-US"/>
+        </w:rPr>
+      </w:pPr>
+      <w:r>
+        <w:rPr>
+          <w:lang w:val="en-US"/>
+        </w:rPr>
+        <w:t xml:space="preserve">    reducer: {</w:t>
+      </w:r>
+    </w:p>
+    <w:p>
+      <w:pPr>
+        <w:pStyle w:val="Code"/>
+        <w:rPr>
+          <w:lang w:val="en-US"/>
+        </w:rPr>
+      </w:pPr>
+      <w:r>
+        <w:rPr>
+          <w:lang w:val="en-US"/>
+        </w:rPr>
+        <w:t xml:space="preserve">        config: configReducer,</w:t>
+      </w:r>
+    </w:p>
+    <w:p>
+      <w:pPr>
+        <w:pStyle w:val="Code"/>
+        <w:rPr>
+          <w:lang w:val="fr-FR"/>
+        </w:rPr>
+      </w:pPr>
+      <w:r>
+        <w:rPr>
+          <w:lang w:val="en-US"/>
+        </w:rPr>
+        <w:t xml:space="preserve">        </w:t>
+      </w:r>
+      <w:r>
+        <w:rPr>
+          <w:lang w:val="fr-FR"/>
+        </w:rPr>
+        <w:t>matrix: matrixReducer,</w:t>
+      </w:r>
+    </w:p>
+    <w:p>
+      <w:pPr>
+        <w:pStyle w:val="Code"/>
+        <w:rPr>
+          <w:lang w:val="fr-FR"/>
+        </w:rPr>
+      </w:pPr>
+      <w:r>
+        <w:rPr>
+          <w:lang w:val="fr-FR"/>
+        </w:rPr>
+        <w:t xml:space="preserve">    }</w:t>
+      </w:r>
+    </w:p>
+    <w:p>
+      <w:pPr>
+        <w:pStyle w:val="Code"/>
+        <w:rPr>
+          <w:lang w:val="fr-FR"/>
+        </w:rPr>
+      </w:pPr>
+      <w:r>
+        <w:rPr>
+          <w:lang w:val="fr-FR"/>
+        </w:rPr>
+        <w:t>})</w:t>
+      </w:r>
+    </w:p>
+    <w:p>
+      <w:pPr>
+        <w:jc w:val="both"/>
+        <w:rPr>
+          <w:lang w:val="fr-FR"/>
+        </w:rPr>
+      </w:pPr>
+      <w:r>
+        <w:rPr>
+          <w:b/>
+          <w:bCs/>
+          <w:u w:val="single"/>
+          <w:lang w:val="fr-FR"/>
+        </w:rPr>
+        <w:t>Exerci</w:t>
+      </w:r>
+      <w:r>
+        <w:rPr>
+          <w:b/>
+          <w:bCs/>
+          <w:u w:val="single"/>
+          <w:lang w:val="fr-FR"/>
+        </w:rPr>
         <w:t>s</w:t>
       </w:r>
-    </w:p>
-    <w:p>
-      <w:pPr>
-        <w:rPr>
-          <w:lang w:val="en-GB"/>
-        </w:rPr>
-      </w:pPr>
-      <w:r>
-        <w:rPr>
-          <w:lang w:val="en-GB"/>
-        </w:rPr>
-        <w:t xml:space="preserve">To integrate </w:t>
-      </w:r>
-      <w:r>
-        <w:rPr>
-          <w:lang w:val="en-GB"/>
-        </w:rPr>
-        <w:t xml:space="preserve">the </w:t>
-      </w:r>
-      <w:r>
-        <w:rPr>
-          <w:lang w:val="en-GB"/>
-        </w:rPr>
-        <w:t>D3.js class i</w:t>
-      </w:r>
-      <w:r>
-        <w:rPr>
-          <w:lang w:val="en-GB"/>
-        </w:rPr>
-        <w:t>n Matrix.js,</w:t>
-      </w:r>
-      <w:r>
-        <w:rPr>
-          <w:lang w:val="en-GB"/>
-        </w:rPr>
-        <w:t xml:space="preserve"> we need</w:t>
-      </w:r>
-      <w:r>
-        <w:rPr>
-          <w:lang w:val="en-GB"/>
-        </w:rPr>
-        <w:t xml:space="preserve"> to use </w:t>
-      </w:r>
-      <w:r>
-        <w:rPr>
-          <w:lang w:val="en-GB"/>
-        </w:rPr>
-        <w:t xml:space="preserve">useEffect() and useRef() </w:t>
-      </w:r>
-      <w:r>
-        <w:rPr>
-          <w:lang w:val="en-GB"/>
-        </w:rPr>
-        <w:t xml:space="preserve">functions </w:t>
-      </w:r>
-      <w:r>
-        <w:rPr>
-          <w:lang w:val="en-GB"/>
-        </w:rPr>
-        <w:t xml:space="preserve">to persist </w:t>
-      </w:r>
-      <w:r>
-        <w:rPr>
-          <w:lang w:val="en-GB"/>
-        </w:rPr>
-        <w:t xml:space="preserve">the </w:t>
-      </w:r>
-      <w:r>
-        <w:rPr>
-          <w:lang w:val="en-GB"/>
-        </w:rPr>
-        <w:t>class instance over React cycles:</w:t>
-      </w:r>
-    </w:p>
-    <w:p>
-      <w:pPr>
-        <w:pStyle w:val="Code"/>
-        <w:rPr>
-          <w:lang w:val="en-GB"/>
-        </w:rPr>
-      </w:pPr>
-      <w:r>
-        <w:rPr>
-          <w:lang w:val="en-GB"/>
-        </w:rPr>
-        <w:t>const matrixD3Ref = useRef(null);</w:t>
-      </w:r>
-    </w:p>
-    <w:p>
-      <w:pPr>
-        <w:rPr>
-          <w:lang w:val="en-GB"/>
-        </w:rPr>
-      </w:pPr>
-      <w:r>
-        <w:rPr>
-          <w:lang w:val="en-GB"/>
-        </w:rPr>
-        <w:t>To be responsive, w</w:t>
-      </w:r>
-      <w:r>
-        <w:rPr>
-          <w:lang w:val="en-GB"/>
-        </w:rPr>
-        <w:t>e can initialize the size of the chart based on the size of the container:</w:t>
-      </w:r>
-    </w:p>
-    <w:p>
-      <w:pPr>
-        <w:pStyle w:val="Code"/>
-        <w:rPr>
-          <w:lang w:val="en-GB"/>
-        </w:rPr>
-      </w:pPr>
-      <w:r>
-        <w:rPr>
-          <w:lang w:val="en-GB"/>
-        </w:rPr>
-        <w:t>const getCharSize = function(){</w:t>
-      </w:r>
-    </w:p>
-    <w:p>
-      <w:pPr>
-        <w:pStyle w:val="Code"/>
-        <w:rPr>
-          <w:lang w:val="en-GB"/>
-        </w:rPr>
-      </w:pPr>
-      <w:r>
-        <w:rPr>
-          <w:lang w:val="en-GB"/>
-        </w:rPr>
-        <w:t xml:space="preserve">    // getting size from parent item</w:t>
-      </w:r>
-    </w:p>
-    <w:p>
-      <w:pPr>
-        <w:pStyle w:val="Code"/>
-        <w:rPr>
-          <w:lang w:val="en-GB"/>
-        </w:rPr>
-      </w:pPr>
-      <w:r>
-        <w:rPr>
-          <w:lang w:val="en-GB"/>
-        </w:rPr>
-        <w:t xml:space="preserve">    let width; </w:t>
-      </w:r>
-    </w:p>
-    <w:p>
-      <w:pPr>
-        <w:pStyle w:val="Code"/>
-        <w:rPr>
-          <w:lang w:val="en-GB"/>
-        </w:rPr>
-      </w:pPr>
-      <w:r>
-        <w:rPr>
-          <w:lang w:val="en-GB"/>
-        </w:rPr>
-        <w:t xml:space="preserve">    let height; </w:t>
-      </w:r>
-    </w:p>
-    <w:p>
-      <w:pPr>
-        <w:pStyle w:val="Code"/>
-        <w:rPr>
-          <w:lang w:val="en-GB"/>
-        </w:rPr>
-      </w:pPr>
-      <w:r>
-        <w:rPr>
-          <w:lang w:val="en-GB"/>
-        </w:rPr>
-        <w:t xml:space="preserve">    if(divContainerRef.current!==undefined){</w:t>
-      </w:r>
-    </w:p>
-    <w:p>
-      <w:pPr>
-        <w:pStyle w:val="Code"/>
-        <w:rPr>
-          <w:lang w:val="en-GB"/>
-        </w:rPr>
-      </w:pPr>
-      <w:r>
-        <w:rPr>
-          <w:lang w:val="en-GB"/>
-        </w:rPr>
-        <w:t xml:space="preserve">        width=divContainerRef.current.offsetWidth;</w:t>
-      </w:r>
-    </w:p>
-    <w:p>
-      <w:pPr>
-        <w:pStyle w:val="Code"/>
-        <w:rPr>
-          <w:lang w:val="en-GB"/>
-        </w:rPr>
-      </w:pPr>
-      <w:r>
-        <w:rPr>
-          <w:lang w:val="en-GB"/>
-        </w:rPr>
-        <w:t xml:space="preserve">        height=divContainerRef.current.offsetHeight;</w:t>
-      </w:r>
-    </w:p>
-    <w:p>
-      <w:pPr>
-        <w:pStyle w:val="Code"/>
-        <w:rPr>
-          <w:lang w:val="en-GB"/>
-        </w:rPr>
-      </w:pPr>
-      <w:r>
-        <w:rPr>
-          <w:lang w:val="en-GB"/>
-        </w:rPr>
-        <w:t xml:space="preserve">    }</w:t>
-      </w:r>
-    </w:p>
-    <w:p>
-      <w:pPr>
-        <w:pStyle w:val="Code"/>
-        <w:rPr>
-          <w:lang w:val="en-GB"/>
-        </w:rPr>
-      </w:pPr>
-      <w:r>
-        <w:rPr>
-          <w:lang w:val="en-GB"/>
-        </w:rPr>
-        <w:t xml:space="preserve">    return {width:width,height:height};</w:t>
-      </w:r>
-    </w:p>
-    <w:p>
-      <w:pPr>
-        <w:pStyle w:val="Code"/>
-        <w:rPr>
-          <w:lang w:val="en-GB"/>
-        </w:rPr>
-      </w:pPr>
-      <w:r>
-        <w:rPr>
-          <w:lang w:val="en-GB"/>
-        </w:rPr>
-        <w:t>}</w:t>
-      </w:r>
-    </w:p>
-    <w:p>
-      <w:r>
-        <w:t>Declare the use</w:t>
-      </w:r>
-      <w:r>
-        <w:t>E</w:t>
-      </w:r>
-      <w:r>
-        <w:t>ffect</w:t>
-      </w:r>
-      <w:r>
-        <w:t xml:space="preserve"> function</w:t>
-      </w:r>
-      <w:r>
-        <w:t xml:space="preserve"> for mount/unmount</w:t>
-      </w:r>
-      <w:r>
-        <w:t xml:space="preserve"> steps</w:t>
-      </w:r>
-      <w:r>
-        <w:t>:</w:t>
-      </w:r>
-    </w:p>
-    <w:p>
-      <w:pPr>
-        <w:pStyle w:val="Code"/>
-        <w:rPr>
-          <w:lang w:val="en-GB"/>
-        </w:rPr>
-      </w:pPr>
-      <w:r>
-        <w:rPr>
-          <w:lang w:val="en-GB"/>
-        </w:rPr>
-        <w:t xml:space="preserve">    useEffect(() =&gt; {</w:t>
-      </w:r>
-    </w:p>
-    <w:p>
-      <w:pPr>
-        <w:pStyle w:val="Code"/>
-        <w:rPr>
-          <w:lang w:val="en-GB"/>
-        </w:rPr>
-      </w:pPr>
-      <w:r>
-        <w:rPr>
-          <w:lang w:val="en-GB"/>
-        </w:rPr>
-        <w:t xml:space="preserve">        // do something when the component did mount</w:t>
-      </w:r>
-    </w:p>
-    <w:p>
-      <w:pPr>
-        <w:pStyle w:val="Code"/>
-        <w:rPr>
-          <w:lang w:val="en-GB"/>
-        </w:rPr>
-      </w:pPr>
-      <w:r>
-        <w:rPr>
-          <w:lang w:val="en-GB"/>
-        </w:rPr>
-        <w:t xml:space="preserve">        console.log("Matrix useEffect with dependency [], called each time the component did mount...");</w:t>
-      </w:r>
-    </w:p>
-    <w:p>
-      <w:pPr>
-        <w:pStyle w:val="Code"/>
-        <w:rPr>
-          <w:lang w:val="en-US"/>
-        </w:rPr>
-      </w:pPr>
-      <w:r>
-        <w:rPr>
-          <w:lang w:val="en-GB"/>
-        </w:rPr>
-        <w:t xml:space="preserve">        </w:t>
-      </w:r>
-      <w:r>
-        <w:rPr>
-          <w:lang w:val="en-US"/>
-        </w:rPr>
-        <w:t xml:space="preserve">const matrixD3Vis = </w:t>
-      </w:r>
-      <w:r>
-        <w:rPr>
-          <w:lang w:val="en-US"/>
-        </w:rPr>
-        <w:t xml:space="preserve">new </w:t>
-      </w:r>
-      <w:r>
-        <w:rPr>
-          <w:lang w:val="en-US"/>
-        </w:rPr>
-        <w:t>MatrixD3(divContainerRef.current);</w:t>
-      </w:r>
-    </w:p>
-    <w:p>
-      <w:pPr>
-        <w:pStyle w:val="Code"/>
-        <w:rPr>
-          <w:lang w:val="en-GB"/>
-        </w:rPr>
-      </w:pPr>
-      <w:r>
-        <w:rPr>
-          <w:lang w:val="en-US"/>
-        </w:rPr>
-        <w:t xml:space="preserve">        </w:t>
-      </w:r>
-      <w:r>
-        <w:rPr>
-          <w:lang w:val="en-GB"/>
-        </w:rPr>
-        <w:t>matrixD3Vis.create({size:getCharSize()});</w:t>
-      </w:r>
-    </w:p>
-    <w:p>
-      <w:pPr>
-        <w:pStyle w:val="Code"/>
-        <w:rPr>
-          <w:lang w:val="en-GB"/>
-        </w:rPr>
-      </w:pPr>
-      <w:r>
-        <w:rPr>
-          <w:lang w:val="en-GB"/>
-        </w:rPr>
-        <w:t xml:space="preserve">        matrixD3Ref.current = matrixD3Vis;</w:t>
-      </w:r>
-    </w:p>
-    <w:p>
-      <w:pPr>
-        <w:pStyle w:val="Code"/>
-        <w:rPr>
-          <w:lang w:val="en-GB"/>
-        </w:rPr>
-      </w:pPr>
-      <w:r>
-        <w:rPr>
-          <w:lang w:val="en-GB"/>
-        </w:rPr>
-        <w:t xml:space="preserve">        return ()=&gt;{</w:t>
-      </w:r>
-    </w:p>
-    <w:p>
-      <w:pPr>
-        <w:pStyle w:val="Code"/>
-        <w:rPr>
-          <w:lang w:val="en-GB"/>
-        </w:rPr>
-      </w:pPr>
-      <w:r>
-        <w:rPr>
-          <w:lang w:val="en-GB"/>
-        </w:rPr>
-        <w:t xml:space="preserve">            // do something when the component did unmout (removed for the screen)</w:t>
-      </w:r>
-    </w:p>
-    <w:p>
-      <w:pPr>
-        <w:pStyle w:val="Code"/>
-        <w:rPr>
-          <w:lang w:val="en-GB"/>
-        </w:rPr>
-      </w:pPr>
-      <w:r>
-        <w:rPr>
-          <w:lang w:val="en-GB"/>
-        </w:rPr>
-        <w:t xml:space="preserve">            console.log("Matrix useEffect </w:t>
-      </w:r>
-      <w:r>
-        <w:rPr>
-          <w:lang w:val="en-GB"/>
-        </w:rPr>
-        <w:t>return function</w:t>
-      </w:r>
-      <w:r>
-        <w:rPr>
-          <w:lang w:val="en-GB"/>
-        </w:rPr>
-        <w:t>, called each time the component did unmount...");</w:t>
-      </w:r>
-    </w:p>
-    <w:p>
-      <w:pPr>
-        <w:pStyle w:val="Code"/>
-        <w:rPr>
-          <w:lang w:val="fr-FR"/>
-        </w:rPr>
-      </w:pPr>
-      <w:r>
-        <w:rPr>
-          <w:lang w:val="en-GB"/>
-        </w:rPr>
-        <w:t xml:space="preserve">            </w:t>
-      </w:r>
-      <w:r>
-        <w:rPr>
-          <w:lang w:val="fr-FR"/>
-        </w:rPr>
-        <w:t>const matrixD3Vis = matrixD3Ref.current;</w:t>
-      </w:r>
-    </w:p>
-    <w:p>
-      <w:pPr>
-        <w:pStyle w:val="Code"/>
-        <w:rPr>
-          <w:lang w:val="fr-FR"/>
-        </w:rPr>
-      </w:pPr>
-      <w:r>
-        <w:rPr>
-          <w:lang w:val="fr-FR"/>
-        </w:rPr>
-        <w:t xml:space="preserve">            matrixD3Vis.clear();</w:t>
-      </w:r>
-    </w:p>
-    <w:p>
-      <w:pPr>
-        <w:pStyle w:val="Code"/>
-        <w:rPr>
-          <w:lang w:val="en-GB"/>
-        </w:rPr>
-      </w:pPr>
-      <w:r>
-        <w:rPr>
-          <w:lang w:val="fr-FR"/>
-        </w:rPr>
-        <w:t xml:space="preserve">        </w:t>
-      </w:r>
-      <w:r>
-        <w:rPr>
-          <w:lang w:val="en-GB"/>
-        </w:rPr>
-        <w:t>};</w:t>
-      </w:r>
-    </w:p>
-    <w:p>
-      <w:pPr>
-        <w:pStyle w:val="Code"/>
-        <w:rPr>
-          <w:lang w:val="en-GB"/>
-        </w:rPr>
-      </w:pPr>
-      <w:r>
-        <w:rPr>
-          <w:lang w:val="en-GB"/>
-        </w:rPr>
-        <w:t xml:space="preserve">    }, []);</w:t>
-      </w:r>
-    </w:p>
-    <w:p>
-      <w:r>
-        <w:t>Declare the useEffect</w:t>
-      </w:r>
-      <w:r>
-        <w:t xml:space="preserve"> function</w:t>
-      </w:r>
-      <w:r>
-        <w:t xml:space="preserve"> when </w:t>
-      </w:r>
-      <w:r>
-        <w:t xml:space="preserve">the </w:t>
-      </w:r>
-      <w:r>
-        <w:t>matrixData changes:</w:t>
-      </w:r>
-    </w:p>
-    <w:p>
-      <w:pPr>
-        <w:pStyle w:val="Code"/>
-        <w:rPr>
-          <w:lang w:val="en-GB"/>
-        </w:rPr>
-      </w:pPr>
-      <w:r>
-        <w:rPr>
-          <w:lang w:val="en-GB"/>
-        </w:rPr>
-        <w:lastRenderedPageBreak/>
-        <w:t xml:space="preserve">    useEffect(()=&gt;{</w:t>
-      </w:r>
-    </w:p>
-    <w:p>
-      <w:pPr>
-        <w:pStyle w:val="Code"/>
-        <w:rPr>
-          <w:lang w:val="en-GB"/>
-        </w:rPr>
-      </w:pPr>
-      <w:r>
-        <w:rPr>
-          <w:lang w:val="en-GB"/>
-        </w:rPr>
-        <w:t xml:space="preserve">        console.log("Matrix useEffect with dependency [matrixData], called each time matrixData changes...");</w:t>
-      </w:r>
-    </w:p>
-    <w:p>
-      <w:pPr>
-        <w:pStyle w:val="Code"/>
-        <w:rPr>
-          <w:lang w:val="fr-FR"/>
-        </w:rPr>
-      </w:pPr>
-      <w:r>
-        <w:rPr>
-          <w:lang w:val="en-GB"/>
-        </w:rPr>
-        <w:t xml:space="preserve">        </w:t>
-      </w:r>
-      <w:r>
-        <w:rPr>
-          <w:lang w:val="fr-FR"/>
-        </w:rPr>
-        <w:t>const matrixD3Vis = matrixD3Ref.current;</w:t>
-      </w:r>
-    </w:p>
-    <w:p>
-      <w:pPr>
-        <w:pStyle w:val="Code"/>
-        <w:rPr>
-          <w:lang w:val="fr-FR"/>
-        </w:rPr>
-      </w:pPr>
-    </w:p>
-    <w:p>
-      <w:pPr>
-        <w:pStyle w:val="Code"/>
-        <w:rPr>
-          <w:lang w:val="fr-FR"/>
-        </w:rPr>
-      </w:pPr>
-      <w:r>
-        <w:rPr>
-          <w:lang w:val="fr-FR"/>
-        </w:rPr>
-        <w:t xml:space="preserve">        matrixD3Vis.render</w:t>
-      </w:r>
-      <w:r>
-        <w:rPr>
-          <w:lang w:val="fr-FR"/>
-        </w:rPr>
-        <w:t>Matrix</w:t>
-      </w:r>
-      <w:r>
-        <w:rPr>
-          <w:lang w:val="fr-FR"/>
-        </w:rPr>
-        <w:t>(matrixData);</w:t>
-      </w:r>
-    </w:p>
-    <w:p>
-      <w:pPr>
-        <w:pStyle w:val="Code"/>
-        <w:rPr>
-          <w:lang w:val="en-GB"/>
-        </w:rPr>
-      </w:pPr>
-      <w:r>
-        <w:rPr>
-          <w:lang w:val="fr-FR"/>
-        </w:rPr>
-        <w:t xml:space="preserve">    </w:t>
-      </w:r>
-      <w:r>
-        <w:rPr>
-          <w:lang w:val="en-GB"/>
-        </w:rPr>
-        <w:t>},[matrixData]);// if dependencies, useEffect is called after each data update, in our case only matrixData changes.</w:t>
+      <w:r>
+        <w:rPr>
+          <w:b/>
+          <w:bCs/>
+          <w:u w:val="single"/>
+          <w:lang w:val="fr-FR"/>
+        </w:rPr>
+        <w:t>e :</w:t>
+      </w:r>
+      <w:r>
+        <w:rPr>
+          <w:lang w:val="fr-FR"/>
+        </w:rPr>
+        <w:t xml:space="preserve"> </w:t>
+      </w:r>
+    </w:p>
+    <w:p>
+      <w:pPr>
+        <w:pStyle w:val="ListParagraph"/>
+        <w:numPr>
+          <w:ilvl w:val="0"/>
+          <w:numId w:val="9"/>
+        </w:numPr>
+        <w:jc w:val="both"/>
+        <w:rPr>
+          <w:lang w:val="en-GB"/>
+        </w:rPr>
+      </w:pPr>
+      <w:r>
+        <w:t xml:space="preserve">In ControlBar.jsx, call the generateByGenConfig action from MatrixSlice to generate new data when the user clicks the </w:t>
+      </w:r>
+      <w:r>
+        <w:rPr>
+          <w:b/>
+          <w:bCs/>
+        </w:rPr>
+        <w:t>Generate</w:t>
+      </w:r>
+      <w:r>
+        <w:t xml:space="preserve"> button.</w:t>
+      </w:r>
+      <w:r>
+        <w:rPr>
+          <w:lang w:val="en-GB"/>
+        </w:rPr>
+        <w:t xml:space="preserve"> </w:t>
+      </w:r>
+    </w:p>
+    <w:p>
+      <w:pPr>
+        <w:pStyle w:val="ListParagraph"/>
+        <w:numPr>
+          <w:ilvl w:val="0"/>
+          <w:numId w:val="9"/>
+        </w:numPr>
+        <w:jc w:val="both"/>
+        <w:rPr>
+          <w:lang w:val="en-GB"/>
+        </w:rPr>
+      </w:pPr>
+      <w:r>
+        <w:t>In Matrix.jsx, retrieve the updated model from MatrixSlice using useSelector to display the generated data.</w:t>
+      </w:r>
+    </w:p>
+    <w:p>
+      <w:pPr>
+        <w:pStyle w:val="ListParagraph"/>
+        <w:numPr>
+          <w:ilvl w:val="0"/>
+          <w:numId w:val="9"/>
+        </w:numPr>
+        <w:jc w:val="both"/>
+        <w:rPr>
+          <w:lang w:val="en-GB"/>
+        </w:rPr>
+      </w:pPr>
+      <w:r>
+        <w:rPr>
+          <w:lang w:val="en-GB"/>
+        </w:rPr>
+        <w:t>In App.jsx, simplify the Matrix component call.</w:t>
+      </w:r>
+    </w:p>
+    <w:p>
+      <w:pPr>
+        <w:pStyle w:val="ListParagraph"/>
+        <w:numPr>
+          <w:ilvl w:val="0"/>
+          <w:numId w:val="9"/>
+        </w:numPr>
+        <w:jc w:val="both"/>
+        <w:rPr>
+          <w:lang w:val="en-GB"/>
+        </w:rPr>
+      </w:pPr>
+      <w:r>
+        <w:t>Remove the unnecessary states and functions in App.jsx (genConfig, genData, and updateGenConfigAndGenerate), as they are now replaced by the ConfigSlice and MatrixSlice reducers.</w:t>
+      </w:r>
+    </w:p>
+    <w:p>
+      <w:pPr>
+        <w:rPr>
+          <w:lang w:val="en-GB"/>
+        </w:rPr>
+      </w:pPr>
+      <w:r>
+        <w:t>Correction available in the redux branch.</w:t>
       </w:r>
     </w:p>
     <w:p/>
@@ -4554,11 +7000,11 @@
       <w:rFonts w:ascii="Luciole" w:hAnsi="Luciole"/>
     </w:rPr>
   </w:style>
-  <w:style w:type="paragraph" w:styleId="Titre1">
+  <w:style w:type="paragraph" w:styleId="Heading1">
     <w:name w:val="heading 1"/>
     <w:basedOn w:val="Normal"/>
     <w:next w:val="Normal"/>
-    <w:link w:val="Titre1Car"/>
+    <w:link w:val="Heading1Char"/>
     <w:uiPriority w:val="9"/>
     <w:qFormat/>
     <w:rsid w:val="00332941"/>
@@ -4576,11 +7022,11 @@
       <w:u w:val="single"/>
     </w:rPr>
   </w:style>
-  <w:style w:type="paragraph" w:styleId="Titre2">
+  <w:style w:type="paragraph" w:styleId="Heading2">
     <w:name w:val="heading 2"/>
     <w:basedOn w:val="Normal"/>
     <w:next w:val="Normal"/>
-    <w:link w:val="Titre2Car"/>
+    <w:link w:val="Heading2Char"/>
     <w:uiPriority w:val="9"/>
     <w:unhideWhenUsed/>
     <w:qFormat/>
@@ -4598,11 +7044,11 @@
       <w:szCs w:val="26"/>
     </w:rPr>
   </w:style>
-  <w:style w:type="paragraph" w:styleId="Titre3">
+  <w:style w:type="paragraph" w:styleId="Heading3">
     <w:name w:val="heading 3"/>
     <w:basedOn w:val="Normal"/>
     <w:next w:val="Normal"/>
-    <w:link w:val="Titre3Car"/>
+    <w:link w:val="Heading3Char"/>
     <w:uiPriority w:val="9"/>
     <w:unhideWhenUsed/>
     <w:qFormat/>
@@ -4620,11 +7066,11 @@
       <w:szCs w:val="24"/>
     </w:rPr>
   </w:style>
-  <w:style w:type="paragraph" w:styleId="Titre4">
+  <w:style w:type="paragraph" w:styleId="Heading4">
     <w:name w:val="heading 4"/>
     <w:basedOn w:val="Normal"/>
     <w:next w:val="Normal"/>
-    <w:link w:val="Titre4Car"/>
+    <w:link w:val="Heading4Char"/>
     <w:uiPriority w:val="9"/>
     <w:unhideWhenUsed/>
     <w:qFormat/>
@@ -4642,11 +7088,11 @@
       <w:color w:val="0F4761" w:themeColor="accent1" w:themeShade="BF"/>
     </w:rPr>
   </w:style>
-  <w:style w:type="paragraph" w:styleId="Titre5">
+  <w:style w:type="paragraph" w:styleId="Heading5">
     <w:name w:val="heading 5"/>
     <w:basedOn w:val="Normal"/>
     <w:next w:val="Normal"/>
-    <w:link w:val="Titre5Car"/>
+    <w:link w:val="Heading5Char"/>
     <w:uiPriority w:val="9"/>
     <w:semiHidden/>
     <w:unhideWhenUsed/>
@@ -4663,11 +7109,11 @@
       <w:color w:val="0F4761" w:themeColor="accent1" w:themeShade="BF"/>
     </w:rPr>
   </w:style>
-  <w:style w:type="paragraph" w:styleId="Titre6">
+  <w:style w:type="paragraph" w:styleId="Heading6">
     <w:name w:val="heading 6"/>
     <w:basedOn w:val="Normal"/>
     <w:next w:val="Normal"/>
-    <w:link w:val="Titre6Car"/>
+    <w:link w:val="Heading6Char"/>
     <w:uiPriority w:val="9"/>
     <w:semiHidden/>
     <w:unhideWhenUsed/>
@@ -4686,11 +7132,11 @@
       <w:color w:val="595959" w:themeColor="text1" w:themeTint="A6"/>
     </w:rPr>
   </w:style>
-  <w:style w:type="paragraph" w:styleId="Titre7">
+  <w:style w:type="paragraph" w:styleId="Heading7">
     <w:name w:val="heading 7"/>
     <w:basedOn w:val="Normal"/>
     <w:next w:val="Normal"/>
-    <w:link w:val="Titre7Car"/>
+    <w:link w:val="Heading7Char"/>
     <w:uiPriority w:val="9"/>
     <w:semiHidden/>
     <w:unhideWhenUsed/>
@@ -4707,11 +7153,11 @@
       <w:color w:val="595959" w:themeColor="text1" w:themeTint="A6"/>
     </w:rPr>
   </w:style>
-  <w:style w:type="paragraph" w:styleId="Titre8">
+  <w:style w:type="paragraph" w:styleId="Heading8">
     <w:name w:val="heading 8"/>
     <w:basedOn w:val="Normal"/>
     <w:next w:val="Normal"/>
-    <w:link w:val="Titre8Car"/>
+    <w:link w:val="Heading8Char"/>
     <w:uiPriority w:val="9"/>
     <w:semiHidden/>
     <w:unhideWhenUsed/>
@@ -4730,11 +7176,11 @@
       <w:color w:val="272727" w:themeColor="text1" w:themeTint="D8"/>
     </w:rPr>
   </w:style>
-  <w:style w:type="paragraph" w:styleId="Titre9">
+  <w:style w:type="paragraph" w:styleId="Heading9">
     <w:name w:val="heading 9"/>
     <w:basedOn w:val="Normal"/>
     <w:next w:val="Normal"/>
-    <w:link w:val="Titre9Car"/>
+    <w:link w:val="Heading9Char"/>
     <w:uiPriority w:val="9"/>
     <w:semiHidden/>
     <w:unhideWhenUsed/>
@@ -4751,13 +7197,12 @@
       <w:color w:val="272727" w:themeColor="text1" w:themeTint="D8"/>
     </w:rPr>
   </w:style>
-  <w:style w:type="character" w:default="1" w:styleId="Policepardfaut">
+  <w:style w:type="character" w:default="1" w:styleId="DefaultParagraphFont">
     <w:name w:val="Default Paragraph Font"/>
     <w:uiPriority w:val="1"/>
-    <w:semiHidden/>
     <w:unhideWhenUsed/>
   </w:style>
-  <w:style w:type="table" w:default="1" w:styleId="TableauNormal">
+  <w:style w:type="table" w:default="1" w:styleId="TableNormal">
     <w:name w:val="Normal Table"/>
     <w:uiPriority w:val="99"/>
     <w:semiHidden/>
@@ -4772,16 +7217,16 @@
       </w:tblCellMar>
     </w:tblPr>
   </w:style>
-  <w:style w:type="numbering" w:default="1" w:styleId="Aucuneliste">
+  <w:style w:type="numbering" w:default="1" w:styleId="NoList">
     <w:name w:val="No List"/>
     <w:uiPriority w:val="99"/>
     <w:semiHidden/>
     <w:unhideWhenUsed/>
   </w:style>
-  <w:style w:type="character" w:customStyle="1" w:styleId="Titre2Car">
-    <w:name w:val="Titre 2 Car"/>
-    <w:basedOn w:val="Policepardfaut"/>
-    <w:link w:val="Titre2"/>
+  <w:style w:type="character" w:customStyle="1" w:styleId="Heading2Char">
+    <w:name w:val="Heading 2 Char"/>
+    <w:basedOn w:val="DefaultParagraphFont"/>
+    <w:link w:val="Heading2"/>
     <w:uiPriority w:val="9"/>
     <w:rsid w:val="00D96676"/>
     <w:rPr>
@@ -4791,10 +7236,10 @@
       <w:szCs w:val="26"/>
     </w:rPr>
   </w:style>
-  <w:style w:type="character" w:customStyle="1" w:styleId="Titre1Car">
-    <w:name w:val="Titre 1 Car"/>
-    <w:basedOn w:val="Policepardfaut"/>
-    <w:link w:val="Titre1"/>
+  <w:style w:type="character" w:customStyle="1" w:styleId="Heading1Char">
+    <w:name w:val="Heading 1 Char"/>
+    <w:basedOn w:val="DefaultParagraphFont"/>
+    <w:link w:val="Heading1"/>
     <w:uiPriority w:val="9"/>
     <w:rsid w:val="00332941"/>
     <w:rPr>
@@ -4805,11 +7250,11 @@
       <w:u w:val="single"/>
     </w:rPr>
   </w:style>
-  <w:style w:type="paragraph" w:styleId="Titre">
+  <w:style w:type="paragraph" w:styleId="Title">
     <w:name w:val="Title"/>
     <w:basedOn w:val="Normal"/>
     <w:next w:val="Normal"/>
-    <w:link w:val="TitreCar"/>
+    <w:link w:val="TitleChar"/>
     <w:uiPriority w:val="10"/>
     <w:qFormat/>
     <w:rsid w:val="00332941"/>
@@ -4827,10 +7272,10 @@
       <w:szCs w:val="56"/>
     </w:rPr>
   </w:style>
-  <w:style w:type="character" w:customStyle="1" w:styleId="TitreCar">
-    <w:name w:val="Titre Car"/>
-    <w:basedOn w:val="Policepardfaut"/>
-    <w:link w:val="Titre"/>
+  <w:style w:type="character" w:customStyle="1" w:styleId="TitleChar">
+    <w:name w:val="Title Char"/>
+    <w:basedOn w:val="DefaultParagraphFont"/>
+    <w:link w:val="Title"/>
     <w:uiPriority w:val="10"/>
     <w:rsid w:val="00332941"/>
     <w:rPr>
@@ -4842,11 +7287,11 @@
       <w:szCs w:val="56"/>
     </w:rPr>
   </w:style>
-  <w:style w:type="paragraph" w:styleId="Sous-titre">
+  <w:style w:type="paragraph" w:styleId="Subtitle">
     <w:name w:val="Subtitle"/>
     <w:basedOn w:val="Normal"/>
     <w:next w:val="Normal"/>
-    <w:link w:val="Sous-titreCar"/>
+    <w:link w:val="SubtitleChar"/>
     <w:uiPriority w:val="11"/>
     <w:qFormat/>
     <w:rsid w:val="00D96676"/>
@@ -4861,10 +7306,10 @@
       <w:spacing w:val="15"/>
     </w:rPr>
   </w:style>
-  <w:style w:type="character" w:customStyle="1" w:styleId="Sous-titreCar">
-    <w:name w:val="Sous-titre Car"/>
-    <w:basedOn w:val="Policepardfaut"/>
-    <w:link w:val="Sous-titre"/>
+  <w:style w:type="character" w:customStyle="1" w:styleId="SubtitleChar">
+    <w:name w:val="Subtitle Char"/>
+    <w:basedOn w:val="DefaultParagraphFont"/>
+    <w:link w:val="Subtitle"/>
     <w:uiPriority w:val="11"/>
     <w:rsid w:val="00D96676"/>
     <w:rPr>
@@ -4873,9 +7318,9 @@
       <w:spacing w:val="15"/>
     </w:rPr>
   </w:style>
-  <w:style w:type="character" w:styleId="Accentuationlgre">
+  <w:style w:type="character" w:styleId="SubtleEmphasis">
     <w:name w:val="Subtle Emphasis"/>
-    <w:basedOn w:val="Policepardfaut"/>
+    <w:basedOn w:val="DefaultParagraphFont"/>
     <w:uiPriority w:val="19"/>
     <w:qFormat/>
     <w:rsid w:val="00D96676"/>
@@ -4886,10 +7331,10 @@
       <w:color w:val="404040" w:themeColor="text1" w:themeTint="BF"/>
     </w:rPr>
   </w:style>
-  <w:style w:type="character" w:customStyle="1" w:styleId="Titre3Car">
-    <w:name w:val="Titre 3 Car"/>
-    <w:basedOn w:val="Policepardfaut"/>
-    <w:link w:val="Titre3"/>
+  <w:style w:type="character" w:customStyle="1" w:styleId="Heading3Char">
+    <w:name w:val="Heading 3 Char"/>
+    <w:basedOn w:val="DefaultParagraphFont"/>
+    <w:link w:val="Heading3"/>
     <w:uiPriority w:val="9"/>
     <w:rsid w:val="00D96676"/>
     <w:rPr>
@@ -4899,10 +7344,10 @@
       <w:szCs w:val="24"/>
     </w:rPr>
   </w:style>
-  <w:style w:type="character" w:customStyle="1" w:styleId="Titre4Car">
-    <w:name w:val="Titre 4 Car"/>
-    <w:basedOn w:val="Policepardfaut"/>
-    <w:link w:val="Titre4"/>
+  <w:style w:type="character" w:customStyle="1" w:styleId="Heading4Char">
+    <w:name w:val="Heading 4 Char"/>
+    <w:basedOn w:val="DefaultParagraphFont"/>
+    <w:link w:val="Heading4"/>
     <w:uiPriority w:val="9"/>
     <w:rsid w:val="00D96676"/>
     <w:rPr>
@@ -4912,10 +7357,10 @@
       <w:color w:val="0F4761" w:themeColor="accent1" w:themeShade="BF"/>
     </w:rPr>
   </w:style>
-  <w:style w:type="character" w:customStyle="1" w:styleId="Titre5Car">
-    <w:name w:val="Titre 5 Car"/>
-    <w:basedOn w:val="Policepardfaut"/>
-    <w:link w:val="Titre5"/>
+  <w:style w:type="character" w:customStyle="1" w:styleId="Heading5Char">
+    <w:name w:val="Heading 5 Char"/>
+    <w:basedOn w:val="DefaultParagraphFont"/>
+    <w:link w:val="Heading5"/>
     <w:uiPriority w:val="9"/>
     <w:semiHidden/>
     <w:rsid w:val="002B3EEE"/>
@@ -4924,10 +7369,10 @@
       <w:color w:val="0F4761" w:themeColor="accent1" w:themeShade="BF"/>
     </w:rPr>
   </w:style>
-  <w:style w:type="character" w:customStyle="1" w:styleId="Titre6Car">
-    <w:name w:val="Titre 6 Car"/>
-    <w:basedOn w:val="Policepardfaut"/>
-    <w:link w:val="Titre6"/>
+  <w:style w:type="character" w:customStyle="1" w:styleId="Heading6Char">
+    <w:name w:val="Heading 6 Char"/>
+    <w:basedOn w:val="DefaultParagraphFont"/>
+    <w:link w:val="Heading6"/>
     <w:uiPriority w:val="9"/>
     <w:semiHidden/>
     <w:rsid w:val="002B3EEE"/>
@@ -4938,10 +7383,10 @@
       <w:color w:val="595959" w:themeColor="text1" w:themeTint="A6"/>
     </w:rPr>
   </w:style>
-  <w:style w:type="character" w:customStyle="1" w:styleId="Titre7Car">
-    <w:name w:val="Titre 7 Car"/>
-    <w:basedOn w:val="Policepardfaut"/>
-    <w:link w:val="Titre7"/>
+  <w:style w:type="character" w:customStyle="1" w:styleId="Heading7Char">
+    <w:name w:val="Heading 7 Char"/>
+    <w:basedOn w:val="DefaultParagraphFont"/>
+    <w:link w:val="Heading7"/>
     <w:uiPriority w:val="9"/>
     <w:semiHidden/>
     <w:rsid w:val="002B3EEE"/>
@@ -4950,10 +7395,10 @@
       <w:color w:val="595959" w:themeColor="text1" w:themeTint="A6"/>
     </w:rPr>
   </w:style>
-  <w:style w:type="character" w:customStyle="1" w:styleId="Titre8Car">
-    <w:name w:val="Titre 8 Car"/>
-    <w:basedOn w:val="Policepardfaut"/>
-    <w:link w:val="Titre8"/>
+  <w:style w:type="character" w:customStyle="1" w:styleId="Heading8Char">
+    <w:name w:val="Heading 8 Char"/>
+    <w:basedOn w:val="DefaultParagraphFont"/>
+    <w:link w:val="Heading8"/>
     <w:uiPriority w:val="9"/>
     <w:semiHidden/>
     <w:rsid w:val="002B3EEE"/>
@@ -4964,10 +7409,10 @@
       <w:color w:val="272727" w:themeColor="text1" w:themeTint="D8"/>
     </w:rPr>
   </w:style>
-  <w:style w:type="character" w:customStyle="1" w:styleId="Titre9Car">
-    <w:name w:val="Titre 9 Car"/>
-    <w:basedOn w:val="Policepardfaut"/>
-    <w:link w:val="Titre9"/>
+  <w:style w:type="character" w:customStyle="1" w:styleId="Heading9Char">
+    <w:name w:val="Heading 9 Char"/>
+    <w:basedOn w:val="DefaultParagraphFont"/>
+    <w:link w:val="Heading9"/>
     <w:uiPriority w:val="9"/>
     <w:semiHidden/>
     <w:rsid w:val="002B3EEE"/>
@@ -4976,11 +7421,11 @@
       <w:color w:val="272727" w:themeColor="text1" w:themeTint="D8"/>
     </w:rPr>
   </w:style>
-  <w:style w:type="paragraph" w:styleId="Citation">
+  <w:style w:type="paragraph" w:styleId="Quote">
     <w:name w:val="Quote"/>
     <w:basedOn w:val="Normal"/>
     <w:next w:val="Normal"/>
-    <w:link w:val="CitationCar"/>
+    <w:link w:val="QuoteChar"/>
     <w:uiPriority w:val="29"/>
     <w:qFormat/>
     <w:rsid w:val="002B3EEE"/>
@@ -4994,10 +7439,10 @@
       <w:color w:val="404040" w:themeColor="text1" w:themeTint="BF"/>
     </w:rPr>
   </w:style>
-  <w:style w:type="character" w:customStyle="1" w:styleId="CitationCar">
-    <w:name w:val="Citation Car"/>
-    <w:basedOn w:val="Policepardfaut"/>
-    <w:link w:val="Citation"/>
+  <w:style w:type="character" w:customStyle="1" w:styleId="QuoteChar">
+    <w:name w:val="Quote Char"/>
+    <w:basedOn w:val="DefaultParagraphFont"/>
+    <w:link w:val="Quote"/>
     <w:uiPriority w:val="29"/>
     <w:rsid w:val="002B3EEE"/>
     <w:rPr>
@@ -5007,7 +7452,7 @@
       <w:color w:val="404040" w:themeColor="text1" w:themeTint="BF"/>
     </w:rPr>
   </w:style>
-  <w:style w:type="paragraph" w:styleId="Paragraphedeliste">
+  <w:style w:type="paragraph" w:styleId="ListParagraph">
     <w:name w:val="List Paragraph"/>
     <w:basedOn w:val="Normal"/>
     <w:uiPriority w:val="34"/>
@@ -5018,9 +7463,9 @@
       <w:contextualSpacing/>
     </w:pPr>
   </w:style>
-  <w:style w:type="character" w:styleId="Accentuationintense">
+  <w:style w:type="character" w:styleId="IntenseEmphasis">
     <w:name w:val="Intense Emphasis"/>
-    <w:basedOn w:val="Policepardfaut"/>
+    <w:basedOn w:val="DefaultParagraphFont"/>
     <w:uiPriority w:val="21"/>
     <w:qFormat/>
     <w:rsid w:val="002B3EEE"/>
@@ -5030,11 +7475,11 @@
       <w:color w:val="0F4761" w:themeColor="accent1" w:themeShade="BF"/>
     </w:rPr>
   </w:style>
-  <w:style w:type="paragraph" w:styleId="Citationintense">
+  <w:style w:type="paragraph" w:styleId="IntenseQuote">
     <w:name w:val="Intense Quote"/>
     <w:basedOn w:val="Normal"/>
     <w:next w:val="Normal"/>
-    <w:link w:val="CitationintenseCar"/>
+    <w:link w:val="IntenseQuoteChar"/>
     <w:uiPriority w:val="30"/>
     <w:qFormat/>
     <w:rsid w:val="002B3EEE"/>
@@ -5053,10 +7498,10 @@
       <w:color w:val="0F4761" w:themeColor="accent1" w:themeShade="BF"/>
     </w:rPr>
   </w:style>
-  <w:style w:type="character" w:customStyle="1" w:styleId="CitationintenseCar">
-    <w:name w:val="Citation intense Car"/>
-    <w:basedOn w:val="Policepardfaut"/>
-    <w:link w:val="Citationintense"/>
+  <w:style w:type="character" w:customStyle="1" w:styleId="IntenseQuoteChar">
+    <w:name w:val="Intense Quote Char"/>
+    <w:basedOn w:val="DefaultParagraphFont"/>
+    <w:link w:val="IntenseQuote"/>
     <w:uiPriority w:val="30"/>
     <w:rsid w:val="002B3EEE"/>
     <w:rPr>
@@ -5066,9 +7511,9 @@
       <w:color w:val="0F4761" w:themeColor="accent1" w:themeShade="BF"/>
     </w:rPr>
   </w:style>
-  <w:style w:type="character" w:styleId="Rfrenceintense">
+  <w:style w:type="character" w:styleId="IntenseReference">
     <w:name w:val="Intense Reference"/>
-    <w:basedOn w:val="Policepardfaut"/>
+    <w:basedOn w:val="DefaultParagraphFont"/>
     <w:uiPriority w:val="32"/>
     <w:qFormat/>
     <w:rsid w:val="002B3EEE"/>
@@ -5106,10 +7551,10 @@
       </w14:textOutline>
     </w:rPr>
   </w:style>
-  <w:style w:type="paragraph" w:styleId="PrformatHTML">
+  <w:style w:type="paragraph" w:styleId="HTMLPreformatted">
     <w:name w:val="HTML Preformatted"/>
     <w:basedOn w:val="Normal"/>
-    <w:link w:val="PrformatHTMLCar"/>
+    <w:link w:val="HTMLPreformattedChar"/>
     <w:uiPriority w:val="99"/>
     <w:semiHidden/>
     <w:unhideWhenUsed/>
@@ -5123,10 +7568,10 @@
       <w:szCs w:val="20"/>
     </w:rPr>
   </w:style>
-  <w:style w:type="character" w:customStyle="1" w:styleId="PrformatHTMLCar">
-    <w:name w:val="Préformaté HTML Car"/>
-    <w:basedOn w:val="Policepardfaut"/>
-    <w:link w:val="PrformatHTML"/>
+  <w:style w:type="character" w:customStyle="1" w:styleId="HTMLPreformattedChar">
+    <w:name w:val="HTML Preformatted Char"/>
+    <w:basedOn w:val="DefaultParagraphFont"/>
+    <w:link w:val="HTMLPreformatted"/>
     <w:uiPriority w:val="99"/>
     <w:semiHidden/>
     <w:rsid w:val="002C39E0"/>
@@ -5136,9 +7581,9 @@
       <w:szCs w:val="20"/>
     </w:rPr>
   </w:style>
-  <w:style w:type="character" w:styleId="Lienhypertexte">
+  <w:style w:type="character" w:styleId="Hyperlink">
     <w:name w:val="Hyperlink"/>
-    <w:basedOn w:val="Policepardfaut"/>
+    <w:basedOn w:val="DefaultParagraphFont"/>
     <w:uiPriority w:val="99"/>
     <w:unhideWhenUsed/>
     <w:rsid w:val="00BF44E1"/>
@@ -5147,9 +7592,9 @@
       <w:u w:val="single"/>
     </w:rPr>
   </w:style>
-  <w:style w:type="character" w:styleId="Mentionnonrsolue">
+  <w:style w:type="character" w:styleId="UnresolvedMention">
     <w:name w:val="Unresolved Mention"/>
-    <w:basedOn w:val="Policepardfaut"/>
+    <w:basedOn w:val="DefaultParagraphFont"/>
     <w:uiPriority w:val="99"/>
     <w:semiHidden/>
     <w:unhideWhenUsed/>
@@ -5159,7 +7604,7 @@
       <w:shd w:val="clear" w:color="auto" w:fill="E1DFDD"/>
     </w:rPr>
   </w:style>
-  <w:style w:type="paragraph" w:styleId="Rvision">
+  <w:style w:type="paragraph" w:styleId="Revision">
     <w:name w:val="Revision"/>
     <w:hidden/>
     <w:uiPriority w:val="99"/>
@@ -5172,9 +7617,9 @@
       <w:rFonts w:ascii="Luciole" w:hAnsi="Luciole"/>
     </w:rPr>
   </w:style>
-  <w:style w:type="character" w:styleId="Lienhypertextesuivivisit">
+  <w:style w:type="character" w:styleId="FollowedHyperlink">
     <w:name w:val="FollowedHyperlink"/>
-    <w:basedOn w:val="Policepardfaut"/>
+    <w:basedOn w:val="DefaultParagraphFont"/>
     <w:uiPriority w:val="99"/>
     <w:semiHidden/>
     <w:unhideWhenUsed/>

--- a/Tuto4 - D3js in React.docx
+++ b/Tuto4 - D3js in React.docx
@@ -65,7 +65,15 @@
     </w:p>
     <w:p>
       <w:r>
-        <w:t>Call npm install</w:t>
+        <w:t xml:space="preserve">Call </w:t>
+      </w:r>
+      <w:proofErr w:type="spellStart"/>
+      <w:r>
+        <w:t>npm</w:t>
+      </w:r>
+      <w:proofErr w:type="spellEnd"/>
+      <w:r>
+        <w:t xml:space="preserve"> install</w:t>
       </w:r>
     </w:p>
     <w:p>
@@ -112,10 +120,10 @@
         <w:t xml:space="preserve">the </w:t>
       </w:r>
       <w:r>
-        <w:t>separation of responsibilit</w:t>
-      </w:r>
-      <w:r>
-        <w:t>ies</w:t>
+        <w:t xml:space="preserve">separation of </w:t>
+      </w:r>
+      <w:r>
+        <w:t>concerns</w:t>
       </w:r>
       <w:r>
         <w:t xml:space="preserve"> principle to ensure </w:t>
@@ -217,49 +225,84 @@
       <w:pPr>
         <w:pStyle w:val="Code"/>
       </w:pPr>
-      <w:r>
-        <w:t>.row {</w:t>
-      </w:r>
-    </w:p>
-    <w:p>
-      <w:pPr>
-        <w:pStyle w:val="Code"/>
-      </w:pPr>
-      <w:r>
-        <w:t xml:space="preserve">    display: flex;</w:t>
-      </w:r>
-    </w:p>
-    <w:p>
-      <w:pPr>
-        <w:pStyle w:val="Code"/>
-      </w:pPr>
-      <w:r>
-        <w:t xml:space="preserve">    flex-direction: row;</w:t>
-      </w:r>
-    </w:p>
-    <w:p>
-      <w:pPr>
-        <w:pStyle w:val="Code"/>
-      </w:pPr>
-      <w:r>
-        <w:t xml:space="preserve">    flex-wrap: nowrap;</w:t>
-      </w:r>
-    </w:p>
-    <w:p>
-      <w:pPr>
-        <w:pStyle w:val="Code"/>
-      </w:pPr>
-      <w:r>
-        <w:t xml:space="preserve">    justify-content: flex-start;</w:t>
-      </w:r>
-    </w:p>
-    <w:p>
-      <w:pPr>
-        <w:pStyle w:val="Code"/>
-      </w:pPr>
-      <w:r>
-        <w:t xml:space="preserve">    gap: 10px;</w:t>
-      </w:r>
+      <w:proofErr w:type="gramStart"/>
+      <w:r>
+        <w:t>.row</w:t>
+      </w:r>
+      <w:proofErr w:type="gramEnd"/>
+      <w:r>
+        <w:t xml:space="preserve"> {</w:t>
+      </w:r>
+    </w:p>
+    <w:p>
+      <w:pPr>
+        <w:pStyle w:val="Code"/>
+      </w:pPr>
+      <w:r>
+        <w:t xml:space="preserve">    display: </w:t>
+      </w:r>
+      <w:proofErr w:type="gramStart"/>
+      <w:r>
+        <w:t>flex;</w:t>
+      </w:r>
+      <w:proofErr w:type="gramEnd"/>
+    </w:p>
+    <w:p>
+      <w:pPr>
+        <w:pStyle w:val="Code"/>
+      </w:pPr>
+      <w:r>
+        <w:t xml:space="preserve">    flex-direction: </w:t>
+      </w:r>
+      <w:proofErr w:type="gramStart"/>
+      <w:r>
+        <w:t>row;</w:t>
+      </w:r>
+      <w:proofErr w:type="gramEnd"/>
+    </w:p>
+    <w:p>
+      <w:pPr>
+        <w:pStyle w:val="Code"/>
+      </w:pPr>
+      <w:r>
+        <w:t xml:space="preserve">    flex-wrap: </w:t>
+      </w:r>
+      <w:proofErr w:type="spellStart"/>
+      <w:proofErr w:type="gramStart"/>
+      <w:r>
+        <w:t>nowrap</w:t>
+      </w:r>
+      <w:proofErr w:type="spellEnd"/>
+      <w:r>
+        <w:t>;</w:t>
+      </w:r>
+      <w:proofErr w:type="gramEnd"/>
+    </w:p>
+    <w:p>
+      <w:pPr>
+        <w:pStyle w:val="Code"/>
+      </w:pPr>
+      <w:r>
+        <w:t xml:space="preserve">    justify-content: flex-</w:t>
+      </w:r>
+      <w:proofErr w:type="gramStart"/>
+      <w:r>
+        <w:t>start;</w:t>
+      </w:r>
+      <w:proofErr w:type="gramEnd"/>
+    </w:p>
+    <w:p>
+      <w:pPr>
+        <w:pStyle w:val="Code"/>
+      </w:pPr>
+      <w:r>
+        <w:t xml:space="preserve">    gap: </w:t>
+      </w:r>
+      <w:proofErr w:type="gramStart"/>
+      <w:r>
+        <w:t>10px;</w:t>
+      </w:r>
+      <w:proofErr w:type="gramEnd"/>
     </w:p>
     <w:p>
       <w:pPr>
@@ -273,31 +316,46 @@
       <w:pPr>
         <w:pStyle w:val="Code"/>
       </w:pPr>
-      <w:r>
-        <w:t>.col{</w:t>
-      </w:r>
-    </w:p>
-    <w:p>
-      <w:pPr>
-        <w:pStyle w:val="Code"/>
-      </w:pPr>
-      <w:r>
-        <w:t xml:space="preserve">    flex-grow: 1;</w:t>
-      </w:r>
-    </w:p>
-    <w:p>
-      <w:pPr>
-        <w:pStyle w:val="Code"/>
-      </w:pPr>
-      <w:r>
-        <w:t xml:space="preserve">    flex-basis: 0;</w:t>
-      </w:r>
-    </w:p>
-    <w:p>
-      <w:pPr>
-        <w:pStyle w:val="Code"/>
-        <w:rPr>
-          <w:lang w:val="en-150"/>
+      <w:proofErr w:type="gramStart"/>
+      <w:r>
+        <w:t>.col</w:t>
+      </w:r>
+      <w:proofErr w:type="gramEnd"/>
+      <w:r>
+        <w:t>{</w:t>
+      </w:r>
+    </w:p>
+    <w:p>
+      <w:pPr>
+        <w:pStyle w:val="Code"/>
+      </w:pPr>
+      <w:r>
+        <w:t xml:space="preserve">    flex-grow: </w:t>
+      </w:r>
+      <w:proofErr w:type="gramStart"/>
+      <w:r>
+        <w:t>1;</w:t>
+      </w:r>
+      <w:proofErr w:type="gramEnd"/>
+    </w:p>
+    <w:p>
+      <w:pPr>
+        <w:pStyle w:val="Code"/>
+      </w:pPr>
+      <w:r>
+        <w:t xml:space="preserve">    flex-basis: </w:t>
+      </w:r>
+      <w:proofErr w:type="gramStart"/>
+      <w:r>
+        <w:t>0;</w:t>
+      </w:r>
+      <w:proofErr w:type="gramEnd"/>
+    </w:p>
+    <w:p>
+      <w:pPr>
+        <w:pStyle w:val="Code"/>
+        <w:rPr>
+          <w:lang/>
         </w:rPr>
       </w:pPr>
       <w:r>
@@ -604,6 +662,7 @@
           <w:lang w:val="en-GB"/>
         </w:rPr>
       </w:pPr>
+      <w:proofErr w:type="spellStart"/>
       <w:r>
         <w:rPr>
           <w:b/>
@@ -622,6 +681,7 @@
         </w:rPr>
         <w:t>x</w:t>
       </w:r>
+      <w:proofErr w:type="spellEnd"/>
       <w:r>
         <w:rPr>
           <w:b/>
@@ -775,7 +835,6 @@
         <w:rPr>
           <w:lang w:val="en-GB"/>
         </w:rPr>
-        <w:lastRenderedPageBreak/>
         <w:t xml:space="preserve">In </w:t>
       </w:r>
       <w:r>
@@ -790,12 +849,14 @@
         </w:rPr>
         <w:t xml:space="preserve">MVC paradigm, </w:t>
       </w:r>
+      <w:proofErr w:type="spellStart"/>
       <w:r>
         <w:rPr>
           <w:lang w:val="en-GB"/>
         </w:rPr>
         <w:t>App.jsx</w:t>
       </w:r>
+      <w:proofErr w:type="spellEnd"/>
       <w:r>
         <w:rPr>
           <w:lang w:val="en-GB"/>
@@ -809,6 +870,7 @@
           <w:lang w:val="en-GB"/>
         </w:rPr>
       </w:pPr>
+      <w:proofErr w:type="spellStart"/>
       <w:r>
         <w:rPr>
           <w:b/>
@@ -827,6 +889,7 @@
         </w:rPr>
         <w:t>x</w:t>
       </w:r>
+      <w:proofErr w:type="spellEnd"/>
       <w:r>
         <w:rPr>
           <w:b/>
@@ -984,51 +1047,73 @@
     <w:p>
       <w:pPr>
         <w:pStyle w:val="Code"/>
-        <w:rPr>
-          <w:lang w:val="fr-FR"/>
-        </w:rPr>
-      </w:pPr>
-      <w:r>
-        <w:rPr>
-          <w:lang w:val="fr-FR"/>
-        </w:rPr>
-        <w:t>function Matrix({matrixData}){</w:t>
-      </w:r>
-    </w:p>
-    <w:p>
-      <w:pPr>
-        <w:pStyle w:val="Code"/>
-        <w:rPr>
-          <w:lang w:val="fr-FR"/>
-        </w:rPr>
-      </w:pPr>
-      <w:r>
-        <w:rPr>
-          <w:lang w:val="fr-FR"/>
-        </w:rPr>
-        <w:t xml:space="preserve">    console.log("Matrix component function call")</w:t>
-      </w:r>
-    </w:p>
-    <w:p>
-      <w:pPr>
-        <w:pStyle w:val="Code"/>
-      </w:pPr>
-      <w:r>
-        <w:rPr>
-          <w:lang w:val="fr-FR"/>
-        </w:rPr>
+      </w:pPr>
+      <w:r>
+        <w:lastRenderedPageBreak/>
+        <w:t>function Matrix({</w:t>
+      </w:r>
+      <w:proofErr w:type="spellStart"/>
+      <w:r>
+        <w:t>matrixData</w:t>
+      </w:r>
+      <w:proofErr w:type="spellEnd"/>
+      <w:proofErr w:type="gramStart"/>
+      <w:r>
+        <w:t>}){</w:t>
+      </w:r>
+      <w:proofErr w:type="gramEnd"/>
+    </w:p>
+    <w:p>
+      <w:pPr>
+        <w:pStyle w:val="Code"/>
+      </w:pPr>
+      <w:r>
         <w:t xml:space="preserve">    </w:t>
       </w:r>
+      <w:proofErr w:type="gramStart"/>
+      <w:r>
+        <w:t>console.log(</w:t>
+      </w:r>
+      <w:proofErr w:type="gramEnd"/>
+      <w:r>
+        <w:t>"Matrix component function call")</w:t>
+      </w:r>
+    </w:p>
+    <w:p>
+      <w:pPr>
+        <w:pStyle w:val="Code"/>
+      </w:pPr>
+      <w:r>
+        <w:t xml:space="preserve">    </w:t>
+      </w:r>
+      <w:proofErr w:type="gramStart"/>
       <w:r>
         <w:t>return(</w:t>
       </w:r>
-    </w:p>
-    <w:p>
-      <w:pPr>
-        <w:pStyle w:val="Code"/>
-      </w:pPr>
-      <w:r>
-        <w:t xml:space="preserve">        &lt;div className="matrixDivContainer col"&gt;</w:t>
+      <w:proofErr w:type="gramEnd"/>
+    </w:p>
+    <w:p>
+      <w:pPr>
+        <w:pStyle w:val="Code"/>
+      </w:pPr>
+      <w:r>
+        <w:t xml:space="preserve">        &lt;div </w:t>
+      </w:r>
+      <w:proofErr w:type="spellStart"/>
+      <w:r>
+        <w:t>className</w:t>
+      </w:r>
+      <w:proofErr w:type="spellEnd"/>
+      <w:r>
+        <w:t>="</w:t>
+      </w:r>
+      <w:proofErr w:type="spellStart"/>
+      <w:r>
+        <w:t>matrixDivContainer</w:t>
+      </w:r>
+      <w:proofErr w:type="spellEnd"/>
+      <w:r>
+        <w:t xml:space="preserve"> col"&gt;</w:t>
       </w:r>
     </w:p>
     <w:p>
@@ -1087,7 +1172,15 @@
         <w:t>:</w:t>
       </w:r>
       <w:r>
-        <w:t xml:space="preserve"> useRef hook function</w:t>
+        <w:t xml:space="preserve"> </w:t>
+      </w:r>
+      <w:proofErr w:type="spellStart"/>
+      <w:r>
+        <w:t>useRef</w:t>
+      </w:r>
+      <w:proofErr w:type="spellEnd"/>
+      <w:r>
+        <w:t xml:space="preserve"> hook function</w:t>
       </w:r>
     </w:p>
     <w:p>
@@ -1214,11 +1307,27 @@
           <w:lang w:val="en-GB"/>
         </w:rPr>
       </w:pPr>
-      <w:r>
-        <w:rPr>
-          <w:lang w:val="en-GB"/>
-        </w:rPr>
-        <w:t>updateGenConfigAndGenerate()...</w:t>
+      <w:proofErr w:type="spellStart"/>
+      <w:proofErr w:type="gramStart"/>
+      <w:r>
+        <w:rPr>
+          <w:lang w:val="en-GB"/>
+        </w:rPr>
+        <w:t>updateGenConfigAndGenerate</w:t>
+      </w:r>
+      <w:proofErr w:type="spellEnd"/>
+      <w:r>
+        <w:rPr>
+          <w:lang w:val="en-GB"/>
+        </w:rPr>
+        <w:t>(</w:t>
+      </w:r>
+      <w:proofErr w:type="gramEnd"/>
+      <w:r>
+        <w:rPr>
+          <w:lang w:val="en-GB"/>
+        </w:rPr>
+        <w:t>)...</w:t>
       </w:r>
     </w:p>
     <w:p>
@@ -1231,11 +1340,21 @@
         </w:rPr>
         <w:t xml:space="preserve">helper.js:13 </w:t>
       </w:r>
-      <w:r>
-        <w:rPr>
-          <w:lang w:val="en-GB"/>
-        </w:rPr>
-        <w:t>helper.genGridData()</w:t>
+      <w:proofErr w:type="spellStart"/>
+      <w:proofErr w:type="gramStart"/>
+      <w:r>
+        <w:rPr>
+          <w:lang w:val="en-GB"/>
+        </w:rPr>
+        <w:t>helper.genGridData</w:t>
+      </w:r>
+      <w:proofErr w:type="spellEnd"/>
+      <w:proofErr w:type="gramEnd"/>
+      <w:r>
+        <w:rPr>
+          <w:lang w:val="en-GB"/>
+        </w:rPr>
+        <w:t>()</w:t>
       </w:r>
     </w:p>
     <w:p>
@@ -1265,11 +1384,21 @@
         </w:rPr>
         <w:t xml:space="preserve">helper.js:13 </w:t>
       </w:r>
-      <w:r>
-        <w:rPr>
-          <w:lang w:val="en-GB"/>
-        </w:rPr>
-        <w:t>helper.genGridData()</w:t>
+      <w:proofErr w:type="spellStart"/>
+      <w:proofErr w:type="gramStart"/>
+      <w:r>
+        <w:rPr>
+          <w:lang w:val="en-GB"/>
+        </w:rPr>
+        <w:t>helper.genGridData</w:t>
+      </w:r>
+      <w:proofErr w:type="spellEnd"/>
+      <w:proofErr w:type="gramEnd"/>
+      <w:r>
+        <w:rPr>
+          <w:lang w:val="en-GB"/>
+        </w:rPr>
+        <w:t>()</w:t>
       </w:r>
     </w:p>
     <w:p>
@@ -1346,17 +1475,24 @@
       <w:r>
         <w:t xml:space="preserve">in </w:t>
       </w:r>
+      <w:proofErr w:type="spellStart"/>
       <w:r>
         <w:t>updateGenConfigAndGenerate</w:t>
       </w:r>
+      <w:proofErr w:type="spellEnd"/>
       <w:r>
         <w:t xml:space="preserve"> (</w:t>
       </w:r>
       <w:r>
         <w:t xml:space="preserve">desired </w:t>
       </w:r>
-      <w:r>
-        <w:t>behavior)</w:t>
+      <w:proofErr w:type="spellStart"/>
+      <w:r>
+        <w:t>behavior</w:t>
+      </w:r>
+      <w:proofErr w:type="spellEnd"/>
+      <w:r>
+        <w:t>)</w:t>
       </w:r>
     </w:p>
     <w:p>
@@ -1374,7 +1510,23 @@
         <w:t xml:space="preserve"> the</w:t>
       </w:r>
       <w:r>
-        <w:t xml:space="preserve"> const initGenData is initialized (</w:t>
+        <w:t xml:space="preserve"> </w:t>
+      </w:r>
+      <w:proofErr w:type="spellStart"/>
+      <w:r>
+        <w:t>const</w:t>
+      </w:r>
+      <w:proofErr w:type="spellEnd"/>
+      <w:r>
+        <w:t xml:space="preserve"> </w:t>
+      </w:r>
+      <w:proofErr w:type="spellStart"/>
+      <w:r>
+        <w:t>initGenData</w:t>
+      </w:r>
+      <w:proofErr w:type="spellEnd"/>
+      <w:r>
+        <w:t xml:space="preserve"> is initialized (</w:t>
       </w:r>
       <w:r>
         <w:t xml:space="preserve">only </w:t>
@@ -1390,8 +1542,13 @@
       </w:r>
     </w:p>
     <w:p>
-      <w:r>
-        <w:t xml:space="preserve">useRef allows to store </w:t>
+      <w:proofErr w:type="spellStart"/>
+      <w:r>
+        <w:t>useRef</w:t>
+      </w:r>
+      <w:proofErr w:type="spellEnd"/>
+      <w:r>
+        <w:t xml:space="preserve"> allows to store </w:t>
       </w:r>
       <w:r>
         <w:t>values/objects</w:t>
@@ -1409,11 +1566,24 @@
         <w:t>ed</w:t>
       </w:r>
       <w:r>
-        <w:t xml:space="preserve"> over React cycles. We can use it</w:t>
-      </w:r>
-      <w:r>
-        <w:t xml:space="preserve"> in App.jsx</w:t>
-      </w:r>
+        <w:t xml:space="preserve"> </w:t>
+      </w:r>
+      <w:proofErr w:type="gramStart"/>
+      <w:r>
+        <w:t>over React</w:t>
+      </w:r>
+      <w:proofErr w:type="gramEnd"/>
+      <w:r>
+        <w:t xml:space="preserve"> cycles. We can use it</w:t>
+      </w:r>
+      <w:r>
+        <w:t xml:space="preserve"> in </w:t>
+      </w:r>
+      <w:proofErr w:type="spellStart"/>
+      <w:r>
+        <w:t>App.jsx</w:t>
+      </w:r>
+      <w:proofErr w:type="spellEnd"/>
       <w:r>
         <w:t xml:space="preserve"> </w:t>
       </w:r>
@@ -1463,8 +1633,30 @@
         <w:rPr>
           <w:lang w:val="en-GB"/>
         </w:rPr>
-        <w:t>import {useRef} from "react";</w:t>
-      </w:r>
+        <w:t>import {</w:t>
+      </w:r>
+      <w:proofErr w:type="spellStart"/>
+      <w:r>
+        <w:rPr>
+          <w:lang w:val="en-GB"/>
+        </w:rPr>
+        <w:t>useRef</w:t>
+      </w:r>
+      <w:proofErr w:type="spellEnd"/>
+      <w:r>
+        <w:rPr>
+          <w:lang w:val="en-GB"/>
+        </w:rPr>
+        <w:t>} from "react</w:t>
+      </w:r>
+      <w:proofErr w:type="gramStart"/>
+      <w:r>
+        <w:rPr>
+          <w:lang w:val="en-GB"/>
+        </w:rPr>
+        <w:t>";</w:t>
+      </w:r>
+      <w:proofErr w:type="gramEnd"/>
     </w:p>
     <w:p>
       <w:pPr>
@@ -1491,7 +1683,21 @@
         <w:rPr>
           <w:lang w:val="en-GB"/>
         </w:rPr>
-        <w:t>function App() {</w:t>
+        <w:t xml:space="preserve">function </w:t>
+      </w:r>
+      <w:proofErr w:type="gramStart"/>
+      <w:r>
+        <w:rPr>
+          <w:lang w:val="en-GB"/>
+        </w:rPr>
+        <w:t>App(</w:t>
+      </w:r>
+      <w:proofErr w:type="gramEnd"/>
+      <w:r>
+        <w:rPr>
+          <w:lang w:val="en-GB"/>
+        </w:rPr>
+        <w:t>) {</w:t>
       </w:r>
     </w:p>
     <w:p>
@@ -1519,36 +1725,144 @@
         <w:rPr>
           <w:lang w:val="en-GB"/>
         </w:rPr>
-        <w:t xml:space="preserve">    const initGenDataRef = useRef(null)</w:t>
-      </w:r>
-    </w:p>
-    <w:p>
-      <w:pPr>
-        <w:pStyle w:val="Code"/>
-        <w:rPr>
-          <w:lang w:val="en-GB"/>
-        </w:rPr>
-      </w:pPr>
-      <w:r>
-        <w:rPr>
-          <w:lang w:val="en-GB"/>
-        </w:rPr>
-        <w:t xml:space="preserve">    if (initGenDataRef.current===null){</w:t>
-      </w:r>
-    </w:p>
-    <w:p>
-      <w:pPr>
-        <w:pStyle w:val="Code"/>
-        <w:rPr>
-          <w:lang w:val="en-GB"/>
-        </w:rPr>
-      </w:pPr>
-      <w:r>
-        <w:rPr>
-          <w:lang w:val="en-GB"/>
-        </w:rPr>
-        <w:t xml:space="preserve">        initGenDataRef.current = genGridData(genConfig.nbRows,genConfig.nbCols);</w:t>
-      </w:r>
+        <w:t xml:space="preserve">    </w:t>
+      </w:r>
+      <w:proofErr w:type="spellStart"/>
+      <w:r>
+        <w:rPr>
+          <w:lang w:val="en-GB"/>
+        </w:rPr>
+        <w:t>const</w:t>
+      </w:r>
+      <w:proofErr w:type="spellEnd"/>
+      <w:r>
+        <w:rPr>
+          <w:lang w:val="en-GB"/>
+        </w:rPr>
+        <w:t xml:space="preserve"> </w:t>
+      </w:r>
+      <w:proofErr w:type="spellStart"/>
+      <w:r>
+        <w:rPr>
+          <w:lang w:val="en-GB"/>
+        </w:rPr>
+        <w:t>initGenDataRef</w:t>
+      </w:r>
+      <w:proofErr w:type="spellEnd"/>
+      <w:r>
+        <w:rPr>
+          <w:lang w:val="en-GB"/>
+        </w:rPr>
+        <w:t xml:space="preserve"> = </w:t>
+      </w:r>
+      <w:proofErr w:type="spellStart"/>
+      <w:r>
+        <w:rPr>
+          <w:lang w:val="en-GB"/>
+        </w:rPr>
+        <w:t>useRef</w:t>
+      </w:r>
+      <w:proofErr w:type="spellEnd"/>
+      <w:r>
+        <w:rPr>
+          <w:lang w:val="en-GB"/>
+        </w:rPr>
+        <w:t>(null)</w:t>
+      </w:r>
+    </w:p>
+    <w:p>
+      <w:pPr>
+        <w:pStyle w:val="Code"/>
+        <w:rPr>
+          <w:lang w:val="en-GB"/>
+        </w:rPr>
+      </w:pPr>
+      <w:r>
+        <w:rPr>
+          <w:lang w:val="en-GB"/>
+        </w:rPr>
+        <w:t xml:space="preserve">    if (</w:t>
+      </w:r>
+      <w:proofErr w:type="spellStart"/>
+      <w:r>
+        <w:rPr>
+          <w:lang w:val="en-GB"/>
+        </w:rPr>
+        <w:t>initGenDataRef.current</w:t>
+      </w:r>
+      <w:proofErr w:type="spellEnd"/>
+      <w:r>
+        <w:rPr>
+          <w:lang w:val="en-GB"/>
+        </w:rPr>
+        <w:t>===</w:t>
+      </w:r>
+      <w:proofErr w:type="gramStart"/>
+      <w:r>
+        <w:rPr>
+          <w:lang w:val="en-GB"/>
+        </w:rPr>
+        <w:t>null){</w:t>
+      </w:r>
+      <w:proofErr w:type="gramEnd"/>
+    </w:p>
+    <w:p>
+      <w:pPr>
+        <w:pStyle w:val="Code"/>
+        <w:rPr>
+          <w:lang w:val="en-GB"/>
+        </w:rPr>
+      </w:pPr>
+      <w:r>
+        <w:rPr>
+          <w:lang w:val="en-GB"/>
+        </w:rPr>
+        <w:t xml:space="preserve">        </w:t>
+      </w:r>
+      <w:proofErr w:type="spellStart"/>
+      <w:r>
+        <w:rPr>
+          <w:lang w:val="en-GB"/>
+        </w:rPr>
+        <w:t>initGenDataRef.current</w:t>
+      </w:r>
+      <w:proofErr w:type="spellEnd"/>
+      <w:r>
+        <w:rPr>
+          <w:lang w:val="en-GB"/>
+        </w:rPr>
+        <w:t xml:space="preserve"> = </w:t>
+      </w:r>
+      <w:proofErr w:type="spellStart"/>
+      <w:proofErr w:type="gramStart"/>
+      <w:r>
+        <w:rPr>
+          <w:lang w:val="en-GB"/>
+        </w:rPr>
+        <w:t>genGridData</w:t>
+      </w:r>
+      <w:proofErr w:type="spellEnd"/>
+      <w:r>
+        <w:rPr>
+          <w:lang w:val="en-GB"/>
+        </w:rPr>
+        <w:t>(</w:t>
+      </w:r>
+      <w:proofErr w:type="spellStart"/>
+      <w:r>
+        <w:rPr>
+          <w:lang w:val="en-GB"/>
+        </w:rPr>
+        <w:t>genConfig.nbRows,genConfig.nbCols</w:t>
+      </w:r>
+      <w:proofErr w:type="spellEnd"/>
+      <w:r>
+        <w:rPr>
+          <w:lang w:val="en-GB"/>
+        </w:rPr>
+        <w:t>);</w:t>
+      </w:r>
+      <w:proofErr w:type="gramEnd"/>
     </w:p>
     <w:p>
       <w:pPr>
@@ -1575,7 +1889,67 @@
         <w:rPr>
           <w:lang w:val="en-GB"/>
         </w:rPr>
-        <w:t xml:space="preserve">    const [genData,setGenData] = useState(initGenDataRef.current)</w:t>
+        <w:t xml:space="preserve">    </w:t>
+      </w:r>
+      <w:proofErr w:type="spellStart"/>
+      <w:r>
+        <w:rPr>
+          <w:lang w:val="en-GB"/>
+        </w:rPr>
+        <w:t>const</w:t>
+      </w:r>
+      <w:proofErr w:type="spellEnd"/>
+      <w:r>
+        <w:rPr>
+          <w:lang w:val="en-GB"/>
+        </w:rPr>
+        <w:t xml:space="preserve"> [</w:t>
+      </w:r>
+      <w:proofErr w:type="spellStart"/>
+      <w:proofErr w:type="gramStart"/>
+      <w:r>
+        <w:rPr>
+          <w:lang w:val="en-GB"/>
+        </w:rPr>
+        <w:t>genData,setGenData</w:t>
+      </w:r>
+      <w:proofErr w:type="spellEnd"/>
+      <w:proofErr w:type="gramEnd"/>
+      <w:r>
+        <w:rPr>
+          <w:lang w:val="en-GB"/>
+        </w:rPr>
+        <w:t xml:space="preserve">] = </w:t>
+      </w:r>
+      <w:proofErr w:type="spellStart"/>
+      <w:proofErr w:type="gramStart"/>
+      <w:r>
+        <w:rPr>
+          <w:lang w:val="en-GB"/>
+        </w:rPr>
+        <w:t>useState</w:t>
+      </w:r>
+      <w:proofErr w:type="spellEnd"/>
+      <w:r>
+        <w:rPr>
+          <w:lang w:val="en-GB"/>
+        </w:rPr>
+        <w:t>(</w:t>
+      </w:r>
+      <w:proofErr w:type="spellStart"/>
+      <w:proofErr w:type="gramEnd"/>
+      <w:r>
+        <w:rPr>
+          <w:lang w:val="en-GB"/>
+        </w:rPr>
+        <w:t>initGenDataRef.current</w:t>
+      </w:r>
+      <w:proofErr w:type="spellEnd"/>
+      <w:r>
+        <w:rPr>
+          <w:lang w:val="en-GB"/>
+        </w:rPr>
+        <w:t>)</w:t>
       </w:r>
     </w:p>
     <w:p>
@@ -1654,288 +2028,456 @@
         <w:rPr>
           <w:lang w:val="en-GB"/>
         </w:rPr>
-        <w:t>This allows to update the element with third-party libraries such as D3.js.</w:t>
-      </w:r>
+        <w:t xml:space="preserve">This allows to update the element with third-party libraries such as D3.js. </w:t>
+      </w:r>
+    </w:p>
+    <w:p>
+      <w:pPr>
+        <w:rPr>
+          <w:lang w:val="en-GB"/>
+        </w:rPr>
+      </w:pPr>
+      <w:r>
+        <w:rPr>
+          <w:lang w:val="en-GB"/>
+        </w:rPr>
+        <w:t>I</w:t>
+      </w:r>
+      <w:r>
+        <w:rPr>
+          <w:lang w:val="en-GB"/>
+        </w:rPr>
+        <w:t xml:space="preserve">n </w:t>
+      </w:r>
+      <w:proofErr w:type="spellStart"/>
+      <w:r>
+        <w:rPr>
+          <w:lang w:val="en-GB"/>
+        </w:rPr>
+        <w:t>Matrix.js</w:t>
+      </w:r>
+      <w:r>
+        <w:rPr>
+          <w:lang w:val="en-GB"/>
+        </w:rPr>
+        <w:t>x</w:t>
+      </w:r>
+      <w:proofErr w:type="spellEnd"/>
+      <w:r>
+        <w:rPr>
+          <w:lang w:val="en-GB"/>
+        </w:rPr>
+        <w:t>, we use this mechanism</w:t>
+      </w:r>
+      <w:r>
+        <w:rPr>
+          <w:lang w:val="en-GB"/>
+        </w:rPr>
+        <w:t xml:space="preserve"> to get the reference of the &lt;div&gt; container</w:t>
+      </w:r>
+      <w:r>
+        <w:rPr>
+          <w:lang w:val="en-GB"/>
+        </w:rPr>
+        <w:t>.</w:t>
+      </w:r>
+    </w:p>
+    <w:p>
+      <w:pPr>
+        <w:pStyle w:val="Code"/>
+        <w:rPr>
+          <w:lang w:val="en-GB"/>
+        </w:rPr>
+      </w:pPr>
+      <w:r>
+        <w:rPr>
+          <w:lang w:val="en-GB"/>
+        </w:rPr>
+        <w:t>import {</w:t>
+      </w:r>
+      <w:proofErr w:type="spellStart"/>
+      <w:r>
+        <w:rPr>
+          <w:lang w:val="en-GB"/>
+        </w:rPr>
+        <w:t>useRef</w:t>
+      </w:r>
+      <w:proofErr w:type="spellEnd"/>
+      <w:r>
+        <w:rPr>
+          <w:lang w:val="en-GB"/>
+        </w:rPr>
+        <w:t>} from "react</w:t>
+      </w:r>
+      <w:proofErr w:type="gramStart"/>
+      <w:r>
+        <w:rPr>
+          <w:lang w:val="en-GB"/>
+        </w:rPr>
+        <w:t>";</w:t>
+      </w:r>
+      <w:proofErr w:type="gramEnd"/>
+    </w:p>
+    <w:p>
+      <w:pPr>
+        <w:pStyle w:val="Code"/>
+        <w:rPr>
+          <w:lang w:val="en-GB"/>
+        </w:rPr>
+      </w:pPr>
+      <w:r>
+        <w:rPr>
+          <w:lang w:val="en-GB"/>
+        </w:rPr>
+        <w:t>...</w:t>
+      </w:r>
+    </w:p>
+    <w:p>
+      <w:pPr>
+        <w:pStyle w:val="Code"/>
+        <w:rPr>
+          <w:lang w:val="en-GB"/>
+        </w:rPr>
+      </w:pPr>
+      <w:r>
+        <w:rPr>
+          <w:lang w:val="en-GB"/>
+        </w:rPr>
+        <w:t>function Matrix({</w:t>
+      </w:r>
+      <w:proofErr w:type="spellStart"/>
+      <w:r>
+        <w:rPr>
+          <w:lang w:val="en-GB"/>
+        </w:rPr>
+        <w:t>matrixData</w:t>
+      </w:r>
+      <w:proofErr w:type="spellEnd"/>
+      <w:proofErr w:type="gramStart"/>
+      <w:r>
+        <w:rPr>
+          <w:lang w:val="en-GB"/>
+        </w:rPr>
+        <w:t>}){</w:t>
+      </w:r>
+      <w:proofErr w:type="gramEnd"/>
+    </w:p>
+    <w:p>
+      <w:pPr>
+        <w:pStyle w:val="Code"/>
+        <w:rPr>
+          <w:lang w:val="en-GB"/>
+        </w:rPr>
+      </w:pPr>
+      <w:r>
+        <w:rPr>
+          <w:lang w:val="en-GB"/>
+        </w:rPr>
+        <w:t>...</w:t>
+      </w:r>
+    </w:p>
+    <w:p>
+      <w:pPr>
+        <w:pStyle w:val="Code"/>
+        <w:rPr>
+          <w:lang w:val="en-GB"/>
+        </w:rPr>
+      </w:pPr>
+      <w:r>
+        <w:rPr>
+          <w:lang w:val="en-GB"/>
+        </w:rPr>
+        <w:t xml:space="preserve">    </w:t>
+      </w:r>
+      <w:proofErr w:type="spellStart"/>
+      <w:r>
+        <w:rPr>
+          <w:lang w:val="en-GB"/>
+        </w:rPr>
+        <w:t>const</w:t>
+      </w:r>
+      <w:proofErr w:type="spellEnd"/>
       <w:r>
         <w:rPr>
           <w:lang w:val="en-GB"/>
         </w:rPr>
         <w:t xml:space="preserve"> </w:t>
       </w:r>
-    </w:p>
-    <w:p>
-      <w:pPr>
-        <w:rPr>
-          <w:lang w:val="en-GB"/>
-        </w:rPr>
-      </w:pPr>
-      <w:r>
-        <w:rPr>
-          <w:lang w:val="en-GB"/>
-        </w:rPr>
+      <w:proofErr w:type="spellStart"/>
+      <w:r>
+        <w:rPr>
+          <w:lang w:val="en-GB"/>
+        </w:rPr>
+        <w:t>divContainerRef</w:t>
+      </w:r>
+      <w:proofErr w:type="spellEnd"/>
+      <w:r>
+        <w:rPr>
+          <w:lang w:val="en-GB"/>
+        </w:rPr>
+        <w:t xml:space="preserve"> = </w:t>
+      </w:r>
+      <w:proofErr w:type="spellStart"/>
+      <w:r>
+        <w:rPr>
+          <w:lang w:val="en-GB"/>
+        </w:rPr>
+        <w:t>useRef</w:t>
+      </w:r>
+      <w:proofErr w:type="spellEnd"/>
+      <w:r>
+        <w:rPr>
+          <w:lang w:val="en-GB"/>
+        </w:rPr>
+        <w:t>(null</w:t>
+      </w:r>
+      <w:proofErr w:type="gramStart"/>
+      <w:r>
+        <w:rPr>
+          <w:lang w:val="en-GB"/>
+        </w:rPr>
+        <w:t>);</w:t>
+      </w:r>
+      <w:proofErr w:type="gramEnd"/>
+    </w:p>
+    <w:p>
+      <w:pPr>
+        <w:pStyle w:val="Code"/>
+        <w:rPr>
+          <w:lang w:val="en-GB"/>
+        </w:rPr>
+      </w:pPr>
+      <w:r>
+        <w:rPr>
+          <w:lang w:val="en-GB"/>
+        </w:rPr>
+        <w:t xml:space="preserve">    </w:t>
+      </w:r>
+      <w:proofErr w:type="gramStart"/>
+      <w:r>
+        <w:rPr>
+          <w:lang w:val="en-GB"/>
+        </w:rPr>
+        <w:t>return(</w:t>
+      </w:r>
+      <w:proofErr w:type="gramEnd"/>
+    </w:p>
+    <w:p>
+      <w:pPr>
+        <w:pStyle w:val="Code"/>
+        <w:rPr>
+          <w:lang w:val="fr-FR"/>
+        </w:rPr>
+      </w:pPr>
+      <w:r>
+        <w:t xml:space="preserve">        </w:t>
+      </w:r>
+      <w:r>
+        <w:rPr>
+          <w:lang w:val="fr-FR"/>
+        </w:rPr>
+        <w:t>&lt;</w:t>
+      </w:r>
+      <w:proofErr w:type="gramStart"/>
+      <w:r>
+        <w:rPr>
+          <w:lang w:val="fr-FR"/>
+        </w:rPr>
+        <w:t>div</w:t>
+      </w:r>
+      <w:proofErr w:type="gramEnd"/>
+      <w:r>
+        <w:rPr>
+          <w:lang w:val="fr-FR"/>
+        </w:rPr>
+        <w:t xml:space="preserve"> </w:t>
+      </w:r>
+      <w:proofErr w:type="spellStart"/>
+      <w:r>
+        <w:rPr>
+          <w:lang w:val="fr-FR"/>
+        </w:rPr>
+        <w:t>ref</w:t>
+      </w:r>
+      <w:proofErr w:type="spellEnd"/>
+      <w:r>
+        <w:rPr>
+          <w:lang w:val="fr-FR"/>
+        </w:rPr>
+        <w:t>={</w:t>
+      </w:r>
+      <w:proofErr w:type="spellStart"/>
+      <w:r>
+        <w:rPr>
+          <w:lang w:val="fr-FR"/>
+        </w:rPr>
+        <w:t>divContainerRef</w:t>
+      </w:r>
+      <w:proofErr w:type="spellEnd"/>
+      <w:r>
+        <w:rPr>
+          <w:lang w:val="fr-FR"/>
+        </w:rPr>
+        <w:t xml:space="preserve">} </w:t>
+      </w:r>
+      <w:proofErr w:type="spellStart"/>
+      <w:r>
+        <w:rPr>
+          <w:lang w:val="fr-FR"/>
+        </w:rPr>
+        <w:t>className</w:t>
+      </w:r>
+      <w:proofErr w:type="spellEnd"/>
+      <w:r>
+        <w:rPr>
+          <w:lang w:val="fr-FR"/>
+        </w:rPr>
+        <w:t>="</w:t>
+      </w:r>
+      <w:proofErr w:type="spellStart"/>
+      <w:r>
+        <w:rPr>
+          <w:lang w:val="fr-FR"/>
+        </w:rPr>
+        <w:t>matrixDivContainer</w:t>
+      </w:r>
+      <w:proofErr w:type="spellEnd"/>
+      <w:r>
+        <w:rPr>
+          <w:lang w:val="fr-FR"/>
+        </w:rPr>
+        <w:t xml:space="preserve"> col"&gt;</w:t>
+      </w:r>
+    </w:p>
+    <w:p>
+      <w:pPr>
+        <w:pStyle w:val="Code"/>
+        <w:rPr>
+          <w:lang w:val="en-GB"/>
+        </w:rPr>
+      </w:pPr>
+      <w:r>
+        <w:rPr>
+          <w:lang w:val="fr-FR"/>
+        </w:rPr>
+        <w:t xml:space="preserve">        </w:t>
+      </w:r>
+      <w:r>
+        <w:rPr>
+          <w:lang w:val="en-GB"/>
+        </w:rPr>
+        <w:t>&lt;/div&gt;</w:t>
+      </w:r>
+    </w:p>
+    <w:p>
+      <w:pPr>
+        <w:pStyle w:val="Code"/>
+        <w:rPr>
+          <w:lang w:val="en-GB"/>
+        </w:rPr>
+      </w:pPr>
+      <w:r>
+        <w:rPr>
+          <w:lang w:val="en-GB"/>
+        </w:rPr>
+        <w:t xml:space="preserve">    )</w:t>
+      </w:r>
+    </w:p>
+    <w:p>
+      <w:pPr>
+        <w:rPr>
+          <w:lang w:val="en-GB"/>
+        </w:rPr>
+      </w:pPr>
+      <w:r>
+        <w:rPr>
+          <w:lang w:val="en-GB"/>
+        </w:rPr>
+        <w:t>In the next section w</w:t>
+      </w:r>
+      <w:r>
+        <w:rPr>
+          <w:lang w:val="en-GB"/>
+        </w:rPr>
+        <w:t xml:space="preserve">e will use this reference to </w:t>
+      </w:r>
+      <w:r>
+        <w:rPr>
+          <w:lang w:val="en-GB"/>
+        </w:rPr>
+        <w:t xml:space="preserve">create an </w:t>
+      </w:r>
+      <w:r>
+        <w:rPr>
+          <w:lang w:val="en-GB"/>
+        </w:rPr>
+        <w:t>SVG</w:t>
+      </w:r>
+      <w:r>
+        <w:rPr>
+          <w:lang w:val="en-GB"/>
+        </w:rPr>
+        <w:t xml:space="preserve"> </w:t>
+      </w:r>
+      <w:r>
+        <w:rPr>
+          <w:lang w:val="en-GB"/>
+        </w:rPr>
+        <w:t xml:space="preserve">visualization with </w:t>
+      </w:r>
+      <w:r>
+        <w:rPr>
+          <w:lang w:val="en-GB"/>
+        </w:rPr>
+        <w:t>D3.js</w:t>
+      </w:r>
+      <w:r>
+        <w:rPr>
+          <w:lang w:val="en-GB"/>
+        </w:rPr>
+        <w:t xml:space="preserve"> </w:t>
+      </w:r>
+      <w:r>
+        <w:rPr>
+          <w:lang w:val="en-GB"/>
+        </w:rPr>
+        <w:t>inside</w:t>
+      </w:r>
+      <w:r>
+        <w:rPr>
+          <w:lang w:val="en-GB"/>
+        </w:rPr>
+        <w:t xml:space="preserve"> the &lt;div&gt; container.</w:t>
+      </w:r>
+    </w:p>
+    <w:p>
+      <w:pPr>
+        <w:pStyle w:val="Heading1"/>
+      </w:pPr>
+      <w:r>
+        <w:t>Integrating D3JS in React component</w:t>
+      </w:r>
+    </w:p>
+    <w:p>
+      <w:r>
+        <w:t xml:space="preserve">Separation of </w:t>
+      </w:r>
+      <w:r>
+        <w:t>concerns</w:t>
+      </w:r>
+      <w:r>
+        <w:t xml:space="preserve"> using </w:t>
+      </w:r>
+      <w:r>
+        <w:t>D3js class</w:t>
+      </w:r>
+      <w:r>
+        <w:t xml:space="preserve"> (View in MVC)</w:t>
+      </w:r>
+    </w:p>
+    <w:p>
+      <w:r>
         <w:lastRenderedPageBreak/>
-        <w:t>I</w:t>
-      </w:r>
-      <w:r>
-        <w:rPr>
-          <w:lang w:val="en-GB"/>
-        </w:rPr>
-        <w:t>n Matrix.js</w:t>
-      </w:r>
-      <w:r>
-        <w:rPr>
-          <w:lang w:val="en-GB"/>
-        </w:rPr>
-        <w:t>x</w:t>
-      </w:r>
-      <w:r>
-        <w:rPr>
-          <w:lang w:val="en-GB"/>
-        </w:rPr>
-        <w:t>, we use this mechanism</w:t>
-      </w:r>
-      <w:r>
-        <w:rPr>
-          <w:lang w:val="en-GB"/>
-        </w:rPr>
-        <w:t xml:space="preserve"> to get the reference of the &lt;div&gt; container</w:t>
-      </w:r>
-      <w:r>
-        <w:rPr>
-          <w:lang w:val="en-GB"/>
-        </w:rPr>
-        <w:t>.</w:t>
-      </w:r>
-    </w:p>
-    <w:p>
-      <w:pPr>
-        <w:pStyle w:val="Code"/>
-        <w:rPr>
-          <w:lang w:val="en-GB"/>
-        </w:rPr>
-      </w:pPr>
-      <w:r>
-        <w:rPr>
-          <w:lang w:val="en-GB"/>
-        </w:rPr>
-        <w:t>import {useRef} from "react";</w:t>
-      </w:r>
-    </w:p>
-    <w:p>
-      <w:pPr>
-        <w:pStyle w:val="Code"/>
-        <w:rPr>
-          <w:lang w:val="en-GB"/>
-        </w:rPr>
-      </w:pPr>
-      <w:r>
-        <w:rPr>
-          <w:lang w:val="en-GB"/>
-        </w:rPr>
-        <w:t>...</w:t>
-      </w:r>
-    </w:p>
-    <w:p>
-      <w:pPr>
-        <w:pStyle w:val="Code"/>
-        <w:rPr>
-          <w:lang w:val="en-GB"/>
-        </w:rPr>
-      </w:pPr>
-      <w:r>
-        <w:rPr>
-          <w:lang w:val="en-GB"/>
-        </w:rPr>
-        <w:t>function Matrix({matrixData}){</w:t>
-      </w:r>
-    </w:p>
-    <w:p>
-      <w:pPr>
-        <w:pStyle w:val="Code"/>
-        <w:rPr>
-          <w:lang w:val="en-GB"/>
-        </w:rPr>
-      </w:pPr>
-      <w:r>
-        <w:rPr>
-          <w:lang w:val="en-GB"/>
-        </w:rPr>
-        <w:t>...</w:t>
-      </w:r>
-    </w:p>
-    <w:p>
-      <w:pPr>
-        <w:pStyle w:val="Code"/>
-        <w:rPr>
-          <w:lang w:val="en-GB"/>
-        </w:rPr>
-      </w:pPr>
-      <w:r>
-        <w:rPr>
-          <w:lang w:val="en-GB"/>
-        </w:rPr>
-        <w:t xml:space="preserve">    const divContainerRef = useRef(null);</w:t>
-      </w:r>
-    </w:p>
-    <w:p>
-      <w:pPr>
-        <w:pStyle w:val="Code"/>
-        <w:rPr>
-          <w:lang w:val="en-GB"/>
-        </w:rPr>
-      </w:pPr>
-      <w:r>
-        <w:rPr>
-          <w:lang w:val="en-GB"/>
-        </w:rPr>
-        <w:t xml:space="preserve">    return(</w:t>
-      </w:r>
-    </w:p>
-    <w:p>
-      <w:pPr>
-        <w:pStyle w:val="Code"/>
-        <w:rPr>
-          <w:lang w:val="fr-FR"/>
-        </w:rPr>
-      </w:pPr>
-      <w:r>
-        <w:rPr>
-          <w:lang w:val="fr-FR"/>
-        </w:rPr>
-        <w:t xml:space="preserve">        </w:t>
-      </w:r>
-      <w:r>
-        <w:rPr>
-          <w:lang w:val="fr-FR"/>
-        </w:rPr>
-        <w:t>&lt;div ref={divContainerRef} className="matrixDivContainer col"&gt;</w:t>
-      </w:r>
-    </w:p>
-    <w:p>
-      <w:pPr>
-        <w:pStyle w:val="Code"/>
-        <w:rPr>
-          <w:lang w:val="en-GB"/>
-        </w:rPr>
-      </w:pPr>
-      <w:r>
-        <w:rPr>
-          <w:lang w:val="fr-FR"/>
-        </w:rPr>
-        <w:t xml:space="preserve">        </w:t>
-      </w:r>
-      <w:r>
-        <w:rPr>
-          <w:lang w:val="en-GB"/>
-        </w:rPr>
-        <w:t>&lt;/div&gt;</w:t>
-      </w:r>
-    </w:p>
-    <w:p>
-      <w:pPr>
-        <w:pStyle w:val="Code"/>
-        <w:rPr>
-          <w:lang w:val="en-GB"/>
-        </w:rPr>
-      </w:pPr>
-      <w:r>
-        <w:rPr>
-          <w:lang w:val="en-GB"/>
-        </w:rPr>
-        <w:t xml:space="preserve">    )</w:t>
-      </w:r>
-    </w:p>
-    <w:p>
-      <w:pPr>
-        <w:rPr>
-          <w:lang w:val="en-GB"/>
-        </w:rPr>
-      </w:pPr>
-      <w:r>
-        <w:rPr>
-          <w:lang w:val="en-GB"/>
-        </w:rPr>
-        <w:t>In the next section w</w:t>
-      </w:r>
-      <w:r>
-        <w:rPr>
-          <w:lang w:val="en-GB"/>
-        </w:rPr>
-        <w:t xml:space="preserve">e will use this reference to </w:t>
-      </w:r>
-      <w:r>
-        <w:rPr>
-          <w:lang w:val="en-GB"/>
-        </w:rPr>
-        <w:t xml:space="preserve">create an </w:t>
-      </w:r>
-      <w:r>
-        <w:rPr>
-          <w:lang w:val="en-GB"/>
-        </w:rPr>
-        <w:t>SVG</w:t>
-      </w:r>
-      <w:r>
-        <w:rPr>
-          <w:lang w:val="en-GB"/>
-        </w:rPr>
-        <w:t xml:space="preserve"> </w:t>
-      </w:r>
-      <w:r>
-        <w:rPr>
-          <w:lang w:val="en-GB"/>
-        </w:rPr>
-        <w:t xml:space="preserve">visualization with </w:t>
-      </w:r>
-      <w:r>
-        <w:rPr>
-          <w:lang w:val="en-GB"/>
-        </w:rPr>
-        <w:t>D3.js</w:t>
-      </w:r>
-      <w:r>
-        <w:rPr>
-          <w:lang w:val="en-GB"/>
-        </w:rPr>
-        <w:t xml:space="preserve"> </w:t>
-      </w:r>
-      <w:r>
-        <w:rPr>
-          <w:lang w:val="en-GB"/>
-        </w:rPr>
-        <w:t>inside</w:t>
-      </w:r>
-      <w:r>
-        <w:rPr>
-          <w:lang w:val="en-GB"/>
-        </w:rPr>
-        <w:t xml:space="preserve"> the &lt;div&gt; container.</w:t>
-      </w:r>
-    </w:p>
-    <w:p>
-      <w:pPr>
-        <w:pStyle w:val="Heading1"/>
-      </w:pPr>
-      <w:r>
-        <w:t>Integrating D3JS in React component</w:t>
-      </w:r>
-    </w:p>
-    <w:p>
-      <w:r>
-        <w:t>Separation of repsponsibilities</w:t>
-      </w:r>
-      <w:r>
-        <w:t xml:space="preserve"> using </w:t>
-      </w:r>
-      <w:r>
-        <w:t>D3js class</w:t>
-      </w:r>
-      <w:r>
-        <w:t xml:space="preserve"> (View in MVC)</w:t>
-      </w:r>
-    </w:p>
-    <w:p>
-      <w:r>
         <w:t xml:space="preserve">In Matrix-d3.js, we have split the D3js code of </w:t>
       </w:r>
       <w:r>
@@ -1997,8 +2539,21 @@
           <w:numId w:val="9"/>
         </w:numPr>
       </w:pPr>
-      <w:r>
-        <w:t>renderMatrix(matrixData): appl</w:t>
+      <w:proofErr w:type="spellStart"/>
+      <w:r>
+        <w:t>renderMatrix</w:t>
+      </w:r>
+      <w:proofErr w:type="spellEnd"/>
+      <w:r>
+        <w:t>(</w:t>
+      </w:r>
+      <w:proofErr w:type="spellStart"/>
+      <w:r>
+        <w:t>matrixData</w:t>
+      </w:r>
+      <w:proofErr w:type="spellEnd"/>
+      <w:r>
+        <w:t>): appl</w:t>
       </w:r>
       <w:r>
         <w:t>ies</w:t>
@@ -2015,12 +2570,14 @@
           <w:numId w:val="9"/>
         </w:numPr>
       </w:pPr>
+      <w:proofErr w:type="gramStart"/>
       <w:r>
         <w:t>clear():remove</w:t>
       </w:r>
       <w:r>
         <w:t>s</w:t>
       </w:r>
+      <w:proofErr w:type="gramEnd"/>
       <w:r>
         <w:t xml:space="preserve"> the SVG visualization if needed.</w:t>
       </w:r>
@@ -2030,7 +2587,20 @@
         <w:pStyle w:val="Heading2"/>
       </w:pPr>
       <w:r>
-        <w:t>D3Js integrated as external “side effect” of a React component: useEffect() hook function</w:t>
+        <w:t xml:space="preserve">D3Js integrated as external “side effect” of a React component: </w:t>
+      </w:r>
+      <w:proofErr w:type="spellStart"/>
+      <w:proofErr w:type="gramStart"/>
+      <w:r>
+        <w:t>useEffect</w:t>
+      </w:r>
+      <w:proofErr w:type="spellEnd"/>
+      <w:r>
+        <w:t>(</w:t>
+      </w:r>
+      <w:proofErr w:type="gramEnd"/>
+      <w:r>
+        <w:t>) hook function</w:t>
       </w:r>
     </w:p>
     <w:p>
@@ -2101,7 +2671,20 @@
         <w:t xml:space="preserve"> </w:t>
       </w:r>
       <w:r>
-        <w:t xml:space="preserve">The useEffect() hook function controls </w:t>
+        <w:t xml:space="preserve">The </w:t>
+      </w:r>
+      <w:proofErr w:type="spellStart"/>
+      <w:proofErr w:type="gramStart"/>
+      <w:r>
+        <w:t>useEffect</w:t>
+      </w:r>
+      <w:proofErr w:type="spellEnd"/>
+      <w:r>
+        <w:t>(</w:t>
+      </w:r>
+      <w:proofErr w:type="gramEnd"/>
+      <w:r>
+        <w:t xml:space="preserve">) hook function controls </w:t>
       </w:r>
       <w:r>
         <w:t xml:space="preserve">the </w:t>
@@ -2148,7 +2731,6 @@
         <w:rPr>
           <w:lang w:val="en-GB"/>
         </w:rPr>
-        <w:lastRenderedPageBreak/>
         <w:t xml:space="preserve">    // </w:t>
       </w:r>
       <w:r>
@@ -2233,8 +2815,24 @@
         <w:rPr>
           <w:lang w:val="en-GB"/>
         </w:rPr>
-        <w:t xml:space="preserve">    useEffect(()=&gt;{</w:t>
-      </w:r>
+        <w:t xml:space="preserve">    </w:t>
+      </w:r>
+      <w:proofErr w:type="spellStart"/>
+      <w:proofErr w:type="gramStart"/>
+      <w:r>
+        <w:rPr>
+          <w:lang w:val="en-GB"/>
+        </w:rPr>
+        <w:t>useEffect</w:t>
+      </w:r>
+      <w:proofErr w:type="spellEnd"/>
+      <w:r>
+        <w:rPr>
+          <w:lang w:val="en-GB"/>
+        </w:rPr>
+        <w:t>(()=&gt;{</w:t>
+      </w:r>
+      <w:proofErr w:type="gramEnd"/>
     </w:p>
     <w:p>
       <w:pPr>
@@ -2277,8 +2875,16 @@
         <w:rPr>
           <w:lang w:val="en-GB"/>
         </w:rPr>
-        <w:t xml:space="preserve">        return ()=&gt;{</w:t>
-      </w:r>
+        <w:t xml:space="preserve">        return </w:t>
+      </w:r>
+      <w:proofErr w:type="gramStart"/>
+      <w:r>
+        <w:rPr>
+          <w:lang w:val="en-GB"/>
+        </w:rPr>
+        <w:t>()=&gt;{</w:t>
+      </w:r>
+      <w:proofErr w:type="gramEnd"/>
     </w:p>
     <w:p>
       <w:pPr>
@@ -2303,8 +2909,16 @@
         <w:rPr>
           <w:lang w:val="en-GB"/>
         </w:rPr>
-        <w:t>did unmout</w:t>
-      </w:r>
+        <w:t xml:space="preserve">did </w:t>
+      </w:r>
+      <w:proofErr w:type="spellStart"/>
+      <w:r>
+        <w:rPr>
+          <w:lang w:val="en-GB"/>
+        </w:rPr>
+        <w:t>unmout</w:t>
+      </w:r>
+      <w:proofErr w:type="spellEnd"/>
       <w:r>
         <w:rPr>
           <w:lang w:val="en-GB"/>
@@ -2343,7 +2957,35 @@
         <w:rPr>
           <w:lang w:val="en-GB"/>
         </w:rPr>
-        <w:t xml:space="preserve">    },[]);// if empty array, useEffect </w:t>
+        <w:t xml:space="preserve">    </w:t>
+      </w:r>
+      <w:proofErr w:type="gramStart"/>
+      <w:r>
+        <w:rPr>
+          <w:lang w:val="en-GB"/>
+        </w:rPr>
+        <w:t>},[]);/</w:t>
+      </w:r>
+      <w:proofErr w:type="gramEnd"/>
+      <w:r>
+        <w:rPr>
+          <w:lang w:val="en-GB"/>
+        </w:rPr>
+        <w:t xml:space="preserve">/ if empty array, </w:t>
+      </w:r>
+      <w:proofErr w:type="spellStart"/>
+      <w:r>
+        <w:rPr>
+          <w:lang w:val="en-GB"/>
+        </w:rPr>
+        <w:t>useEffect</w:t>
+      </w:r>
+      <w:proofErr w:type="spellEnd"/>
+      <w:r>
+        <w:rPr>
+          <w:lang w:val="en-GB"/>
+        </w:rPr>
+        <w:t xml:space="preserve"> </w:t>
       </w:r>
       <w:r>
         <w:rPr>
@@ -2469,8 +3111,24 @@
         <w:rPr>
           <w:lang w:val="en-GB"/>
         </w:rPr>
-        <w:t xml:space="preserve">    useEffect(()=&gt;{</w:t>
-      </w:r>
+        <w:t xml:space="preserve">    </w:t>
+      </w:r>
+      <w:proofErr w:type="spellStart"/>
+      <w:proofErr w:type="gramStart"/>
+      <w:r>
+        <w:rPr>
+          <w:lang w:val="en-GB"/>
+        </w:rPr>
+        <w:t>useEffect</w:t>
+      </w:r>
+      <w:proofErr w:type="spellEnd"/>
+      <w:r>
+        <w:rPr>
+          <w:lang w:val="en-GB"/>
+        </w:rPr>
+        <w:t>(()=&gt;{</w:t>
+      </w:r>
+      <w:proofErr w:type="gramEnd"/>
     </w:p>
     <w:p>
       <w:pPr>
@@ -2510,19 +3168,35 @@
         <w:rPr>
           <w:lang w:val="en-GB"/>
         </w:rPr>
-        <w:t xml:space="preserve">    },[</w:t>
-      </w:r>
+        <w:t xml:space="preserve">    </w:t>
+      </w:r>
+      <w:proofErr w:type="gramStart"/>
+      <w:r>
+        <w:rPr>
+          <w:lang w:val="en-GB"/>
+        </w:rPr>
+        <w:t>},[</w:t>
+      </w:r>
+      <w:proofErr w:type="gramEnd"/>
       <w:r>
         <w:rPr>
           <w:lang w:val="en-GB"/>
         </w:rPr>
         <w:t>property1, property2</w:t>
       </w:r>
-      <w:r>
-        <w:rPr>
-          <w:lang w:val="en-GB"/>
-        </w:rPr>
-        <w:t xml:space="preserve">]);// </w:t>
+      <w:proofErr w:type="gramStart"/>
+      <w:r>
+        <w:rPr>
+          <w:lang w:val="en-GB"/>
+        </w:rPr>
+        <w:t>]);/</w:t>
+      </w:r>
+      <w:proofErr w:type="gramEnd"/>
+      <w:r>
+        <w:rPr>
+          <w:lang w:val="en-GB"/>
+        </w:rPr>
+        <w:t xml:space="preserve">/ </w:t>
       </w:r>
       <w:r>
         <w:t>// if dependencies</w:t>
@@ -2531,7 +3205,15 @@
         <w:t xml:space="preserve"> exists</w:t>
       </w:r>
       <w:r>
-        <w:t xml:space="preserve">, useEffect is called after </w:t>
+        <w:t xml:space="preserve">, </w:t>
+      </w:r>
+      <w:proofErr w:type="spellStart"/>
+      <w:r>
+        <w:t>useEffect</w:t>
+      </w:r>
+      <w:proofErr w:type="spellEnd"/>
+      <w:r>
+        <w:t xml:space="preserve"> is called after </w:t>
       </w:r>
       <w:r>
         <w:t>any of them</w:t>
@@ -2571,7 +3253,14 @@
         <w:rPr>
           <w:lang w:val="en-GB"/>
         </w:rPr>
-        <w:t>n Matrix.js</w:t>
+        <w:t xml:space="preserve">n </w:t>
+      </w:r>
+      <w:proofErr w:type="spellStart"/>
+      <w:r>
+        <w:rPr>
+          <w:lang w:val="en-GB"/>
+        </w:rPr>
+        <w:t>Matrix.js</w:t>
       </w:r>
       <w:r>
         <w:rPr>
@@ -2579,6 +3268,7 @@
         </w:rPr>
         <w:t>x</w:t>
       </w:r>
+      <w:proofErr w:type="spellEnd"/>
       <w:r>
         <w:rPr>
           <w:lang w:val="en-GB"/>
@@ -2597,11 +3287,27 @@
         </w:rPr>
         <w:t xml:space="preserve"> to use </w:t>
       </w:r>
-      <w:r>
-        <w:rPr>
-          <w:lang w:val="en-GB"/>
-        </w:rPr>
-        <w:t xml:space="preserve">useEffect() </w:t>
+      <w:proofErr w:type="spellStart"/>
+      <w:proofErr w:type="gramStart"/>
+      <w:r>
+        <w:rPr>
+          <w:lang w:val="en-GB"/>
+        </w:rPr>
+        <w:t>useEffect</w:t>
+      </w:r>
+      <w:proofErr w:type="spellEnd"/>
+      <w:r>
+        <w:rPr>
+          <w:lang w:val="en-GB"/>
+        </w:rPr>
+        <w:t>(</w:t>
+      </w:r>
+      <w:proofErr w:type="gramEnd"/>
+      <w:r>
+        <w:rPr>
+          <w:lang w:val="en-GB"/>
+        </w:rPr>
+        <w:t xml:space="preserve">) </w:t>
       </w:r>
       <w:r>
         <w:rPr>
@@ -2613,7 +3319,29 @@
         <w:rPr>
           <w:lang w:val="en-GB"/>
         </w:rPr>
-        <w:t xml:space="preserve">and useRef() </w:t>
+        <w:t xml:space="preserve">and </w:t>
+      </w:r>
+      <w:proofErr w:type="spellStart"/>
+      <w:proofErr w:type="gramStart"/>
+      <w:r>
+        <w:rPr>
+          <w:lang w:val="en-GB"/>
+        </w:rPr>
+        <w:t>useRef</w:t>
+      </w:r>
+      <w:proofErr w:type="spellEnd"/>
+      <w:r>
+        <w:rPr>
+          <w:lang w:val="en-GB"/>
+        </w:rPr>
+        <w:t>(</w:t>
+      </w:r>
+      <w:proofErr w:type="gramEnd"/>
+      <w:r>
+        <w:rPr>
+          <w:lang w:val="en-GB"/>
+        </w:rPr>
+        <w:t xml:space="preserve">) </w:t>
       </w:r>
       <w:r>
         <w:rPr>
@@ -2647,12 +3375,42 @@
           <w:lang w:val="en-GB"/>
         </w:rPr>
       </w:pPr>
-      <w:r>
-        <w:rPr>
-          <w:lang w:val="en-GB"/>
-        </w:rPr>
-        <w:t>const matrixD3Ref = useRef(null);</w:t>
-      </w:r>
+      <w:proofErr w:type="spellStart"/>
+      <w:r>
+        <w:rPr>
+          <w:lang w:val="en-GB"/>
+        </w:rPr>
+        <w:t>const</w:t>
+      </w:r>
+      <w:proofErr w:type="spellEnd"/>
+      <w:r>
+        <w:rPr>
+          <w:lang w:val="en-GB"/>
+        </w:rPr>
+        <w:t xml:space="preserve"> matrixD3Ref = </w:t>
+      </w:r>
+      <w:proofErr w:type="spellStart"/>
+      <w:r>
+        <w:rPr>
+          <w:lang w:val="en-GB"/>
+        </w:rPr>
+        <w:t>useRef</w:t>
+      </w:r>
+      <w:proofErr w:type="spellEnd"/>
+      <w:r>
+        <w:rPr>
+          <w:lang w:val="en-GB"/>
+        </w:rPr>
+        <w:t>(null</w:t>
+      </w:r>
+      <w:proofErr w:type="gramStart"/>
+      <w:r>
+        <w:rPr>
+          <w:lang w:val="en-GB"/>
+        </w:rPr>
+        <w:t>);</w:t>
+      </w:r>
+      <w:proofErr w:type="gramEnd"/>
     </w:p>
     <w:p>
       <w:pPr>
@@ -2680,11 +3438,26 @@
           <w:lang w:val="en-GB"/>
         </w:rPr>
       </w:pPr>
-      <w:r>
-        <w:rPr>
-          <w:lang w:val="en-GB"/>
-        </w:rPr>
-        <w:t>const getChar</w:t>
+      <w:proofErr w:type="spellStart"/>
+      <w:r>
+        <w:rPr>
+          <w:lang w:val="en-GB"/>
+        </w:rPr>
+        <w:t>const</w:t>
+      </w:r>
+      <w:proofErr w:type="spellEnd"/>
+      <w:r>
+        <w:rPr>
+          <w:lang w:val="en-GB"/>
+        </w:rPr>
+        <w:t xml:space="preserve"> </w:t>
+      </w:r>
+      <w:proofErr w:type="spellStart"/>
+      <w:r>
+        <w:rPr>
+          <w:lang w:val="en-GB"/>
+        </w:rPr>
+        <w:t>getChar</w:t>
       </w:r>
       <w:r>
         <w:rPr>
@@ -2696,8 +3469,23 @@
         <w:rPr>
           <w:lang w:val="en-GB"/>
         </w:rPr>
-        <w:t>Size = function(){</w:t>
-      </w:r>
+        <w:t>Size</w:t>
+      </w:r>
+      <w:proofErr w:type="spellEnd"/>
+      <w:r>
+        <w:rPr>
+          <w:lang w:val="en-GB"/>
+        </w:rPr>
+        <w:t xml:space="preserve"> = </w:t>
+      </w:r>
+      <w:proofErr w:type="gramStart"/>
+      <w:r>
+        <w:rPr>
+          <w:lang w:val="en-GB"/>
+        </w:rPr>
+        <w:t>function(){</w:t>
+      </w:r>
+      <w:proofErr w:type="gramEnd"/>
     </w:p>
     <w:p>
       <w:pPr>
@@ -2724,63 +3512,171 @@
         <w:rPr>
           <w:lang w:val="en-GB"/>
         </w:rPr>
-        <w:t xml:space="preserve">    let width; </w:t>
-      </w:r>
-    </w:p>
-    <w:p>
-      <w:pPr>
-        <w:pStyle w:val="Code"/>
-        <w:rPr>
-          <w:lang w:val="en-GB"/>
-        </w:rPr>
-      </w:pPr>
-      <w:r>
-        <w:rPr>
-          <w:lang w:val="en-GB"/>
-        </w:rPr>
-        <w:t xml:space="preserve">    let height; </w:t>
-      </w:r>
-    </w:p>
-    <w:p>
-      <w:pPr>
-        <w:pStyle w:val="Code"/>
-        <w:rPr>
-          <w:lang w:val="en-GB"/>
-        </w:rPr>
-      </w:pPr>
-      <w:r>
-        <w:rPr>
-          <w:lang w:val="en-GB"/>
-        </w:rPr>
-        <w:t xml:space="preserve">    if(divContainerRef.current!==undefined){</w:t>
-      </w:r>
-    </w:p>
-    <w:p>
-      <w:pPr>
-        <w:pStyle w:val="Code"/>
-        <w:rPr>
-          <w:lang w:val="en-GB"/>
-        </w:rPr>
-      </w:pPr>
-      <w:r>
-        <w:rPr>
-          <w:lang w:val="en-GB"/>
-        </w:rPr>
-        <w:t xml:space="preserve">        width=divContainerRef.current.offsetWidth;</w:t>
-      </w:r>
-    </w:p>
-    <w:p>
-      <w:pPr>
-        <w:pStyle w:val="Code"/>
-        <w:rPr>
-          <w:lang w:val="en-GB"/>
-        </w:rPr>
-      </w:pPr>
-      <w:r>
-        <w:rPr>
-          <w:lang w:val="en-GB"/>
-        </w:rPr>
-        <w:t xml:space="preserve">        height=divContainerRef.current.offsetHeight;</w:t>
+        <w:t xml:space="preserve">    let </w:t>
+      </w:r>
+      <w:proofErr w:type="gramStart"/>
+      <w:r>
+        <w:rPr>
+          <w:lang w:val="en-GB"/>
+        </w:rPr>
+        <w:t>width;</w:t>
+      </w:r>
+      <w:proofErr w:type="gramEnd"/>
+      <w:r>
+        <w:rPr>
+          <w:lang w:val="en-GB"/>
+        </w:rPr>
+        <w:t xml:space="preserve"> </w:t>
+      </w:r>
+    </w:p>
+    <w:p>
+      <w:pPr>
+        <w:pStyle w:val="Code"/>
+        <w:rPr>
+          <w:lang w:val="en-GB"/>
+        </w:rPr>
+      </w:pPr>
+      <w:r>
+        <w:rPr>
+          <w:lang w:val="en-GB"/>
+        </w:rPr>
+        <w:t xml:space="preserve">    let </w:t>
+      </w:r>
+      <w:proofErr w:type="gramStart"/>
+      <w:r>
+        <w:rPr>
+          <w:lang w:val="en-GB"/>
+        </w:rPr>
+        <w:t>height;</w:t>
+      </w:r>
+      <w:proofErr w:type="gramEnd"/>
+      <w:r>
+        <w:rPr>
+          <w:lang w:val="en-GB"/>
+        </w:rPr>
+        <w:t xml:space="preserve"> </w:t>
+      </w:r>
+    </w:p>
+    <w:p>
+      <w:pPr>
+        <w:pStyle w:val="Code"/>
+        <w:rPr>
+          <w:lang w:val="en-GB"/>
+        </w:rPr>
+      </w:pPr>
+      <w:r>
+        <w:rPr>
+          <w:lang w:val="en-GB"/>
+        </w:rPr>
+        <w:t xml:space="preserve">    </w:t>
+      </w:r>
+      <w:proofErr w:type="gramStart"/>
+      <w:r>
+        <w:rPr>
+          <w:lang w:val="en-GB"/>
+        </w:rPr>
+        <w:t>if(</w:t>
+      </w:r>
+      <w:proofErr w:type="spellStart"/>
+      <w:r>
+        <w:rPr>
+          <w:lang w:val="en-GB"/>
+        </w:rPr>
+        <w:t>divContainerRef.current</w:t>
+      </w:r>
+      <w:proofErr w:type="spellEnd"/>
+      <w:r>
+        <w:rPr>
+          <w:lang w:val="en-GB"/>
+        </w:rPr>
+        <w:t>!=</w:t>
+      </w:r>
+      <w:proofErr w:type="gramEnd"/>
+      <w:r>
+        <w:rPr>
+          <w:lang w:val="en-GB"/>
+        </w:rPr>
+        <w:t>=</w:t>
+      </w:r>
+      <w:proofErr w:type="gramStart"/>
+      <w:r>
+        <w:rPr>
+          <w:lang w:val="en-GB"/>
+        </w:rPr>
+        <w:t>undefined){</w:t>
+      </w:r>
+      <w:proofErr w:type="gramEnd"/>
+    </w:p>
+    <w:p>
+      <w:pPr>
+        <w:pStyle w:val="Code"/>
+        <w:rPr>
+          <w:lang w:val="en-GB"/>
+        </w:rPr>
+      </w:pPr>
+      <w:r>
+        <w:rPr>
+          <w:lang w:val="en-GB"/>
+        </w:rPr>
+        <w:t xml:space="preserve">        </w:t>
+      </w:r>
+      <w:proofErr w:type="gramStart"/>
+      <w:r>
+        <w:rPr>
+          <w:lang w:val="en-GB"/>
+        </w:rPr>
+        <w:t>width=</w:t>
+      </w:r>
+      <w:proofErr w:type="spellStart"/>
+      <w:r>
+        <w:rPr>
+          <w:lang w:val="en-GB"/>
+        </w:rPr>
+        <w:t>divContainerRef.current.offsetWidth</w:t>
+      </w:r>
+      <w:proofErr w:type="spellEnd"/>
+      <w:proofErr w:type="gramEnd"/>
+      <w:r>
+        <w:rPr>
+          <w:lang w:val="en-GB"/>
+        </w:rPr>
+        <w:t>;</w:t>
+      </w:r>
+    </w:p>
+    <w:p>
+      <w:pPr>
+        <w:pStyle w:val="Code"/>
+        <w:rPr>
+          <w:lang w:val="en-GB"/>
+        </w:rPr>
+      </w:pPr>
+      <w:r>
+        <w:rPr>
+          <w:lang w:val="en-GB"/>
+        </w:rPr>
+        <w:t xml:space="preserve">        </w:t>
+      </w:r>
+      <w:proofErr w:type="gramStart"/>
+      <w:r>
+        <w:rPr>
+          <w:lang w:val="en-GB"/>
+        </w:rPr>
+        <w:t>height=</w:t>
+      </w:r>
+      <w:proofErr w:type="spellStart"/>
+      <w:r>
+        <w:rPr>
+          <w:lang w:val="en-GB"/>
+        </w:rPr>
+        <w:t>divContainerRef.current.offsetHeight</w:t>
+      </w:r>
+      <w:proofErr w:type="spellEnd"/>
+      <w:proofErr w:type="gramEnd"/>
+      <w:r>
+        <w:rPr>
+          <w:lang w:val="en-GB"/>
+        </w:rPr>
+        <w:t>;</w:t>
       </w:r>
     </w:p>
     <w:p>
@@ -2808,8 +3704,38 @@
         <w:rPr>
           <w:lang w:val="en-GB"/>
         </w:rPr>
-        <w:t xml:space="preserve">    return {width:width,height:height};</w:t>
-      </w:r>
+        <w:t xml:space="preserve">    return {</w:t>
+      </w:r>
+      <w:proofErr w:type="spellStart"/>
+      <w:proofErr w:type="gramStart"/>
+      <w:r>
+        <w:rPr>
+          <w:lang w:val="en-GB"/>
+        </w:rPr>
+        <w:t>width:width</w:t>
+      </w:r>
+      <w:proofErr w:type="gramEnd"/>
+      <w:r>
+        <w:rPr>
+          <w:lang w:val="en-GB"/>
+        </w:rPr>
+        <w:t>,</w:t>
+      </w:r>
+      <w:proofErr w:type="gramStart"/>
+      <w:r>
+        <w:rPr>
+          <w:lang w:val="en-GB"/>
+        </w:rPr>
+        <w:t>height:height</w:t>
+      </w:r>
+      <w:proofErr w:type="spellEnd"/>
+      <w:r>
+        <w:rPr>
+          <w:lang w:val="en-GB"/>
+        </w:rPr>
+        <w:t>};</w:t>
+      </w:r>
+      <w:proofErr w:type="gramEnd"/>
     </w:p>
     <w:p>
       <w:pPr>
@@ -2827,7 +3753,11 @@
     </w:p>
     <w:p>
       <w:r>
-        <w:t>Declare the use</w:t>
+        <w:t xml:space="preserve">Declare the </w:t>
+      </w:r>
+      <w:proofErr w:type="spellStart"/>
+      <w:r>
+        <w:t>use</w:t>
       </w:r>
       <w:r>
         <w:t>E</w:t>
@@ -2835,6 +3765,7 @@
       <w:r>
         <w:t>ffect</w:t>
       </w:r>
+      <w:proofErr w:type="spellEnd"/>
       <w:r>
         <w:t xml:space="preserve"> function</w:t>
       </w:r>
@@ -2860,7 +3791,29 @@
           <w:lang w:val="en-GB"/>
         </w:rPr>
         <w:lastRenderedPageBreak/>
-        <w:t xml:space="preserve">    useEffect(() =&gt; {</w:t>
+        <w:t xml:space="preserve">    </w:t>
+      </w:r>
+      <w:proofErr w:type="spellStart"/>
+      <w:proofErr w:type="gramStart"/>
+      <w:r>
+        <w:rPr>
+          <w:lang w:val="en-GB"/>
+        </w:rPr>
+        <w:t>useEffect</w:t>
+      </w:r>
+      <w:proofErr w:type="spellEnd"/>
+      <w:r>
+        <w:rPr>
+          <w:lang w:val="en-GB"/>
+        </w:rPr>
+        <w:t>(</w:t>
+      </w:r>
+      <w:proofErr w:type="gramEnd"/>
+      <w:r>
+        <w:rPr>
+          <w:lang w:val="en-GB"/>
+        </w:rPr>
+        <w:t>() =&gt; {</w:t>
       </w:r>
     </w:p>
     <w:p>
@@ -2888,8 +3841,44 @@
         <w:rPr>
           <w:lang w:val="en-GB"/>
         </w:rPr>
-        <w:t xml:space="preserve">        console.log("Matrix useEffect with dependency [], called each time the component did mount...");</w:t>
-      </w:r>
+        <w:t xml:space="preserve">        </w:t>
+      </w:r>
+      <w:proofErr w:type="gramStart"/>
+      <w:r>
+        <w:rPr>
+          <w:lang w:val="en-GB"/>
+        </w:rPr>
+        <w:t>console.log(</w:t>
+      </w:r>
+      <w:proofErr w:type="gramEnd"/>
+      <w:r>
+        <w:rPr>
+          <w:lang w:val="en-GB"/>
+        </w:rPr>
+        <w:t xml:space="preserve">"Matrix </w:t>
+      </w:r>
+      <w:proofErr w:type="spellStart"/>
+      <w:r>
+        <w:rPr>
+          <w:lang w:val="en-GB"/>
+        </w:rPr>
+        <w:t>useEffect</w:t>
+      </w:r>
+      <w:proofErr w:type="spellEnd"/>
+      <w:r>
+        <w:rPr>
+          <w:lang w:val="en-GB"/>
+        </w:rPr>
+        <w:t xml:space="preserve"> with dependency [], called each time the component did mount..."</w:t>
+      </w:r>
+      <w:proofErr w:type="gramStart"/>
+      <w:r>
+        <w:rPr>
+          <w:lang w:val="en-GB"/>
+        </w:rPr>
+        <w:t>);</w:t>
+      </w:r>
+      <w:proofErr w:type="gramEnd"/>
     </w:p>
     <w:p>
       <w:pPr>
@@ -2904,43 +3893,77 @@
         </w:rPr>
         <w:t xml:space="preserve">        </w:t>
       </w:r>
+      <w:proofErr w:type="spellStart"/>
+      <w:proofErr w:type="gramStart"/>
       <w:r>
         <w:rPr>
           <w:lang w:val="fr-FR"/>
         </w:rPr>
-        <w:t xml:space="preserve">const matrixD3Vis = </w:t>
-      </w:r>
+        <w:t>const</w:t>
+      </w:r>
+      <w:proofErr w:type="spellEnd"/>
+      <w:proofErr w:type="gramEnd"/>
       <w:r>
         <w:rPr>
           <w:lang w:val="fr-FR"/>
         </w:rPr>
+        <w:t xml:space="preserve"> matrixD3Vis = </w:t>
+      </w:r>
+      <w:r>
+        <w:rPr>
+          <w:lang w:val="fr-FR"/>
+        </w:rPr>
         <w:t xml:space="preserve">new </w:t>
       </w:r>
       <w:r>
         <w:rPr>
           <w:lang w:val="fr-FR"/>
         </w:rPr>
-        <w:t>MatrixD3(divContainerRef.current);</w:t>
-      </w:r>
-    </w:p>
-    <w:p>
-      <w:pPr>
-        <w:pStyle w:val="Code"/>
-        <w:rPr>
-          <w:lang w:val="en-GB"/>
-        </w:rPr>
-      </w:pPr>
+        <w:t>MatrixD3(</w:t>
+      </w:r>
+      <w:proofErr w:type="spellStart"/>
       <w:r>
         <w:rPr>
           <w:lang w:val="fr-FR"/>
         </w:rPr>
+        <w:t>divContainerRef.current</w:t>
+      </w:r>
+      <w:proofErr w:type="spellEnd"/>
+      <w:proofErr w:type="gramStart"/>
+      <w:r>
+        <w:rPr>
+          <w:lang w:val="fr-FR"/>
+        </w:rPr>
+        <w:t>);</w:t>
+      </w:r>
+      <w:proofErr w:type="gramEnd"/>
+    </w:p>
+    <w:p>
+      <w:pPr>
+        <w:pStyle w:val="Code"/>
+        <w:rPr>
+          <w:lang w:val="en-GB"/>
+        </w:rPr>
+      </w:pPr>
+      <w:r>
+        <w:rPr>
+          <w:lang w:val="fr-FR"/>
+        </w:rPr>
         <w:t xml:space="preserve">        </w:t>
       </w:r>
       <w:r>
         <w:rPr>
           <w:lang w:val="en-GB"/>
         </w:rPr>
-        <w:t>matrixD3Vis.create({size:getChar</w:t>
+        <w:t>matrixD3Vis.create({</w:t>
+      </w:r>
+      <w:proofErr w:type="spellStart"/>
+      <w:proofErr w:type="gramStart"/>
+      <w:r>
+        <w:rPr>
+          <w:lang w:val="en-GB"/>
+        </w:rPr>
+        <w:t>size:getChar</w:t>
       </w:r>
       <w:r>
         <w:rPr>
@@ -2952,36 +3975,68 @@
         <w:rPr>
           <w:lang w:val="en-GB"/>
         </w:rPr>
-        <w:t>Size()});</w:t>
-      </w:r>
-    </w:p>
-    <w:p>
-      <w:pPr>
-        <w:pStyle w:val="Code"/>
-        <w:rPr>
-          <w:lang w:val="en-GB"/>
-        </w:rPr>
-      </w:pPr>
-      <w:r>
-        <w:rPr>
-          <w:lang w:val="en-GB"/>
-        </w:rPr>
-        <w:t xml:space="preserve">        matrixD3Ref.current = matrixD3Vis;</w:t>
-      </w:r>
-    </w:p>
-    <w:p>
-      <w:pPr>
-        <w:pStyle w:val="Code"/>
-        <w:rPr>
-          <w:lang w:val="en-GB"/>
-        </w:rPr>
-      </w:pPr>
-      <w:r>
-        <w:rPr>
-          <w:lang w:val="en-GB"/>
-        </w:rPr>
-        <w:t xml:space="preserve">        return ()=&gt;{</w:t>
-      </w:r>
+        <w:t>Size</w:t>
+      </w:r>
+      <w:proofErr w:type="spellEnd"/>
+      <w:proofErr w:type="gramEnd"/>
+      <w:r>
+        <w:rPr>
+          <w:lang w:val="en-GB"/>
+        </w:rPr>
+        <w:t>()}</w:t>
+      </w:r>
+      <w:proofErr w:type="gramStart"/>
+      <w:r>
+        <w:rPr>
+          <w:lang w:val="en-GB"/>
+        </w:rPr>
+        <w:t>);</w:t>
+      </w:r>
+      <w:proofErr w:type="gramEnd"/>
+    </w:p>
+    <w:p>
+      <w:pPr>
+        <w:pStyle w:val="Code"/>
+        <w:rPr>
+          <w:lang w:val="en-GB"/>
+        </w:rPr>
+      </w:pPr>
+      <w:r>
+        <w:rPr>
+          <w:lang w:val="en-GB"/>
+        </w:rPr>
+        <w:t xml:space="preserve">        matrixD3Ref.current = </w:t>
+      </w:r>
+      <w:proofErr w:type="gramStart"/>
+      <w:r>
+        <w:rPr>
+          <w:lang w:val="en-GB"/>
+        </w:rPr>
+        <w:t>matrixD3Vis;</w:t>
+      </w:r>
+      <w:proofErr w:type="gramEnd"/>
+    </w:p>
+    <w:p>
+      <w:pPr>
+        <w:pStyle w:val="Code"/>
+        <w:rPr>
+          <w:lang w:val="en-GB"/>
+        </w:rPr>
+      </w:pPr>
+      <w:r>
+        <w:rPr>
+          <w:lang w:val="en-GB"/>
+        </w:rPr>
+        <w:t xml:space="preserve">        return </w:t>
+      </w:r>
+      <w:proofErr w:type="gramStart"/>
+      <w:r>
+        <w:rPr>
+          <w:lang w:val="en-GB"/>
+        </w:rPr>
+        <w:t>()=&gt;{</w:t>
+      </w:r>
+      <w:proofErr w:type="gramEnd"/>
     </w:p>
     <w:p>
       <w:pPr>
@@ -3032,7 +4087,35 @@
         <w:rPr>
           <w:lang w:val="en-GB"/>
         </w:rPr>
-        <w:t xml:space="preserve">            console.log("Matrix useEffect </w:t>
+        <w:t xml:space="preserve">            </w:t>
+      </w:r>
+      <w:proofErr w:type="gramStart"/>
+      <w:r>
+        <w:rPr>
+          <w:lang w:val="en-GB"/>
+        </w:rPr>
+        <w:t>console.log(</w:t>
+      </w:r>
+      <w:proofErr w:type="gramEnd"/>
+      <w:r>
+        <w:rPr>
+          <w:lang w:val="en-GB"/>
+        </w:rPr>
+        <w:t xml:space="preserve">"Matrix </w:t>
+      </w:r>
+      <w:proofErr w:type="spellStart"/>
+      <w:r>
+        <w:rPr>
+          <w:lang w:val="en-GB"/>
+        </w:rPr>
+        <w:t>useEffect</w:t>
+      </w:r>
+      <w:proofErr w:type="spellEnd"/>
+      <w:r>
+        <w:rPr>
+          <w:lang w:val="en-GB"/>
+        </w:rPr>
+        <w:t xml:space="preserve"> </w:t>
       </w:r>
       <w:r>
         <w:rPr>
@@ -3044,8 +4127,16 @@
         <w:rPr>
           <w:lang w:val="en-GB"/>
         </w:rPr>
-        <w:t>, called each time the component did unmount...");</w:t>
-      </w:r>
+        <w:t>, called each time the component did unmount..."</w:t>
+      </w:r>
+      <w:proofErr w:type="gramStart"/>
+      <w:r>
+        <w:rPr>
+          <w:lang w:val="en-GB"/>
+        </w:rPr>
+        <w:t>);</w:t>
+      </w:r>
+      <w:proofErr w:type="gramEnd"/>
     </w:p>
     <w:p>
       <w:pPr>
@@ -3060,65 +4151,98 @@
         </w:rPr>
         <w:t xml:space="preserve">            </w:t>
       </w:r>
+      <w:proofErr w:type="spellStart"/>
+      <w:proofErr w:type="gramStart"/>
       <w:r>
         <w:rPr>
           <w:lang w:val="fr-FR"/>
         </w:rPr>
-        <w:t>const matrixD3Vis = matrixD3Ref.current;</w:t>
-      </w:r>
-    </w:p>
-    <w:p>
-      <w:pPr>
-        <w:pStyle w:val="Code"/>
+        <w:t>const</w:t>
+      </w:r>
+      <w:proofErr w:type="spellEnd"/>
+      <w:proofErr w:type="gramEnd"/>
+      <w:r>
         <w:rPr>
           <w:lang w:val="fr-FR"/>
         </w:rPr>
-      </w:pPr>
-      <w:r>
+        <w:t xml:space="preserve"> matrixD3Vis = matrixD3Ref.current;</w:t>
+      </w:r>
+    </w:p>
+    <w:p>
+      <w:pPr>
+        <w:pStyle w:val="Code"/>
         <w:rPr>
           <w:lang w:val="fr-FR"/>
         </w:rPr>
-        <w:t xml:space="preserve">            matrixD3Vis.clear();</w:t>
-      </w:r>
-    </w:p>
-    <w:p>
-      <w:pPr>
-        <w:pStyle w:val="Code"/>
-        <w:rPr>
-          <w:lang w:val="en-GB"/>
-        </w:rPr>
       </w:pPr>
       <w:r>
         <w:rPr>
           <w:lang w:val="fr-FR"/>
         </w:rPr>
+        <w:t xml:space="preserve">            matrixD3Vis.clear(</w:t>
+      </w:r>
+      <w:proofErr w:type="gramStart"/>
+      <w:r>
+        <w:rPr>
+          <w:lang w:val="fr-FR"/>
+        </w:rPr>
+        <w:t>);</w:t>
+      </w:r>
+      <w:proofErr w:type="gramEnd"/>
+    </w:p>
+    <w:p>
+      <w:pPr>
+        <w:pStyle w:val="Code"/>
+        <w:rPr>
+          <w:lang w:val="en-GB"/>
+        </w:rPr>
+      </w:pPr>
+      <w:r>
+        <w:rPr>
+          <w:lang w:val="fr-FR"/>
+        </w:rPr>
         <w:t xml:space="preserve">        </w:t>
       </w:r>
+      <w:proofErr w:type="gramStart"/>
       <w:r>
         <w:rPr>
           <w:lang w:val="en-GB"/>
         </w:rPr>
         <w:t>};</w:t>
       </w:r>
-    </w:p>
-    <w:p>
-      <w:pPr>
-        <w:pStyle w:val="Code"/>
-        <w:rPr>
-          <w:lang w:val="en-GB"/>
-        </w:rPr>
-      </w:pPr>
-      <w:r>
-        <w:rPr>
-          <w:lang w:val="en-GB"/>
-        </w:rPr>
-        <w:t xml:space="preserve">    }, []);</w:t>
-      </w:r>
-    </w:p>
-    <w:p>
-      <w:r>
-        <w:t>Declare the useEffect</w:t>
-      </w:r>
+      <w:proofErr w:type="gramEnd"/>
+    </w:p>
+    <w:p>
+      <w:pPr>
+        <w:pStyle w:val="Code"/>
+        <w:rPr>
+          <w:lang w:val="en-GB"/>
+        </w:rPr>
+      </w:pPr>
+      <w:r>
+        <w:rPr>
+          <w:lang w:val="en-GB"/>
+        </w:rPr>
+        <w:t xml:space="preserve">    }, []</w:t>
+      </w:r>
+      <w:proofErr w:type="gramStart"/>
+      <w:r>
+        <w:rPr>
+          <w:lang w:val="en-GB"/>
+        </w:rPr>
+        <w:t>);</w:t>
+      </w:r>
+      <w:proofErr w:type="gramEnd"/>
+    </w:p>
+    <w:p>
+      <w:r>
+        <w:t xml:space="preserve">Declare the </w:t>
+      </w:r>
+      <w:proofErr w:type="spellStart"/>
+      <w:r>
+        <w:t>useEffect</w:t>
+      </w:r>
+      <w:proofErr w:type="spellEnd"/>
       <w:r>
         <w:t xml:space="preserve"> function</w:t>
       </w:r>
@@ -3128,37 +4252,122 @@
       <w:r>
         <w:t xml:space="preserve">the </w:t>
       </w:r>
-      <w:r>
-        <w:t>matrixData changes:</w:t>
-      </w:r>
-    </w:p>
-    <w:p>
-      <w:pPr>
-        <w:pStyle w:val="Code"/>
-        <w:rPr>
-          <w:lang w:val="en-GB"/>
-        </w:rPr>
-      </w:pPr>
-      <w:r>
-        <w:rPr>
-          <w:lang w:val="en-GB"/>
-        </w:rPr>
-        <w:t xml:space="preserve">    useEffect(()=&gt;{</w:t>
-      </w:r>
-    </w:p>
-    <w:p>
-      <w:pPr>
-        <w:pStyle w:val="Code"/>
-        <w:rPr>
-          <w:lang w:val="en-GB"/>
-        </w:rPr>
-      </w:pPr>
-      <w:r>
-        <w:rPr>
-          <w:lang w:val="en-GB"/>
-        </w:rPr>
-        <w:t xml:space="preserve">        console.log("Matrix useEffect with dependency [matrixData], called each time matrixData changes...");</w:t>
-      </w:r>
+      <w:proofErr w:type="spellStart"/>
+      <w:r>
+        <w:t>matrixData</w:t>
+      </w:r>
+      <w:proofErr w:type="spellEnd"/>
+      <w:r>
+        <w:t xml:space="preserve"> changes:</w:t>
+      </w:r>
+    </w:p>
+    <w:p>
+      <w:pPr>
+        <w:pStyle w:val="Code"/>
+        <w:rPr>
+          <w:lang w:val="en-GB"/>
+        </w:rPr>
+      </w:pPr>
+      <w:r>
+        <w:rPr>
+          <w:lang w:val="en-GB"/>
+        </w:rPr>
+        <w:t xml:space="preserve">    </w:t>
+      </w:r>
+      <w:proofErr w:type="spellStart"/>
+      <w:proofErr w:type="gramStart"/>
+      <w:r>
+        <w:rPr>
+          <w:lang w:val="en-GB"/>
+        </w:rPr>
+        <w:t>useEffect</w:t>
+      </w:r>
+      <w:proofErr w:type="spellEnd"/>
+      <w:r>
+        <w:rPr>
+          <w:lang w:val="en-GB"/>
+        </w:rPr>
+        <w:t>(()=&gt;{</w:t>
+      </w:r>
+      <w:proofErr w:type="gramEnd"/>
+    </w:p>
+    <w:p>
+      <w:pPr>
+        <w:pStyle w:val="Code"/>
+        <w:rPr>
+          <w:lang w:val="en-GB"/>
+        </w:rPr>
+      </w:pPr>
+      <w:r>
+        <w:rPr>
+          <w:lang w:val="en-GB"/>
+        </w:rPr>
+        <w:t xml:space="preserve">        </w:t>
+      </w:r>
+      <w:proofErr w:type="gramStart"/>
+      <w:r>
+        <w:rPr>
+          <w:lang w:val="en-GB"/>
+        </w:rPr>
+        <w:t>console.log(</w:t>
+      </w:r>
+      <w:proofErr w:type="gramEnd"/>
+      <w:r>
+        <w:rPr>
+          <w:lang w:val="en-GB"/>
+        </w:rPr>
+        <w:t xml:space="preserve">"Matrix </w:t>
+      </w:r>
+      <w:proofErr w:type="spellStart"/>
+      <w:r>
+        <w:rPr>
+          <w:lang w:val="en-GB"/>
+        </w:rPr>
+        <w:t>useEffect</w:t>
+      </w:r>
+      <w:proofErr w:type="spellEnd"/>
+      <w:r>
+        <w:rPr>
+          <w:lang w:val="en-GB"/>
+        </w:rPr>
+        <w:t xml:space="preserve"> with dependency [</w:t>
+      </w:r>
+      <w:proofErr w:type="spellStart"/>
+      <w:r>
+        <w:rPr>
+          <w:lang w:val="en-GB"/>
+        </w:rPr>
+        <w:t>matrixData</w:t>
+      </w:r>
+      <w:proofErr w:type="spellEnd"/>
+      <w:r>
+        <w:rPr>
+          <w:lang w:val="en-GB"/>
+        </w:rPr>
+        <w:t xml:space="preserve">], called each time </w:t>
+      </w:r>
+      <w:proofErr w:type="spellStart"/>
+      <w:r>
+        <w:rPr>
+          <w:lang w:val="en-GB"/>
+        </w:rPr>
+        <w:t>matrixData</w:t>
+      </w:r>
+      <w:proofErr w:type="spellEnd"/>
+      <w:r>
+        <w:rPr>
+          <w:lang w:val="en-GB"/>
+        </w:rPr>
+        <w:t xml:space="preserve"> changes..."</w:t>
+      </w:r>
+      <w:proofErr w:type="gramStart"/>
+      <w:r>
+        <w:rPr>
+          <w:lang w:val="en-GB"/>
+        </w:rPr>
+        <w:t>);</w:t>
+      </w:r>
+      <w:proofErr w:type="gramEnd"/>
     </w:p>
     <w:p>
       <w:pPr>
@@ -3173,20 +4382,22 @@
         </w:rPr>
         <w:t xml:space="preserve">        </w:t>
       </w:r>
+      <w:proofErr w:type="spellStart"/>
+      <w:proofErr w:type="gramStart"/>
       <w:r>
         <w:rPr>
           <w:lang w:val="fr-FR"/>
         </w:rPr>
-        <w:t>const matrixD3Vis = matrixD3Ref.current;</w:t>
-      </w:r>
-    </w:p>
-    <w:p>
-      <w:pPr>
-        <w:pStyle w:val="Code"/>
+        <w:t>const</w:t>
+      </w:r>
+      <w:proofErr w:type="spellEnd"/>
+      <w:proofErr w:type="gramEnd"/>
+      <w:r>
         <w:rPr>
           <w:lang w:val="fr-FR"/>
         </w:rPr>
-      </w:pPr>
+        <w:t xml:space="preserve"> matrixD3Vis = matrixD3Ref.current;</w:t>
+      </w:r>
     </w:p>
     <w:p>
       <w:pPr>
@@ -3195,10 +4406,18 @@
           <w:lang w:val="fr-FR"/>
         </w:rPr>
       </w:pPr>
-      <w:r>
+    </w:p>
+    <w:p>
+      <w:pPr>
+        <w:pStyle w:val="Code"/>
         <w:rPr>
           <w:lang w:val="fr-FR"/>
         </w:rPr>
+      </w:pPr>
+      <w:r>
+        <w:rPr>
+          <w:lang w:val="fr-FR"/>
+        </w:rPr>
         <w:t xml:space="preserve">        matrixD3Vis.render</w:t>
       </w:r>
       <w:r>
@@ -3211,27 +4430,95 @@
         <w:rPr>
           <w:lang w:val="fr-FR"/>
         </w:rPr>
-        <w:t>(matrixData);</w:t>
-      </w:r>
-    </w:p>
-    <w:p>
-      <w:pPr>
-        <w:pStyle w:val="Code"/>
-        <w:rPr>
-          <w:lang w:val="en-GB"/>
-        </w:rPr>
-      </w:pPr>
+        <w:t>(</w:t>
+      </w:r>
+      <w:proofErr w:type="spellStart"/>
       <w:r>
         <w:rPr>
           <w:lang w:val="fr-FR"/>
         </w:rPr>
+        <w:t>matrixData</w:t>
+      </w:r>
+      <w:proofErr w:type="spellEnd"/>
+      <w:proofErr w:type="gramStart"/>
+      <w:r>
+        <w:rPr>
+          <w:lang w:val="fr-FR"/>
+        </w:rPr>
+        <w:t>);</w:t>
+      </w:r>
+      <w:proofErr w:type="gramEnd"/>
+    </w:p>
+    <w:p>
+      <w:pPr>
+        <w:pStyle w:val="Code"/>
+        <w:rPr>
+          <w:lang w:val="en-GB"/>
+        </w:rPr>
+      </w:pPr>
+      <w:r>
+        <w:rPr>
+          <w:lang w:val="fr-FR"/>
+        </w:rPr>
         <w:t xml:space="preserve">    </w:t>
       </w:r>
-      <w:r>
-        <w:rPr>
-          <w:lang w:val="en-GB"/>
-        </w:rPr>
-        <w:t>},[matrixData]);// if dependencies, useEffect is called after each data update, in our case only matrixData changes.</w:t>
+      <w:proofErr w:type="gramStart"/>
+      <w:r>
+        <w:rPr>
+          <w:lang w:val="en-GB"/>
+        </w:rPr>
+        <w:t>},[</w:t>
+      </w:r>
+      <w:proofErr w:type="spellStart"/>
+      <w:proofErr w:type="gramEnd"/>
+      <w:r>
+        <w:rPr>
+          <w:lang w:val="en-GB"/>
+        </w:rPr>
+        <w:t>matrixData</w:t>
+      </w:r>
+      <w:proofErr w:type="spellEnd"/>
+      <w:proofErr w:type="gramStart"/>
+      <w:r>
+        <w:rPr>
+          <w:lang w:val="en-GB"/>
+        </w:rPr>
+        <w:t>]);/</w:t>
+      </w:r>
+      <w:proofErr w:type="gramEnd"/>
+      <w:r>
+        <w:rPr>
+          <w:lang w:val="en-GB"/>
+        </w:rPr>
+        <w:t xml:space="preserve">/ if dependencies, </w:t>
+      </w:r>
+      <w:proofErr w:type="spellStart"/>
+      <w:r>
+        <w:rPr>
+          <w:lang w:val="en-GB"/>
+        </w:rPr>
+        <w:t>useEffect</w:t>
+      </w:r>
+      <w:proofErr w:type="spellEnd"/>
+      <w:r>
+        <w:rPr>
+          <w:lang w:val="en-GB"/>
+        </w:rPr>
+        <w:t xml:space="preserve"> is called after each data update, in our case only </w:t>
+      </w:r>
+      <w:proofErr w:type="spellStart"/>
+      <w:r>
+        <w:rPr>
+          <w:lang w:val="en-GB"/>
+        </w:rPr>
+        <w:t>matrixData</w:t>
+      </w:r>
+      <w:proofErr w:type="spellEnd"/>
+      <w:r>
+        <w:rPr>
+          <w:lang w:val="en-GB"/>
+        </w:rPr>
+        <w:t xml:space="preserve"> changes.</w:t>
       </w:r>
     </w:p>
     <w:p>
@@ -3251,297 +4538,2448 @@
     <w:p>
       <w:pPr>
         <w:pStyle w:val="Heading2"/>
+      </w:pPr>
+      <w:r>
+        <w:t>Installing the Redux library</w:t>
+      </w:r>
+    </w:p>
+    <w:p>
+      <w:pPr>
+        <w:pStyle w:val="Code"/>
+      </w:pPr>
+      <w:proofErr w:type="spellStart"/>
+      <w:r>
+        <w:t>npm</w:t>
+      </w:r>
+      <w:proofErr w:type="spellEnd"/>
+      <w:r>
+        <w:t xml:space="preserve"> install @reduxjs/toolkit react-redux</w:t>
+      </w:r>
+    </w:p>
+    <w:p>
+      <w:pPr>
+        <w:pStyle w:val="Heading2"/>
+        <w:rPr>
+          <w:lang w:val="en-GB"/>
+        </w:rPr>
+      </w:pPr>
+      <w:r>
+        <w:rPr>
+          <w:lang w:val="en-GB"/>
+        </w:rPr>
+        <w:t>Declaring a Store and Its Reducers (Controllers in the MVC Paradigm)</w:t>
+      </w:r>
+    </w:p>
+    <w:p>
+      <w:r>
+        <w:rPr>
+          <w:lang w:val="en-GB"/>
+        </w:rPr>
+        <w:t>In the Redux framework, a reducer defines both a model and a controller (MVC paradigm). The reducer is therefore responsible for managing part of the data, storing it in the model, and transforming it according to user actions.</w:t>
+      </w:r>
+      <w:r>
+        <w:rPr>
+          <w:lang w:val="en-GB"/>
+        </w:rPr>
+        <w:t xml:space="preserve"> </w:t>
+      </w:r>
+    </w:p>
+    <w:p>
+      <w:pPr>
+        <w:rPr>
+          <w:lang w:val="en-GB"/>
+        </w:rPr>
+      </w:pPr>
+      <w:r>
+        <w:t>Let’s start by creating the file</w:t>
+      </w:r>
+      <w:r>
+        <w:t xml:space="preserve"> </w:t>
+      </w:r>
+      <w:proofErr w:type="spellStart"/>
+      <w:proofErr w:type="gramStart"/>
+      <w:r>
+        <w:rPr>
+          <w:lang w:val="en-GB"/>
+        </w:rPr>
+        <w:t>src</w:t>
+      </w:r>
+      <w:proofErr w:type="spellEnd"/>
+      <w:r>
+        <w:rPr>
+          <w:lang w:val="en-GB"/>
+        </w:rPr>
+        <w:t>/store.js :</w:t>
+      </w:r>
+      <w:proofErr w:type="gramEnd"/>
+    </w:p>
+    <w:p>
+      <w:pPr>
+        <w:pStyle w:val="Code"/>
+        <w:rPr>
+          <w:lang w:val="en-US"/>
+        </w:rPr>
+      </w:pPr>
+      <w:r>
+        <w:rPr>
+          <w:lang w:val="en-US"/>
+        </w:rPr>
+        <w:t xml:space="preserve">import </w:t>
+      </w:r>
+      <w:proofErr w:type="gramStart"/>
+      <w:r>
+        <w:rPr>
+          <w:lang w:val="en-US"/>
+        </w:rPr>
+        <w:t xml:space="preserve">{ </w:t>
+      </w:r>
+      <w:proofErr w:type="spellStart"/>
+      <w:r>
+        <w:rPr>
+          <w:lang w:val="en-US"/>
+        </w:rPr>
+        <w:t>configureStore</w:t>
+      </w:r>
+      <w:proofErr w:type="spellEnd"/>
+      <w:proofErr w:type="gramEnd"/>
+      <w:r>
+        <w:rPr>
+          <w:lang w:val="en-US"/>
+        </w:rPr>
+        <w:t xml:space="preserve"> } from '@</w:t>
+      </w:r>
+      <w:proofErr w:type="spellStart"/>
+      <w:r>
+        <w:rPr>
+          <w:lang w:val="en-US"/>
+        </w:rPr>
+        <w:t>reduxjs</w:t>
+      </w:r>
+      <w:proofErr w:type="spellEnd"/>
+      <w:r>
+        <w:rPr>
+          <w:lang w:val="en-US"/>
+        </w:rPr>
+        <w:t>/toolkit'</w:t>
+      </w:r>
+    </w:p>
+    <w:p>
+      <w:pPr>
+        <w:pStyle w:val="Code"/>
+        <w:rPr>
+          <w:lang w:val="en-US"/>
+        </w:rPr>
+      </w:pPr>
+    </w:p>
+    <w:p>
+      <w:pPr>
+        <w:pStyle w:val="Code"/>
         <w:rPr>
           <w:lang w:val="fr-FR"/>
         </w:rPr>
       </w:pPr>
+      <w:proofErr w:type="gramStart"/>
       <w:r>
         <w:rPr>
           <w:lang w:val="fr-FR"/>
         </w:rPr>
-        <w:t>Installing the Redux library</w:t>
-      </w:r>
-    </w:p>
-    <w:p>
-      <w:pPr>
-        <w:pStyle w:val="Code"/>
+        <w:t>export</w:t>
+      </w:r>
+      <w:proofErr w:type="gramEnd"/>
+      <w:r>
         <w:rPr>
           <w:lang w:val="fr-FR"/>
         </w:rPr>
-      </w:pPr>
+        <w:t xml:space="preserve"> default </w:t>
+      </w:r>
+      <w:proofErr w:type="spellStart"/>
+      <w:proofErr w:type="gramStart"/>
       <w:r>
         <w:rPr>
           <w:lang w:val="fr-FR"/>
         </w:rPr>
-        <w:t>npm install @reduxjs/toolkit react-redux</w:t>
-      </w:r>
-    </w:p>
-    <w:p>
-      <w:pPr>
-        <w:pStyle w:val="Heading2"/>
-        <w:rPr>
-          <w:lang w:val="en-GB"/>
-        </w:rPr>
-      </w:pPr>
-      <w:r>
-        <w:rPr>
-          <w:lang w:val="en-GB"/>
-        </w:rPr>
-        <w:t>Declaring a Store and Its Reducers (Controllers in the MVC Paradigm)</w:t>
-      </w:r>
-    </w:p>
-    <w:p>
-      <w:pPr>
+        <w:t>configureStore</w:t>
+      </w:r>
+      <w:proofErr w:type="spellEnd"/>
+      <w:r>
         <w:rPr>
           <w:lang w:val="fr-FR"/>
         </w:rPr>
-      </w:pPr>
-      <w:r>
-        <w:rPr>
-          <w:lang w:val="en-GB"/>
-        </w:rPr>
-        <w:t>In the Redux framework, a reducer defines both a model and a controller (MVC paradigm). The reducer is therefore responsible for managing part of the data, storing it in the model, and transforming it according to user actions.</w:t>
-      </w:r>
-      <w:r>
-        <w:rPr>
-          <w:lang w:val="en-GB"/>
-        </w:rPr>
+        <w:t>(</w:t>
+      </w:r>
+      <w:proofErr w:type="gramEnd"/>
+      <w:r>
+        <w:rPr>
+          <w:lang w:val="fr-FR"/>
+        </w:rPr>
+        <w:t>{</w:t>
+      </w:r>
+    </w:p>
+    <w:p>
+      <w:pPr>
+        <w:pStyle w:val="Code"/>
+        <w:rPr>
+          <w:lang w:val="fr-FR"/>
+        </w:rPr>
+      </w:pPr>
+      <w:r>
+        <w:rPr>
+          <w:lang w:val="fr-FR"/>
+        </w:rPr>
+        <w:t xml:space="preserve">    </w:t>
+      </w:r>
+      <w:proofErr w:type="spellStart"/>
+      <w:proofErr w:type="gramStart"/>
+      <w:r>
+        <w:rPr>
+          <w:lang w:val="fr-FR"/>
+        </w:rPr>
+        <w:t>reducer</w:t>
+      </w:r>
+      <w:proofErr w:type="spellEnd"/>
+      <w:r>
+        <w:rPr>
+          <w:lang w:val="fr-FR"/>
+        </w:rPr>
+        <w:t>:</w:t>
+      </w:r>
+      <w:proofErr w:type="gramEnd"/>
+      <w:r>
+        <w:rPr>
+          <w:lang w:val="fr-FR"/>
+        </w:rPr>
+        <w:t xml:space="preserve"> {</w:t>
+      </w:r>
+    </w:p>
+    <w:p>
+      <w:pPr>
+        <w:pStyle w:val="Code"/>
+        <w:rPr>
+          <w:lang w:val="fr-FR"/>
+        </w:rPr>
+      </w:pPr>
+      <w:r>
+        <w:rPr>
+          <w:lang w:val="fr-FR"/>
+        </w:rPr>
+        <w:t xml:space="preserve">    </w:t>
+      </w:r>
+      <w:r>
+        <w:rPr>
+          <w:lang w:val="fr-FR"/>
+        </w:rPr>
+        <w:t>}</w:t>
+      </w:r>
+    </w:p>
+    <w:p>
+      <w:pPr>
+        <w:pStyle w:val="Code"/>
+        <w:keepNext w:val="0"/>
+        <w:rPr>
+          <w:lang w:val="fr-FR"/>
+        </w:rPr>
+      </w:pPr>
+      <w:r>
+        <w:rPr>
+          <w:lang w:val="fr-FR"/>
+        </w:rPr>
+        <w:t>})</w:t>
+      </w:r>
+    </w:p>
+    <w:p>
+      <w:pPr>
+        <w:keepNext/>
+      </w:pPr>
+      <w:r>
+        <w:t xml:space="preserve">The store is declared in </w:t>
+      </w:r>
+      <w:proofErr w:type="spellStart"/>
+      <w:r>
+        <w:t>index.jsx</w:t>
+      </w:r>
+      <w:proofErr w:type="spellEnd"/>
+      <w:r>
+        <w:t xml:space="preserve"> as a parameter of the &lt;Provider&gt; component (provided by React) that wraps the &lt;App/&gt; component (as in the code below):</w:t>
+      </w:r>
+    </w:p>
+    <w:p>
+      <w:pPr>
+        <w:pStyle w:val="Code"/>
+        <w:rPr>
+          <w:lang w:val="en-US"/>
+        </w:rPr>
+      </w:pPr>
+      <w:r>
+        <w:rPr>
+          <w:lang w:val="en-US"/>
+        </w:rPr>
+        <w:t xml:space="preserve">import store from </w:t>
+      </w:r>
+      <w:proofErr w:type="gramStart"/>
+      <w:r>
+        <w:rPr>
+          <w:lang w:val="en-US"/>
+        </w:rPr>
+        <w:t>'./</w:t>
+      </w:r>
+      <w:proofErr w:type="gramEnd"/>
+      <w:r>
+        <w:rPr>
+          <w:lang w:val="en-US"/>
+        </w:rPr>
+        <w:t>store'</w:t>
+      </w:r>
+    </w:p>
+    <w:p>
+      <w:pPr>
+        <w:pStyle w:val="Code"/>
+        <w:rPr>
+          <w:lang w:val="en-US"/>
+        </w:rPr>
+      </w:pPr>
+      <w:r>
+        <w:rPr>
+          <w:lang w:val="en-US"/>
+        </w:rPr>
+        <w:t xml:space="preserve">import </w:t>
+      </w:r>
+      <w:proofErr w:type="gramStart"/>
+      <w:r>
+        <w:rPr>
+          <w:lang w:val="en-US"/>
+        </w:rPr>
+        <w:t>{ Provider</w:t>
+      </w:r>
+      <w:proofErr w:type="gramEnd"/>
+      <w:r>
+        <w:rPr>
+          <w:lang w:val="en-US"/>
+        </w:rPr>
+        <w:t xml:space="preserve"> } from 'react-redux'</w:t>
+      </w:r>
+    </w:p>
+    <w:p>
+      <w:pPr>
+        <w:pStyle w:val="Code"/>
+        <w:rPr>
+          <w:lang w:val="en-US"/>
+        </w:rPr>
+      </w:pPr>
+      <w:r>
+        <w:rPr>
+          <w:lang w:val="en-US"/>
+        </w:rPr>
+        <w:t xml:space="preserve">const root = </w:t>
+      </w:r>
+      <w:proofErr w:type="spellStart"/>
+      <w:r>
+        <w:rPr>
+          <w:lang w:val="en-US"/>
+        </w:rPr>
+        <w:t>ReactDOM.createRoot</w:t>
+      </w:r>
+      <w:proofErr w:type="spellEnd"/>
+      <w:r>
+        <w:rPr>
+          <w:lang w:val="en-US"/>
+        </w:rPr>
+        <w:t>(</w:t>
+      </w:r>
+      <w:proofErr w:type="spellStart"/>
+      <w:proofErr w:type="gramStart"/>
+      <w:r>
+        <w:rPr>
+          <w:lang w:val="en-US"/>
+        </w:rPr>
+        <w:t>document.getElementById</w:t>
+      </w:r>
+      <w:proofErr w:type="spellEnd"/>
+      <w:proofErr w:type="gramEnd"/>
+      <w:r>
+        <w:rPr>
+          <w:lang w:val="en-US"/>
+        </w:rPr>
+        <w:t>('</w:t>
+      </w:r>
+      <w:proofErr w:type="gramStart"/>
+      <w:r>
+        <w:rPr>
+          <w:lang w:val="en-US"/>
+        </w:rPr>
+        <w:t>root'));</w:t>
+      </w:r>
+      <w:proofErr w:type="gramEnd"/>
+    </w:p>
+    <w:p>
+      <w:pPr>
+        <w:pStyle w:val="Code"/>
+        <w:rPr>
+          <w:lang w:val="en-US"/>
+        </w:rPr>
+      </w:pPr>
+      <w:proofErr w:type="spellStart"/>
+      <w:proofErr w:type="gramStart"/>
+      <w:r>
+        <w:rPr>
+          <w:lang w:val="en-US"/>
+        </w:rPr>
+        <w:t>root.render</w:t>
+      </w:r>
+      <w:proofErr w:type="spellEnd"/>
+      <w:proofErr w:type="gramEnd"/>
+      <w:r>
+        <w:rPr>
+          <w:lang w:val="en-US"/>
+        </w:rPr>
+        <w:t>(</w:t>
+      </w:r>
+    </w:p>
+    <w:p>
+      <w:pPr>
+        <w:pStyle w:val="Code"/>
+        <w:rPr>
+          <w:lang w:val="en-US"/>
+        </w:rPr>
+      </w:pPr>
+      <w:r>
+        <w:rPr>
+          <w:lang w:val="en-US"/>
+        </w:rPr>
+        <w:t>...</w:t>
+      </w:r>
+    </w:p>
+    <w:p>
+      <w:pPr>
+        <w:pStyle w:val="Code"/>
+        <w:rPr>
+          <w:lang w:val="en-US"/>
+        </w:rPr>
+      </w:pPr>
+      <w:r>
+        <w:rPr>
+          <w:lang w:val="en-US"/>
+        </w:rPr>
+        <w:t xml:space="preserve">    </w:t>
+      </w:r>
+      <w:r>
+        <w:rPr>
+          <w:lang w:val="en-US"/>
+        </w:rPr>
+        <w:t>&lt;Provider store={store}&gt;</w:t>
+      </w:r>
+    </w:p>
+    <w:p>
+      <w:pPr>
+        <w:pStyle w:val="Code"/>
+        <w:rPr>
+          <w:lang w:val="fr-FR"/>
+        </w:rPr>
+      </w:pPr>
+      <w:r>
+        <w:rPr>
+          <w:lang w:val="en-US"/>
+        </w:rPr>
+        <w:t xml:space="preserve">        </w:t>
+      </w:r>
+      <w:r>
+        <w:rPr>
+          <w:lang w:val="fr-FR"/>
+        </w:rPr>
+        <w:t>&lt;App /&gt;</w:t>
+      </w:r>
+    </w:p>
+    <w:p>
+      <w:pPr>
+        <w:pStyle w:val="Code"/>
+        <w:rPr>
+          <w:lang w:val="fr-FR"/>
+        </w:rPr>
+      </w:pPr>
+      <w:r>
+        <w:rPr>
+          <w:lang w:val="fr-FR"/>
+        </w:rPr>
+        <w:t xml:space="preserve">    &lt;/Provider&gt;</w:t>
+      </w:r>
+    </w:p>
+    <w:p>
+      <w:pPr>
+        <w:pStyle w:val="Code"/>
+        <w:rPr>
+          <w:lang w:val="fr-FR"/>
+        </w:rPr>
+      </w:pPr>
+      <w:r>
+        <w:rPr>
+          <w:lang w:val="fr-FR"/>
+        </w:rPr>
+        <w:t>)</w:t>
+      </w:r>
+    </w:p>
+    <w:p>
+      <w:r>
+        <w:t>We will then create a reducer to define the control bar model and associated actions (Model and Controller of the MVC paradigm).</w:t>
+      </w:r>
+    </w:p>
+    <w:p>
+      <w:r>
+        <w:lastRenderedPageBreak/>
+        <w:t xml:space="preserve">Create the file </w:t>
+      </w:r>
+      <w:proofErr w:type="spellStart"/>
+      <w:r>
+        <w:t>src</w:t>
+      </w:r>
+      <w:proofErr w:type="spellEnd"/>
+      <w:r>
+        <w:t>/redux/ConfigSlice.js and add the code:</w:t>
+      </w:r>
+    </w:p>
+    <w:p>
+      <w:pPr>
+        <w:pStyle w:val="Code"/>
+        <w:rPr>
+          <w:lang w:val="en-US"/>
+        </w:rPr>
+      </w:pPr>
+      <w:r>
+        <w:rPr>
+          <w:lang w:val="en-US"/>
+        </w:rPr>
+        <w:t xml:space="preserve">import </w:t>
+      </w:r>
+      <w:proofErr w:type="gramStart"/>
+      <w:r>
+        <w:rPr>
+          <w:lang w:val="en-US"/>
+        </w:rPr>
+        <w:t xml:space="preserve">{ </w:t>
+      </w:r>
+      <w:proofErr w:type="spellStart"/>
+      <w:r>
+        <w:rPr>
+          <w:lang w:val="en-US"/>
+        </w:rPr>
+        <w:t>createSlice</w:t>
+      </w:r>
+      <w:proofErr w:type="spellEnd"/>
+      <w:proofErr w:type="gramEnd"/>
+      <w:r>
+        <w:rPr>
+          <w:lang w:val="en-US"/>
+        </w:rPr>
+        <w:t xml:space="preserve"> } from '@</w:t>
+      </w:r>
+      <w:proofErr w:type="spellStart"/>
+      <w:r>
+        <w:rPr>
+          <w:lang w:val="en-US"/>
+        </w:rPr>
+        <w:t>reduxjs</w:t>
+      </w:r>
+      <w:proofErr w:type="spellEnd"/>
+      <w:r>
+        <w:rPr>
+          <w:lang w:val="en-US"/>
+        </w:rPr>
+        <w:t>/toolkit'</w:t>
+      </w:r>
+    </w:p>
+    <w:p>
+      <w:pPr>
+        <w:pStyle w:val="Code"/>
+        <w:rPr>
+          <w:lang w:val="en-US"/>
+        </w:rPr>
+      </w:pPr>
+    </w:p>
+    <w:p>
+      <w:pPr>
+        <w:pStyle w:val="Code"/>
+        <w:rPr>
+          <w:lang w:val="en-US"/>
+        </w:rPr>
+      </w:pPr>
+      <w:r>
+        <w:rPr>
+          <w:lang w:val="en-US"/>
+        </w:rPr>
+        <w:t xml:space="preserve">// </w:t>
+      </w:r>
+      <w:proofErr w:type="spellStart"/>
+      <w:r>
+        <w:rPr>
+          <w:lang w:val="en-US"/>
+        </w:rPr>
+        <w:t>createSlice</w:t>
+      </w:r>
+      <w:proofErr w:type="spellEnd"/>
+      <w:r>
+        <w:rPr>
+          <w:lang w:val="en-US"/>
+        </w:rPr>
+        <w:t xml:space="preserve"> declares the </w:t>
+      </w:r>
+      <w:proofErr w:type="spellStart"/>
+      <w:r>
+        <w:rPr>
+          <w:lang w:val="en-US"/>
+        </w:rPr>
+        <w:t>init</w:t>
+      </w:r>
+      <w:proofErr w:type="spellEnd"/>
+      <w:r>
+        <w:rPr>
+          <w:lang w:val="en-US"/>
+        </w:rPr>
+        <w:t xml:space="preserve"> state and </w:t>
+      </w:r>
+      <w:proofErr w:type="gramStart"/>
+      <w:r>
+        <w:rPr>
+          <w:lang w:val="en-US"/>
+        </w:rPr>
+        <w:t>reducer</w:t>
+      </w:r>
+      <w:proofErr w:type="gramEnd"/>
+      <w:r>
+        <w:rPr>
+          <w:lang w:val="en-US"/>
+        </w:rPr>
+        <w:t xml:space="preserve"> actions for a data slice</w:t>
+      </w:r>
+    </w:p>
+    <w:p>
+      <w:pPr>
+        <w:pStyle w:val="Code"/>
+        <w:rPr>
+          <w:lang w:val="en-US"/>
+        </w:rPr>
+      </w:pPr>
+      <w:r>
+        <w:rPr>
+          <w:lang w:val="en-US"/>
+        </w:rPr>
+        <w:t xml:space="preserve">export const </w:t>
+      </w:r>
+      <w:proofErr w:type="spellStart"/>
+      <w:r>
+        <w:rPr>
+          <w:lang w:val="en-US"/>
+        </w:rPr>
+        <w:t>configSlice</w:t>
+      </w:r>
+      <w:proofErr w:type="spellEnd"/>
+      <w:r>
+        <w:rPr>
+          <w:lang w:val="en-US"/>
+        </w:rPr>
+        <w:t xml:space="preserve"> = </w:t>
+      </w:r>
+      <w:proofErr w:type="spellStart"/>
+      <w:proofErr w:type="gramStart"/>
+      <w:r>
+        <w:rPr>
+          <w:lang w:val="en-US"/>
+        </w:rPr>
+        <w:t>createSlice</w:t>
+      </w:r>
+      <w:proofErr w:type="spellEnd"/>
+      <w:r>
+        <w:rPr>
+          <w:lang w:val="en-US"/>
+        </w:rPr>
+        <w:t>(</w:t>
+      </w:r>
+      <w:proofErr w:type="gramEnd"/>
+      <w:r>
+        <w:rPr>
+          <w:lang w:val="en-US"/>
+        </w:rPr>
+        <w:t>{</w:t>
+      </w:r>
+    </w:p>
+    <w:p>
+      <w:pPr>
+        <w:pStyle w:val="Code"/>
+        <w:rPr>
+          <w:lang w:val="en-US"/>
+        </w:rPr>
+      </w:pPr>
+      <w:r>
+        <w:rPr>
+          <w:lang w:val="en-US"/>
+        </w:rPr>
+        <w:t xml:space="preserve">    name: 'config',</w:t>
+      </w:r>
+    </w:p>
+    <w:p>
+      <w:pPr>
+        <w:pStyle w:val="Code"/>
+        <w:rPr>
+          <w:lang w:val="en-US"/>
+        </w:rPr>
+      </w:pPr>
+      <w:r>
+        <w:rPr>
+          <w:lang w:val="en-US"/>
+        </w:rPr>
+        <w:t xml:space="preserve">    </w:t>
+      </w:r>
+      <w:proofErr w:type="spellStart"/>
+      <w:proofErr w:type="gramStart"/>
+      <w:r>
+        <w:rPr>
+          <w:lang w:val="en-US"/>
+        </w:rPr>
+        <w:t>initialState</w:t>
+      </w:r>
+      <w:proofErr w:type="spellEnd"/>
+      <w:r>
+        <w:rPr>
+          <w:lang w:val="en-US"/>
+        </w:rPr>
+        <w:t>: {</w:t>
+      </w:r>
+      <w:proofErr w:type="spellStart"/>
+      <w:proofErr w:type="gramEnd"/>
+      <w:r>
+        <w:rPr>
+          <w:lang w:val="en-US"/>
+        </w:rPr>
+        <w:t>nbRows</w:t>
+      </w:r>
+      <w:proofErr w:type="spellEnd"/>
+      <w:r>
+        <w:rPr>
+          <w:lang w:val="en-US"/>
+        </w:rPr>
+        <w:t xml:space="preserve">: 4, </w:t>
+      </w:r>
+      <w:proofErr w:type="spellStart"/>
+      <w:r>
+        <w:rPr>
+          <w:lang w:val="en-US"/>
+        </w:rPr>
+        <w:t>nbCols</w:t>
+      </w:r>
+      <w:proofErr w:type="spellEnd"/>
+      <w:r>
+        <w:rPr>
+          <w:lang w:val="en-US"/>
+        </w:rPr>
+        <w:t xml:space="preserve">: 4, </w:t>
+      </w:r>
+      <w:proofErr w:type="spellStart"/>
+      <w:proofErr w:type="gramStart"/>
+      <w:r>
+        <w:rPr>
+          <w:lang w:val="en-US"/>
+        </w:rPr>
+        <w:t>hoveredCell</w:t>
+      </w:r>
+      <w:proofErr w:type="spellEnd"/>
+      <w:r>
+        <w:rPr>
+          <w:lang w:val="en-US"/>
+        </w:rPr>
+        <w:t>:{</w:t>
+      </w:r>
+      <w:proofErr w:type="gramEnd"/>
+      <w:r>
+        <w:rPr>
+          <w:lang w:val="en-US"/>
+        </w:rPr>
+        <w:t>}},</w:t>
+      </w:r>
+    </w:p>
+    <w:p>
+      <w:pPr>
+        <w:pStyle w:val="Code"/>
+        <w:rPr>
+          <w:lang w:val="en-US"/>
+        </w:rPr>
+      </w:pPr>
+      <w:r>
+        <w:rPr>
+          <w:lang w:val="en-US"/>
+        </w:rPr>
+        <w:t xml:space="preserve">    </w:t>
+      </w:r>
+      <w:proofErr w:type="gramStart"/>
+      <w:r>
+        <w:rPr>
+          <w:lang w:val="en-US"/>
+        </w:rPr>
+        <w:t>reducers: {</w:t>
+      </w:r>
+      <w:proofErr w:type="gramEnd"/>
+    </w:p>
+    <w:p>
+      <w:pPr>
+        <w:pStyle w:val="Code"/>
+        <w:rPr>
+          <w:lang w:val="en-US"/>
+        </w:rPr>
+      </w:pPr>
+      <w:r>
+        <w:rPr>
+          <w:lang w:val="en-US"/>
+        </w:rPr>
+        <w:t xml:space="preserve">        </w:t>
+      </w:r>
+      <w:proofErr w:type="spellStart"/>
+      <w:r>
+        <w:rPr>
+          <w:lang w:val="en-US"/>
+        </w:rPr>
+        <w:t>updateNbRowsAndCols</w:t>
+      </w:r>
+      <w:proofErr w:type="spellEnd"/>
+      <w:r>
+        <w:rPr>
+          <w:lang w:val="en-US"/>
+        </w:rPr>
+        <w:t>: (state, action) =&gt; {</w:t>
+      </w:r>
+    </w:p>
+    <w:p>
+      <w:pPr>
+        <w:pStyle w:val="Code"/>
+        <w:rPr>
+          <w:lang w:val="en-US"/>
+        </w:rPr>
+      </w:pPr>
+      <w:r>
+        <w:rPr>
+          <w:lang w:val="en-US"/>
+        </w:rPr>
+        <w:t xml:space="preserve">            return {...state, </w:t>
+      </w:r>
+      <w:proofErr w:type="spellStart"/>
+      <w:proofErr w:type="gramStart"/>
+      <w:r>
+        <w:rPr>
+          <w:lang w:val="en-US"/>
+        </w:rPr>
+        <w:t>nbRows:action</w:t>
+      </w:r>
+      <w:proofErr w:type="gramEnd"/>
+      <w:r>
+        <w:rPr>
+          <w:lang w:val="en-US"/>
+        </w:rPr>
+        <w:t>.</w:t>
+      </w:r>
+      <w:proofErr w:type="gramStart"/>
+      <w:r>
+        <w:rPr>
+          <w:lang w:val="en-US"/>
+        </w:rPr>
+        <w:t>payload.nbRows</w:t>
+      </w:r>
+      <w:proofErr w:type="spellEnd"/>
+      <w:proofErr w:type="gramEnd"/>
+      <w:r>
+        <w:rPr>
+          <w:lang w:val="en-US"/>
+        </w:rPr>
+        <w:t xml:space="preserve">, </w:t>
+      </w:r>
+      <w:proofErr w:type="spellStart"/>
+      <w:proofErr w:type="gramStart"/>
+      <w:r>
+        <w:rPr>
+          <w:lang w:val="en-US"/>
+        </w:rPr>
+        <w:t>nbCols:action</w:t>
+      </w:r>
+      <w:proofErr w:type="gramEnd"/>
+      <w:r>
+        <w:rPr>
+          <w:lang w:val="en-US"/>
+        </w:rPr>
+        <w:t>.</w:t>
+      </w:r>
+      <w:proofErr w:type="gramStart"/>
+      <w:r>
+        <w:rPr>
+          <w:lang w:val="en-US"/>
+        </w:rPr>
+        <w:t>payload.nbCols</w:t>
+      </w:r>
+      <w:proofErr w:type="spellEnd"/>
+      <w:r>
+        <w:rPr>
+          <w:lang w:val="en-US"/>
+        </w:rPr>
+        <w:t>};</w:t>
+      </w:r>
+      <w:proofErr w:type="gramEnd"/>
+    </w:p>
+    <w:p>
+      <w:pPr>
+        <w:pStyle w:val="Code"/>
+        <w:rPr>
+          <w:lang w:val="en-US"/>
+        </w:rPr>
+      </w:pPr>
+      <w:r>
+        <w:rPr>
+          <w:lang w:val="en-US"/>
+        </w:rPr>
+        <w:t xml:space="preserve">        },</w:t>
+      </w:r>
+    </w:p>
+    <w:p>
+      <w:pPr>
+        <w:pStyle w:val="Code"/>
+        <w:rPr>
+          <w:lang w:val="en-US"/>
+        </w:rPr>
+      </w:pPr>
+      <w:r>
+        <w:rPr>
+          <w:lang w:val="en-US"/>
+        </w:rPr>
+        <w:t xml:space="preserve">        </w:t>
+      </w:r>
+      <w:proofErr w:type="spellStart"/>
+      <w:r>
+        <w:rPr>
+          <w:lang w:val="en-US"/>
+        </w:rPr>
+        <w:t>updateHoveredCell</w:t>
+      </w:r>
+      <w:proofErr w:type="spellEnd"/>
+      <w:r>
+        <w:rPr>
+          <w:lang w:val="en-US"/>
+        </w:rPr>
+        <w:t>: (state, action) =&gt; {</w:t>
+      </w:r>
+    </w:p>
+    <w:p>
+      <w:pPr>
+        <w:pStyle w:val="Code"/>
+        <w:rPr>
+          <w:lang w:val="en-US"/>
+        </w:rPr>
+      </w:pPr>
+      <w:r>
+        <w:rPr>
+          <w:lang w:val="en-US"/>
+        </w:rPr>
+        <w:t xml:space="preserve">            return {...state, </w:t>
+      </w:r>
+      <w:proofErr w:type="spellStart"/>
+      <w:proofErr w:type="gramStart"/>
+      <w:r>
+        <w:rPr>
+          <w:lang w:val="en-US"/>
+        </w:rPr>
+        <w:t>hoveredCell:action</w:t>
+      </w:r>
+      <w:proofErr w:type="gramEnd"/>
+      <w:r>
+        <w:rPr>
+          <w:lang w:val="en-US"/>
+        </w:rPr>
+        <w:t>.payload</w:t>
+      </w:r>
+      <w:proofErr w:type="spellEnd"/>
+      <w:proofErr w:type="gramStart"/>
+      <w:r>
+        <w:rPr>
+          <w:lang w:val="en-US"/>
+        </w:rPr>
+        <w:t>};</w:t>
+      </w:r>
+      <w:proofErr w:type="gramEnd"/>
+    </w:p>
+    <w:p>
+      <w:pPr>
+        <w:pStyle w:val="Code"/>
+        <w:rPr>
+          <w:lang w:val="en-US"/>
+        </w:rPr>
+      </w:pPr>
+      <w:r>
+        <w:rPr>
+          <w:lang w:val="en-US"/>
+        </w:rPr>
+        <w:t xml:space="preserve">        },</w:t>
+      </w:r>
+    </w:p>
+    <w:p>
+      <w:pPr>
+        <w:pStyle w:val="Code"/>
+        <w:rPr>
+          <w:lang w:val="en-US"/>
+        </w:rPr>
+      </w:pPr>
+      <w:r>
+        <w:rPr>
+          <w:lang w:val="en-US"/>
+        </w:rPr>
+        <w:t xml:space="preserve">    }</w:t>
+      </w:r>
+    </w:p>
+    <w:p>
+      <w:pPr>
+        <w:pStyle w:val="Code"/>
+        <w:rPr>
+          <w:lang w:val="en-US"/>
+        </w:rPr>
+      </w:pPr>
+      <w:r>
+        <w:rPr>
+          <w:lang w:val="en-US"/>
+        </w:rPr>
+        <w:t>})</w:t>
+      </w:r>
+    </w:p>
+    <w:p>
+      <w:pPr>
+        <w:pStyle w:val="Code"/>
+        <w:rPr>
+          <w:lang w:val="en-US"/>
+        </w:rPr>
+      </w:pPr>
+    </w:p>
+    <w:p>
+      <w:pPr>
+        <w:pStyle w:val="Code"/>
+        <w:rPr>
+          <w:lang w:val="en-US"/>
+        </w:rPr>
+      </w:pPr>
+      <w:r>
+        <w:rPr>
+          <w:lang w:val="en-US"/>
+        </w:rPr>
+        <w:t>// Action creators are generated for each case reducer function</w:t>
+      </w:r>
+    </w:p>
+    <w:p>
+      <w:pPr>
+        <w:pStyle w:val="Code"/>
+        <w:rPr>
+          <w:lang w:val="en-US"/>
+        </w:rPr>
+      </w:pPr>
+      <w:r>
+        <w:rPr>
+          <w:lang w:val="en-US"/>
+        </w:rPr>
+        <w:t xml:space="preserve">export const </w:t>
+      </w:r>
+      <w:proofErr w:type="gramStart"/>
+      <w:r>
+        <w:rPr>
+          <w:lang w:val="en-US"/>
+        </w:rPr>
+        <w:t xml:space="preserve">{ </w:t>
+      </w:r>
+      <w:proofErr w:type="spellStart"/>
+      <w:r>
+        <w:rPr>
+          <w:lang w:val="en-US"/>
+        </w:rPr>
+        <w:t>updateNbRowsAndCols</w:t>
+      </w:r>
+      <w:proofErr w:type="spellEnd"/>
+      <w:proofErr w:type="gramEnd"/>
+      <w:r>
+        <w:rPr>
+          <w:lang w:val="en-US"/>
+        </w:rPr>
+        <w:t xml:space="preserve">, </w:t>
+      </w:r>
+      <w:proofErr w:type="spellStart"/>
+      <w:proofErr w:type="gramStart"/>
+      <w:r>
+        <w:rPr>
+          <w:lang w:val="en-US"/>
+        </w:rPr>
+        <w:t>updateHoveredCell</w:t>
+      </w:r>
+      <w:proofErr w:type="spellEnd"/>
+      <w:r>
+        <w:rPr>
+          <w:lang w:val="en-US"/>
+        </w:rPr>
+        <w:t xml:space="preserve"> }</w:t>
+      </w:r>
+      <w:proofErr w:type="gramEnd"/>
+      <w:r>
+        <w:rPr>
+          <w:lang w:val="en-US"/>
+        </w:rPr>
+        <w:t xml:space="preserve"> = </w:t>
+      </w:r>
+      <w:proofErr w:type="spellStart"/>
+      <w:r>
+        <w:rPr>
+          <w:lang w:val="en-US"/>
+        </w:rPr>
+        <w:t>configSlice.actions</w:t>
+      </w:r>
+      <w:proofErr w:type="spellEnd"/>
+    </w:p>
+    <w:p>
+      <w:pPr>
+        <w:pStyle w:val="Code"/>
+        <w:rPr>
+          <w:lang w:val="en-US"/>
+        </w:rPr>
+      </w:pPr>
+    </w:p>
+    <w:p>
+      <w:pPr>
+        <w:pStyle w:val="Code"/>
+        <w:rPr>
+          <w:lang w:val="en-US"/>
+        </w:rPr>
+      </w:pPr>
+      <w:r>
+        <w:rPr>
+          <w:lang w:val="en-US"/>
+        </w:rPr>
+        <w:t>// return the reducer by default</w:t>
+      </w:r>
+    </w:p>
+    <w:p>
+      <w:pPr>
+        <w:pStyle w:val="Code"/>
+        <w:rPr>
+          <w:lang w:val="en-US"/>
+        </w:rPr>
+      </w:pPr>
+      <w:r>
+        <w:rPr>
+          <w:lang w:val="en-US"/>
+        </w:rPr>
+        <w:t xml:space="preserve">export default </w:t>
+      </w:r>
+      <w:proofErr w:type="spellStart"/>
+      <w:r>
+        <w:rPr>
+          <w:lang w:val="en-US"/>
+        </w:rPr>
+        <w:t>configSlice.reducer</w:t>
+      </w:r>
+      <w:proofErr w:type="spellEnd"/>
+    </w:p>
+    <w:p>
+      <w:r>
+        <w:t xml:space="preserve">We can now declare the </w:t>
+      </w:r>
+      <w:r>
+        <w:t xml:space="preserve">reducer </w:t>
+      </w:r>
+      <w:r>
+        <w:t>in</w:t>
+      </w:r>
+      <w:r>
         <w:t xml:space="preserve"> </w:t>
       </w:r>
-    </w:p>
-    <w:p>
-      <w:pPr>
-        <w:rPr>
-          <w:lang w:val="en-GB"/>
-        </w:rPr>
-      </w:pPr>
-      <w:r>
-        <w:t>Let’s start by creating the file</w:t>
-      </w:r>
-      <w:r>
+      <w:proofErr w:type="gramStart"/>
+      <w:r>
+        <w:t>store.js :</w:t>
+      </w:r>
+      <w:proofErr w:type="gramEnd"/>
+    </w:p>
+    <w:p>
+      <w:pPr>
+        <w:pStyle w:val="Code"/>
+        <w:rPr>
+          <w:lang w:val="en-US"/>
+        </w:rPr>
+      </w:pPr>
+      <w:r>
+        <w:rPr>
+          <w:lang w:val="en-US"/>
+        </w:rPr>
+        <w:t xml:space="preserve">import </w:t>
+      </w:r>
+      <w:proofErr w:type="gramStart"/>
+      <w:r>
+        <w:rPr>
+          <w:lang w:val="en-US"/>
+        </w:rPr>
+        <w:t xml:space="preserve">{ </w:t>
+      </w:r>
+      <w:proofErr w:type="spellStart"/>
+      <w:r>
+        <w:rPr>
+          <w:lang w:val="en-US"/>
+        </w:rPr>
+        <w:t>configureStore</w:t>
+      </w:r>
+      <w:proofErr w:type="spellEnd"/>
+      <w:proofErr w:type="gramEnd"/>
+      <w:r>
+        <w:rPr>
+          <w:lang w:val="en-US"/>
+        </w:rPr>
+        <w:t xml:space="preserve"> } from '@</w:t>
+      </w:r>
+      <w:proofErr w:type="spellStart"/>
+      <w:r>
+        <w:rPr>
+          <w:lang w:val="en-US"/>
+        </w:rPr>
+        <w:t>reduxjs</w:t>
+      </w:r>
+      <w:proofErr w:type="spellEnd"/>
+      <w:r>
+        <w:rPr>
+          <w:lang w:val="en-US"/>
+        </w:rPr>
+        <w:t>/toolkit'</w:t>
+      </w:r>
+    </w:p>
+    <w:p>
+      <w:pPr>
+        <w:pStyle w:val="Code"/>
+        <w:rPr>
+          <w:lang w:val="en-US"/>
+        </w:rPr>
+      </w:pPr>
+      <w:r>
+        <w:rPr>
+          <w:lang w:val="en-US"/>
+        </w:rPr>
+        <w:t xml:space="preserve">import </w:t>
+      </w:r>
+      <w:proofErr w:type="spellStart"/>
+      <w:r>
+        <w:rPr>
+          <w:lang w:val="en-US"/>
+        </w:rPr>
+        <w:t>configReducer</w:t>
+      </w:r>
+      <w:proofErr w:type="spellEnd"/>
+      <w:r>
+        <w:rPr>
+          <w:lang w:val="en-US"/>
+        </w:rPr>
+        <w:t xml:space="preserve"> from </w:t>
+      </w:r>
+      <w:proofErr w:type="gramStart"/>
+      <w:r>
+        <w:rPr>
+          <w:lang w:val="en-US"/>
+        </w:rPr>
+        <w:t>'./</w:t>
+      </w:r>
+      <w:proofErr w:type="gramEnd"/>
+      <w:r>
+        <w:rPr>
+          <w:lang w:val="en-US"/>
+        </w:rPr>
+        <w:t>redux/</w:t>
+      </w:r>
+      <w:proofErr w:type="spellStart"/>
+      <w:r>
+        <w:rPr>
+          <w:lang w:val="en-US"/>
+        </w:rPr>
+        <w:t>ConfigSlice</w:t>
+      </w:r>
+      <w:proofErr w:type="spellEnd"/>
+      <w:r>
+        <w:rPr>
+          <w:lang w:val="en-US"/>
+        </w:rPr>
+        <w:t>'</w:t>
+      </w:r>
+    </w:p>
+    <w:p>
+      <w:pPr>
+        <w:pStyle w:val="Code"/>
+        <w:rPr>
+          <w:lang w:val="en-US"/>
+        </w:rPr>
+      </w:pPr>
+    </w:p>
+    <w:p>
+      <w:pPr>
+        <w:pStyle w:val="Code"/>
+        <w:rPr>
+          <w:lang w:val="en-US"/>
+        </w:rPr>
+      </w:pPr>
+      <w:r>
+        <w:rPr>
+          <w:lang w:val="en-US"/>
+        </w:rPr>
+        <w:t xml:space="preserve">export default </w:t>
+      </w:r>
+      <w:proofErr w:type="spellStart"/>
+      <w:proofErr w:type="gramStart"/>
+      <w:r>
+        <w:rPr>
+          <w:lang w:val="en-US"/>
+        </w:rPr>
+        <w:t>configureStore</w:t>
+      </w:r>
+      <w:proofErr w:type="spellEnd"/>
+      <w:r>
+        <w:rPr>
+          <w:lang w:val="en-US"/>
+        </w:rPr>
+        <w:t>(</w:t>
+      </w:r>
+      <w:proofErr w:type="gramEnd"/>
+      <w:r>
+        <w:rPr>
+          <w:lang w:val="en-US"/>
+        </w:rPr>
+        <w:t>{</w:t>
+      </w:r>
+    </w:p>
+    <w:p>
+      <w:pPr>
+        <w:pStyle w:val="Code"/>
+        <w:rPr>
+          <w:lang w:val="en-US"/>
+        </w:rPr>
+      </w:pPr>
+      <w:r>
+        <w:rPr>
+          <w:lang w:val="en-US"/>
+        </w:rPr>
+        <w:t xml:space="preserve">    </w:t>
+      </w:r>
+      <w:proofErr w:type="gramStart"/>
+      <w:r>
+        <w:rPr>
+          <w:lang w:val="en-US"/>
+        </w:rPr>
+        <w:t>reducer: {</w:t>
+      </w:r>
+      <w:proofErr w:type="gramEnd"/>
+    </w:p>
+    <w:p>
+      <w:pPr>
+        <w:pStyle w:val="Code"/>
+        <w:rPr>
+          <w:lang w:val="en-US"/>
+        </w:rPr>
+      </w:pPr>
+      <w:r>
+        <w:rPr>
+          <w:lang w:val="en-US"/>
+        </w:rPr>
+        <w:t xml:space="preserve">        config: </w:t>
+      </w:r>
+      <w:proofErr w:type="spellStart"/>
+      <w:r>
+        <w:rPr>
+          <w:lang w:val="en-US"/>
+        </w:rPr>
+        <w:t>configReducer</w:t>
+      </w:r>
+      <w:proofErr w:type="spellEnd"/>
+      <w:r>
+        <w:rPr>
+          <w:lang w:val="en-US"/>
+        </w:rPr>
+        <w:t>,</w:t>
+      </w:r>
+    </w:p>
+    <w:p>
+      <w:pPr>
+        <w:pStyle w:val="Code"/>
+      </w:pPr>
+      <w:r>
+        <w:rPr>
+          <w:lang w:val="en-US"/>
+        </w:rPr>
+        <w:t xml:space="preserve">    </w:t>
+      </w:r>
+      <w:r>
+        <w:t>}</w:t>
+      </w:r>
+    </w:p>
+    <w:p>
+      <w:pPr>
+        <w:pStyle w:val="Code"/>
+        <w:keepNext w:val="0"/>
+      </w:pPr>
+      <w:r>
+        <w:t>})</w:t>
+      </w:r>
+    </w:p>
+    <w:p>
+      <w:pPr>
+        <w:keepNext/>
+        <w:rPr>
+          <w:lang w:val="en-GB"/>
+        </w:rPr>
+      </w:pPr>
+      <w:r>
+        <w:rPr>
+          <w:lang w:val="en-GB"/>
+        </w:rPr>
+        <w:t xml:space="preserve">We can retrieve the model inside our React components, for example in </w:t>
+      </w:r>
+      <w:proofErr w:type="spellStart"/>
+      <w:r>
+        <w:rPr>
+          <w:lang w:val="en-GB"/>
+        </w:rPr>
+        <w:t>ControlBar.jsx</w:t>
+      </w:r>
+      <w:proofErr w:type="spellEnd"/>
+      <w:r>
+        <w:rPr>
+          <w:lang w:val="en-GB"/>
+        </w:rPr>
+        <w:t xml:space="preserve">, by using </w:t>
+      </w:r>
+      <w:proofErr w:type="spellStart"/>
+      <w:r>
+        <w:rPr>
+          <w:lang w:val="en-GB"/>
+        </w:rPr>
+        <w:t>Redux’s</w:t>
+      </w:r>
+      <w:proofErr w:type="spellEnd"/>
+      <w:r>
+        <w:rPr>
+          <w:lang w:val="en-GB"/>
+        </w:rPr>
         <w:t xml:space="preserve"> </w:t>
       </w:r>
-      <w:r>
-        <w:rPr>
-          <w:lang w:val="en-GB"/>
-        </w:rPr>
-        <w:t>src/store.js :</w:t>
-      </w:r>
-    </w:p>
-    <w:p>
-      <w:pPr>
-        <w:pStyle w:val="Code"/>
-        <w:rPr>
-          <w:lang w:val="en-US"/>
-        </w:rPr>
-      </w:pPr>
-      <w:r>
-        <w:rPr>
-          <w:lang w:val="en-US"/>
-        </w:rPr>
-        <w:t>import { configureStore } from '@reduxjs/toolkit'</w:t>
-      </w:r>
-    </w:p>
-    <w:p>
-      <w:pPr>
-        <w:pStyle w:val="Code"/>
-        <w:rPr>
-          <w:lang w:val="en-US"/>
-        </w:rPr>
-      </w:pPr>
-    </w:p>
-    <w:p>
-      <w:pPr>
-        <w:pStyle w:val="Code"/>
-        <w:rPr>
-          <w:lang w:val="fr-FR"/>
-        </w:rPr>
-      </w:pPr>
-      <w:r>
-        <w:rPr>
-          <w:lang w:val="fr-FR"/>
-        </w:rPr>
-        <w:t>export default configureStore({</w:t>
-      </w:r>
-    </w:p>
-    <w:p>
-      <w:pPr>
-        <w:pStyle w:val="Code"/>
-        <w:rPr>
-          <w:lang w:val="fr-FR"/>
-        </w:rPr>
-      </w:pPr>
-      <w:r>
-        <w:rPr>
-          <w:lang w:val="fr-FR"/>
-        </w:rPr>
-        <w:t xml:space="preserve">    reducer: {</w:t>
-      </w:r>
-    </w:p>
-    <w:p>
-      <w:pPr>
-        <w:pStyle w:val="Code"/>
-        <w:rPr>
-          <w:lang w:val="fr-FR"/>
-        </w:rPr>
-      </w:pPr>
-      <w:r>
-        <w:rPr>
-          <w:lang w:val="fr-FR"/>
+      <w:proofErr w:type="spellStart"/>
+      <w:r>
+        <w:rPr>
+          <w:lang w:val="en-GB"/>
+        </w:rPr>
+        <w:t>useSelector</w:t>
+      </w:r>
+      <w:proofErr w:type="spellEnd"/>
+      <w:r>
+        <w:rPr>
+          <w:lang w:val="en-GB"/>
+        </w:rPr>
+        <w:t xml:space="preserve"> Hook function:</w:t>
+      </w:r>
+    </w:p>
+    <w:p>
+      <w:pPr>
+        <w:pStyle w:val="Code"/>
+        <w:rPr>
+          <w:lang w:val="en-US"/>
+        </w:rPr>
+      </w:pPr>
+      <w:r>
+        <w:rPr>
+          <w:lang w:val="en-US"/>
+        </w:rPr>
+        <w:t xml:space="preserve">import </w:t>
+      </w:r>
+      <w:proofErr w:type="gramStart"/>
+      <w:r>
+        <w:rPr>
+          <w:lang w:val="en-US"/>
+        </w:rPr>
+        <w:t xml:space="preserve">{ </w:t>
+      </w:r>
+      <w:proofErr w:type="spellStart"/>
+      <w:r>
+        <w:rPr>
+          <w:lang w:val="en-US"/>
+        </w:rPr>
+        <w:t>useSelector</w:t>
+      </w:r>
+      <w:proofErr w:type="spellEnd"/>
+      <w:proofErr w:type="gramEnd"/>
+      <w:r>
+        <w:rPr>
+          <w:lang w:val="en-US"/>
+        </w:rPr>
+        <w:t xml:space="preserve"> </w:t>
+      </w:r>
+      <w:r>
+        <w:rPr>
+          <w:lang w:val="en-US"/>
+        </w:rPr>
+        <w:t>} from "react-redux</w:t>
+      </w:r>
+      <w:proofErr w:type="gramStart"/>
+      <w:r>
+        <w:rPr>
+          <w:lang w:val="en-US"/>
+        </w:rPr>
+        <w:t>";</w:t>
+      </w:r>
+      <w:proofErr w:type="gramEnd"/>
+    </w:p>
+    <w:p>
+      <w:pPr>
+        <w:pStyle w:val="Code"/>
+        <w:rPr>
+          <w:lang w:val="en-US"/>
+        </w:rPr>
+      </w:pPr>
+      <w:r>
+        <w:rPr>
+          <w:lang w:val="en-US"/>
+        </w:rPr>
+        <w:t>...</w:t>
+      </w:r>
+    </w:p>
+    <w:p>
+      <w:pPr>
+        <w:pStyle w:val="Code"/>
+        <w:rPr>
+          <w:lang w:val="en-GB"/>
+        </w:rPr>
+      </w:pPr>
+      <w:r>
+        <w:rPr>
+          <w:lang w:val="en-US"/>
+        </w:rPr>
+        <w:t xml:space="preserve">function </w:t>
+      </w:r>
+      <w:proofErr w:type="spellStart"/>
+      <w:r>
+        <w:rPr>
+          <w:lang w:val="en-US"/>
+        </w:rPr>
+        <w:t>ControlBar</w:t>
+      </w:r>
+      <w:proofErr w:type="spellEnd"/>
+      <w:r>
+        <w:rPr>
+          <w:lang w:val="en-US"/>
+        </w:rPr>
+        <w:t>(</w:t>
+      </w:r>
+      <w:r>
+        <w:rPr>
+          <w:lang w:val="en-GB"/>
+        </w:rPr>
+        <w:t>{</w:t>
+      </w:r>
+      <w:proofErr w:type="spellStart"/>
+      <w:r>
+        <w:rPr>
+          <w:lang w:val="en-GB"/>
+        </w:rPr>
+        <w:t>onSubmitGenAction</w:t>
+      </w:r>
+      <w:proofErr w:type="spellEnd"/>
+      <w:proofErr w:type="gramStart"/>
+      <w:r>
+        <w:rPr>
+          <w:lang w:val="en-GB"/>
+        </w:rPr>
+        <w:t>}</w:t>
+      </w:r>
+      <w:r>
+        <w:rPr>
+          <w:lang w:val="en-US"/>
+        </w:rPr>
+        <w:t>){</w:t>
+      </w:r>
+      <w:proofErr w:type="gramEnd"/>
+    </w:p>
+    <w:p>
+      <w:pPr>
+        <w:pStyle w:val="Code"/>
+        <w:rPr>
+          <w:lang w:val="en-US"/>
+        </w:rPr>
+      </w:pPr>
+      <w:r>
+        <w:rPr>
+          <w:lang w:val="en-US"/>
         </w:rPr>
         <w:t xml:space="preserve">    </w:t>
       </w:r>
       <w:r>
         <w:rPr>
-          <w:lang w:val="fr-FR"/>
-        </w:rPr>
+          <w:lang w:val="en-US"/>
+        </w:rPr>
+        <w:t>// config being the name used in store.js</w:t>
+      </w:r>
+    </w:p>
+    <w:p>
+      <w:pPr>
+        <w:pStyle w:val="Code"/>
+        <w:rPr>
+          <w:lang w:val="en-US"/>
+        </w:rPr>
+      </w:pPr>
+      <w:r>
+        <w:rPr>
+          <w:lang w:val="en-US"/>
+        </w:rPr>
+        <w:t xml:space="preserve">    </w:t>
+      </w:r>
+      <w:r>
+        <w:rPr>
+          <w:lang w:val="en-US"/>
+        </w:rPr>
+        <w:t xml:space="preserve">const </w:t>
+      </w:r>
+      <w:proofErr w:type="spellStart"/>
+      <w:r>
+        <w:rPr>
+          <w:lang w:val="en-US"/>
+        </w:rPr>
+        <w:t>genConfig</w:t>
+      </w:r>
+      <w:r>
+        <w:rPr>
+          <w:lang w:val="en-US"/>
+        </w:rPr>
+        <w:t>Data</w:t>
+      </w:r>
+      <w:proofErr w:type="spellEnd"/>
+      <w:r>
+        <w:rPr>
+          <w:lang w:val="en-US"/>
+        </w:rPr>
+        <w:t xml:space="preserve"> = </w:t>
+      </w:r>
+      <w:proofErr w:type="spellStart"/>
+      <w:r>
+        <w:rPr>
+          <w:lang w:val="en-US"/>
+        </w:rPr>
+        <w:t>useSelector</w:t>
+      </w:r>
+      <w:proofErr w:type="spellEnd"/>
+      <w:r>
+        <w:rPr>
+          <w:lang w:val="en-US"/>
+        </w:rPr>
+        <w:t>(state=&gt;</w:t>
+      </w:r>
+      <w:proofErr w:type="spellStart"/>
+      <w:r>
+        <w:rPr>
+          <w:lang w:val="en-US"/>
+        </w:rPr>
+        <w:t>state.config</w:t>
+      </w:r>
+      <w:proofErr w:type="spellEnd"/>
+      <w:proofErr w:type="gramStart"/>
+      <w:r>
+        <w:rPr>
+          <w:lang w:val="en-US"/>
+        </w:rPr>
+        <w:t>);</w:t>
+      </w:r>
+      <w:proofErr w:type="gramEnd"/>
+    </w:p>
+    <w:p>
+      <w:pPr>
+        <w:pStyle w:val="Code"/>
+      </w:pPr>
+      <w:r>
+        <w:t>...</w:t>
+      </w:r>
+    </w:p>
+    <w:p>
+      <w:pPr>
+        <w:rPr>
+          <w:lang w:val="en-GB"/>
+        </w:rPr>
+      </w:pPr>
+      <w:r>
+        <w:t xml:space="preserve">We can therefore remove the property passed as a parameter to </w:t>
+      </w:r>
+      <w:proofErr w:type="spellStart"/>
+      <w:r>
+        <w:t>ControlBar</w:t>
+      </w:r>
+      <w:proofErr w:type="spellEnd"/>
+      <w:r>
+        <w:t>.</w:t>
+      </w:r>
+      <w:r>
+        <w:rPr>
+          <w:lang w:val="en-GB"/>
+        </w:rPr>
+        <w:t xml:space="preserve"> </w:t>
+      </w:r>
+    </w:p>
+    <w:p>
+      <w:pPr>
+        <w:rPr>
+          <w:lang w:val="en-GB"/>
+        </w:rPr>
+      </w:pPr>
+      <w:r>
+        <w:rPr>
+          <w:lang w:val="en-GB"/>
+        </w:rPr>
+        <w:t xml:space="preserve">We now need to use the reducer’s </w:t>
+      </w:r>
+      <w:proofErr w:type="spellStart"/>
+      <w:r>
+        <w:rPr>
+          <w:lang w:val="en-GB"/>
+        </w:rPr>
+        <w:t>updateNbRowsAndCols</w:t>
+      </w:r>
+      <w:proofErr w:type="spellEnd"/>
+      <w:r>
+        <w:rPr>
+          <w:lang w:val="en-GB"/>
+        </w:rPr>
+        <w:t xml:space="preserve"> action by means of the </w:t>
+      </w:r>
+      <w:proofErr w:type="spellStart"/>
+      <w:r>
+        <w:rPr>
+          <w:lang w:val="en-GB"/>
+        </w:rPr>
+        <w:t>useDispatch</w:t>
+      </w:r>
+      <w:proofErr w:type="spellEnd"/>
+      <w:r>
+        <w:rPr>
+          <w:lang w:val="en-GB"/>
+        </w:rPr>
+        <w:t xml:space="preserve"> Hook:</w:t>
+      </w:r>
+    </w:p>
+    <w:p>
+      <w:pPr>
+        <w:pStyle w:val="Code"/>
+        <w:rPr>
+          <w:lang w:val="en-US"/>
+        </w:rPr>
+      </w:pPr>
+      <w:r>
+        <w:rPr>
+          <w:lang w:val="en-US"/>
+        </w:rPr>
+        <w:lastRenderedPageBreak/>
+        <w:t xml:space="preserve">import </w:t>
+      </w:r>
+      <w:proofErr w:type="gramStart"/>
+      <w:r>
+        <w:rPr>
+          <w:lang w:val="en-US"/>
+        </w:rPr>
+        <w:t xml:space="preserve">{ </w:t>
+      </w:r>
+      <w:proofErr w:type="spellStart"/>
+      <w:r>
+        <w:rPr>
+          <w:lang w:val="en-US"/>
+        </w:rPr>
+        <w:t>useSelector</w:t>
+      </w:r>
+      <w:proofErr w:type="spellEnd"/>
+      <w:proofErr w:type="gramEnd"/>
+      <w:r>
+        <w:rPr>
+          <w:lang w:val="en-US"/>
+        </w:rPr>
+        <w:t xml:space="preserve">, </w:t>
+      </w:r>
+      <w:proofErr w:type="spellStart"/>
+      <w:proofErr w:type="gramStart"/>
+      <w:r>
+        <w:rPr>
+          <w:lang w:val="en-US"/>
+        </w:rPr>
+        <w:t>useDispatch</w:t>
+      </w:r>
+      <w:proofErr w:type="spellEnd"/>
+      <w:r>
+        <w:rPr>
+          <w:lang w:val="en-US"/>
+        </w:rPr>
+        <w:t xml:space="preserve"> }</w:t>
+      </w:r>
+      <w:proofErr w:type="gramEnd"/>
+      <w:r>
+        <w:rPr>
+          <w:lang w:val="en-US"/>
+        </w:rPr>
+        <w:t xml:space="preserve"> from "react-redux</w:t>
+      </w:r>
+      <w:proofErr w:type="gramStart"/>
+      <w:r>
+        <w:rPr>
+          <w:lang w:val="en-US"/>
+        </w:rPr>
+        <w:t>";</w:t>
+      </w:r>
+      <w:proofErr w:type="gramEnd"/>
+    </w:p>
+    <w:p>
+      <w:pPr>
+        <w:pStyle w:val="Code"/>
+        <w:rPr>
+          <w:lang w:val="en-US"/>
+        </w:rPr>
+      </w:pPr>
+      <w:r>
+        <w:rPr>
+          <w:lang w:val="en-US"/>
+        </w:rPr>
+        <w:t xml:space="preserve">import </w:t>
+      </w:r>
+      <w:proofErr w:type="gramStart"/>
+      <w:r>
+        <w:rPr>
+          <w:lang w:val="en-US"/>
+        </w:rPr>
+        <w:t xml:space="preserve">{ </w:t>
+      </w:r>
+      <w:proofErr w:type="spellStart"/>
+      <w:r>
+        <w:rPr>
+          <w:lang w:val="en-US"/>
+        </w:rPr>
+        <w:t>updateNbRowsAndCols</w:t>
+      </w:r>
+      <w:proofErr w:type="spellEnd"/>
+      <w:proofErr w:type="gramEnd"/>
+      <w:r>
+        <w:rPr>
+          <w:lang w:val="en-US"/>
+        </w:rPr>
+        <w:t xml:space="preserve"> } from </w:t>
+      </w:r>
+      <w:proofErr w:type="gramStart"/>
+      <w:r>
+        <w:rPr>
+          <w:lang w:val="en-US"/>
+        </w:rPr>
+        <w:t>"../..</w:t>
+      </w:r>
+      <w:proofErr w:type="gramEnd"/>
+      <w:r>
+        <w:rPr>
+          <w:lang w:val="en-US"/>
+        </w:rPr>
+        <w:t>/redux/</w:t>
+      </w:r>
+      <w:proofErr w:type="spellStart"/>
+      <w:r>
+        <w:rPr>
+          <w:lang w:val="en-US"/>
+        </w:rPr>
+        <w:t>ConfigSlice</w:t>
+      </w:r>
+      <w:proofErr w:type="spellEnd"/>
+      <w:proofErr w:type="gramStart"/>
+      <w:r>
+        <w:rPr>
+          <w:lang w:val="en-US"/>
+        </w:rPr>
+        <w:t>";</w:t>
+      </w:r>
+      <w:proofErr w:type="gramEnd"/>
+    </w:p>
+    <w:p>
+      <w:pPr>
+        <w:pStyle w:val="Code"/>
+        <w:rPr>
+          <w:lang w:val="en-US"/>
+        </w:rPr>
+      </w:pPr>
+    </w:p>
+    <w:p>
+      <w:pPr>
+        <w:pStyle w:val="Code"/>
+        <w:rPr>
+          <w:lang w:val="en-US"/>
+        </w:rPr>
+      </w:pPr>
+      <w:r>
+        <w:rPr>
+          <w:lang w:val="en-US"/>
+        </w:rPr>
+        <w:t xml:space="preserve">function </w:t>
+      </w:r>
+      <w:proofErr w:type="spellStart"/>
+      <w:proofErr w:type="gramStart"/>
+      <w:r>
+        <w:rPr>
+          <w:lang w:val="en-US"/>
+        </w:rPr>
+        <w:t>ControlBar</w:t>
+      </w:r>
+      <w:proofErr w:type="spellEnd"/>
+      <w:r>
+        <w:rPr>
+          <w:lang w:val="en-US"/>
+        </w:rPr>
+        <w:t>(){</w:t>
+      </w:r>
+      <w:proofErr w:type="gramEnd"/>
+    </w:p>
+    <w:p>
+      <w:pPr>
+        <w:pStyle w:val="Code"/>
+        <w:rPr>
+          <w:lang w:val="en-US"/>
+        </w:rPr>
+      </w:pPr>
+      <w:r>
+        <w:rPr>
+          <w:lang w:val="en-US"/>
+        </w:rPr>
+        <w:t xml:space="preserve">    // config in </w:t>
+      </w:r>
+      <w:proofErr w:type="spellStart"/>
+      <w:r>
+        <w:rPr>
+          <w:lang w:val="en-US"/>
+        </w:rPr>
+        <w:t>state.config</w:t>
+      </w:r>
+      <w:proofErr w:type="spellEnd"/>
+      <w:r>
+        <w:rPr>
+          <w:lang w:val="en-US"/>
+        </w:rPr>
+        <w:t xml:space="preserve"> being the name used for the reducer in store.js</w:t>
+      </w:r>
+    </w:p>
+    <w:p>
+      <w:pPr>
+        <w:pStyle w:val="Code"/>
+        <w:rPr>
+          <w:lang w:val="en-US"/>
+        </w:rPr>
+      </w:pPr>
+      <w:r>
+        <w:rPr>
+          <w:lang w:val="en-US"/>
+        </w:rPr>
+        <w:t xml:space="preserve">    const </w:t>
+      </w:r>
+      <w:proofErr w:type="spellStart"/>
+      <w:r>
+        <w:rPr>
+          <w:lang w:val="en-US"/>
+        </w:rPr>
+        <w:t>genConfigData</w:t>
+      </w:r>
+      <w:proofErr w:type="spellEnd"/>
+      <w:r>
+        <w:rPr>
+          <w:lang w:val="en-US"/>
+        </w:rPr>
+        <w:t xml:space="preserve"> = </w:t>
+      </w:r>
+      <w:proofErr w:type="spellStart"/>
+      <w:r>
+        <w:rPr>
+          <w:lang w:val="en-US"/>
+        </w:rPr>
+        <w:t>useSelector</w:t>
+      </w:r>
+      <w:proofErr w:type="spellEnd"/>
+      <w:r>
+        <w:rPr>
+          <w:lang w:val="en-US"/>
+        </w:rPr>
+        <w:t>(state=&gt;</w:t>
+      </w:r>
+      <w:proofErr w:type="spellStart"/>
+      <w:r>
+        <w:rPr>
+          <w:lang w:val="en-US"/>
+        </w:rPr>
+        <w:t>state.config</w:t>
+      </w:r>
+      <w:proofErr w:type="spellEnd"/>
+      <w:proofErr w:type="gramStart"/>
+      <w:r>
+        <w:rPr>
+          <w:lang w:val="en-US"/>
+        </w:rPr>
+        <w:t>);</w:t>
+      </w:r>
+      <w:proofErr w:type="gramEnd"/>
+    </w:p>
+    <w:p>
+      <w:pPr>
+        <w:pStyle w:val="Code"/>
+        <w:rPr>
+          <w:lang w:val="en-US"/>
+        </w:rPr>
+      </w:pPr>
+      <w:r>
+        <w:rPr>
+          <w:lang w:val="en-US"/>
+        </w:rPr>
+        <w:t xml:space="preserve">    const dispatch = </w:t>
+      </w:r>
+      <w:proofErr w:type="spellStart"/>
+      <w:proofErr w:type="gramStart"/>
+      <w:r>
+        <w:rPr>
+          <w:lang w:val="en-US"/>
+        </w:rPr>
+        <w:t>useDispatch</w:t>
+      </w:r>
+      <w:proofErr w:type="spellEnd"/>
+      <w:r>
+        <w:rPr>
+          <w:lang w:val="en-US"/>
+        </w:rPr>
+        <w:t>();</w:t>
+      </w:r>
+      <w:proofErr w:type="gramEnd"/>
+    </w:p>
+    <w:p>
+      <w:pPr>
+        <w:pStyle w:val="Code"/>
+        <w:rPr>
+          <w:lang w:val="en-US"/>
+        </w:rPr>
+      </w:pPr>
+    </w:p>
+    <w:p>
+      <w:pPr>
+        <w:pStyle w:val="Code"/>
+        <w:rPr>
+          <w:lang w:val="en-US"/>
+        </w:rPr>
+      </w:pPr>
+      <w:r>
+        <w:rPr>
+          <w:lang w:val="en-US"/>
+        </w:rPr>
+        <w:t xml:space="preserve">    const </w:t>
+      </w:r>
+      <w:proofErr w:type="spellStart"/>
+      <w:r>
+        <w:rPr>
+          <w:lang w:val="en-US"/>
+        </w:rPr>
+        <w:t>handleOnSubmit</w:t>
+      </w:r>
+      <w:proofErr w:type="spellEnd"/>
+      <w:r>
+        <w:rPr>
+          <w:lang w:val="en-US"/>
+        </w:rPr>
+        <w:t xml:space="preserve"> = function(event</w:t>
+      </w:r>
+      <w:proofErr w:type="gramStart"/>
+      <w:r>
+        <w:rPr>
+          <w:lang w:val="en-US"/>
+        </w:rPr>
+        <w:t>){</w:t>
+      </w:r>
+      <w:proofErr w:type="gramEnd"/>
+    </w:p>
+    <w:p>
+      <w:pPr>
+        <w:pStyle w:val="Code"/>
+        <w:rPr>
+          <w:lang w:val="en-US"/>
+        </w:rPr>
+      </w:pPr>
+      <w:r>
+        <w:rPr>
+          <w:lang w:val="en-US"/>
+        </w:rPr>
+        <w:t>…</w:t>
+      </w:r>
+    </w:p>
+    <w:p>
+      <w:pPr>
+        <w:pStyle w:val="Code"/>
+        <w:rPr>
+          <w:lang w:val="en-US"/>
+        </w:rPr>
+      </w:pPr>
+      <w:r>
+        <w:rPr>
+          <w:lang w:val="en-US"/>
+        </w:rPr>
+        <w:t xml:space="preserve">        const </w:t>
+      </w:r>
+      <w:proofErr w:type="spellStart"/>
+      <w:r>
+        <w:rPr>
+          <w:lang w:val="en-US"/>
+        </w:rPr>
+        <w:t>formJSON</w:t>
+      </w:r>
+      <w:proofErr w:type="spellEnd"/>
+      <w:r>
+        <w:rPr>
+          <w:lang w:val="en-US"/>
+        </w:rPr>
+        <w:t xml:space="preserve"> = </w:t>
+      </w:r>
+      <w:proofErr w:type="spellStart"/>
+      <w:r>
+        <w:rPr>
+          <w:lang w:val="en-US"/>
+        </w:rPr>
+        <w:t>Object.fromEntries</w:t>
+      </w:r>
+      <w:proofErr w:type="spellEnd"/>
+      <w:r>
+        <w:rPr>
+          <w:lang w:val="en-US"/>
+        </w:rPr>
+        <w:t>(</w:t>
+      </w:r>
+      <w:proofErr w:type="spellStart"/>
+      <w:r>
+        <w:rPr>
+          <w:lang w:val="en-US"/>
+        </w:rPr>
+        <w:t>formData.entries</w:t>
+      </w:r>
+      <w:proofErr w:type="spellEnd"/>
+      <w:r>
+        <w:rPr>
+          <w:lang w:val="en-US"/>
+        </w:rPr>
+        <w:t>()</w:t>
+      </w:r>
+      <w:proofErr w:type="gramStart"/>
+      <w:r>
+        <w:rPr>
+          <w:lang w:val="en-US"/>
+        </w:rPr>
+        <w:t>);</w:t>
+      </w:r>
+      <w:proofErr w:type="gramEnd"/>
+    </w:p>
+    <w:p>
+      <w:pPr>
+        <w:pStyle w:val="Code"/>
+        <w:rPr>
+          <w:lang w:val="en-US"/>
+        </w:rPr>
+      </w:pPr>
+      <w:r>
+        <w:rPr>
+          <w:lang w:val="en-US"/>
+        </w:rPr>
+        <w:t xml:space="preserve">        // </w:t>
+      </w:r>
+      <w:proofErr w:type="spellStart"/>
+      <w:r>
+        <w:rPr>
+          <w:lang w:val="en-US"/>
+        </w:rPr>
+        <w:t>onSubmitGenAction</w:t>
+      </w:r>
+      <w:proofErr w:type="spellEnd"/>
+      <w:r>
+        <w:rPr>
+          <w:lang w:val="en-US"/>
+        </w:rPr>
+        <w:t>(</w:t>
+      </w:r>
+      <w:proofErr w:type="spellStart"/>
+      <w:r>
+        <w:rPr>
+          <w:lang w:val="en-US"/>
+        </w:rPr>
+        <w:t>formJSON</w:t>
+      </w:r>
+      <w:proofErr w:type="spellEnd"/>
+      <w:r>
+        <w:rPr>
+          <w:lang w:val="en-US"/>
+        </w:rPr>
+        <w:t>)</w:t>
+      </w:r>
+    </w:p>
+    <w:p>
+      <w:pPr>
+        <w:pStyle w:val="Code"/>
+        <w:rPr>
+          <w:lang w:val="en-US"/>
+        </w:rPr>
+      </w:pPr>
+      <w:r>
+        <w:rPr>
+          <w:lang w:val="en-US"/>
+        </w:rPr>
+        <w:t xml:space="preserve">        const </w:t>
+      </w:r>
+      <w:proofErr w:type="spellStart"/>
+      <w:r>
+        <w:rPr>
+          <w:lang w:val="en-US"/>
+        </w:rPr>
+        <w:t>genConfig</w:t>
+      </w:r>
+      <w:proofErr w:type="spellEnd"/>
+      <w:r>
+        <w:rPr>
+          <w:lang w:val="en-US"/>
+        </w:rPr>
+        <w:t xml:space="preserve"> = {</w:t>
+      </w:r>
+    </w:p>
+    <w:p>
+      <w:pPr>
+        <w:pStyle w:val="Code"/>
+        <w:rPr>
+          <w:lang w:val="en-US"/>
+        </w:rPr>
+      </w:pPr>
+      <w:r>
+        <w:rPr>
+          <w:lang w:val="en-US"/>
+        </w:rPr>
+        <w:t xml:space="preserve">            </w:t>
+      </w:r>
+      <w:proofErr w:type="spellStart"/>
+      <w:r>
+        <w:rPr>
+          <w:lang w:val="en-US"/>
+        </w:rPr>
+        <w:t>nbRows</w:t>
+      </w:r>
+      <w:proofErr w:type="spellEnd"/>
+      <w:r>
+        <w:rPr>
+          <w:lang w:val="en-US"/>
+        </w:rPr>
+        <w:t xml:space="preserve">: </w:t>
+      </w:r>
+      <w:proofErr w:type="spellStart"/>
+      <w:proofErr w:type="gramStart"/>
+      <w:r>
+        <w:rPr>
+          <w:lang w:val="en-US"/>
+        </w:rPr>
+        <w:t>parseInt</w:t>
+      </w:r>
+      <w:proofErr w:type="spellEnd"/>
+      <w:r>
+        <w:rPr>
+          <w:lang w:val="en-US"/>
+        </w:rPr>
+        <w:t>(</w:t>
+      </w:r>
+      <w:proofErr w:type="spellStart"/>
+      <w:proofErr w:type="gramEnd"/>
+      <w:r>
+        <w:rPr>
+          <w:lang w:val="en-US"/>
+        </w:rPr>
+        <w:t>formJSON.nbRows</w:t>
+      </w:r>
+      <w:proofErr w:type="spellEnd"/>
+      <w:r>
+        <w:rPr>
+          <w:lang w:val="en-US"/>
+        </w:rPr>
+        <w:t>),</w:t>
+      </w:r>
+    </w:p>
+    <w:p>
+      <w:pPr>
+        <w:pStyle w:val="Code"/>
+        <w:rPr>
+          <w:lang w:val="en-US"/>
+        </w:rPr>
+      </w:pPr>
+      <w:r>
+        <w:rPr>
+          <w:lang w:val="en-US"/>
+        </w:rPr>
+        <w:t xml:space="preserve">           </w:t>
+      </w:r>
+      <w:r>
+        <w:rPr>
+          <w:lang w:val="en-US"/>
+        </w:rPr>
+        <w:t xml:space="preserve"> </w:t>
+      </w:r>
+      <w:proofErr w:type="spellStart"/>
+      <w:r>
+        <w:rPr>
+          <w:lang w:val="en-US"/>
+        </w:rPr>
+        <w:t>nbCols</w:t>
+      </w:r>
+      <w:proofErr w:type="spellEnd"/>
+      <w:r>
+        <w:rPr>
+          <w:lang w:val="en-US"/>
+        </w:rPr>
+        <w:t xml:space="preserve">: </w:t>
+      </w:r>
+      <w:proofErr w:type="spellStart"/>
+      <w:proofErr w:type="gramStart"/>
+      <w:r>
+        <w:rPr>
+          <w:lang w:val="en-US"/>
+        </w:rPr>
+        <w:t>parseInt</w:t>
+      </w:r>
+      <w:proofErr w:type="spellEnd"/>
+      <w:r>
+        <w:rPr>
+          <w:lang w:val="en-US"/>
+        </w:rPr>
+        <w:t>(</w:t>
+      </w:r>
+      <w:proofErr w:type="spellStart"/>
+      <w:proofErr w:type="gramEnd"/>
+      <w:r>
+        <w:rPr>
+          <w:lang w:val="en-US"/>
+        </w:rPr>
+        <w:t>formJSON.nb</w:t>
+      </w:r>
+      <w:r>
+        <w:rPr>
+          <w:lang w:val="en-US"/>
+        </w:rPr>
+        <w:t>Col</w:t>
+      </w:r>
+      <w:r>
+        <w:rPr>
+          <w:lang w:val="en-US"/>
+        </w:rPr>
+        <w:t>s</w:t>
+      </w:r>
+      <w:proofErr w:type="spellEnd"/>
+      <w:r>
+        <w:rPr>
+          <w:lang w:val="en-US"/>
+        </w:rPr>
+        <w:t>)</w:t>
+      </w:r>
+    </w:p>
+    <w:p>
+      <w:pPr>
+        <w:pStyle w:val="Code"/>
+      </w:pPr>
+      <w:r>
+        <w:rPr>
+          <w:lang w:val="en-US"/>
+        </w:rPr>
+        <w:t xml:space="preserve">        </w:t>
+      </w:r>
+      <w:r>
         <w:t>}</w:t>
       </w:r>
     </w:p>
     <w:p>
       <w:pPr>
         <w:pStyle w:val="Code"/>
-        <w:keepNext w:val="0"/>
-        <w:rPr>
-          <w:lang w:val="fr-FR"/>
-        </w:rPr>
-      </w:pPr>
-      <w:r>
-        <w:rPr>
-          <w:lang w:val="fr-FR"/>
-        </w:rPr>
-        <w:t>})</w:t>
-      </w:r>
-    </w:p>
-    <w:p>
-      <w:pPr>
-        <w:keepNext/>
-        <w:rPr>
-          <w:lang w:val="fr-FR"/>
-        </w:rPr>
-      </w:pPr>
-      <w:r>
-        <w:rPr>
-          <w:lang w:val="fr-FR"/>
-        </w:rPr>
-        <w:lastRenderedPageBreak/>
-        <w:t>On déclare le store dans index.js</w:t>
-      </w:r>
-      <w:r>
-        <w:rPr>
-          <w:lang w:val="fr-FR"/>
-        </w:rPr>
-        <w:t>x</w:t>
-      </w:r>
-      <w:r>
-        <w:rPr>
-          <w:lang w:val="fr-FR"/>
-        </w:rPr>
-        <w:t xml:space="preserve"> en </w:t>
-      </w:r>
-      <w:r>
-        <w:rPr>
-          <w:lang w:val="fr-FR"/>
-        </w:rPr>
-        <w:t xml:space="preserve">paramètre du composant </w:t>
-      </w:r>
-      <w:r>
-        <w:rPr>
-          <w:lang w:val="fr-FR"/>
-        </w:rPr>
-        <w:t xml:space="preserve">&lt;Provider&gt; </w:t>
-      </w:r>
-      <w:r>
-        <w:rPr>
-          <w:lang w:val="fr-FR"/>
-        </w:rPr>
-        <w:t xml:space="preserve">(fournit par React) qui enveloppe le composant </w:t>
-      </w:r>
-      <w:r>
-        <w:rPr>
-          <w:lang w:val="fr-FR"/>
-        </w:rPr>
-        <w:t>&lt;App/&gt; (</w:t>
-      </w:r>
-      <w:r>
-        <w:rPr>
-          <w:lang w:val="fr-FR"/>
-        </w:rPr>
-        <w:t>comme dans le code ci-dessous</w:t>
-      </w:r>
-      <w:r>
-        <w:rPr>
-          <w:lang w:val="fr-FR"/>
-        </w:rPr>
+      </w:pPr>
+      <w:r>
+        <w:t xml:space="preserve">        dispatch(</w:t>
+      </w:r>
+      <w:proofErr w:type="spellStart"/>
+      <w:r>
+        <w:t>updateNbRowsAndCols</w:t>
+      </w:r>
+      <w:proofErr w:type="spellEnd"/>
+      <w:r>
+        <w:t>(</w:t>
+      </w:r>
+      <w:proofErr w:type="spellStart"/>
+      <w:r>
+        <w:t>genConfig</w:t>
+      </w:r>
+      <w:proofErr w:type="spellEnd"/>
+      <w:r>
         <w:t>)</w:t>
       </w:r>
-      <w:r>
-        <w:rPr>
-          <w:lang w:val="fr-FR"/>
-        </w:rPr>
-        <w:t xml:space="preserve"> </w:t>
-      </w:r>
-      <w:r>
-        <w:rPr>
-          <w:lang w:val="fr-FR"/>
-        </w:rPr>
-        <w:t>:</w:t>
-      </w:r>
-    </w:p>
-    <w:p>
-      <w:pPr>
-        <w:pStyle w:val="Code"/>
-        <w:rPr>
-          <w:lang w:val="en-US"/>
-        </w:rPr>
-      </w:pPr>
-      <w:r>
-        <w:rPr>
-          <w:lang w:val="en-US"/>
-        </w:rPr>
-        <w:t>import store from './store'</w:t>
-      </w:r>
-    </w:p>
-    <w:p>
-      <w:pPr>
-        <w:pStyle w:val="Code"/>
-        <w:rPr>
-          <w:lang w:val="en-US"/>
-        </w:rPr>
-      </w:pPr>
-      <w:r>
-        <w:rPr>
-          <w:lang w:val="en-US"/>
-        </w:rPr>
-        <w:t>import { Provider } from 'react-redux'</w:t>
-      </w:r>
-    </w:p>
-    <w:p>
-      <w:pPr>
-        <w:pStyle w:val="Code"/>
-        <w:rPr>
-          <w:lang w:val="en-US"/>
-        </w:rPr>
-      </w:pPr>
-      <w:r>
-        <w:rPr>
-          <w:lang w:val="en-US"/>
-        </w:rPr>
-        <w:t>const root = ReactDOM.createRoot(document.getElementById('root'));</w:t>
-      </w:r>
-    </w:p>
-    <w:p>
-      <w:pPr>
-        <w:pStyle w:val="Code"/>
-        <w:rPr>
-          <w:lang w:val="en-US"/>
-        </w:rPr>
-      </w:pPr>
-      <w:r>
-        <w:rPr>
-          <w:lang w:val="en-US"/>
-        </w:rPr>
-        <w:t>root.render(</w:t>
+      <w:proofErr w:type="gramStart"/>
+      <w:r>
+        <w:t>);</w:t>
+      </w:r>
+      <w:proofErr w:type="gramEnd"/>
+    </w:p>
+    <w:p>
+      <w:pPr>
+        <w:pStyle w:val="Code"/>
+      </w:pPr>
+      <w:r>
+        <w:t xml:space="preserve">    }</w:t>
+      </w:r>
+    </w:p>
+    <w:p>
+      <w:pPr>
+        <w:pStyle w:val="Code"/>
+      </w:pPr>
+      <w:r>
+        <w:t>…</w:t>
+      </w:r>
+    </w:p>
+    <w:p>
+      <w:pPr>
+        <w:rPr>
+          <w:lang w:val="en-GB"/>
+        </w:rPr>
+      </w:pPr>
+      <w:r>
+        <w:t xml:space="preserve">We no longer need the </w:t>
+      </w:r>
+      <w:proofErr w:type="spellStart"/>
+      <w:r>
+        <w:t>onSubmitGenAction</w:t>
+      </w:r>
+      <w:proofErr w:type="spellEnd"/>
+      <w:r>
+        <w:t xml:space="preserve"> function that was</w:t>
+      </w:r>
+      <w:r>
+        <w:t xml:space="preserve"> initially</w:t>
+      </w:r>
+      <w:r>
+        <w:t xml:space="preserve"> passed as a prop to the </w:t>
+      </w:r>
+      <w:proofErr w:type="spellStart"/>
+      <w:r>
+        <w:t>ControlBar</w:t>
+      </w:r>
+      <w:proofErr w:type="spellEnd"/>
+      <w:r>
+        <w:t xml:space="preserve"> component.</w:t>
+      </w:r>
+    </w:p>
+    <w:p>
+      <w:pPr>
+        <w:rPr>
+          <w:lang w:val="en-GB"/>
+        </w:rPr>
+      </w:pPr>
+      <w:r>
+        <w:t xml:space="preserve">In </w:t>
+      </w:r>
+      <w:proofErr w:type="spellStart"/>
+      <w:r>
+        <w:t>App.jsx</w:t>
+      </w:r>
+      <w:proofErr w:type="spellEnd"/>
+      <w:r>
+        <w:t xml:space="preserve">, we can now simplify the </w:t>
+      </w:r>
+      <w:proofErr w:type="spellStart"/>
+      <w:r>
+        <w:t>ControlBar</w:t>
+      </w:r>
+      <w:proofErr w:type="spellEnd"/>
+      <w:r>
+        <w:t xml:space="preserve"> component call:</w:t>
       </w:r>
     </w:p>
     <w:p>
@@ -3569,1076 +7007,86 @@
         <w:rPr>
           <w:lang w:val="en-US"/>
         </w:rPr>
-        <w:t xml:space="preserve">    </w:t>
-      </w:r>
-      <w:r>
-        <w:rPr>
-          <w:lang w:val="en-US"/>
-        </w:rPr>
-        <w:t>&lt;Provider store={store}&gt;</w:t>
-      </w:r>
-    </w:p>
-    <w:p>
-      <w:pPr>
-        <w:pStyle w:val="Code"/>
-        <w:rPr>
-          <w:lang w:val="fr-FR"/>
-        </w:rPr>
-      </w:pPr>
-      <w:r>
-        <w:rPr>
-          <w:lang w:val="en-US"/>
-        </w:rPr>
-        <w:t xml:space="preserve">        </w:t>
-      </w:r>
-      <w:r>
-        <w:rPr>
-          <w:lang w:val="fr-FR"/>
-        </w:rPr>
-        <w:t>&lt;App /&gt;</w:t>
-      </w:r>
-    </w:p>
-    <w:p>
-      <w:pPr>
-        <w:pStyle w:val="Code"/>
-        <w:rPr>
-          <w:lang w:val="fr-FR"/>
-        </w:rPr>
-      </w:pPr>
-      <w:r>
-        <w:rPr>
-          <w:lang w:val="fr-FR"/>
-        </w:rPr>
-        <w:t xml:space="preserve">    &lt;/Provider&gt;</w:t>
-      </w:r>
-    </w:p>
-    <w:p>
-      <w:pPr>
-        <w:pStyle w:val="Code"/>
-        <w:rPr>
-          <w:lang w:val="fr-FR"/>
-        </w:rPr>
-      </w:pPr>
-      <w:r>
-        <w:rPr>
-          <w:lang w:val="fr-FR"/>
-        </w:rPr>
-        <w:t>)</w:t>
-      </w:r>
-    </w:p>
-    <w:p>
-      <w:pPr>
-        <w:rPr>
-          <w:lang w:val="fr-FR"/>
-        </w:rPr>
-      </w:pPr>
-      <w:r>
-        <w:rPr>
-          <w:lang w:val="fr-FR"/>
-        </w:rPr>
-        <w:t>Nous allons ensuite créer un r</w:t>
-      </w:r>
-      <w:r>
-        <w:rPr>
-          <w:lang w:val="fr-FR"/>
-        </w:rPr>
-        <w:t>educer pour définir le modèle de la barre de contrôle et les actions associées (Model et Controller du paradigme MVC).</w:t>
-      </w:r>
-    </w:p>
-    <w:p>
-      <w:pPr>
-        <w:rPr>
-          <w:lang w:val="fr-FR"/>
-        </w:rPr>
-      </w:pPr>
-      <w:r>
-        <w:rPr>
-          <w:lang w:val="fr-FR"/>
-        </w:rPr>
-        <w:t>Créer le ficher src/redux/ConfigSlice.js et ajouter le code :</w:t>
-      </w:r>
-    </w:p>
-    <w:p>
-      <w:pPr>
-        <w:pStyle w:val="Code"/>
-        <w:rPr>
-          <w:lang w:val="en-US"/>
-        </w:rPr>
-      </w:pPr>
-      <w:r>
-        <w:rPr>
-          <w:lang w:val="en-US"/>
-        </w:rPr>
-        <w:t>import { createSlice } from '@reduxjs/toolkit'</w:t>
-      </w:r>
-    </w:p>
-    <w:p>
-      <w:pPr>
-        <w:pStyle w:val="Code"/>
-        <w:rPr>
-          <w:lang w:val="en-US"/>
-        </w:rPr>
-      </w:pPr>
-    </w:p>
-    <w:p>
-      <w:pPr>
-        <w:pStyle w:val="Code"/>
-        <w:rPr>
-          <w:lang w:val="en-US"/>
-        </w:rPr>
-      </w:pPr>
-      <w:r>
-        <w:rPr>
-          <w:lang w:val="en-US"/>
-        </w:rPr>
-        <w:t>// createSlice declares the init state and reducer actions for a data slice</w:t>
-      </w:r>
-    </w:p>
-    <w:p>
-      <w:pPr>
-        <w:pStyle w:val="Code"/>
-        <w:rPr>
-          <w:lang w:val="en-US"/>
-        </w:rPr>
-      </w:pPr>
-      <w:r>
-        <w:rPr>
-          <w:lang w:val="en-US"/>
-        </w:rPr>
-        <w:t>export const configSlice = createSlice({</w:t>
-      </w:r>
-    </w:p>
-    <w:p>
-      <w:pPr>
-        <w:pStyle w:val="Code"/>
-        <w:rPr>
-          <w:lang w:val="en-US"/>
-        </w:rPr>
-      </w:pPr>
-      <w:r>
-        <w:rPr>
-          <w:lang w:val="en-US"/>
-        </w:rPr>
-        <w:t xml:space="preserve">    name: 'config',</w:t>
-      </w:r>
-    </w:p>
-    <w:p>
-      <w:pPr>
-        <w:pStyle w:val="Code"/>
-        <w:rPr>
-          <w:lang w:val="en-US"/>
-        </w:rPr>
-      </w:pPr>
-      <w:r>
-        <w:rPr>
-          <w:lang w:val="en-US"/>
-        </w:rPr>
-        <w:t xml:space="preserve">    initialState: {nbRows: 4, nbCols: 4, hoveredCell:{}},</w:t>
-      </w:r>
-    </w:p>
-    <w:p>
-      <w:pPr>
-        <w:pStyle w:val="Code"/>
-        <w:rPr>
-          <w:lang w:val="en-US"/>
-        </w:rPr>
-      </w:pPr>
-      <w:r>
-        <w:rPr>
-          <w:lang w:val="en-US"/>
-        </w:rPr>
-        <w:t xml:space="preserve">    reducers: {</w:t>
-      </w:r>
-    </w:p>
-    <w:p>
-      <w:pPr>
-        <w:pStyle w:val="Code"/>
-        <w:rPr>
-          <w:lang w:val="en-US"/>
-        </w:rPr>
-      </w:pPr>
-      <w:r>
-        <w:rPr>
-          <w:lang w:val="en-US"/>
-        </w:rPr>
-        <w:t xml:space="preserve">        updateNbRowsAndCols: (state, action) =&gt; {</w:t>
-      </w:r>
-    </w:p>
-    <w:p>
-      <w:pPr>
-        <w:pStyle w:val="Code"/>
-        <w:rPr>
-          <w:lang w:val="en-US"/>
-        </w:rPr>
-      </w:pPr>
-      <w:r>
-        <w:rPr>
-          <w:lang w:val="en-US"/>
-        </w:rPr>
-        <w:t xml:space="preserve">            return {...state, nbRows:action.payload.nbRows, nbCols:action.payload.nbCols};</w:t>
-      </w:r>
-    </w:p>
-    <w:p>
-      <w:pPr>
-        <w:pStyle w:val="Code"/>
-        <w:rPr>
-          <w:lang w:val="en-US"/>
-        </w:rPr>
-      </w:pPr>
-      <w:r>
-        <w:rPr>
-          <w:lang w:val="en-US"/>
-        </w:rPr>
-        <w:t xml:space="preserve">        },</w:t>
-      </w:r>
-    </w:p>
-    <w:p>
-      <w:pPr>
-        <w:pStyle w:val="Code"/>
-        <w:rPr>
-          <w:lang w:val="en-US"/>
-        </w:rPr>
-      </w:pPr>
-      <w:r>
-        <w:rPr>
-          <w:lang w:val="en-US"/>
-        </w:rPr>
-        <w:t xml:space="preserve">        updateHoveredCell: (state, action) =&gt; {</w:t>
-      </w:r>
-    </w:p>
-    <w:p>
-      <w:pPr>
-        <w:pStyle w:val="Code"/>
-        <w:rPr>
-          <w:lang w:val="en-US"/>
-        </w:rPr>
-      </w:pPr>
-      <w:r>
-        <w:rPr>
-          <w:lang w:val="en-US"/>
-        </w:rPr>
-        <w:t xml:space="preserve">            return {...state, hoveredCell:action.payload};</w:t>
-      </w:r>
-    </w:p>
-    <w:p>
-      <w:pPr>
-        <w:pStyle w:val="Code"/>
-        <w:rPr>
-          <w:lang w:val="en-US"/>
-        </w:rPr>
-      </w:pPr>
-      <w:r>
-        <w:rPr>
-          <w:lang w:val="en-US"/>
-        </w:rPr>
-        <w:t xml:space="preserve">        },</w:t>
-      </w:r>
-    </w:p>
-    <w:p>
-      <w:pPr>
-        <w:pStyle w:val="Code"/>
-        <w:rPr>
-          <w:lang w:val="en-US"/>
-        </w:rPr>
-      </w:pPr>
-      <w:r>
-        <w:rPr>
-          <w:lang w:val="en-US"/>
-        </w:rPr>
-        <w:t xml:space="preserve">    }</w:t>
-      </w:r>
-    </w:p>
-    <w:p>
-      <w:pPr>
-        <w:pStyle w:val="Code"/>
-        <w:rPr>
-          <w:lang w:val="en-US"/>
-        </w:rPr>
-      </w:pPr>
-      <w:r>
-        <w:rPr>
-          <w:lang w:val="en-US"/>
-        </w:rPr>
-        <w:t>})</w:t>
-      </w:r>
-    </w:p>
-    <w:p>
-      <w:pPr>
-        <w:pStyle w:val="Code"/>
-        <w:rPr>
-          <w:lang w:val="en-US"/>
-        </w:rPr>
-      </w:pPr>
-    </w:p>
-    <w:p>
-      <w:pPr>
-        <w:pStyle w:val="Code"/>
-        <w:rPr>
-          <w:lang w:val="en-US"/>
-        </w:rPr>
-      </w:pPr>
-      <w:r>
-        <w:rPr>
-          <w:lang w:val="en-US"/>
-        </w:rPr>
-        <w:t>// Action creators are generated for each case reducer function</w:t>
-      </w:r>
-    </w:p>
-    <w:p>
-      <w:pPr>
-        <w:pStyle w:val="Code"/>
-        <w:rPr>
-          <w:lang w:val="en-US"/>
-        </w:rPr>
-      </w:pPr>
-      <w:r>
-        <w:rPr>
-          <w:lang w:val="en-US"/>
-        </w:rPr>
-        <w:t>export const { updateNbRowsAndCols, updateHoveredCell } = configSlice.actions</w:t>
-      </w:r>
-    </w:p>
-    <w:p>
-      <w:pPr>
-        <w:pStyle w:val="Code"/>
-        <w:rPr>
-          <w:lang w:val="en-US"/>
-        </w:rPr>
-      </w:pPr>
-    </w:p>
-    <w:p>
-      <w:pPr>
-        <w:pStyle w:val="Code"/>
-        <w:rPr>
-          <w:lang w:val="en-US"/>
-        </w:rPr>
-      </w:pPr>
-      <w:r>
-        <w:rPr>
-          <w:lang w:val="en-US"/>
-        </w:rPr>
-        <w:t>// return the reducer by default</w:t>
-      </w:r>
-    </w:p>
-    <w:p>
-      <w:pPr>
-        <w:pStyle w:val="Code"/>
-        <w:rPr>
-          <w:lang w:val="en-US"/>
-        </w:rPr>
-      </w:pPr>
-      <w:r>
-        <w:rPr>
-          <w:lang w:val="en-US"/>
-        </w:rPr>
-        <w:t>export default configSlice.reducer</w:t>
-      </w:r>
-    </w:p>
-    <w:p>
-      <w:pPr>
-        <w:rPr>
-          <w:lang w:val="fr-FR"/>
-        </w:rPr>
-      </w:pPr>
-      <w:r>
-        <w:rPr>
-          <w:lang w:val="fr-FR"/>
-        </w:rPr>
-        <w:t>On peut maintenant declarer le r</w:t>
-      </w:r>
-      <w:r>
-        <w:rPr>
-          <w:lang w:val="fr-FR"/>
-        </w:rPr>
-        <w:t>educer dans store.js :</w:t>
-      </w:r>
-    </w:p>
-    <w:p>
-      <w:pPr>
-        <w:pStyle w:val="Code"/>
-        <w:rPr>
-          <w:lang w:val="en-US"/>
-        </w:rPr>
-      </w:pPr>
-      <w:r>
-        <w:rPr>
-          <w:lang w:val="en-US"/>
-        </w:rPr>
-        <w:t>import { configureStore } from '@reduxjs/toolkit'</w:t>
-      </w:r>
-    </w:p>
-    <w:p>
-      <w:pPr>
-        <w:pStyle w:val="Code"/>
-        <w:rPr>
-          <w:lang w:val="en-US"/>
-        </w:rPr>
-      </w:pPr>
-      <w:r>
-        <w:rPr>
-          <w:lang w:val="en-US"/>
-        </w:rPr>
-        <w:t>import configReducer from './redux/ConfigSlice'</w:t>
-      </w:r>
-    </w:p>
-    <w:p>
-      <w:pPr>
-        <w:pStyle w:val="Code"/>
-        <w:rPr>
-          <w:lang w:val="en-US"/>
-        </w:rPr>
-      </w:pPr>
-    </w:p>
-    <w:p>
-      <w:pPr>
-        <w:pStyle w:val="Code"/>
-        <w:rPr>
-          <w:lang w:val="en-US"/>
-        </w:rPr>
-      </w:pPr>
-      <w:r>
-        <w:rPr>
-          <w:lang w:val="en-US"/>
-        </w:rPr>
-        <w:t>export default configureStore({</w:t>
-      </w:r>
-    </w:p>
-    <w:p>
-      <w:pPr>
-        <w:pStyle w:val="Code"/>
-        <w:rPr>
-          <w:lang w:val="en-US"/>
-        </w:rPr>
-      </w:pPr>
-      <w:r>
-        <w:rPr>
-          <w:lang w:val="en-US"/>
-        </w:rPr>
-        <w:t xml:space="preserve">    reducer: {</w:t>
-      </w:r>
-    </w:p>
-    <w:p>
-      <w:pPr>
-        <w:pStyle w:val="Code"/>
-        <w:rPr>
-          <w:lang w:val="en-US"/>
-        </w:rPr>
-      </w:pPr>
-      <w:r>
-        <w:rPr>
-          <w:lang w:val="en-US"/>
-        </w:rPr>
-        <w:t xml:space="preserve">        config: configReducer,</w:t>
-      </w:r>
-    </w:p>
-    <w:p>
-      <w:pPr>
-        <w:pStyle w:val="Code"/>
-        <w:rPr>
-          <w:lang w:val="fr-FR"/>
-        </w:rPr>
-      </w:pPr>
-      <w:r>
-        <w:rPr>
-          <w:lang w:val="en-US"/>
-        </w:rPr>
-        <w:t xml:space="preserve">    </w:t>
-      </w:r>
-      <w:r>
-        <w:rPr>
-          <w:lang w:val="fr-FR"/>
-        </w:rPr>
-        <w:t>}</w:t>
-      </w:r>
-    </w:p>
-    <w:p>
-      <w:pPr>
-        <w:pStyle w:val="Code"/>
-        <w:keepNext w:val="0"/>
-        <w:rPr>
-          <w:lang w:val="fr-FR"/>
-        </w:rPr>
-      </w:pPr>
-      <w:r>
-        <w:rPr>
-          <w:lang w:val="fr-FR"/>
-        </w:rPr>
-        <w:t>})</w:t>
-      </w:r>
-    </w:p>
-    <w:p>
-      <w:pPr>
-        <w:keepNext/>
-        <w:rPr>
-          <w:lang w:val="en-GB"/>
-        </w:rPr>
-      </w:pPr>
-      <w:r>
-        <w:rPr>
-          <w:lang w:val="en-GB"/>
-        </w:rPr>
-        <w:lastRenderedPageBreak/>
-        <w:t>We can retrieve the model inside our React components, for example in ControlBar.jsx, by using Redux’s useSelector Hook function:</w:t>
-      </w:r>
-    </w:p>
-    <w:p>
-      <w:pPr>
-        <w:pStyle w:val="Code"/>
-        <w:rPr>
-          <w:lang w:val="en-US"/>
-        </w:rPr>
-      </w:pPr>
-      <w:r>
-        <w:rPr>
-          <w:lang w:val="en-US"/>
-        </w:rPr>
-        <w:t>import { useSelector</w:t>
-      </w:r>
-      <w:r>
-        <w:rPr>
-          <w:lang w:val="en-US"/>
-        </w:rPr>
-        <w:t xml:space="preserve"> </w:t>
-      </w:r>
-      <w:r>
-        <w:rPr>
-          <w:lang w:val="en-US"/>
-        </w:rPr>
-        <w:t>} from "react-redux";</w:t>
-      </w:r>
-    </w:p>
-    <w:p>
-      <w:pPr>
-        <w:pStyle w:val="Code"/>
-        <w:rPr>
-          <w:lang w:val="en-US"/>
-        </w:rPr>
-      </w:pPr>
-      <w:r>
-        <w:rPr>
-          <w:lang w:val="en-US"/>
-        </w:rPr>
+        <w:t xml:space="preserve">        &lt;div id="control-bar-container"&gt;</w:t>
+      </w:r>
+    </w:p>
+    <w:p>
+      <w:pPr>
+        <w:pStyle w:val="Code"/>
+      </w:pPr>
+      <w:r>
+        <w:rPr>
+          <w:lang w:val="en-GB"/>
+        </w:rPr>
+        <w:t xml:space="preserve">            </w:t>
+      </w:r>
+      <w:r>
+        <w:t>&lt;</w:t>
+      </w:r>
+      <w:proofErr w:type="spellStart"/>
+      <w:r>
+        <w:t>ControlBar</w:t>
+      </w:r>
+      <w:proofErr w:type="spellEnd"/>
+      <w:r>
+        <w:t>/&gt;</w:t>
+      </w:r>
+    </w:p>
+    <w:p>
+      <w:pPr>
+        <w:pStyle w:val="Code"/>
+      </w:pPr>
+      <w:r>
+        <w:t xml:space="preserve">        &lt;/div&gt;</w:t>
+      </w:r>
+    </w:p>
+    <w:p>
+      <w:pPr>
+        <w:pStyle w:val="Code"/>
+      </w:pPr>
+      <w:r>
         <w:t>...</w:t>
       </w:r>
     </w:p>
     <w:p>
       <w:pPr>
-        <w:pStyle w:val="Code"/>
-        <w:rPr>
-          <w:lang w:val="en-GB"/>
-        </w:rPr>
-      </w:pPr>
-      <w:r>
-        <w:rPr>
-          <w:lang w:val="en-US"/>
-        </w:rPr>
-        <w:t>function ControlBar(</w:t>
-      </w:r>
-      <w:r>
-        <w:rPr>
-          <w:lang w:val="en-GB"/>
-        </w:rPr>
-        <w:t>{onSubmitGenAction}</w:t>
-      </w:r>
-      <w:r>
-        <w:rPr>
-          <w:lang w:val="en-US"/>
-        </w:rPr>
-        <w:t>){</w:t>
-      </w:r>
-    </w:p>
-    <w:p>
-      <w:pPr>
-        <w:pStyle w:val="Code"/>
-        <w:rPr>
-          <w:lang w:val="en-US"/>
-        </w:rPr>
-      </w:pPr>
-      <w:r>
-        <w:rPr>
-          <w:lang w:val="en-US"/>
-        </w:rPr>
-        <w:t xml:space="preserve">    </w:t>
-      </w:r>
-      <w:r>
-        <w:rPr>
-          <w:lang w:val="en-US"/>
-        </w:rPr>
-        <w:t>// config being the name used in store.js</w:t>
-      </w:r>
-    </w:p>
-    <w:p>
-      <w:pPr>
-        <w:pStyle w:val="Code"/>
-        <w:rPr>
-          <w:lang w:val="en-US"/>
-        </w:rPr>
-      </w:pPr>
-      <w:r>
-        <w:rPr>
-          <w:lang w:val="en-US"/>
-        </w:rPr>
-        <w:t xml:space="preserve">    </w:t>
-      </w:r>
-      <w:r>
-        <w:rPr>
-          <w:lang w:val="en-US"/>
-        </w:rPr>
-        <w:t>const genConfig</w:t>
-      </w:r>
-      <w:r>
-        <w:rPr>
-          <w:lang w:val="en-US"/>
-        </w:rPr>
-        <w:t>Data</w:t>
-      </w:r>
-      <w:r>
-        <w:rPr>
-          <w:lang w:val="en-US"/>
-        </w:rPr>
-        <w:t xml:space="preserve"> = useSelector(state=&gt;state.config);</w:t>
-      </w:r>
-    </w:p>
-    <w:p>
-      <w:pPr>
-        <w:pStyle w:val="Code"/>
-        <w:rPr>
-          <w:lang w:val="fr-FR"/>
-        </w:rPr>
-      </w:pPr>
-      <w:r>
-        <w:rPr>
-          <w:lang w:val="fr-FR"/>
-        </w:rPr>
-        <w:t>...</w:t>
-      </w:r>
-    </w:p>
-    <w:p>
-      <w:pPr>
-        <w:rPr>
-          <w:lang w:val="en-GB"/>
-        </w:rPr>
-      </w:pPr>
-      <w:r>
-        <w:t>We can therefore remove the property passed as a parameter to ControlBar.</w:t>
-      </w:r>
-      <w:r>
-        <w:rPr>
-          <w:lang w:val="en-GB"/>
-        </w:rPr>
-        <w:t xml:space="preserve"> </w:t>
-      </w:r>
-    </w:p>
-    <w:p>
-      <w:pPr>
-        <w:rPr>
-          <w:lang w:val="en-GB"/>
-        </w:rPr>
-      </w:pPr>
-      <w:r>
-        <w:rPr>
-          <w:lang w:val="en-GB"/>
-        </w:rPr>
-        <w:t>We now need to use the reducer’s updateNbRowsAndCols action by means of the useDispatch Hook:</w:t>
-      </w:r>
-    </w:p>
-    <w:p>
-      <w:pPr>
-        <w:pStyle w:val="Code"/>
-        <w:rPr>
-          <w:lang w:val="en-US"/>
-        </w:rPr>
-      </w:pPr>
-      <w:r>
-        <w:rPr>
-          <w:lang w:val="en-US"/>
-        </w:rPr>
-        <w:t>import { useSelector, useDispatch } from "react-redux";</w:t>
-      </w:r>
-    </w:p>
-    <w:p>
-      <w:pPr>
-        <w:pStyle w:val="Code"/>
-        <w:rPr>
-          <w:lang w:val="en-US"/>
-        </w:rPr>
-      </w:pPr>
-      <w:r>
-        <w:rPr>
-          <w:lang w:val="en-US"/>
-        </w:rPr>
-        <w:t>import { updateNbRowsAndCols } from "../../redux/ConfigSlice";</w:t>
-      </w:r>
-    </w:p>
-    <w:p>
-      <w:pPr>
-        <w:pStyle w:val="Code"/>
-        <w:rPr>
-          <w:lang w:val="en-US"/>
-        </w:rPr>
-      </w:pPr>
-    </w:p>
-    <w:p>
-      <w:pPr>
-        <w:pStyle w:val="Code"/>
-        <w:rPr>
-          <w:lang w:val="en-US"/>
-        </w:rPr>
-      </w:pPr>
-      <w:r>
-        <w:rPr>
-          <w:lang w:val="en-US"/>
-        </w:rPr>
-        <w:t>function ControlBar(){</w:t>
-      </w:r>
-    </w:p>
-    <w:p>
-      <w:pPr>
-        <w:pStyle w:val="Code"/>
-        <w:rPr>
-          <w:lang w:val="en-US"/>
-        </w:rPr>
-      </w:pPr>
-      <w:r>
-        <w:rPr>
-          <w:lang w:val="en-US"/>
-        </w:rPr>
-        <w:t xml:space="preserve">    // config in state.config being the name used for the reducer in store.js</w:t>
-      </w:r>
-    </w:p>
-    <w:p>
-      <w:pPr>
-        <w:pStyle w:val="Code"/>
-        <w:rPr>
-          <w:lang w:val="en-US"/>
-        </w:rPr>
-      </w:pPr>
-      <w:r>
-        <w:rPr>
-          <w:lang w:val="en-US"/>
-        </w:rPr>
-        <w:t xml:space="preserve">    const genConfigData = useSelector(state=&gt;state.config);</w:t>
-      </w:r>
-    </w:p>
-    <w:p>
-      <w:pPr>
-        <w:pStyle w:val="Code"/>
-        <w:rPr>
-          <w:lang w:val="en-US"/>
-        </w:rPr>
-      </w:pPr>
-      <w:r>
-        <w:rPr>
-          <w:lang w:val="en-US"/>
-        </w:rPr>
-        <w:t xml:space="preserve">    const dispatch = useDispatch();</w:t>
-      </w:r>
-    </w:p>
-    <w:p>
-      <w:pPr>
-        <w:pStyle w:val="Code"/>
-        <w:rPr>
-          <w:lang w:val="en-US"/>
-        </w:rPr>
-      </w:pPr>
-    </w:p>
-    <w:p>
-      <w:pPr>
-        <w:pStyle w:val="Code"/>
-        <w:rPr>
-          <w:lang w:val="en-US"/>
-        </w:rPr>
-      </w:pPr>
-      <w:r>
-        <w:rPr>
-          <w:lang w:val="en-US"/>
-        </w:rPr>
-        <w:t xml:space="preserve">    const handleOnSubmit = function(event){</w:t>
-      </w:r>
-    </w:p>
-    <w:p>
-      <w:pPr>
-        <w:pStyle w:val="Code"/>
-        <w:rPr>
-          <w:lang w:val="en-US"/>
-        </w:rPr>
-      </w:pPr>
-      <w:r>
-        <w:rPr>
-          <w:lang w:val="en-US"/>
-        </w:rPr>
-        <w:t>…</w:t>
-      </w:r>
-    </w:p>
-    <w:p>
-      <w:pPr>
-        <w:pStyle w:val="Code"/>
-        <w:rPr>
-          <w:lang w:val="en-US"/>
-        </w:rPr>
-      </w:pPr>
-      <w:r>
-        <w:rPr>
-          <w:lang w:val="en-US"/>
-        </w:rPr>
-        <w:t xml:space="preserve">        const formJSON = Object.fromEntries(formData.entries());</w:t>
-      </w:r>
-    </w:p>
-    <w:p>
-      <w:pPr>
-        <w:pStyle w:val="Code"/>
-        <w:rPr>
-          <w:lang w:val="en-US"/>
-        </w:rPr>
-      </w:pPr>
-      <w:r>
-        <w:rPr>
-          <w:lang w:val="en-US"/>
-        </w:rPr>
-        <w:t xml:space="preserve">        // onSubmitGenAction(formJSON)</w:t>
-      </w:r>
-    </w:p>
-    <w:p>
-      <w:pPr>
-        <w:pStyle w:val="Code"/>
-        <w:rPr>
-          <w:lang w:val="en-US"/>
-        </w:rPr>
-      </w:pPr>
-      <w:r>
-        <w:rPr>
-          <w:lang w:val="en-US"/>
-        </w:rPr>
-        <w:t xml:space="preserve">        const genConfig = {</w:t>
-      </w:r>
-    </w:p>
-    <w:p>
-      <w:pPr>
-        <w:pStyle w:val="Code"/>
-        <w:rPr>
-          <w:lang w:val="en-US"/>
-        </w:rPr>
-      </w:pPr>
-      <w:r>
-        <w:rPr>
-          <w:lang w:val="en-US"/>
-        </w:rPr>
-        <w:t xml:space="preserve">            </w:t>
-      </w:r>
-      <w:r>
-        <w:rPr>
-          <w:lang w:val="en-US"/>
-        </w:rPr>
-        <w:t>nbRows: parseInt(formJSON.nbRows),</w:t>
-      </w:r>
-    </w:p>
-    <w:p>
-      <w:pPr>
-        <w:pStyle w:val="Code"/>
-        <w:rPr>
-          <w:lang w:val="en-US"/>
-        </w:rPr>
-      </w:pPr>
-      <w:r>
-        <w:rPr>
-          <w:lang w:val="en-US"/>
-        </w:rPr>
-        <w:t xml:space="preserve">           </w:t>
-      </w:r>
-      <w:r>
-        <w:rPr>
-          <w:lang w:val="en-US"/>
-        </w:rPr>
-        <w:t xml:space="preserve"> nbCols: parseInt(formJSON.nb</w:t>
-      </w:r>
-      <w:r>
-        <w:rPr>
-          <w:lang w:val="en-US"/>
-        </w:rPr>
-        <w:t>Col</w:t>
-      </w:r>
-      <w:r>
-        <w:rPr>
-          <w:lang w:val="en-US"/>
-        </w:rPr>
-        <w:t>s)</w:t>
-      </w:r>
-    </w:p>
-    <w:p>
-      <w:pPr>
-        <w:pStyle w:val="Code"/>
-        <w:rPr>
-          <w:lang w:val="fr-FR"/>
-        </w:rPr>
-      </w:pPr>
-      <w:r>
-        <w:rPr>
-          <w:lang w:val="en-US"/>
-        </w:rPr>
-        <w:t xml:space="preserve">        </w:t>
-      </w:r>
-      <w:r>
-        <w:rPr>
-          <w:lang w:val="fr-FR"/>
-        </w:rPr>
-        <w:t>}</w:t>
-      </w:r>
-    </w:p>
-    <w:p>
-      <w:pPr>
-        <w:pStyle w:val="Code"/>
-        <w:rPr>
-          <w:lang w:val="fr-FR"/>
-        </w:rPr>
-      </w:pPr>
-      <w:r>
-        <w:rPr>
-          <w:lang w:val="fr-FR"/>
-        </w:rPr>
-        <w:t xml:space="preserve">        dispatch(updateNbRowsAndCols(genConfig));</w:t>
-      </w:r>
-    </w:p>
-    <w:p>
-      <w:pPr>
-        <w:pStyle w:val="Code"/>
-        <w:rPr>
-          <w:lang w:val="fr-FR"/>
-        </w:rPr>
-      </w:pPr>
-      <w:r>
-        <w:rPr>
-          <w:lang w:val="fr-FR"/>
-        </w:rPr>
-        <w:t xml:space="preserve">    }</w:t>
-      </w:r>
-    </w:p>
-    <w:p>
-      <w:pPr>
-        <w:pStyle w:val="Code"/>
-        <w:rPr>
-          <w:lang w:val="fr-FR"/>
-        </w:rPr>
-      </w:pPr>
-      <w:r>
-        <w:rPr>
-          <w:lang w:val="fr-FR"/>
-        </w:rPr>
-        <w:t>…</w:t>
-      </w:r>
-    </w:p>
-    <w:p>
-      <w:pPr>
-        <w:rPr>
-          <w:lang w:val="en-GB"/>
-        </w:rPr>
-      </w:pPr>
-      <w:r>
-        <w:t>We no longer need the onSubmitGenAction function that was</w:t>
-      </w:r>
-      <w:r>
-        <w:t xml:space="preserve"> initially</w:t>
-      </w:r>
-      <w:r>
-        <w:t xml:space="preserve"> passed as a prop to the ControlBar component.</w:t>
-      </w:r>
-    </w:p>
-    <w:p>
-      <w:pPr>
-        <w:rPr>
-          <w:lang w:val="en-GB"/>
-        </w:rPr>
-      </w:pPr>
-      <w:r>
-        <w:t>In App.jsx, we can now simplify the ControlBar component call:</w:t>
-      </w:r>
-    </w:p>
-    <w:p>
-      <w:pPr>
-        <w:pStyle w:val="Code"/>
-        <w:rPr>
-          <w:lang w:val="en-US"/>
-        </w:rPr>
-      </w:pPr>
-      <w:r>
-        <w:rPr>
-          <w:lang w:val="en-US"/>
-        </w:rPr>
-        <w:t>...</w:t>
-      </w:r>
-    </w:p>
-    <w:p>
-      <w:pPr>
-        <w:pStyle w:val="Code"/>
-        <w:rPr>
-          <w:lang w:val="en-US"/>
-        </w:rPr>
-      </w:pPr>
-      <w:r>
-        <w:rPr>
-          <w:lang w:val="en-US"/>
-        </w:rPr>
-        <w:t xml:space="preserve">        &lt;div id="control-bar-container"&gt;</w:t>
-      </w:r>
-    </w:p>
-    <w:p>
-      <w:pPr>
-        <w:pStyle w:val="Code"/>
-        <w:rPr>
-          <w:lang w:val="fr-FR"/>
-        </w:rPr>
-      </w:pPr>
-      <w:r>
-        <w:rPr>
-          <w:lang w:val="en-GB"/>
-        </w:rPr>
-        <w:t xml:space="preserve">            </w:t>
-      </w:r>
-      <w:r>
-        <w:rPr>
-          <w:lang w:val="fr-FR"/>
-        </w:rPr>
-        <w:t>&lt;ControlBar/&gt;</w:t>
-      </w:r>
-    </w:p>
-    <w:p>
-      <w:pPr>
-        <w:pStyle w:val="Code"/>
-        <w:rPr>
-          <w:lang w:val="fr-FR"/>
-        </w:rPr>
-      </w:pPr>
-      <w:r>
-        <w:rPr>
-          <w:lang w:val="fr-FR"/>
-        </w:rPr>
-        <w:t xml:space="preserve">        &lt;/div&gt;</w:t>
-      </w:r>
-    </w:p>
-    <w:p>
-      <w:pPr>
-        <w:pStyle w:val="Code"/>
-        <w:rPr>
-          <w:lang w:val="fr-FR"/>
-        </w:rPr>
-      </w:pPr>
-      <w:r>
-        <w:rPr>
-          <w:lang w:val="fr-FR"/>
-        </w:rPr>
-        <w:t>...</w:t>
-      </w:r>
-    </w:p>
-    <w:p>
-      <w:pPr>
-        <w:rPr>
-          <w:lang w:val="en-GB"/>
-        </w:rPr>
-      </w:pPr>
-      <w:r>
-        <w:rPr>
-          <w:lang w:val="en-GB"/>
-        </w:rPr>
-        <w:t xml:space="preserve">In the interface, if we change the number of rows and columns — for example, 8 rows and 10 columns — only the label « NbRows: 8 NbCols: 10 » </w:t>
+        <w:rPr>
+          <w:lang w:val="en-GB"/>
+        </w:rPr>
+      </w:pPr>
+      <w:r>
+        <w:rPr>
+          <w:lang w:val="en-GB"/>
+        </w:rPr>
+        <w:t>In the interface, if we change the number of rows and columns — for example, 8 rows and 10 columns — only the label « </w:t>
+      </w:r>
+      <w:proofErr w:type="spellStart"/>
+      <w:r>
+        <w:rPr>
+          <w:lang w:val="en-GB"/>
+        </w:rPr>
+        <w:t>NbRows</w:t>
+      </w:r>
+      <w:proofErr w:type="spellEnd"/>
+      <w:r>
+        <w:rPr>
+          <w:lang w:val="en-GB"/>
+        </w:rPr>
+        <w:t>: 8 </w:t>
+      </w:r>
+      <w:proofErr w:type="spellStart"/>
+      <w:r>
+        <w:rPr>
+          <w:lang w:val="en-GB"/>
+        </w:rPr>
+        <w:t>NbCols</w:t>
+      </w:r>
+      <w:proofErr w:type="spellEnd"/>
+      <w:r>
+        <w:rPr>
+          <w:lang w:val="en-GB"/>
+        </w:rPr>
+        <w:t xml:space="preserve">: 10 » </w:t>
       </w:r>
       <w:r>
         <w:t>is updated.</w:t>
@@ -4677,61 +7125,187 @@
         </w:rPr>
         <w:t xml:space="preserve"> </w:t>
       </w:r>
-      <w:r>
-        <w:rPr>
-          <w:lang w:val="en-GB"/>
-        </w:rPr>
-        <w:t>src/redux/MatrixSlice.js :</w:t>
-      </w:r>
-    </w:p>
-    <w:p>
-      <w:pPr>
-        <w:pStyle w:val="Code"/>
-        <w:rPr>
-          <w:lang w:val="en-US"/>
-        </w:rPr>
-      </w:pPr>
-      <w:r>
-        <w:rPr>
-          <w:lang w:val="en-US"/>
-        </w:rPr>
-        <w:t>import { createSlice } from '@reduxjs/toolkit'</w:t>
-      </w:r>
-    </w:p>
-    <w:p>
-      <w:pPr>
-        <w:pStyle w:val="Code"/>
-        <w:rPr>
-          <w:lang w:val="en-US"/>
-        </w:rPr>
-      </w:pPr>
-      <w:r>
-        <w:rPr>
-          <w:lang w:val="en-US"/>
-        </w:rPr>
-        <w:t>import { genGridData } from "../utils/helper";</w:t>
-      </w:r>
-    </w:p>
-    <w:p>
-      <w:pPr>
-        <w:pStyle w:val="Code"/>
-        <w:rPr>
-          <w:lang w:val="en-US"/>
-        </w:rPr>
-      </w:pPr>
-    </w:p>
-    <w:p>
-      <w:pPr>
-        <w:pStyle w:val="Code"/>
-        <w:rPr>
-          <w:lang w:val="en-US"/>
-        </w:rPr>
-      </w:pPr>
-      <w:r>
-        <w:rPr>
-          <w:lang w:val="en-US"/>
-        </w:rPr>
-        <w:t>export const matrixSlice = createSlice({</w:t>
+      <w:proofErr w:type="spellStart"/>
+      <w:proofErr w:type="gramStart"/>
+      <w:r>
+        <w:rPr>
+          <w:lang w:val="en-GB"/>
+        </w:rPr>
+        <w:t>src</w:t>
+      </w:r>
+      <w:proofErr w:type="spellEnd"/>
+      <w:r>
+        <w:rPr>
+          <w:lang w:val="en-GB"/>
+        </w:rPr>
+        <w:t>/redux/MatrixSlice.js :</w:t>
+      </w:r>
+      <w:proofErr w:type="gramEnd"/>
+    </w:p>
+    <w:p>
+      <w:pPr>
+        <w:pStyle w:val="Code"/>
+        <w:rPr>
+          <w:lang w:val="en-US"/>
+        </w:rPr>
+      </w:pPr>
+      <w:r>
+        <w:rPr>
+          <w:lang w:val="en-US"/>
+        </w:rPr>
+        <w:t xml:space="preserve">import </w:t>
+      </w:r>
+      <w:proofErr w:type="gramStart"/>
+      <w:r>
+        <w:rPr>
+          <w:lang w:val="en-US"/>
+        </w:rPr>
+        <w:t xml:space="preserve">{ </w:t>
+      </w:r>
+      <w:proofErr w:type="spellStart"/>
+      <w:r>
+        <w:rPr>
+          <w:lang w:val="en-US"/>
+        </w:rPr>
+        <w:t>createSlice</w:t>
+      </w:r>
+      <w:proofErr w:type="spellEnd"/>
+      <w:proofErr w:type="gramEnd"/>
+      <w:r>
+        <w:rPr>
+          <w:lang w:val="en-US"/>
+        </w:rPr>
+        <w:t xml:space="preserve"> } from '@</w:t>
+      </w:r>
+      <w:proofErr w:type="spellStart"/>
+      <w:r>
+        <w:rPr>
+          <w:lang w:val="en-US"/>
+        </w:rPr>
+        <w:t>reduxjs</w:t>
+      </w:r>
+      <w:proofErr w:type="spellEnd"/>
+      <w:r>
+        <w:rPr>
+          <w:lang w:val="en-US"/>
+        </w:rPr>
+        <w:t>/toolkit'</w:t>
+      </w:r>
+    </w:p>
+    <w:p>
+      <w:pPr>
+        <w:pStyle w:val="Code"/>
+        <w:rPr>
+          <w:lang w:val="en-US"/>
+        </w:rPr>
+      </w:pPr>
+      <w:r>
+        <w:rPr>
+          <w:lang w:val="en-US"/>
+        </w:rPr>
+        <w:t xml:space="preserve">import </w:t>
+      </w:r>
+      <w:proofErr w:type="gramStart"/>
+      <w:r>
+        <w:rPr>
+          <w:lang w:val="en-US"/>
+        </w:rPr>
+        <w:t xml:space="preserve">{ </w:t>
+      </w:r>
+      <w:proofErr w:type="spellStart"/>
+      <w:r>
+        <w:rPr>
+          <w:lang w:val="en-US"/>
+        </w:rPr>
+        <w:t>genGridData</w:t>
+      </w:r>
+      <w:proofErr w:type="spellEnd"/>
+      <w:proofErr w:type="gramEnd"/>
+      <w:r>
+        <w:rPr>
+          <w:lang w:val="en-US"/>
+        </w:rPr>
+        <w:t xml:space="preserve"> } from </w:t>
+      </w:r>
+      <w:proofErr w:type="gramStart"/>
+      <w:r>
+        <w:rPr>
+          <w:lang w:val="en-US"/>
+        </w:rPr>
+        <w:t>"..</w:t>
+      </w:r>
+      <w:proofErr w:type="gramEnd"/>
+      <w:r>
+        <w:rPr>
+          <w:lang w:val="en-US"/>
+        </w:rPr>
+        <w:t>/utils/helper</w:t>
+      </w:r>
+      <w:proofErr w:type="gramStart"/>
+      <w:r>
+        <w:rPr>
+          <w:lang w:val="en-US"/>
+        </w:rPr>
+        <w:t>";</w:t>
+      </w:r>
+      <w:proofErr w:type="gramEnd"/>
+    </w:p>
+    <w:p>
+      <w:pPr>
+        <w:pStyle w:val="Code"/>
+        <w:rPr>
+          <w:lang w:val="en-US"/>
+        </w:rPr>
+      </w:pPr>
+    </w:p>
+    <w:p>
+      <w:pPr>
+        <w:pStyle w:val="Code"/>
+        <w:rPr>
+          <w:lang w:val="en-US"/>
+        </w:rPr>
+      </w:pPr>
+      <w:r>
+        <w:rPr>
+          <w:lang w:val="en-US"/>
+        </w:rPr>
+        <w:t xml:space="preserve">export const </w:t>
+      </w:r>
+      <w:proofErr w:type="spellStart"/>
+      <w:r>
+        <w:rPr>
+          <w:lang w:val="en-US"/>
+        </w:rPr>
+        <w:t>matrixSlice</w:t>
+      </w:r>
+      <w:proofErr w:type="spellEnd"/>
+      <w:r>
+        <w:rPr>
+          <w:lang w:val="en-US"/>
+        </w:rPr>
+        <w:t xml:space="preserve"> = </w:t>
+      </w:r>
+      <w:proofErr w:type="spellStart"/>
+      <w:proofErr w:type="gramStart"/>
+      <w:r>
+        <w:rPr>
+          <w:lang w:val="en-US"/>
+        </w:rPr>
+        <w:t>createSlice</w:t>
+      </w:r>
+      <w:proofErr w:type="spellEnd"/>
+      <w:r>
+        <w:rPr>
+          <w:lang w:val="en-US"/>
+        </w:rPr>
+        <w:t>(</w:t>
+      </w:r>
+      <w:proofErr w:type="gramEnd"/>
+      <w:r>
+        <w:rPr>
+          <w:lang w:val="en-US"/>
+        </w:rPr>
+        <w:t>{</w:t>
       </w:r>
     </w:p>
     <w:p>
@@ -4759,49 +7333,173 @@
         <w:rPr>
           <w:lang w:val="en-US"/>
         </w:rPr>
-        <w:t xml:space="preserve">  initialState:  genGridData(4,4),</w:t>
-      </w:r>
-    </w:p>
-    <w:p>
-      <w:pPr>
-        <w:pStyle w:val="Code"/>
-        <w:rPr>
-          <w:lang w:val="en-US"/>
-        </w:rPr>
-      </w:pPr>
-      <w:r>
-        <w:rPr>
-          <w:lang w:val="en-US"/>
-        </w:rPr>
-        <w:t xml:space="preserve">  reducers: {</w:t>
-      </w:r>
-    </w:p>
-    <w:p>
-      <w:pPr>
-        <w:pStyle w:val="Code"/>
-        <w:rPr>
-          <w:lang w:val="en-US"/>
-        </w:rPr>
-      </w:pPr>
-      <w:r>
-        <w:rPr>
-          <w:lang w:val="en-US"/>
-        </w:rPr>
-        <w:t xml:space="preserve">    generateByGenConfig: (state, action) =&gt;{</w:t>
-      </w:r>
-    </w:p>
-    <w:p>
-      <w:pPr>
-        <w:pStyle w:val="Code"/>
-        <w:rPr>
-          <w:lang w:val="en-US"/>
-        </w:rPr>
-      </w:pPr>
-      <w:r>
-        <w:rPr>
-          <w:lang w:val="en-US"/>
-        </w:rPr>
-        <w:t xml:space="preserve">        return genGridData(action.payload.nbRows, action.payload.nbCols)</w:t>
+        <w:t xml:space="preserve">  </w:t>
+      </w:r>
+      <w:proofErr w:type="spellStart"/>
+      <w:r>
+        <w:rPr>
+          <w:lang w:val="en-US"/>
+        </w:rPr>
+        <w:t>initialState</w:t>
+      </w:r>
+      <w:proofErr w:type="spellEnd"/>
+      <w:r>
+        <w:rPr>
+          <w:lang w:val="en-US"/>
+        </w:rPr>
+        <w:t xml:space="preserve">:  </w:t>
+      </w:r>
+      <w:proofErr w:type="spellStart"/>
+      <w:proofErr w:type="gramStart"/>
+      <w:r>
+        <w:rPr>
+          <w:lang w:val="en-US"/>
+        </w:rPr>
+        <w:t>genGridData</w:t>
+      </w:r>
+      <w:proofErr w:type="spellEnd"/>
+      <w:r>
+        <w:rPr>
+          <w:lang w:val="en-US"/>
+        </w:rPr>
+        <w:t>(</w:t>
+      </w:r>
+      <w:proofErr w:type="gramEnd"/>
+      <w:r>
+        <w:rPr>
+          <w:lang w:val="en-US"/>
+        </w:rPr>
+        <w:t>4,4),</w:t>
+      </w:r>
+    </w:p>
+    <w:p>
+      <w:pPr>
+        <w:pStyle w:val="Code"/>
+        <w:rPr>
+          <w:lang w:val="en-US"/>
+        </w:rPr>
+      </w:pPr>
+      <w:r>
+        <w:rPr>
+          <w:lang w:val="en-US"/>
+        </w:rPr>
+        <w:t xml:space="preserve">  </w:t>
+      </w:r>
+      <w:proofErr w:type="gramStart"/>
+      <w:r>
+        <w:rPr>
+          <w:lang w:val="en-US"/>
+        </w:rPr>
+        <w:t>reducers: {</w:t>
+      </w:r>
+      <w:proofErr w:type="gramEnd"/>
+    </w:p>
+    <w:p>
+      <w:pPr>
+        <w:pStyle w:val="Code"/>
+        <w:rPr>
+          <w:lang w:val="en-US"/>
+        </w:rPr>
+      </w:pPr>
+      <w:r>
+        <w:rPr>
+          <w:lang w:val="en-US"/>
+        </w:rPr>
+        <w:t xml:space="preserve">    </w:t>
+      </w:r>
+      <w:proofErr w:type="spellStart"/>
+      <w:r>
+        <w:rPr>
+          <w:lang w:val="en-US"/>
+        </w:rPr>
+        <w:t>generateByGenConfig</w:t>
+      </w:r>
+      <w:proofErr w:type="spellEnd"/>
+      <w:r>
+        <w:rPr>
+          <w:lang w:val="en-US"/>
+        </w:rPr>
+        <w:t>: (state, action) =</w:t>
+      </w:r>
+      <w:proofErr w:type="gramStart"/>
+      <w:r>
+        <w:rPr>
+          <w:lang w:val="en-US"/>
+        </w:rPr>
+        <w:t>&gt;{</w:t>
+      </w:r>
+      <w:proofErr w:type="gramEnd"/>
+    </w:p>
+    <w:p>
+      <w:pPr>
+        <w:pStyle w:val="Code"/>
+        <w:rPr>
+          <w:lang w:val="en-US"/>
+        </w:rPr>
+      </w:pPr>
+      <w:r>
+        <w:rPr>
+          <w:lang w:val="en-US"/>
+        </w:rPr>
+        <w:t xml:space="preserve">        return </w:t>
+      </w:r>
+      <w:proofErr w:type="spellStart"/>
+      <w:proofErr w:type="gramStart"/>
+      <w:r>
+        <w:rPr>
+          <w:lang w:val="en-US"/>
+        </w:rPr>
+        <w:t>genGridData</w:t>
+      </w:r>
+      <w:proofErr w:type="spellEnd"/>
+      <w:r>
+        <w:rPr>
+          <w:lang w:val="en-US"/>
+        </w:rPr>
+        <w:t>(</w:t>
+      </w:r>
+      <w:proofErr w:type="spellStart"/>
+      <w:r>
+        <w:rPr>
+          <w:lang w:val="en-US"/>
+        </w:rPr>
+        <w:t>action.payload</w:t>
+      </w:r>
+      <w:proofErr w:type="gramEnd"/>
+      <w:r>
+        <w:rPr>
+          <w:lang w:val="en-US"/>
+        </w:rPr>
+        <w:t>.nbRows</w:t>
+      </w:r>
+      <w:proofErr w:type="spellEnd"/>
+      <w:r>
+        <w:rPr>
+          <w:lang w:val="en-US"/>
+        </w:rPr>
+        <w:t xml:space="preserve">, </w:t>
+      </w:r>
+      <w:proofErr w:type="spellStart"/>
+      <w:proofErr w:type="gramStart"/>
+      <w:r>
+        <w:rPr>
+          <w:lang w:val="en-US"/>
+        </w:rPr>
+        <w:t>action.payload</w:t>
+      </w:r>
+      <w:proofErr w:type="gramEnd"/>
+      <w:r>
+        <w:rPr>
+          <w:lang w:val="en-US"/>
+        </w:rPr>
+        <w:t>.nbCols</w:t>
+      </w:r>
+      <w:proofErr w:type="spellEnd"/>
+      <w:r>
+        <w:rPr>
+          <w:lang w:val="en-US"/>
+        </w:rPr>
+        <w:t>)</w:t>
       </w:r>
     </w:p>
     <w:p>
@@ -4829,7 +7527,21 @@
         <w:rPr>
           <w:lang w:val="en-US"/>
         </w:rPr>
-        <w:t xml:space="preserve">    updateSelectedItem: (state, action) =&gt; {</w:t>
+        <w:t xml:space="preserve">    </w:t>
+      </w:r>
+      <w:proofErr w:type="spellStart"/>
+      <w:r>
+        <w:rPr>
+          <w:lang w:val="en-US"/>
+        </w:rPr>
+        <w:t>updateSelectedItem</w:t>
+      </w:r>
+      <w:proofErr w:type="spellEnd"/>
+      <w:r>
+        <w:rPr>
+          <w:lang w:val="en-US"/>
+        </w:rPr>
+        <w:t>: (state, action) =&gt; {</w:t>
       </w:r>
     </w:p>
     <w:p>
@@ -4863,40 +7575,124 @@
         </w:rPr>
         <w:t xml:space="preserve"> </w:t>
       </w:r>
-      <w:r>
-        <w:rPr>
-          <w:lang w:val="en-US"/>
-        </w:rPr>
-        <w:t>map(cellData =&gt; {</w:t>
-      </w:r>
-    </w:p>
-    <w:p>
-      <w:pPr>
-        <w:pStyle w:val="Code"/>
-        <w:rPr>
-          <w:lang w:val="en-US"/>
-        </w:rPr>
-      </w:pPr>
-      <w:r>
-        <w:rPr>
-          <w:lang w:val="en-US"/>
-        </w:rPr>
-        <w:t xml:space="preserve">            if (cellData.index === action.payload.index) {</w:t>
-      </w:r>
-    </w:p>
-    <w:p>
-      <w:pPr>
-        <w:pStyle w:val="Code"/>
-        <w:rPr>
-          <w:lang w:val="en-US"/>
-        </w:rPr>
-      </w:pPr>
-      <w:r>
-        <w:rPr>
-          <w:lang w:val="en-US"/>
-        </w:rPr>
-        <w:t xml:space="preserve">            return {...cellData,selected:!cellData.selected};</w:t>
-      </w:r>
+      <w:proofErr w:type="gramStart"/>
+      <w:r>
+        <w:rPr>
+          <w:lang w:val="en-US"/>
+        </w:rPr>
+        <w:t>map(</w:t>
+      </w:r>
+      <w:proofErr w:type="spellStart"/>
+      <w:proofErr w:type="gramEnd"/>
+      <w:r>
+        <w:rPr>
+          <w:lang w:val="en-US"/>
+        </w:rPr>
+        <w:t>cellData</w:t>
+      </w:r>
+      <w:proofErr w:type="spellEnd"/>
+      <w:r>
+        <w:rPr>
+          <w:lang w:val="en-US"/>
+        </w:rPr>
+        <w:t xml:space="preserve"> =&gt; {</w:t>
+      </w:r>
+    </w:p>
+    <w:p>
+      <w:pPr>
+        <w:pStyle w:val="Code"/>
+        <w:rPr>
+          <w:lang w:val="en-US"/>
+        </w:rPr>
+      </w:pPr>
+      <w:r>
+        <w:rPr>
+          <w:lang w:val="en-US"/>
+        </w:rPr>
+        <w:t xml:space="preserve">            if (</w:t>
+      </w:r>
+      <w:proofErr w:type="spellStart"/>
+      <w:r>
+        <w:rPr>
+          <w:lang w:val="en-US"/>
+        </w:rPr>
+        <w:t>cellData.index</w:t>
+      </w:r>
+      <w:proofErr w:type="spellEnd"/>
+      <w:r>
+        <w:rPr>
+          <w:lang w:val="en-US"/>
+        </w:rPr>
+        <w:t xml:space="preserve"> === </w:t>
+      </w:r>
+      <w:proofErr w:type="spellStart"/>
+      <w:proofErr w:type="gramStart"/>
+      <w:r>
+        <w:rPr>
+          <w:lang w:val="en-US"/>
+        </w:rPr>
+        <w:t>action.payload</w:t>
+      </w:r>
+      <w:proofErr w:type="gramEnd"/>
+      <w:r>
+        <w:rPr>
+          <w:lang w:val="en-US"/>
+        </w:rPr>
+        <w:t>.index</w:t>
+      </w:r>
+      <w:proofErr w:type="spellEnd"/>
+      <w:r>
+        <w:rPr>
+          <w:lang w:val="en-US"/>
+        </w:rPr>
+        <w:t>) {</w:t>
+      </w:r>
+    </w:p>
+    <w:p>
+      <w:pPr>
+        <w:pStyle w:val="Code"/>
+        <w:rPr>
+          <w:lang w:val="en-US"/>
+        </w:rPr>
+      </w:pPr>
+      <w:r>
+        <w:rPr>
+          <w:lang w:val="en-US"/>
+        </w:rPr>
+        <w:t xml:space="preserve">            return {...</w:t>
+      </w:r>
+      <w:proofErr w:type="spellStart"/>
+      <w:proofErr w:type="gramStart"/>
+      <w:r>
+        <w:rPr>
+          <w:lang w:val="en-US"/>
+        </w:rPr>
+        <w:t>cellData,selected</w:t>
+      </w:r>
+      <w:proofErr w:type="spellEnd"/>
+      <w:r>
+        <w:rPr>
+          <w:lang w:val="en-US"/>
+        </w:rPr>
+        <w:t>:!</w:t>
+      </w:r>
+      <w:proofErr w:type="spellStart"/>
+      <w:proofErr w:type="gramEnd"/>
+      <w:r>
+        <w:rPr>
+          <w:lang w:val="en-US"/>
+        </w:rPr>
+        <w:t>cellData.selected</w:t>
+      </w:r>
+      <w:proofErr w:type="spellEnd"/>
+      <w:proofErr w:type="gramStart"/>
+      <w:r>
+        <w:rPr>
+          <w:lang w:val="en-US"/>
+        </w:rPr>
+        <w:t>};</w:t>
+      </w:r>
+      <w:proofErr w:type="gramEnd"/>
     </w:p>
     <w:p>
       <w:pPr>
@@ -4923,8 +7719,24 @@
         <w:rPr>
           <w:lang w:val="en-US"/>
         </w:rPr>
-        <w:t xml:space="preserve">            return cellData;</w:t>
-      </w:r>
+        <w:t xml:space="preserve">            return </w:t>
+      </w:r>
+      <w:proofErr w:type="spellStart"/>
+      <w:proofErr w:type="gramStart"/>
+      <w:r>
+        <w:rPr>
+          <w:lang w:val="en-US"/>
+        </w:rPr>
+        <w:t>cellData</w:t>
+      </w:r>
+      <w:proofErr w:type="spellEnd"/>
+      <w:r>
+        <w:rPr>
+          <w:lang w:val="en-US"/>
+        </w:rPr>
+        <w:t>;</w:t>
+      </w:r>
+      <w:proofErr w:type="gramEnd"/>
     </w:p>
     <w:p>
       <w:pPr>
@@ -5029,30 +7841,81 @@
         <w:rPr>
           <w:lang w:val="en-US"/>
         </w:rPr>
-        <w:t>export const { generateByGenConfig, updateSelectedItem } = matrixSlice.actions</w:t>
-      </w:r>
-    </w:p>
-    <w:p>
-      <w:pPr>
-        <w:pStyle w:val="Code"/>
-        <w:rPr>
-          <w:lang w:val="en-US"/>
-        </w:rPr>
-      </w:pPr>
-    </w:p>
-    <w:p>
-      <w:pPr>
-        <w:pStyle w:val="Code"/>
-        <w:rPr>
-          <w:lang w:val="fr-FR"/>
-        </w:rPr>
-      </w:pPr>
-      <w:r>
-        <w:rPr>
-          <w:lang w:val="fr-FR"/>
-        </w:rPr>
-        <w:t>export default matrixSlice.reducer</w:t>
-      </w:r>
+        <w:t xml:space="preserve">export const </w:t>
+      </w:r>
+      <w:proofErr w:type="gramStart"/>
+      <w:r>
+        <w:rPr>
+          <w:lang w:val="en-US"/>
+        </w:rPr>
+        <w:t xml:space="preserve">{ </w:t>
+      </w:r>
+      <w:proofErr w:type="spellStart"/>
+      <w:r>
+        <w:rPr>
+          <w:lang w:val="en-US"/>
+        </w:rPr>
+        <w:t>generateByGenConfig</w:t>
+      </w:r>
+      <w:proofErr w:type="spellEnd"/>
+      <w:proofErr w:type="gramEnd"/>
+      <w:r>
+        <w:rPr>
+          <w:lang w:val="en-US"/>
+        </w:rPr>
+        <w:t xml:space="preserve">, </w:t>
+      </w:r>
+      <w:proofErr w:type="spellStart"/>
+      <w:proofErr w:type="gramStart"/>
+      <w:r>
+        <w:rPr>
+          <w:lang w:val="en-US"/>
+        </w:rPr>
+        <w:t>updateSelectedItem</w:t>
+      </w:r>
+      <w:proofErr w:type="spellEnd"/>
+      <w:r>
+        <w:rPr>
+          <w:lang w:val="en-US"/>
+        </w:rPr>
+        <w:t xml:space="preserve"> }</w:t>
+      </w:r>
+      <w:proofErr w:type="gramEnd"/>
+      <w:r>
+        <w:rPr>
+          <w:lang w:val="en-US"/>
+        </w:rPr>
+        <w:t xml:space="preserve"> = </w:t>
+      </w:r>
+      <w:proofErr w:type="spellStart"/>
+      <w:r>
+        <w:rPr>
+          <w:lang w:val="en-US"/>
+        </w:rPr>
+        <w:t>matrixSlice.actions</w:t>
+      </w:r>
+      <w:proofErr w:type="spellEnd"/>
+    </w:p>
+    <w:p>
+      <w:pPr>
+        <w:pStyle w:val="Code"/>
+        <w:rPr>
+          <w:lang w:val="en-US"/>
+        </w:rPr>
+      </w:pPr>
+    </w:p>
+    <w:p>
+      <w:pPr>
+        <w:pStyle w:val="Code"/>
+      </w:pPr>
+      <w:r>
+        <w:t xml:space="preserve">export default </w:t>
+      </w:r>
+      <w:proofErr w:type="spellStart"/>
+      <w:r>
+        <w:t>matrixSlice.reducer</w:t>
+      </w:r>
+      <w:proofErr w:type="spellEnd"/>
     </w:p>
     <w:p>
       <w:pPr>
@@ -5071,8 +7934,9 @@
           <w:u w:val="single"/>
           <w:lang w:val="en-GB"/>
         </w:rPr>
-        <w:t>Don’t forget to declare it in</w:t>
-      </w:r>
+        <w:t xml:space="preserve">Don’t forget to declare it in </w:t>
+      </w:r>
+      <w:proofErr w:type="spellStart"/>
       <w:r>
         <w:rPr>
           <w:b/>
@@ -5080,8 +7944,9 @@
           <w:u w:val="single"/>
           <w:lang w:val="en-GB"/>
         </w:rPr>
-        <w:t xml:space="preserve"> </w:t>
-      </w:r>
+        <w:t>src</w:t>
+      </w:r>
+      <w:proofErr w:type="spellEnd"/>
       <w:r>
         <w:rPr>
           <w:b/>
@@ -5089,91 +7954,255 @@
           <w:u w:val="single"/>
           <w:lang w:val="en-GB"/>
         </w:rPr>
-        <w:t>src/store.js:</w:t>
-      </w:r>
-    </w:p>
-    <w:p>
-      <w:pPr>
-        <w:pStyle w:val="Code"/>
-        <w:rPr>
-          <w:lang w:val="en-US"/>
-        </w:rPr>
-      </w:pPr>
-      <w:r>
-        <w:rPr>
-          <w:lang w:val="en-US"/>
-        </w:rPr>
-        <w:t>import { configureStore } from '@reduxjs/toolkit'</w:t>
-      </w:r>
-    </w:p>
-    <w:p>
-      <w:pPr>
-        <w:pStyle w:val="Code"/>
-        <w:rPr>
-          <w:lang w:val="en-US"/>
-        </w:rPr>
-      </w:pPr>
-      <w:r>
-        <w:rPr>
-          <w:lang w:val="en-US"/>
-        </w:rPr>
-        <w:t>import configReducer from './redux/ConfigSlice'</w:t>
-      </w:r>
-    </w:p>
-    <w:p>
-      <w:pPr>
-        <w:pStyle w:val="Code"/>
-        <w:rPr>
-          <w:lang w:val="en-US"/>
-        </w:rPr>
-      </w:pPr>
-      <w:r>
-        <w:rPr>
-          <w:lang w:val="en-US"/>
-        </w:rPr>
-        <w:t>import matrixReducer from './redux/MatrixSlice'</w:t>
-      </w:r>
-    </w:p>
-    <w:p>
-      <w:pPr>
-        <w:pStyle w:val="Code"/>
-        <w:rPr>
-          <w:lang w:val="en-US"/>
-        </w:rPr>
-      </w:pPr>
-      <w:r>
-        <w:rPr>
-          <w:lang w:val="en-US"/>
-        </w:rPr>
-        <w:t>export default configureStore({</w:t>
-      </w:r>
-    </w:p>
-    <w:p>
-      <w:pPr>
-        <w:pStyle w:val="Code"/>
-        <w:rPr>
-          <w:lang w:val="en-US"/>
-        </w:rPr>
-      </w:pPr>
-      <w:r>
-        <w:rPr>
-          <w:lang w:val="en-US"/>
-        </w:rPr>
-        <w:t xml:space="preserve">    reducer: {</w:t>
-      </w:r>
-    </w:p>
-    <w:p>
-      <w:pPr>
-        <w:pStyle w:val="Code"/>
-        <w:rPr>
-          <w:lang w:val="en-US"/>
-        </w:rPr>
-      </w:pPr>
-      <w:r>
-        <w:rPr>
-          <w:lang w:val="en-US"/>
-        </w:rPr>
-        <w:t xml:space="preserve">        config: configReducer,</w:t>
+        <w:t>/store.js:</w:t>
+      </w:r>
+    </w:p>
+    <w:p>
+      <w:pPr>
+        <w:pStyle w:val="Code"/>
+        <w:rPr>
+          <w:lang w:val="en-US"/>
+        </w:rPr>
+      </w:pPr>
+      <w:r>
+        <w:rPr>
+          <w:lang w:val="en-US"/>
+        </w:rPr>
+        <w:t xml:space="preserve">import </w:t>
+      </w:r>
+      <w:proofErr w:type="gramStart"/>
+      <w:r>
+        <w:rPr>
+          <w:lang w:val="en-US"/>
+        </w:rPr>
+        <w:t xml:space="preserve">{ </w:t>
+      </w:r>
+      <w:proofErr w:type="spellStart"/>
+      <w:r>
+        <w:rPr>
+          <w:lang w:val="en-US"/>
+        </w:rPr>
+        <w:t>configureStore</w:t>
+      </w:r>
+      <w:proofErr w:type="spellEnd"/>
+      <w:proofErr w:type="gramEnd"/>
+      <w:r>
+        <w:rPr>
+          <w:lang w:val="en-US"/>
+        </w:rPr>
+        <w:t xml:space="preserve"> } from '@</w:t>
+      </w:r>
+      <w:proofErr w:type="spellStart"/>
+      <w:r>
+        <w:rPr>
+          <w:lang w:val="en-US"/>
+        </w:rPr>
+        <w:t>reduxjs</w:t>
+      </w:r>
+      <w:proofErr w:type="spellEnd"/>
+      <w:r>
+        <w:rPr>
+          <w:lang w:val="en-US"/>
+        </w:rPr>
+        <w:t>/toolkit'</w:t>
+      </w:r>
+    </w:p>
+    <w:p>
+      <w:pPr>
+        <w:pStyle w:val="Code"/>
+        <w:rPr>
+          <w:lang w:val="en-US"/>
+        </w:rPr>
+      </w:pPr>
+      <w:r>
+        <w:rPr>
+          <w:lang w:val="en-US"/>
+        </w:rPr>
+        <w:t xml:space="preserve">import </w:t>
+      </w:r>
+      <w:proofErr w:type="spellStart"/>
+      <w:r>
+        <w:rPr>
+          <w:lang w:val="en-US"/>
+        </w:rPr>
+        <w:t>configReducer</w:t>
+      </w:r>
+      <w:proofErr w:type="spellEnd"/>
+      <w:r>
+        <w:rPr>
+          <w:lang w:val="en-US"/>
+        </w:rPr>
+        <w:t xml:space="preserve"> from </w:t>
+      </w:r>
+      <w:proofErr w:type="gramStart"/>
+      <w:r>
+        <w:rPr>
+          <w:lang w:val="en-US"/>
+        </w:rPr>
+        <w:t>'./</w:t>
+      </w:r>
+      <w:proofErr w:type="gramEnd"/>
+      <w:r>
+        <w:rPr>
+          <w:lang w:val="en-US"/>
+        </w:rPr>
+        <w:t>redux/</w:t>
+      </w:r>
+      <w:proofErr w:type="spellStart"/>
+      <w:r>
+        <w:rPr>
+          <w:lang w:val="en-US"/>
+        </w:rPr>
+        <w:t>ConfigSlice</w:t>
+      </w:r>
+      <w:proofErr w:type="spellEnd"/>
+      <w:r>
+        <w:rPr>
+          <w:lang w:val="en-US"/>
+        </w:rPr>
+        <w:t>'</w:t>
+      </w:r>
+    </w:p>
+    <w:p>
+      <w:pPr>
+        <w:pStyle w:val="Code"/>
+        <w:rPr>
+          <w:lang w:val="en-US"/>
+        </w:rPr>
+      </w:pPr>
+      <w:r>
+        <w:rPr>
+          <w:lang w:val="en-US"/>
+        </w:rPr>
+        <w:t xml:space="preserve">import </w:t>
+      </w:r>
+      <w:proofErr w:type="spellStart"/>
+      <w:r>
+        <w:rPr>
+          <w:lang w:val="en-US"/>
+        </w:rPr>
+        <w:t>matrixReducer</w:t>
+      </w:r>
+      <w:proofErr w:type="spellEnd"/>
+      <w:r>
+        <w:rPr>
+          <w:lang w:val="en-US"/>
+        </w:rPr>
+        <w:t xml:space="preserve"> from </w:t>
+      </w:r>
+      <w:proofErr w:type="gramStart"/>
+      <w:r>
+        <w:rPr>
+          <w:lang w:val="en-US"/>
+        </w:rPr>
+        <w:t>'./</w:t>
+      </w:r>
+      <w:proofErr w:type="gramEnd"/>
+      <w:r>
+        <w:rPr>
+          <w:lang w:val="en-US"/>
+        </w:rPr>
+        <w:t>redux/</w:t>
+      </w:r>
+      <w:proofErr w:type="spellStart"/>
+      <w:r>
+        <w:rPr>
+          <w:lang w:val="en-US"/>
+        </w:rPr>
+        <w:t>MatrixSlice</w:t>
+      </w:r>
+      <w:proofErr w:type="spellEnd"/>
+      <w:r>
+        <w:rPr>
+          <w:lang w:val="en-US"/>
+        </w:rPr>
+        <w:t>'</w:t>
+      </w:r>
+    </w:p>
+    <w:p>
+      <w:pPr>
+        <w:pStyle w:val="Code"/>
+        <w:rPr>
+          <w:lang w:val="en-US"/>
+        </w:rPr>
+      </w:pPr>
+      <w:r>
+        <w:rPr>
+          <w:lang w:val="en-US"/>
+        </w:rPr>
+        <w:t xml:space="preserve">export default </w:t>
+      </w:r>
+      <w:proofErr w:type="spellStart"/>
+      <w:proofErr w:type="gramStart"/>
+      <w:r>
+        <w:rPr>
+          <w:lang w:val="en-US"/>
+        </w:rPr>
+        <w:t>configureStore</w:t>
+      </w:r>
+      <w:proofErr w:type="spellEnd"/>
+      <w:r>
+        <w:rPr>
+          <w:lang w:val="en-US"/>
+        </w:rPr>
+        <w:t>(</w:t>
+      </w:r>
+      <w:proofErr w:type="gramEnd"/>
+      <w:r>
+        <w:rPr>
+          <w:lang w:val="en-US"/>
+        </w:rPr>
+        <w:t>{</w:t>
+      </w:r>
+    </w:p>
+    <w:p>
+      <w:pPr>
+        <w:pStyle w:val="Code"/>
+        <w:rPr>
+          <w:lang w:val="en-US"/>
+        </w:rPr>
+      </w:pPr>
+      <w:r>
+        <w:rPr>
+          <w:lang w:val="en-US"/>
+        </w:rPr>
+        <w:t xml:space="preserve">    </w:t>
+      </w:r>
+      <w:proofErr w:type="gramStart"/>
+      <w:r>
+        <w:rPr>
+          <w:lang w:val="en-US"/>
+        </w:rPr>
+        <w:t>reducer: {</w:t>
+      </w:r>
+      <w:proofErr w:type="gramEnd"/>
+    </w:p>
+    <w:p>
+      <w:pPr>
+        <w:pStyle w:val="Code"/>
+        <w:rPr>
+          <w:lang w:val="en-US"/>
+        </w:rPr>
+      </w:pPr>
+      <w:r>
+        <w:rPr>
+          <w:lang w:val="en-US"/>
+        </w:rPr>
+        <w:t xml:space="preserve">        config: </w:t>
+      </w:r>
+      <w:proofErr w:type="spellStart"/>
+      <w:r>
+        <w:rPr>
+          <w:lang w:val="en-US"/>
+        </w:rPr>
+        <w:t>configReducer</w:t>
+      </w:r>
+      <w:proofErr w:type="spellEnd"/>
+      <w:r>
+        <w:rPr>
+          <w:lang w:val="en-US"/>
+        </w:rPr>
+        <w:t>,</w:t>
       </w:r>
     </w:p>
     <w:p>
@@ -5189,24 +8218,46 @@
         </w:rPr>
         <w:t xml:space="preserve">        </w:t>
       </w:r>
+      <w:proofErr w:type="gramStart"/>
       <w:r>
         <w:rPr>
           <w:lang w:val="fr-FR"/>
         </w:rPr>
-        <w:t>matrix: matrixReducer,</w:t>
-      </w:r>
-    </w:p>
-    <w:p>
-      <w:pPr>
-        <w:pStyle w:val="Code"/>
+        <w:t>matrix:</w:t>
+      </w:r>
+      <w:proofErr w:type="gramEnd"/>
+      <w:r>
         <w:rPr>
           <w:lang w:val="fr-FR"/>
         </w:rPr>
-      </w:pPr>
+        <w:t xml:space="preserve"> </w:t>
+      </w:r>
+      <w:proofErr w:type="spellStart"/>
       <w:r>
         <w:rPr>
           <w:lang w:val="fr-FR"/>
         </w:rPr>
+        <w:t>matrixReducer</w:t>
+      </w:r>
+      <w:proofErr w:type="spellEnd"/>
+      <w:r>
+        <w:rPr>
+          <w:lang w:val="fr-FR"/>
+        </w:rPr>
+        <w:t>,</w:t>
+      </w:r>
+    </w:p>
+    <w:p>
+      <w:pPr>
+        <w:pStyle w:val="Code"/>
+        <w:rPr>
+          <w:lang w:val="fr-FR"/>
+        </w:rPr>
+      </w:pPr>
+      <w:r>
+        <w:rPr>
+          <w:lang w:val="fr-FR"/>
+        </w:rPr>
         <w:t xml:space="preserve">    }</w:t>
       </w:r>
     </w:p>
@@ -5231,6 +8282,7 @@
           <w:lang w:val="fr-FR"/>
         </w:rPr>
       </w:pPr>
+      <w:proofErr w:type="spellStart"/>
       <w:r>
         <w:rPr>
           <w:b/>
@@ -5256,7 +8308,17 @@
           <w:u w:val="single"/>
           <w:lang w:val="fr-FR"/>
         </w:rPr>
-        <w:t>e :</w:t>
+        <w:t>e</w:t>
+      </w:r>
+      <w:proofErr w:type="spellEnd"/>
+      <w:r>
+        <w:rPr>
+          <w:b/>
+          <w:bCs/>
+          <w:u w:val="single"/>
+          <w:lang w:val="fr-FR"/>
+        </w:rPr>
+        <w:t> :</w:t>
       </w:r>
       <w:r>
         <w:rPr>
@@ -5278,7 +8340,31 @@
         </w:rPr>
       </w:pPr>
       <w:r>
-        <w:t xml:space="preserve">In ControlBar.jsx, call the generateByGenConfig action from MatrixSlice to generate new data when the user clicks the </w:t>
+        <w:t xml:space="preserve">In </w:t>
+      </w:r>
+      <w:proofErr w:type="spellStart"/>
+      <w:r>
+        <w:t>ControlBar.jsx</w:t>
+      </w:r>
+      <w:proofErr w:type="spellEnd"/>
+      <w:r>
+        <w:t xml:space="preserve">, call the </w:t>
+      </w:r>
+      <w:proofErr w:type="spellStart"/>
+      <w:r>
+        <w:t>generateByGenConfig</w:t>
+      </w:r>
+      <w:proofErr w:type="spellEnd"/>
+      <w:r>
+        <w:t xml:space="preserve"> action from </w:t>
+      </w:r>
+      <w:proofErr w:type="spellStart"/>
+      <w:r>
+        <w:t>MatrixSlice</w:t>
+      </w:r>
+      <w:proofErr w:type="spellEnd"/>
+      <w:r>
+        <w:t xml:space="preserve"> to generate new data when the user clicks the </w:t>
       </w:r>
       <w:r>
         <w:rPr>
@@ -5310,7 +8396,31 @@
         </w:rPr>
       </w:pPr>
       <w:r>
-        <w:t>In Matrix.jsx, retrieve the updated model from MatrixSlice using useSelector to display the generated data.</w:t>
+        <w:t xml:space="preserve">In </w:t>
+      </w:r>
+      <w:proofErr w:type="spellStart"/>
+      <w:r>
+        <w:t>Matrix.jsx</w:t>
+      </w:r>
+      <w:proofErr w:type="spellEnd"/>
+      <w:r>
+        <w:t xml:space="preserve">, retrieve the updated model from </w:t>
+      </w:r>
+      <w:proofErr w:type="spellStart"/>
+      <w:r>
+        <w:t>MatrixSlice</w:t>
+      </w:r>
+      <w:proofErr w:type="spellEnd"/>
+      <w:r>
+        <w:t xml:space="preserve"> using </w:t>
+      </w:r>
+      <w:proofErr w:type="spellStart"/>
+      <w:r>
+        <w:t>useSelector</w:t>
+      </w:r>
+      <w:proofErr w:type="spellEnd"/>
+      <w:r>
+        <w:t xml:space="preserve"> to display the generated data.</w:t>
       </w:r>
     </w:p>
     <w:p>
@@ -5329,7 +8439,21 @@
         <w:rPr>
           <w:lang w:val="en-GB"/>
         </w:rPr>
-        <w:t>In App.jsx, simplify the Matrix component call.</w:t>
+        <w:t xml:space="preserve">In </w:t>
+      </w:r>
+      <w:proofErr w:type="spellStart"/>
+      <w:r>
+        <w:rPr>
+          <w:lang w:val="en-GB"/>
+        </w:rPr>
+        <w:t>App.jsx</w:t>
+      </w:r>
+      <w:proofErr w:type="spellEnd"/>
+      <w:r>
+        <w:rPr>
+          <w:lang w:val="en-GB"/>
+        </w:rPr>
+        <w:t>, simplify the Matrix component call.</w:t>
       </w:r>
     </w:p>
     <w:p>
@@ -5345,7 +8469,55 @@
         </w:rPr>
       </w:pPr>
       <w:r>
-        <w:t>Remove the unnecessary states and functions in App.jsx (genConfig, genData, and updateGenConfigAndGenerate), as they are now replaced by the ConfigSlice and MatrixSlice reducers.</w:t>
+        <w:t xml:space="preserve">Remove the unnecessary states and functions in </w:t>
+      </w:r>
+      <w:proofErr w:type="spellStart"/>
+      <w:r>
+        <w:t>App.jsx</w:t>
+      </w:r>
+      <w:proofErr w:type="spellEnd"/>
+      <w:r>
+        <w:t xml:space="preserve"> (</w:t>
+      </w:r>
+      <w:proofErr w:type="spellStart"/>
+      <w:r>
+        <w:t>genConfig</w:t>
+      </w:r>
+      <w:proofErr w:type="spellEnd"/>
+      <w:r>
+        <w:t xml:space="preserve">, </w:t>
+      </w:r>
+      <w:proofErr w:type="spellStart"/>
+      <w:r>
+        <w:t>genData</w:t>
+      </w:r>
+      <w:proofErr w:type="spellEnd"/>
+      <w:r>
+        <w:t xml:space="preserve">, and </w:t>
+      </w:r>
+      <w:proofErr w:type="spellStart"/>
+      <w:r>
+        <w:t>updateGenConfigAndGenerate</w:t>
+      </w:r>
+      <w:proofErr w:type="spellEnd"/>
+      <w:r>
+        <w:t xml:space="preserve">), as they are now replaced by the </w:t>
+      </w:r>
+      <w:proofErr w:type="spellStart"/>
+      <w:r>
+        <w:t>ConfigSlice</w:t>
+      </w:r>
+      <w:proofErr w:type="spellEnd"/>
+      <w:r>
+        <w:t xml:space="preserve"> and </w:t>
+      </w:r>
+      <w:proofErr w:type="spellStart"/>
+      <w:r>
+        <w:t>MatrixSlice</w:t>
+      </w:r>
+      <w:proofErr w:type="spellEnd"/>
+      <w:r>
+        <w:t xml:space="preserve"> reducers.</w:t>
       </w:r>
     </w:p>
     <w:p>
@@ -7200,6 +10372,7 @@
   <w:style w:type="character" w:default="1" w:styleId="DefaultParagraphFont">
     <w:name w:val="Default Paragraph Font"/>
     <w:uiPriority w:val="1"/>
+    <w:semiHidden/>
     <w:unhideWhenUsed/>
   </w:style>
   <w:style w:type="table" w:default="1" w:styleId="TableNormal">
